--- a/templates/contract-template.docx
+++ b/templates/contract-template.docx
@@ -1,6 +1,6 @@
 
 <file path=word/document.xml><?xml version="1.0" encoding="utf-8"?>
-<w:document xmlns:mc="http://schemas.openxmlformats.org/markup-compatibility/2006" xmlns:ns5="http://schemas.openxmlformats.org/drawingml/2006/main" xmlns:ns6="http://schemas.openxmlformats.org/drawingml/2006/picture" xmlns:ns8="http://schemas.microsoft.com/office/drawing/2010/main" xmlns:r="http://schemas.openxmlformats.org/officeDocument/2006/relationships" xmlns:w="http://schemas.openxmlformats.org/wordprocessingml/2006/main" xmlns:w14="http://schemas.microsoft.com/office/word/2010/wordml" xmlns:wp="http://schemas.openxmlformats.org/drawingml/2006/wordprocessingDrawing" xmlns:wp14="http://schemas.microsoft.com/office/word/2010/wordprocessingDrawing" mc:Ignorable="w14 w15 w16se w16cid w16 w16cex w16sdtdh w16sdtfl w16du wp14">
+<w:document xmlns:wpc="http://schemas.microsoft.com/office/word/2010/wordprocessingCanvas" xmlns:cx="http://schemas.microsoft.com/office/drawing/2014/chartex" xmlns:cx1="http://schemas.microsoft.com/office/drawing/2015/9/8/chartex" xmlns:cx2="http://schemas.microsoft.com/office/drawing/2015/10/21/chartex" xmlns:cx3="http://schemas.microsoft.com/office/drawing/2016/5/9/chartex" xmlns:cx4="http://schemas.microsoft.com/office/drawing/2016/5/10/chartex" xmlns:cx5="http://schemas.microsoft.com/office/drawing/2016/5/11/chartex" xmlns:cx6="http://schemas.microsoft.com/office/drawing/2016/5/12/chartex" xmlns:cx7="http://schemas.microsoft.com/office/drawing/2016/5/13/chartex" xmlns:cx8="http://schemas.microsoft.com/office/drawing/2016/5/14/chartex" xmlns:mc="http://schemas.openxmlformats.org/markup-compatibility/2006" xmlns:aink="http://schemas.microsoft.com/office/drawing/2016/ink" xmlns:am3d="http://schemas.microsoft.com/office/drawing/2017/model3d" xmlns:o="urn:schemas-microsoft-com:office:office" xmlns:oel="http://schemas.microsoft.com/office/2019/extlst" xmlns:r="http://schemas.openxmlformats.org/officeDocument/2006/relationships" xmlns:m="http://schemas.openxmlformats.org/officeDocument/2006/math" xmlns:v="urn:schemas-microsoft-com:vml" xmlns:wp14="http://schemas.microsoft.com/office/word/2010/wordprocessingDrawing" xmlns:wp="http://schemas.openxmlformats.org/drawingml/2006/wordprocessingDrawing" xmlns:w10="urn:schemas-microsoft-com:office:word" xmlns:w="http://schemas.openxmlformats.org/wordprocessingml/2006/main" xmlns:w14="http://schemas.microsoft.com/office/word/2010/wordml" xmlns:w15="http://schemas.microsoft.com/office/word/2012/wordml" xmlns:w16cex="http://schemas.microsoft.com/office/word/2018/wordml/cex" xmlns:w16cid="http://schemas.microsoft.com/office/word/2016/wordml/cid" xmlns:w16="http://schemas.microsoft.com/office/word/2018/wordml" xmlns:w16du="http://schemas.microsoft.com/office/word/2023/wordml/word16du" xmlns:w16sdtdh="http://schemas.microsoft.com/office/word/2020/wordml/sdtdatahash" xmlns:w16sdtfl="http://schemas.microsoft.com/office/word/2024/wordml/sdtformatlock" xmlns:w16se="http://schemas.microsoft.com/office/word/2015/wordml/symex" xmlns:wpg="http://schemas.microsoft.com/office/word/2010/wordprocessingGroup" xmlns:wpi="http://schemas.microsoft.com/office/word/2010/wordprocessingInk" xmlns:wne="http://schemas.microsoft.com/office/word/2006/wordml" xmlns:wps="http://schemas.microsoft.com/office/word/2010/wordprocessingShape" mc:Ignorable="w14 w15 w16se w16cid w16 w16cex w16sdtdh w16sdtfl w16du wp14">
   <w:body>
     <w:p>
       <w:pPr>
@@ -33,39 +33,39 @@
             <wp:wrapNone/>
             <wp:docPr id="3" name="Picture 3"/>
             <wp:cNvGraphicFramePr>
-              <ns5:graphicFrameLocks noChangeAspect="1"/>
+              <a:graphicFrameLocks xmlns:a="http://schemas.openxmlformats.org/drawingml/2006/main" noChangeAspect="1"/>
             </wp:cNvGraphicFramePr>
-            <ns5:graphic>
-              <ns5:graphicData uri="http://schemas.openxmlformats.org/drawingml/2006/picture">
-                <ns6:pic>
-                  <ns6:nvPicPr>
-                    <ns6:cNvPr id="3" name="Trailblazer Logo.jpg"/>
-                    <ns6:cNvPicPr/>
-                  </ns6:nvPicPr>
-                  <ns6:blipFill>
-                    <ns5:blip r:embed="rId10" cstate="print">
-                      <ns5:extLst>
-                        <ns5:ext uri="{28A0092B-C50C-407E-A947-70E740481C1C}">
-                          <ns8:useLocalDpi val="0"/>
-                        </ns5:ext>
-                      </ns5:extLst>
-                    </ns5:blip>
-                    <ns5:stretch>
-                      <ns5:fillRect/>
-                    </ns5:stretch>
-                  </ns6:blipFill>
-                  <ns6:spPr>
-                    <ns5:xfrm>
-                      <ns5:off x="0" y="0"/>
-                      <ns5:ext cx="1546678" cy="579966"/>
-                    </ns5:xfrm>
-                    <ns5:prstGeom prst="rect">
-                      <ns5:avLst/>
-                    </ns5:prstGeom>
-                  </ns6:spPr>
-                </ns6:pic>
-              </ns5:graphicData>
-            </ns5:graphic>
+            <a:graphic xmlns:a="http://schemas.openxmlformats.org/drawingml/2006/main">
+              <a:graphicData uri="http://schemas.openxmlformats.org/drawingml/2006/picture">
+                <pic:pic xmlns:pic="http://schemas.openxmlformats.org/drawingml/2006/picture">
+                  <pic:nvPicPr>
+                    <pic:cNvPr id="3" name="Trailblazer Logo.jpg"/>
+                    <pic:cNvPicPr/>
+                  </pic:nvPicPr>
+                  <pic:blipFill>
+                    <a:blip r:embed="rId10" cstate="print">
+                      <a:extLst>
+                        <a:ext uri="{28A0092B-C50C-407E-A947-70E740481C1C}">
+                          <a14:useLocalDpi xmlns:a14="http://schemas.microsoft.com/office/drawing/2010/main" val="0"/>
+                        </a:ext>
+                      </a:extLst>
+                    </a:blip>
+                    <a:stretch>
+                      <a:fillRect/>
+                    </a:stretch>
+                  </pic:blipFill>
+                  <pic:spPr>
+                    <a:xfrm>
+                      <a:off x="0" y="0"/>
+                      <a:ext cx="1546678" cy="579966"/>
+                    </a:xfrm>
+                    <a:prstGeom prst="rect">
+                      <a:avLst/>
+                    </a:prstGeom>
+                  </pic:spPr>
+                </pic:pic>
+              </a:graphicData>
+            </a:graphic>
             <wp14:sizeRelH relativeFrom="page">
               <wp14:pctWidth>0</wp14:pctWidth>
             </wp14:sizeRelH>
@@ -273,27 +273,92 @@
       <w:pPr>
         <w:jc w:val="both"/>
         <w:rPr>
-          <w:rFonts w:ascii="Aptos" w:eastAsia="Times New Roman" w:hAnsi="Aptos" w:cs="Arial"/>
-          <w:sz w:val="20"/>
-          <w:szCs w:val="20"/>
-          <w:lang w:eastAsia="en-AU"/>
-        </w:rPr>
-      </w:pPr>
-      <w:r>
-        <w:rPr>
-          <w:rFonts w:ascii="Aptos" w:hAnsi="Aptos"/>
-          <w:sz w:val="20"/>
-          <w:szCs w:val="20"/>
-        </w:rPr>
-        <w:t xml:space="preserve">Congratulations! </w:t>
-      </w:r>
-      <w:r>
-        <w:rPr>
-          <w:rFonts w:ascii="Aptos" w:hAnsi="Aptos"/>
-          <w:sz w:val="20"/>
-          <w:szCs w:val="20"/>
-        </w:rPr>
-        <w:t xml:space="preserve">We are pleased to </w:t>
+          <w:rFonts w:ascii="Aptos" w:hAnsi="Aptos"/>
+          <w:sz w:val="20"/>
+          <w:szCs w:val="20"/>
+        </w:rPr>
+      </w:pPr>
+      <w:r>
+        <w:rPr>
+          <w:rFonts w:ascii="Aptos" w:hAnsi="Aptos"/>
+          <w:sz w:val="20"/>
+          <w:szCs w:val="20"/>
+        </w:rPr>
+        <w:t>Congratulations</w:t>
+      </w:r>
+      <w:r>
+        <w:rPr>
+          <w:rFonts w:ascii="Aptos" w:hAnsi="Aptos"/>
+          <w:sz w:val="20"/>
+          <w:szCs w:val="20"/>
+        </w:rPr>
+        <w:t xml:space="preserve"> </w:t>
+      </w:r>
+      <w:r>
+        <w:rPr>
+          <w:rFonts w:ascii="Aptos" w:hAnsi="Aptos"/>
+          <w:sz w:val="20"/>
+          <w:szCs w:val="20"/>
+        </w:rPr>
+        <w:t>{{</w:t>
+      </w:r>
+      <w:proofErr w:type="spellStart"/>
+      <w:r>
+        <w:rPr>
+          <w:rFonts w:ascii="Aptos" w:hAnsi="Aptos"/>
+          <w:sz w:val="20"/>
+          <w:szCs w:val="20"/>
+        </w:rPr>
+        <w:t>contractorFirstName</w:t>
+      </w:r>
+      <w:proofErr w:type="spellEnd"/>
+      <w:r>
+        <w:rPr>
+          <w:rFonts w:ascii="Aptos" w:hAnsi="Aptos"/>
+          <w:sz w:val="20"/>
+          <w:szCs w:val="20"/>
+        </w:rPr>
+        <w:t>}}</w:t>
+      </w:r>
+      <w:r>
+        <w:rPr>
+          <w:rFonts w:ascii="Aptos" w:hAnsi="Aptos"/>
+          <w:sz w:val="20"/>
+          <w:szCs w:val="20"/>
+        </w:rPr>
+        <w:t xml:space="preserve">! </w:t>
+      </w:r>
+      <w:r>
+        <w:rPr>
+          <w:rFonts w:ascii="Aptos" w:hAnsi="Aptos"/>
+          <w:sz w:val="20"/>
+          <w:szCs w:val="20"/>
+        </w:rPr>
+        <w:t>We are</w:t>
+      </w:r>
+      <w:r>
+        <w:rPr>
+          <w:rFonts w:ascii="Aptos" w:hAnsi="Aptos"/>
+          <w:sz w:val="20"/>
+          <w:szCs w:val="20"/>
+        </w:rPr>
+        <w:t xml:space="preserve"> </w:t>
+      </w:r>
+      <w:r>
+        <w:rPr>
+          <w:rFonts w:ascii="Aptos" w:hAnsi="Aptos"/>
+          <w:sz w:val="20"/>
+          <w:szCs w:val="20"/>
+        </w:rPr>
+        <w:t>excited</w:t>
+      </w:r>
+      <w:r>
+        <w:rPr>
+          <w:rFonts w:ascii="Aptos" w:hAnsi="Aptos"/>
+          <w:sz w:val="20"/>
+          <w:szCs w:val="20"/>
+        </w:rPr>
+        <w:t xml:space="preserve"> to </w:t>
       </w:r>
       <w:r>
         <w:rPr>
@@ -333,15 +398,7 @@
           <w:sz w:val="20"/>
           <w:szCs w:val="20"/>
         </w:rPr>
-        <w:t xml:space="preserve">at </w:t>
-      </w:r>
-      <w:r>
-        <w:rPr>
-          <w:rFonts w:ascii="Aptos" w:hAnsi="Aptos"/>
-          <w:sz w:val="20"/>
-          <w:szCs w:val="20"/>
-        </w:rPr>
-        <w:t>{{</w:t>
+        <w:t>at {{</w:t>
       </w:r>
       <w:proofErr w:type="spellStart"/>
       <w:r>
@@ -359,39 +416,143 @@
           <w:sz w:val="20"/>
           <w:szCs w:val="20"/>
         </w:rPr>
-        <w:t>}}</w:t>
-      </w:r>
-      <w:r>
-        <w:rPr>
-          <w:rFonts w:ascii="Aptos" w:hAnsi="Aptos"/>
-          <w:sz w:val="20"/>
-          <w:szCs w:val="20"/>
-        </w:rPr>
-        <w:t xml:space="preserve">. </w:t>
-      </w:r>
-      <w:r>
-        <w:rPr>
-          <w:rFonts w:ascii="Aptos" w:hAnsi="Aptos"/>
-          <w:sz w:val="20"/>
-          <w:szCs w:val="20"/>
-        </w:rPr>
-        <w:t xml:space="preserve">This offer is contingent upon your successful completion of all health tests, competency assessments and other requirements for our credentialing process. </w:t>
-      </w:r>
-      <w:r>
-        <w:rPr>
-          <w:rFonts w:ascii="Aptos" w:hAnsi="Aptos"/>
-          <w:sz w:val="20"/>
-          <w:szCs w:val="20"/>
-        </w:rPr>
-        <w:t>Failure to complete all tests successfully will result in the immediate withdrawal of this offer. </w:t>
-      </w:r>
-      <w:r>
-        <w:rPr>
-          <w:rFonts w:ascii="Aptos" w:hAnsi="Aptos"/>
-          <w:sz w:val="20"/>
-          <w:szCs w:val="20"/>
-        </w:rPr>
-        <w:t>Participation in all tests and assessments is considered part of the pre-employment qualification process and is not eligible for compensation.</w:t>
+        <w:t xml:space="preserve">}}. </w:t>
+      </w:r>
+      <w:r>
+        <w:rPr>
+          <w:rFonts w:ascii="Aptos" w:hAnsi="Aptos"/>
+          <w:sz w:val="20"/>
+          <w:szCs w:val="20"/>
+        </w:rPr>
+        <w:t xml:space="preserve">This offer is contingent upon your successful completion of </w:t>
+      </w:r>
+      <w:r>
+        <w:rPr>
+          <w:rFonts w:ascii="Aptos" w:hAnsi="Aptos"/>
+          <w:sz w:val="20"/>
+          <w:szCs w:val="20"/>
+        </w:rPr>
+        <w:t>all</w:t>
+      </w:r>
+      <w:r>
+        <w:rPr>
+          <w:rFonts w:ascii="Aptos" w:hAnsi="Aptos"/>
+          <w:sz w:val="20"/>
+          <w:szCs w:val="20"/>
+        </w:rPr>
+        <w:t xml:space="preserve"> health tests, competency assessments and </w:t>
+      </w:r>
+      <w:r>
+        <w:rPr>
+          <w:rFonts w:ascii="Aptos" w:hAnsi="Aptos"/>
+          <w:sz w:val="20"/>
+          <w:szCs w:val="20"/>
+        </w:rPr>
+        <w:t xml:space="preserve">credentialing </w:t>
+      </w:r>
+      <w:r>
+        <w:rPr>
+          <w:rFonts w:ascii="Aptos" w:hAnsi="Aptos"/>
+          <w:sz w:val="20"/>
+          <w:szCs w:val="20"/>
+        </w:rPr>
+        <w:t xml:space="preserve">requirements. </w:t>
+      </w:r>
+      <w:r>
+        <w:rPr>
+          <w:rFonts w:ascii="Aptos" w:hAnsi="Aptos"/>
+          <w:sz w:val="20"/>
+          <w:szCs w:val="20"/>
+        </w:rPr>
+        <w:t xml:space="preserve">Failure to </w:t>
+      </w:r>
+      <w:r>
+        <w:rPr>
+          <w:rFonts w:ascii="Aptos" w:hAnsi="Aptos"/>
+          <w:sz w:val="20"/>
+          <w:szCs w:val="20"/>
+        </w:rPr>
+        <w:t>complete</w:t>
+      </w:r>
+      <w:r>
+        <w:rPr>
+          <w:rFonts w:ascii="Aptos" w:hAnsi="Aptos"/>
+          <w:sz w:val="20"/>
+          <w:szCs w:val="20"/>
+        </w:rPr>
+        <w:t xml:space="preserve"> </w:t>
+      </w:r>
+      <w:r>
+        <w:rPr>
+          <w:rFonts w:ascii="Aptos" w:hAnsi="Aptos"/>
+          <w:sz w:val="20"/>
+          <w:szCs w:val="20"/>
+        </w:rPr>
+        <w:t>these</w:t>
+      </w:r>
+      <w:r>
+        <w:rPr>
+          <w:rFonts w:ascii="Aptos" w:hAnsi="Aptos"/>
+          <w:sz w:val="20"/>
+          <w:szCs w:val="20"/>
+        </w:rPr>
+        <w:t xml:space="preserve"> </w:t>
+      </w:r>
+      <w:r>
+        <w:rPr>
+          <w:rFonts w:ascii="Aptos" w:hAnsi="Aptos"/>
+          <w:sz w:val="20"/>
+          <w:szCs w:val="20"/>
+        </w:rPr>
+        <w:t>requirements</w:t>
+      </w:r>
+      <w:r>
+        <w:rPr>
+          <w:rFonts w:ascii="Aptos" w:hAnsi="Aptos"/>
+          <w:sz w:val="20"/>
+          <w:szCs w:val="20"/>
+        </w:rPr>
+        <w:t xml:space="preserve"> </w:t>
+      </w:r>
+      <w:r>
+        <w:rPr>
+          <w:rFonts w:ascii="Aptos" w:hAnsi="Aptos"/>
+          <w:sz w:val="20"/>
+          <w:szCs w:val="20"/>
+        </w:rPr>
+        <w:t>may</w:t>
+      </w:r>
+      <w:r>
+        <w:rPr>
+          <w:rFonts w:ascii="Aptos" w:hAnsi="Aptos"/>
+          <w:sz w:val="20"/>
+          <w:szCs w:val="20"/>
+        </w:rPr>
+        <w:t xml:space="preserve"> result in immediate withdrawal of this offer. </w:t>
+      </w:r>
+      <w:r>
+        <w:rPr>
+          <w:rFonts w:ascii="Aptos" w:hAnsi="Aptos"/>
+          <w:sz w:val="20"/>
+          <w:szCs w:val="20"/>
+        </w:rPr>
+        <w:t xml:space="preserve">Completion of these items is a prerequisite </w:t>
+      </w:r>
+      <w:r>
+        <w:rPr>
+          <w:rFonts w:ascii="Aptos" w:hAnsi="Aptos"/>
+          <w:sz w:val="20"/>
+          <w:szCs w:val="20"/>
+        </w:rPr>
+        <w:t>for</w:t>
+      </w:r>
+      <w:r>
+        <w:rPr>
+          <w:rFonts w:ascii="Aptos" w:hAnsi="Aptos"/>
+          <w:sz w:val="20"/>
+          <w:szCs w:val="20"/>
+        </w:rPr>
+        <w:t xml:space="preserve"> employment and therefore not compensable.</w:t>
       </w:r>
     </w:p>
     <w:p>
@@ -474,72 +635,19 @@
       </w:pPr>
       <w:r>
         <w:rPr>
-          <w:rFonts w:ascii="Aptos" w:hAnsi="Aptos" w:cstheme="minorHAnsi"/>
-          <w:b/>
-          <w:bCs/>
-          <w:sz w:val="20"/>
-          <w:szCs w:val="20"/>
-        </w:rPr>
-        <w:t>Position</w:t>
-      </w:r>
-      <w:r>
-        <w:rPr>
-          <w:rFonts w:ascii="Aptos" w:hAnsi="Aptos" w:cstheme="minorHAnsi"/>
-          <w:b/>
-          <w:bCs/>
-          <w:sz w:val="20"/>
-          <w:szCs w:val="20"/>
-        </w:rPr>
-        <w:t>:</w:t>
-      </w:r>
-      <w:r>
-        <w:rPr>
-          <w:rFonts w:ascii="Aptos" w:hAnsi="Aptos" w:cstheme="minorHAnsi"/>
-          <w:b/>
-          <w:bCs/>
-          <w:sz w:val="20"/>
-          <w:szCs w:val="20"/>
-        </w:rPr>
-        <w:tab/>
-      </w:r>
-      <w:r>
-        <w:rPr>
-          <w:rFonts w:ascii="Aptos" w:hAnsi="Aptos" w:cstheme="minorHAnsi"/>
-          <w:b/>
-          <w:bCs/>
-          <w:sz w:val="20"/>
-          <w:szCs w:val="20"/>
-        </w:rPr>
-        <w:tab/>
-      </w:r>
-      <w:r>
-        <w:rPr>
-          <w:rFonts w:ascii="Aptos" w:hAnsi="Aptos"/>
-          <w:sz w:val="20"/>
-          <w:szCs w:val="20"/>
-          <w:lang w:val="en-US"/>
-        </w:rPr>
-        <w:t>{{</w:t>
-      </w:r>
-      <w:proofErr w:type="spellStart"/>
-      <w:r>
-        <w:rPr>
-          <w:rFonts w:ascii="Aptos" w:hAnsi="Aptos"/>
-          <w:sz w:val="20"/>
-          <w:szCs w:val="20"/>
-          <w:lang w:val="en-US"/>
-        </w:rPr>
-        <w:t>jobTitle</w:t>
-      </w:r>
-      <w:proofErr w:type="spellEnd"/>
-      <w:r>
-        <w:rPr>
-          <w:rFonts w:ascii="Aptos" w:hAnsi="Aptos"/>
-          <w:sz w:val="20"/>
-          <w:szCs w:val="20"/>
-          <w:lang w:val="en-US"/>
-        </w:rPr>
-        <w:t>}}</w:t>
+          <w:rFonts w:ascii="Aptos" w:hAnsi="Aptos"/>
+          <w:sz w:val="20"/>
+          <w:szCs w:val="20"/>
+        </w:rPr>
+        <w:t xml:space="preserve">Position: </w:t>
+      </w:r>
+      <w:r>
+        <w:rPr>
+          <w:rFonts w:ascii="Aptos" w:hAnsi="Aptos"/>
+          <w:sz w:val="20"/>
+          <w:szCs w:val="20"/>
+        </w:rPr>
+        <w:t>{{jobTitle}}</w:t>
       </w:r>
     </w:p>
     <w:p>
@@ -565,62 +673,19 @@
       </w:pPr>
       <w:r>
         <w:rPr>
-          <w:rFonts w:ascii="Aptos" w:hAnsi="Aptos" w:cstheme="minorHAnsi"/>
-          <w:b/>
-          <w:bCs/>
-          <w:sz w:val="20"/>
-          <w:szCs w:val="20"/>
-        </w:rPr>
-        <w:t>Assignment Start Date:</w:t>
-      </w:r>
-      <w:r>
-        <w:rPr>
-          <w:rFonts w:ascii="Aptos" w:hAnsi="Aptos" w:cstheme="minorHAnsi"/>
-          <w:b/>
-          <w:bCs/>
-          <w:sz w:val="20"/>
-          <w:szCs w:val="20"/>
-        </w:rPr>
-        <w:tab/>
-      </w:r>
-      <w:r>
-        <w:rPr>
-          <w:rFonts w:ascii="Aptos" w:hAnsi="Aptos" w:cstheme="minorHAnsi"/>
-          <w:b/>
-          <w:bCs/>
-          <w:sz w:val="20"/>
-          <w:szCs w:val="20"/>
-        </w:rPr>
-        <w:tab/>
-      </w:r>
-      <w:r>
-        <w:rPr>
-          <w:rFonts w:ascii="Aptos" w:hAnsi="Aptos" w:cstheme="minorHAnsi"/>
-          <w:sz w:val="20"/>
-          <w:szCs w:val="20"/>
-          <w:lang w:val="en-US"/>
-        </w:rPr>
-        <w:t>{{</w:t>
-      </w:r>
-      <w:proofErr w:type="spellStart"/>
-      <w:r>
-        <w:rPr>
-          <w:rFonts w:ascii="Aptos" w:hAnsi="Aptos" w:cstheme="minorHAnsi"/>
-          <w:sz w:val="20"/>
-          <w:szCs w:val="20"/>
-          <w:lang w:val="en-US"/>
-        </w:rPr>
-        <w:t>startDate</w:t>
-      </w:r>
-      <w:proofErr w:type="spellEnd"/>
-      <w:r>
-        <w:rPr>
-          <w:rFonts w:ascii="Aptos" w:hAnsi="Aptos" w:cstheme="minorHAnsi"/>
-          <w:sz w:val="20"/>
-          <w:szCs w:val="20"/>
-          <w:lang w:val="en-US"/>
-        </w:rPr>
-        <w:t>}}</w:t>
+          <w:rFonts w:ascii="Aptos" w:hAnsi="Aptos"/>
+          <w:sz w:val="20"/>
+          <w:szCs w:val="20"/>
+        </w:rPr>
+        <w:t xml:space="preserve">Assignment Start Date: </w:t>
+      </w:r>
+      <w:r>
+        <w:rPr>
+          <w:rFonts w:ascii="Aptos" w:hAnsi="Aptos"/>
+          <w:sz w:val="20"/>
+          <w:szCs w:val="20"/>
+        </w:rPr>
+        <w:t>{{startDate}}</w:t>
       </w:r>
     </w:p>
     <w:p>
@@ -646,62 +711,19 @@
       </w:pPr>
       <w:r>
         <w:rPr>
-          <w:rFonts w:ascii="Aptos" w:hAnsi="Aptos" w:cstheme="minorHAnsi"/>
-          <w:b/>
-          <w:bCs/>
-          <w:sz w:val="20"/>
-          <w:szCs w:val="20"/>
-        </w:rPr>
-        <w:t>Assignment End Date:</w:t>
-      </w:r>
-      <w:r>
-        <w:rPr>
-          <w:rFonts w:ascii="Aptos" w:hAnsi="Aptos" w:cstheme="minorHAnsi"/>
-          <w:b/>
-          <w:bCs/>
-          <w:sz w:val="20"/>
-          <w:szCs w:val="20"/>
-        </w:rPr>
-        <w:tab/>
-      </w:r>
-      <w:r>
-        <w:rPr>
-          <w:rFonts w:ascii="Aptos" w:hAnsi="Aptos" w:cstheme="minorHAnsi"/>
-          <w:b/>
-          <w:bCs/>
-          <w:sz w:val="20"/>
-          <w:szCs w:val="20"/>
-        </w:rPr>
-        <w:tab/>
-      </w:r>
-      <w:r>
-        <w:rPr>
-          <w:rFonts w:ascii="Aptos" w:hAnsi="Aptos" w:cstheme="minorHAnsi"/>
-          <w:sz w:val="20"/>
-          <w:szCs w:val="20"/>
-          <w:lang w:val="en-US"/>
-        </w:rPr>
-        <w:t>{{</w:t>
-      </w:r>
-      <w:proofErr w:type="spellStart"/>
-      <w:r>
-        <w:rPr>
-          <w:rFonts w:ascii="Aptos" w:hAnsi="Aptos" w:cstheme="minorHAnsi"/>
-          <w:sz w:val="20"/>
-          <w:szCs w:val="20"/>
-          <w:lang w:val="en-US"/>
-        </w:rPr>
-        <w:t>endDate</w:t>
-      </w:r>
-      <w:proofErr w:type="spellEnd"/>
-      <w:r>
-        <w:rPr>
-          <w:rFonts w:ascii="Aptos" w:hAnsi="Aptos" w:cstheme="minorHAnsi"/>
-          <w:sz w:val="20"/>
-          <w:szCs w:val="20"/>
-          <w:lang w:val="en-US"/>
-        </w:rPr>
-        <w:t>}}</w:t>
+          <w:rFonts w:ascii="Aptos" w:hAnsi="Aptos"/>
+          <w:sz w:val="20"/>
+          <w:szCs w:val="20"/>
+        </w:rPr>
+        <w:t xml:space="preserve">Assignment End Date: </w:t>
+      </w:r>
+      <w:r>
+        <w:rPr>
+          <w:rFonts w:ascii="Aptos" w:hAnsi="Aptos"/>
+          <w:sz w:val="20"/>
+          <w:szCs w:val="20"/>
+        </w:rPr>
+        <w:t>{{endDate}}</w:t>
       </w:r>
     </w:p>
     <w:p>
@@ -727,62 +749,19 @@
       </w:pPr>
       <w:r>
         <w:rPr>
-          <w:rFonts w:ascii="Aptos" w:hAnsi="Aptos" w:cstheme="minorHAnsi"/>
-          <w:b/>
-          <w:bCs/>
-          <w:sz w:val="20"/>
-          <w:szCs w:val="20"/>
-        </w:rPr>
-        <w:t>Assignment Duration:</w:t>
-      </w:r>
-      <w:r>
-        <w:rPr>
-          <w:rFonts w:ascii="Aptos" w:hAnsi="Aptos" w:cstheme="minorHAnsi"/>
-          <w:b/>
-          <w:bCs/>
-          <w:sz w:val="20"/>
-          <w:szCs w:val="20"/>
-        </w:rPr>
-        <w:tab/>
-      </w:r>
-      <w:r>
-        <w:rPr>
-          <w:rFonts w:ascii="Aptos" w:hAnsi="Aptos" w:cstheme="minorHAnsi"/>
-          <w:b/>
-          <w:bCs/>
-          <w:sz w:val="20"/>
-          <w:szCs w:val="20"/>
-        </w:rPr>
-        <w:tab/>
-      </w:r>
-      <w:r>
-        <w:rPr>
-          <w:rFonts w:ascii="Aptos" w:hAnsi="Aptos" w:cstheme="minorHAnsi"/>
-          <w:sz w:val="20"/>
-          <w:szCs w:val="20"/>
-          <w:lang w:val="en-US"/>
-        </w:rPr>
-        <w:t>{{</w:t>
-      </w:r>
-      <w:proofErr w:type="spellStart"/>
-      <w:r>
-        <w:rPr>
-          <w:rFonts w:ascii="Aptos" w:hAnsi="Aptos" w:cstheme="minorHAnsi"/>
-          <w:sz w:val="20"/>
-          <w:szCs w:val="20"/>
-          <w:lang w:val="en-US"/>
-        </w:rPr>
-        <w:t>assignmentWeeks</w:t>
-      </w:r>
-      <w:proofErr w:type="spellEnd"/>
-      <w:r>
-        <w:rPr>
-          <w:rFonts w:ascii="Aptos" w:hAnsi="Aptos" w:cstheme="minorHAnsi"/>
-          <w:sz w:val="20"/>
-          <w:szCs w:val="20"/>
-          <w:lang w:val="en-US"/>
-        </w:rPr>
-        <w:t>}}</w:t>
+          <w:rFonts w:ascii="Aptos" w:hAnsi="Aptos"/>
+          <w:sz w:val="20"/>
+          <w:szCs w:val="20"/>
+        </w:rPr>
+        <w:t xml:space="preserve">Assignment Duration: </w:t>
+      </w:r>
+      <w:r>
+        <w:rPr>
+          <w:rFonts w:ascii="Aptos" w:hAnsi="Aptos"/>
+          <w:sz w:val="20"/>
+          <w:szCs w:val="20"/>
+        </w:rPr>
+        <w:t>{{assignmentWeeks}}</w:t>
       </w:r>
     </w:p>
     <w:p>
@@ -808,62 +787,19 @@
       </w:pPr>
       <w:r>
         <w:rPr>
-          <w:rFonts w:ascii="Aptos" w:hAnsi="Aptos" w:cstheme="minorHAnsi"/>
-          <w:b/>
-          <w:bCs/>
-          <w:sz w:val="20"/>
-          <w:szCs w:val="20"/>
-        </w:rPr>
-        <w:t>Shift Schedule:</w:t>
-      </w:r>
-      <w:r>
-        <w:rPr>
-          <w:rFonts w:ascii="Aptos" w:hAnsi="Aptos" w:cstheme="minorHAnsi"/>
-          <w:b/>
-          <w:bCs/>
-          <w:sz w:val="20"/>
-          <w:szCs w:val="20"/>
-        </w:rPr>
-        <w:tab/>
-      </w:r>
-      <w:r>
-        <w:rPr>
-          <w:rFonts w:ascii="Aptos" w:hAnsi="Aptos" w:cstheme="minorHAnsi"/>
-          <w:b/>
-          <w:bCs/>
-          <w:sz w:val="20"/>
-          <w:szCs w:val="20"/>
-        </w:rPr>
-        <w:tab/>
-      </w:r>
-      <w:r>
-        <w:rPr>
-          <w:rFonts w:ascii="Aptos" w:hAnsi="Aptos" w:cstheme="minorHAnsi"/>
-          <w:sz w:val="20"/>
-          <w:szCs w:val="20"/>
-          <w:lang w:val="en-US"/>
-        </w:rPr>
-        <w:t>{{</w:t>
-      </w:r>
-      <w:proofErr w:type="spellStart"/>
-      <w:r>
-        <w:rPr>
-          <w:rFonts w:ascii="Aptos" w:hAnsi="Aptos" w:cstheme="minorHAnsi"/>
-          <w:sz w:val="20"/>
-          <w:szCs w:val="20"/>
-          <w:lang w:val="en-US"/>
-        </w:rPr>
-        <w:t>scheduleLine</w:t>
-      </w:r>
-      <w:proofErr w:type="spellEnd"/>
-      <w:r>
-        <w:rPr>
-          <w:rFonts w:ascii="Aptos" w:hAnsi="Aptos" w:cstheme="minorHAnsi"/>
-          <w:sz w:val="20"/>
-          <w:szCs w:val="20"/>
-          <w:lang w:val="en-US"/>
-        </w:rPr>
-        <w:t>}}</w:t>
+          <w:rFonts w:ascii="Aptos" w:hAnsi="Aptos"/>
+          <w:sz w:val="20"/>
+          <w:szCs w:val="20"/>
+        </w:rPr>
+        <w:t xml:space="preserve">Shift Schedule: </w:t>
+      </w:r>
+      <w:r>
+        <w:rPr>
+          <w:rFonts w:ascii="Aptos" w:hAnsi="Aptos"/>
+          <w:sz w:val="20"/>
+          <w:szCs w:val="20"/>
+        </w:rPr>
+        <w:t>{{scheduleLine}}</w:t>
       </w:r>
     </w:p>
     <w:p>
@@ -889,120 +825,19 @@
       </w:pPr>
       <w:r>
         <w:rPr>
-          <w:rFonts w:ascii="Aptos" w:hAnsi="Aptos" w:cstheme="minorHAnsi"/>
-          <w:b/>
-          <w:bCs/>
-          <w:sz w:val="20"/>
-          <w:szCs w:val="20"/>
-        </w:rPr>
-        <w:t>Hours</w:t>
-      </w:r>
-      <w:r>
-        <w:rPr>
-          <w:rFonts w:ascii="Aptos" w:hAnsi="Aptos" w:cstheme="minorHAnsi"/>
-          <w:b/>
-          <w:bCs/>
-          <w:sz w:val="20"/>
-          <w:szCs w:val="20"/>
-        </w:rPr>
-        <w:t xml:space="preserve"> Per Week</w:t>
-      </w:r>
-      <w:r>
-        <w:rPr>
-          <w:rFonts w:ascii="Aptos" w:hAnsi="Aptos" w:cstheme="minorHAnsi"/>
-          <w:b/>
-          <w:bCs/>
-          <w:sz w:val="20"/>
-          <w:szCs w:val="20"/>
-        </w:rPr>
-        <w:t>:</w:t>
-      </w:r>
-      <w:r>
-        <w:rPr>
-          <w:rFonts w:ascii="Aptos" w:hAnsi="Aptos" w:cstheme="minorHAnsi"/>
-          <w:b/>
-          <w:bCs/>
-          <w:sz w:val="20"/>
-          <w:szCs w:val="20"/>
-        </w:rPr>
-        <w:tab/>
-      </w:r>
-      <w:r>
-        <w:rPr>
-          <w:rFonts w:ascii="Aptos" w:hAnsi="Aptos" w:cstheme="minorHAnsi"/>
-          <w:b/>
-          <w:bCs/>
-          <w:sz w:val="20"/>
-          <w:szCs w:val="20"/>
-        </w:rPr>
-        <w:tab/>
-      </w:r>
-      <w:r>
-        <w:rPr>
-          <w:rFonts w:ascii="Aptos" w:hAnsi="Aptos" w:cstheme="minorHAnsi"/>
-          <w:sz w:val="20"/>
-          <w:szCs w:val="20"/>
-          <w:lang w:val="en-US"/>
-        </w:rPr>
-        <w:t>{{</w:t>
-      </w:r>
-      <w:proofErr w:type="spellStart"/>
-      <w:r>
-        <w:rPr>
-          <w:rFonts w:ascii="Aptos" w:hAnsi="Aptos" w:cstheme="minorHAnsi"/>
-          <w:sz w:val="20"/>
-          <w:szCs w:val="20"/>
-          <w:lang w:val="en-US"/>
-        </w:rPr>
-        <w:t>hoursPerWeek</w:t>
-      </w:r>
-      <w:proofErr w:type="spellEnd"/>
-      <w:r>
-        <w:rPr>
-          <w:rFonts w:ascii="Aptos" w:hAnsi="Aptos" w:cstheme="minorHAnsi"/>
-          <w:sz w:val="20"/>
-          <w:szCs w:val="20"/>
-          <w:lang w:val="en-US"/>
-        </w:rPr>
-        <w:t>}}</w:t>
-      </w:r>
-      <w:r>
-        <w:rPr>
-          <w:rFonts w:ascii="Aptos" w:hAnsi="Aptos" w:cstheme="minorHAnsi"/>
-          <w:sz w:val="20"/>
-          <w:szCs w:val="20"/>
-        </w:rPr>
-        <w:tab/>
-      </w:r>
-      <w:r>
-        <w:rPr>
-          <w:rFonts w:ascii="Aptos" w:hAnsi="Aptos" w:cstheme="minorHAnsi"/>
-          <w:b/>
-          <w:bCs/>
-          <w:sz w:val="20"/>
-          <w:szCs w:val="20"/>
-        </w:rPr>
-        <w:tab/>
-      </w:r>
-      <w:r>
-        <w:rPr>
-          <w:rFonts w:ascii="Aptos" w:hAnsi="Aptos" w:cstheme="minorHAnsi"/>
-          <w:b/>
-          <w:bCs/>
-          <w:sz w:val="20"/>
-          <w:szCs w:val="20"/>
-        </w:rPr>
-        <w:tab/>
-      </w:r>
-      <w:r>
-        <w:rPr>
-          <w:rFonts w:ascii="Aptos" w:hAnsi="Aptos" w:cstheme="minorHAnsi"/>
-          <w:b/>
-          <w:bCs/>
-          <w:sz w:val="20"/>
-          <w:szCs w:val="20"/>
-        </w:rPr>
-        <w:tab/>
+          <w:rFonts w:ascii="Aptos" w:hAnsi="Aptos"/>
+          <w:sz w:val="20"/>
+          <w:szCs w:val="20"/>
+        </w:rPr>
+        <w:t xml:space="preserve">Hours Per Week: </w:t>
+      </w:r>
+      <w:r>
+        <w:rPr>
+          <w:rFonts w:ascii="Aptos" w:hAnsi="Aptos"/>
+          <w:sz w:val="20"/>
+          <w:szCs w:val="20"/>
+        </w:rPr>
+        <w:t>{{hoursPerWeek}}</w:t>
       </w:r>
     </w:p>
     <w:p>
@@ -1088,87 +923,19 @@
       </w:pPr>
       <w:r>
         <w:rPr>
-          <w:rFonts w:ascii="Aptos" w:hAnsi="Aptos" w:cstheme="minorHAnsi"/>
-          <w:b/>
-          <w:bCs/>
-          <w:sz w:val="20"/>
-          <w:szCs w:val="20"/>
-        </w:rPr>
-        <w:t>Requested Time Off:</w:t>
-      </w:r>
-      <w:r>
-        <w:rPr>
-          <w:rFonts w:ascii="Aptos" w:hAnsi="Aptos" w:cstheme="minorHAnsi"/>
-          <w:b/>
-          <w:bCs/>
-          <w:sz w:val="20"/>
-          <w:szCs w:val="20"/>
-        </w:rPr>
-        <w:tab/>
-      </w:r>
-      <w:r>
-        <w:rPr>
-          <w:rFonts w:ascii="Aptos" w:hAnsi="Aptos" w:cstheme="minorHAnsi"/>
-          <w:b/>
-          <w:bCs/>
-          <w:sz w:val="20"/>
-          <w:szCs w:val="20"/>
-        </w:rPr>
-        <w:tab/>
-      </w:r>
-      <w:r>
-        <w:rPr>
-          <w:rFonts w:ascii="Aptos" w:hAnsi="Aptos" w:cstheme="minorHAnsi"/>
-          <w:sz w:val="20"/>
-          <w:szCs w:val="20"/>
-          <w:lang w:val="en-US"/>
-        </w:rPr>
-        <w:t>{{</w:t>
-      </w:r>
-      <w:proofErr w:type="spellStart"/>
-      <w:r>
-        <w:rPr>
-          <w:rFonts w:ascii="Aptos" w:hAnsi="Aptos" w:cstheme="minorHAnsi"/>
-          <w:sz w:val="20"/>
-          <w:szCs w:val="20"/>
-          <w:lang w:val="en-US"/>
-        </w:rPr>
-        <w:t>requestedTimeOff</w:t>
-      </w:r>
-      <w:proofErr w:type="spellEnd"/>
-      <w:r>
-        <w:rPr>
-          <w:rFonts w:ascii="Aptos" w:hAnsi="Aptos" w:cstheme="minorHAnsi"/>
-          <w:sz w:val="20"/>
-          <w:szCs w:val="20"/>
-          <w:lang w:val="en-US"/>
-        </w:rPr>
-        <w:t>}}</w:t>
-      </w:r>
-    </w:p>
-    <w:p>
-      <w:pPr>
-        <w:spacing w:after="0" w:line="240" w:lineRule="auto"/>
-        <w:jc w:val="both"/>
-        <w:rPr>
-          <w:rFonts w:ascii="Aptos" w:hAnsi="Aptos"/>
-          <w:b/>
-          <w:bCs/>
-          <w:sz w:val="20"/>
-          <w:szCs w:val="20"/>
-          <w:u w:val="single"/>
-        </w:rPr>
-      </w:pPr>
-      <w:r>
-        <w:rPr>
-          <w:rFonts w:ascii="Aptos" w:hAnsi="Aptos"/>
-          <w:b/>
-          <w:bCs/>
-          <w:sz w:val="20"/>
-          <w:szCs w:val="20"/>
-          <w:u w:val="single"/>
-        </w:rPr>
-        <w:t>Compensation</w:t>
+          <w:rFonts w:ascii="Aptos" w:hAnsi="Aptos"/>
+          <w:sz w:val="20"/>
+          <w:szCs w:val="20"/>
+        </w:rPr>
+        <w:t xml:space="preserve">Requested Time Off: </w:t>
+      </w:r>
+      <w:r>
+        <w:rPr>
+          <w:rFonts w:ascii="Aptos" w:hAnsi="Aptos"/>
+          <w:sz w:val="20"/>
+          <w:szCs w:val="20"/>
+        </w:rPr>
+        <w:t>{{requestedTimeOff}}</w:t>
       </w:r>
     </w:p>
     <w:p>
@@ -1181,6 +948,69 @@
         <w:tabs>
           <w:tab w:val="left" w:pos="3960"/>
         </w:tabs>
+        <w:spacing w:line="240" w:lineRule="auto"/>
+        <w:ind w:left="540" w:hanging="180"/>
+        <w:jc w:val="both"/>
+        <w:rPr>
+          <w:rFonts w:ascii="Aptos" w:hAnsi="Aptos" w:cstheme="minorHAnsi"/>
+          <w:b/>
+          <w:bCs/>
+          <w:sz w:val="20"/>
+          <w:szCs w:val="20"/>
+        </w:rPr>
+      </w:pPr>
+      <w:r>
+        <w:rPr>
+          <w:rFonts w:ascii="Aptos" w:hAnsi="Aptos"/>
+          <w:sz w:val="20"/>
+          <w:szCs w:val="20"/>
+        </w:rPr>
+        <w:t xml:space="preserve">Extension Bonus: </w:t>
+      </w:r>
+      <w:r>
+        <w:rPr>
+          <w:rFonts w:ascii="Aptos" w:hAnsi="Aptos"/>
+          <w:sz w:val="20"/>
+          <w:szCs w:val="20"/>
+        </w:rPr>
+        <w:t>{{extensionBonus}}</w:t>
+      </w:r>
+    </w:p>
+    <w:p>
+      <w:pPr>
+        <w:spacing w:after="0" w:line="240" w:lineRule="auto"/>
+        <w:jc w:val="both"/>
+        <w:rPr>
+          <w:rFonts w:ascii="Aptos" w:hAnsi="Aptos"/>
+          <w:b/>
+          <w:bCs/>
+          <w:sz w:val="20"/>
+          <w:szCs w:val="20"/>
+          <w:u w:val="single"/>
+        </w:rPr>
+      </w:pPr>
+      <w:r>
+        <w:rPr>
+          <w:rFonts w:ascii="Aptos" w:hAnsi="Aptos"/>
+          <w:b/>
+          <w:bCs/>
+          <w:sz w:val="20"/>
+          <w:szCs w:val="20"/>
+          <w:u w:val="single"/>
+        </w:rPr>
+        <w:t>Compensation</w:t>
+      </w:r>
+    </w:p>
+    <w:p>
+      <w:pPr>
+        <w:pStyle w:val="ListParagraph"/>
+        <w:numPr>
+          <w:ilvl w:val="0"/>
+          <w:numId w:val="5"/>
+        </w:numPr>
+        <w:tabs>
+          <w:tab w:val="left" w:pos="3960"/>
+        </w:tabs>
         <w:spacing w:before="120" w:line="240" w:lineRule="auto"/>
         <w:ind w:left="540" w:hanging="180"/>
         <w:jc w:val="both"/>
@@ -1194,62 +1024,19 @@
       </w:pPr>
       <w:r>
         <w:rPr>
-          <w:rFonts w:ascii="Aptos" w:hAnsi="Aptos" w:cstheme="minorHAnsi"/>
-          <w:b/>
-          <w:bCs/>
-          <w:sz w:val="20"/>
-          <w:szCs w:val="20"/>
-        </w:rPr>
-        <w:t>Gross Weekly:</w:t>
-      </w:r>
-      <w:r>
-        <w:rPr>
-          <w:rFonts w:ascii="Aptos" w:hAnsi="Aptos" w:cstheme="minorHAnsi"/>
-          <w:b/>
-          <w:bCs/>
-          <w:sz w:val="20"/>
-          <w:szCs w:val="20"/>
-        </w:rPr>
-        <w:tab/>
-      </w:r>
-      <w:r>
-        <w:rPr>
-          <w:rFonts w:ascii="Aptos" w:hAnsi="Aptos" w:cstheme="minorHAnsi"/>
-          <w:b/>
-          <w:bCs/>
-          <w:sz w:val="20"/>
-          <w:szCs w:val="20"/>
-        </w:rPr>
-        <w:tab/>
-      </w:r>
-      <w:r>
-        <w:rPr>
-          <w:rFonts w:ascii="Aptos" w:hAnsi="Aptos" w:cstheme="minorHAnsi"/>
-          <w:sz w:val="20"/>
-          <w:szCs w:val="20"/>
-          <w:lang w:val="en-US"/>
-        </w:rPr>
-        <w:t>{{</w:t>
-      </w:r>
-      <w:proofErr w:type="spellStart"/>
-      <w:r>
-        <w:rPr>
-          <w:rFonts w:ascii="Aptos" w:hAnsi="Aptos" w:cstheme="minorHAnsi"/>
-          <w:sz w:val="20"/>
-          <w:szCs w:val="20"/>
-          <w:lang w:val="en-US"/>
-        </w:rPr>
-        <w:t>weeklyGross</w:t>
-      </w:r>
-      <w:proofErr w:type="spellEnd"/>
-      <w:r>
-        <w:rPr>
-          <w:rFonts w:ascii="Aptos" w:hAnsi="Aptos" w:cstheme="minorHAnsi"/>
-          <w:sz w:val="20"/>
-          <w:szCs w:val="20"/>
-          <w:lang w:val="en-US"/>
-        </w:rPr>
-        <w:t>}}</w:t>
+          <w:rFonts w:ascii="Aptos" w:hAnsi="Aptos"/>
+          <w:sz w:val="20"/>
+          <w:szCs w:val="20"/>
+        </w:rPr>
+        <w:t xml:space="preserve">Gross Weekly: </w:t>
+      </w:r>
+      <w:r>
+        <w:rPr>
+          <w:rFonts w:ascii="Aptos" w:hAnsi="Aptos"/>
+          <w:sz w:val="20"/>
+          <w:szCs w:val="20"/>
+        </w:rPr>
+        <w:t>{{weeklyGross}}</w:t>
       </w:r>
     </w:p>
     <w:p>
@@ -1275,62 +1062,19 @@
       </w:pPr>
       <w:r>
         <w:rPr>
-          <w:rFonts w:ascii="Aptos" w:hAnsi="Aptos" w:cstheme="minorHAnsi"/>
-          <w:b/>
-          <w:bCs/>
-          <w:sz w:val="20"/>
-          <w:szCs w:val="20"/>
-        </w:rPr>
-        <w:t>Taxable:</w:t>
-      </w:r>
-      <w:r>
-        <w:rPr>
-          <w:rFonts w:ascii="Aptos" w:hAnsi="Aptos" w:cstheme="minorHAnsi"/>
-          <w:b/>
-          <w:bCs/>
-          <w:sz w:val="20"/>
-          <w:szCs w:val="20"/>
-        </w:rPr>
-        <w:tab/>
-      </w:r>
-      <w:r>
-        <w:rPr>
-          <w:rFonts w:ascii="Aptos" w:hAnsi="Aptos" w:cstheme="minorHAnsi"/>
-          <w:b/>
-          <w:bCs/>
-          <w:sz w:val="20"/>
-          <w:szCs w:val="20"/>
-        </w:rPr>
-        <w:tab/>
-      </w:r>
-      <w:r>
-        <w:rPr>
-          <w:rFonts w:ascii="Aptos" w:hAnsi="Aptos" w:cstheme="minorHAnsi"/>
-          <w:sz w:val="20"/>
-          <w:szCs w:val="20"/>
-          <w:lang w:val="en-US"/>
-        </w:rPr>
-        <w:t>{{</w:t>
-      </w:r>
-      <w:proofErr w:type="spellStart"/>
-      <w:r>
-        <w:rPr>
-          <w:rFonts w:ascii="Aptos" w:hAnsi="Aptos" w:cstheme="minorHAnsi"/>
-          <w:sz w:val="20"/>
-          <w:szCs w:val="20"/>
-          <w:lang w:val="en-US"/>
-        </w:rPr>
-        <w:t>taxableHourly</w:t>
-      </w:r>
-      <w:proofErr w:type="spellEnd"/>
-      <w:r>
-        <w:rPr>
-          <w:rFonts w:ascii="Aptos" w:hAnsi="Aptos" w:cstheme="minorHAnsi"/>
-          <w:sz w:val="20"/>
-          <w:szCs w:val="20"/>
-          <w:lang w:val="en-US"/>
-        </w:rPr>
-        <w:t>}}</w:t>
+          <w:rFonts w:ascii="Aptos" w:hAnsi="Aptos"/>
+          <w:sz w:val="20"/>
+          <w:szCs w:val="20"/>
+        </w:rPr>
+        <w:t xml:space="preserve">Taxable: </w:t>
+      </w:r>
+      <w:r>
+        <w:rPr>
+          <w:rFonts w:ascii="Aptos" w:hAnsi="Aptos"/>
+          <w:sz w:val="20"/>
+          <w:szCs w:val="20"/>
+        </w:rPr>
+        <w:t>{{taxableHourly}}</w:t>
       </w:r>
     </w:p>
     <w:p>
@@ -1356,69 +1100,27 @@
       </w:pPr>
       <w:r>
         <w:rPr>
-          <w:rFonts w:ascii="Aptos" w:hAnsi="Aptos" w:cstheme="minorHAnsi"/>
-          <w:b/>
-          <w:bCs/>
-          <w:sz w:val="20"/>
-          <w:szCs w:val="20"/>
-        </w:rPr>
-        <w:t>Non-Taxable Stipend</w:t>
-      </w:r>
-      <w:r>
-        <w:rPr>
-          <w:rFonts w:ascii="Aptos" w:hAnsi="Aptos" w:cstheme="minorHAnsi"/>
-          <w:b/>
-          <w:bCs/>
-          <w:sz w:val="20"/>
-          <w:szCs w:val="20"/>
-        </w:rPr>
-        <w:t>:</w:t>
-      </w:r>
-      <w:r>
-        <w:rPr>
-          <w:rFonts w:ascii="Aptos" w:hAnsi="Aptos" w:cstheme="minorHAnsi"/>
-          <w:b/>
-          <w:bCs/>
-          <w:sz w:val="20"/>
-          <w:szCs w:val="20"/>
-        </w:rPr>
-        <w:tab/>
-      </w:r>
-      <w:r>
-        <w:rPr>
-          <w:rFonts w:ascii="Aptos" w:hAnsi="Aptos" w:cstheme="minorHAnsi"/>
-          <w:b/>
-          <w:bCs/>
-          <w:sz w:val="20"/>
-          <w:szCs w:val="20"/>
-        </w:rPr>
-        <w:tab/>
-      </w:r>
-      <w:r>
-        <w:rPr>
-          <w:rFonts w:ascii="Aptos" w:hAnsi="Aptos" w:cstheme="minorHAnsi"/>
-          <w:sz w:val="20"/>
-          <w:szCs w:val="20"/>
-          <w:lang w:val="en-US"/>
+          <w:rFonts w:ascii="Aptos" w:hAnsi="Aptos"/>
+          <w:sz w:val="20"/>
+          <w:szCs w:val="20"/>
+        </w:rPr>
+        <w:t xml:space="preserve">Non-Taxable Stipend: </w:t>
+      </w:r>
+      <w:r>
+        <w:rPr>
+          <w:rFonts w:ascii="Aptos" w:hAnsi="Aptos"/>
+          <w:sz w:val="20"/>
+          <w:szCs w:val="20"/>
         </w:rPr>
         <w:t>{{stipend}}</w:t>
       </w:r>
       <w:r>
         <w:rPr>
-          <w:rFonts w:ascii="Aptos" w:hAnsi="Aptos" w:cstheme="minorHAnsi"/>
-          <w:sz w:val="20"/>
-          <w:szCs w:val="20"/>
-          <w:lang w:val="en-US"/>
-        </w:rPr>
-        <w:t xml:space="preserve"> </w:t>
-      </w:r>
-      <w:r>
-        <w:rPr>
-          <w:rFonts w:ascii="Aptos" w:hAnsi="Aptos" w:cstheme="minorHAnsi"/>
-          <w:sz w:val="20"/>
-          <w:szCs w:val="20"/>
-        </w:rPr>
-        <w:t>(Housing + Meals and Incidentals)</w:t>
+          <w:rFonts w:ascii="Aptos" w:hAnsi="Aptos"/>
+          <w:sz w:val="20"/>
+          <w:szCs w:val="20"/>
+        </w:rPr>
+        <w:t xml:space="preserve"> (Housing + Meals and Incidentals)</w:t>
       </w:r>
     </w:p>
     <w:p>
@@ -1442,65 +1144,25 @@
       </w:pPr>
       <w:r>
         <w:rPr>
-          <w:rFonts w:ascii="Aptos" w:hAnsi="Aptos" w:cstheme="minorHAnsi"/>
-          <w:b/>
-          <w:bCs/>
-          <w:sz w:val="20"/>
-          <w:szCs w:val="20"/>
-        </w:rPr>
-        <w:t>Charge Rate:</w:t>
-      </w:r>
-      <w:r>
-        <w:rPr>
-          <w:rFonts w:ascii="Aptos" w:hAnsi="Aptos" w:cstheme="minorHAnsi"/>
-          <w:sz w:val="20"/>
-          <w:szCs w:val="20"/>
-        </w:rPr>
-        <w:tab/>
-      </w:r>
-      <w:r>
-        <w:rPr>
-          <w:rFonts w:ascii="Aptos" w:hAnsi="Aptos" w:cstheme="minorHAnsi"/>
-          <w:sz w:val="20"/>
-          <w:szCs w:val="20"/>
-        </w:rPr>
-        <w:tab/>
-      </w:r>
-      <w:r>
-        <w:rPr>
-          <w:rFonts w:ascii="Aptos" w:hAnsi="Aptos" w:cstheme="minorHAnsi"/>
-          <w:sz w:val="20"/>
-          <w:szCs w:val="20"/>
-          <w:lang w:val="en-US"/>
-        </w:rPr>
-        <w:t>{{</w:t>
-      </w:r>
-      <w:proofErr w:type="spellStart"/>
-      <w:r>
-        <w:rPr>
-          <w:rFonts w:ascii="Aptos" w:hAnsi="Aptos" w:cstheme="minorHAnsi"/>
-          <w:sz w:val="20"/>
-          <w:szCs w:val="20"/>
-          <w:lang w:val="en-US"/>
-        </w:rPr>
-        <w:t>chargeRate</w:t>
-      </w:r>
-      <w:proofErr w:type="spellEnd"/>
-      <w:r>
-        <w:rPr>
-          <w:rFonts w:ascii="Aptos" w:hAnsi="Aptos" w:cstheme="minorHAnsi"/>
-          <w:sz w:val="20"/>
-          <w:szCs w:val="20"/>
-          <w:lang w:val="en-US"/>
-        </w:rPr>
-        <w:t>}}</w:t>
-      </w:r>
-      <w:r>
-        <w:rPr>
-          <w:rFonts w:ascii="Aptos" w:hAnsi="Aptos" w:cstheme="minorHAnsi"/>
-          <w:sz w:val="20"/>
-          <w:szCs w:val="20"/>
-          <w:lang w:val="en-US"/>
+          <w:rFonts w:ascii="Aptos" w:hAnsi="Aptos"/>
+          <w:sz w:val="20"/>
+          <w:szCs w:val="20"/>
+        </w:rPr>
+        <w:t xml:space="preserve">Charge Rate: </w:t>
+      </w:r>
+      <w:r>
+        <w:rPr>
+          <w:rFonts w:ascii="Aptos" w:hAnsi="Aptos"/>
+          <w:sz w:val="20"/>
+          <w:szCs w:val="20"/>
+        </w:rPr>
+        <w:t>{{chargeRate}}</w:t>
+      </w:r>
+      <w:r>
+        <w:rPr>
+          <w:rFonts w:ascii="Aptos" w:hAnsi="Aptos"/>
+          <w:sz w:val="20"/>
+          <w:szCs w:val="20"/>
         </w:rPr>
         <w:t xml:space="preserve"> taxed</w:t>
       </w:r>
@@ -1526,65 +1188,25 @@
       </w:pPr>
       <w:r>
         <w:rPr>
-          <w:rFonts w:ascii="Aptos" w:hAnsi="Aptos" w:cstheme="minorHAnsi"/>
-          <w:b/>
-          <w:bCs/>
-          <w:sz w:val="20"/>
-          <w:szCs w:val="20"/>
-        </w:rPr>
-        <w:t>On Call Rate:</w:t>
-      </w:r>
-      <w:r>
-        <w:rPr>
-          <w:rFonts w:ascii="Aptos" w:hAnsi="Aptos" w:cstheme="minorHAnsi"/>
-          <w:sz w:val="20"/>
-          <w:szCs w:val="20"/>
-        </w:rPr>
-        <w:tab/>
-      </w:r>
-      <w:r>
-        <w:rPr>
-          <w:rFonts w:ascii="Aptos" w:hAnsi="Aptos" w:cstheme="minorHAnsi"/>
-          <w:sz w:val="20"/>
-          <w:szCs w:val="20"/>
-        </w:rPr>
-        <w:tab/>
-      </w:r>
-      <w:r>
-        <w:rPr>
-          <w:rFonts w:ascii="Aptos" w:hAnsi="Aptos" w:cstheme="minorHAnsi"/>
-          <w:sz w:val="20"/>
-          <w:szCs w:val="20"/>
-          <w:lang w:val="en-US"/>
-        </w:rPr>
-        <w:t>{{</w:t>
-      </w:r>
-      <w:proofErr w:type="spellStart"/>
-      <w:r>
-        <w:rPr>
-          <w:rFonts w:ascii="Aptos" w:hAnsi="Aptos" w:cstheme="minorHAnsi"/>
-          <w:sz w:val="20"/>
-          <w:szCs w:val="20"/>
-          <w:lang w:val="en-US"/>
-        </w:rPr>
-        <w:t>onCallPay</w:t>
-      </w:r>
-      <w:proofErr w:type="spellEnd"/>
-      <w:r>
-        <w:rPr>
-          <w:rFonts w:ascii="Aptos" w:hAnsi="Aptos" w:cstheme="minorHAnsi"/>
-          <w:sz w:val="20"/>
-          <w:szCs w:val="20"/>
-          <w:lang w:val="en-US"/>
-        </w:rPr>
-        <w:t>}}</w:t>
-      </w:r>
-      <w:r>
-        <w:rPr>
-          <w:rFonts w:ascii="Aptos" w:hAnsi="Aptos" w:cstheme="minorHAnsi"/>
-          <w:sz w:val="20"/>
-          <w:szCs w:val="20"/>
-          <w:lang w:val="en-US"/>
+          <w:rFonts w:ascii="Aptos" w:hAnsi="Aptos"/>
+          <w:sz w:val="20"/>
+          <w:szCs w:val="20"/>
+        </w:rPr>
+        <w:t xml:space="preserve">On Call Rate: </w:t>
+      </w:r>
+      <w:r>
+        <w:rPr>
+          <w:rFonts w:ascii="Aptos" w:hAnsi="Aptos"/>
+          <w:sz w:val="20"/>
+          <w:szCs w:val="20"/>
+        </w:rPr>
+        <w:t>{{onCallPay}}</w:t>
+      </w:r>
+      <w:r>
+        <w:rPr>
+          <w:rFonts w:ascii="Aptos" w:hAnsi="Aptos"/>
+          <w:sz w:val="20"/>
+          <w:szCs w:val="20"/>
         </w:rPr>
         <w:t xml:space="preserve"> taxed</w:t>
       </w:r>
@@ -1610,65 +1232,25 @@
       </w:pPr>
       <w:r>
         <w:rPr>
-          <w:rFonts w:ascii="Aptos" w:hAnsi="Aptos" w:cstheme="minorHAnsi"/>
-          <w:b/>
-          <w:bCs/>
-          <w:sz w:val="20"/>
-          <w:szCs w:val="20"/>
-        </w:rPr>
-        <w:t>Call Back Rate:</w:t>
-      </w:r>
-      <w:r>
-        <w:rPr>
-          <w:rFonts w:ascii="Aptos" w:hAnsi="Aptos" w:cstheme="minorHAnsi"/>
-          <w:sz w:val="20"/>
-          <w:szCs w:val="20"/>
-        </w:rPr>
-        <w:tab/>
-      </w:r>
-      <w:r>
-        <w:rPr>
-          <w:rFonts w:ascii="Aptos" w:hAnsi="Aptos" w:cstheme="minorHAnsi"/>
-          <w:sz w:val="20"/>
-          <w:szCs w:val="20"/>
-        </w:rPr>
-        <w:tab/>
-      </w:r>
-      <w:r>
-        <w:rPr>
-          <w:rFonts w:ascii="Aptos" w:hAnsi="Aptos" w:cstheme="minorHAnsi"/>
-          <w:sz w:val="20"/>
-          <w:szCs w:val="20"/>
-          <w:lang w:val="en-US"/>
-        </w:rPr>
-        <w:t>{{</w:t>
-      </w:r>
-      <w:proofErr w:type="spellStart"/>
-      <w:r>
-        <w:rPr>
-          <w:rFonts w:ascii="Aptos" w:hAnsi="Aptos" w:cstheme="minorHAnsi"/>
-          <w:sz w:val="20"/>
-          <w:szCs w:val="20"/>
-          <w:lang w:val="en-US"/>
-        </w:rPr>
-        <w:t>callBackRate</w:t>
-      </w:r>
-      <w:proofErr w:type="spellEnd"/>
-      <w:r>
-        <w:rPr>
-          <w:rFonts w:ascii="Aptos" w:hAnsi="Aptos" w:cstheme="minorHAnsi"/>
-          <w:sz w:val="20"/>
-          <w:szCs w:val="20"/>
-          <w:lang w:val="en-US"/>
-        </w:rPr>
-        <w:t>}}</w:t>
-      </w:r>
-      <w:r>
-        <w:rPr>
-          <w:rFonts w:ascii="Aptos" w:hAnsi="Aptos" w:cstheme="minorHAnsi"/>
-          <w:sz w:val="20"/>
-          <w:szCs w:val="20"/>
-          <w:lang w:val="en-US"/>
+          <w:rFonts w:ascii="Aptos" w:hAnsi="Aptos"/>
+          <w:sz w:val="20"/>
+          <w:szCs w:val="20"/>
+        </w:rPr>
+        <w:t xml:space="preserve">Call Back Rate: </w:t>
+      </w:r>
+      <w:r>
+        <w:rPr>
+          <w:rFonts w:ascii="Aptos" w:hAnsi="Aptos"/>
+          <w:sz w:val="20"/>
+          <w:szCs w:val="20"/>
+        </w:rPr>
+        <w:t>{{callBackRate}}</w:t>
+      </w:r>
+      <w:r>
+        <w:rPr>
+          <w:rFonts w:ascii="Aptos" w:hAnsi="Aptos"/>
+          <w:sz w:val="20"/>
+          <w:szCs w:val="20"/>
         </w:rPr>
         <w:t xml:space="preserve"> taxed</w:t>
       </w:r>
@@ -1694,69 +1276,25 @@
       </w:pPr>
       <w:r>
         <w:rPr>
-          <w:rFonts w:ascii="Aptos" w:hAnsi="Aptos" w:cstheme="minorHAnsi"/>
-          <w:b/>
-          <w:bCs/>
-          <w:sz w:val="20"/>
-          <w:szCs w:val="20"/>
-        </w:rPr>
-        <w:t>Overtime Rate:</w:t>
-      </w:r>
-      <w:r>
-        <w:rPr>
-          <w:rFonts w:ascii="Aptos" w:hAnsi="Aptos" w:cstheme="minorHAnsi"/>
-          <w:b/>
-          <w:bCs/>
-          <w:sz w:val="20"/>
-          <w:szCs w:val="20"/>
-        </w:rPr>
-        <w:tab/>
-      </w:r>
-      <w:r>
-        <w:rPr>
-          <w:rFonts w:ascii="Aptos" w:hAnsi="Aptos" w:cstheme="minorHAnsi"/>
-          <w:b/>
-          <w:bCs/>
-          <w:sz w:val="20"/>
-          <w:szCs w:val="20"/>
-        </w:rPr>
-        <w:tab/>
-      </w:r>
-      <w:r>
-        <w:rPr>
-          <w:rFonts w:ascii="Aptos" w:hAnsi="Aptos" w:cstheme="minorHAnsi"/>
-          <w:sz w:val="20"/>
-          <w:szCs w:val="20"/>
-          <w:lang w:val="en-US"/>
-        </w:rPr>
-        <w:t>{{</w:t>
-      </w:r>
-      <w:proofErr w:type="spellStart"/>
-      <w:r>
-        <w:rPr>
-          <w:rFonts w:ascii="Aptos" w:hAnsi="Aptos" w:cstheme="minorHAnsi"/>
-          <w:sz w:val="20"/>
-          <w:szCs w:val="20"/>
-          <w:lang w:val="en-US"/>
-        </w:rPr>
-        <w:t>overtimeRate</w:t>
-      </w:r>
-      <w:proofErr w:type="spellEnd"/>
-      <w:r>
-        <w:rPr>
-          <w:rFonts w:ascii="Aptos" w:hAnsi="Aptos" w:cstheme="minorHAnsi"/>
-          <w:sz w:val="20"/>
-          <w:szCs w:val="20"/>
-          <w:lang w:val="en-US"/>
-        </w:rPr>
-        <w:t>}}</w:t>
-      </w:r>
-      <w:r>
-        <w:rPr>
-          <w:rFonts w:ascii="Aptos" w:hAnsi="Aptos" w:cstheme="minorHAnsi"/>
-          <w:sz w:val="20"/>
-          <w:szCs w:val="20"/>
-          <w:lang w:val="en-US"/>
+          <w:rFonts w:ascii="Aptos" w:hAnsi="Aptos"/>
+          <w:sz w:val="20"/>
+          <w:szCs w:val="20"/>
+        </w:rPr>
+        <w:t xml:space="preserve">Overtime Rate: </w:t>
+      </w:r>
+      <w:r>
+        <w:rPr>
+          <w:rFonts w:ascii="Aptos" w:hAnsi="Aptos"/>
+          <w:sz w:val="20"/>
+          <w:szCs w:val="20"/>
+        </w:rPr>
+        <w:t>{{overtimeRate}}</w:t>
+      </w:r>
+      <w:r>
+        <w:rPr>
+          <w:rFonts w:ascii="Aptos" w:hAnsi="Aptos"/>
+          <w:sz w:val="20"/>
+          <w:szCs w:val="20"/>
         </w:rPr>
         <w:t xml:space="preserve"> taxed</w:t>
       </w:r>
@@ -1784,152 +1322,27 @@
       </w:pPr>
       <w:r>
         <w:rPr>
-          <w:rFonts w:ascii="Aptos" w:hAnsi="Aptos" w:cstheme="minorHAnsi"/>
-          <w:b/>
-          <w:bCs/>
-          <w:sz w:val="20"/>
-          <w:szCs w:val="20"/>
-        </w:rPr>
-        <w:t>Holiday Rate:</w:t>
-      </w:r>
-      <w:r>
-        <w:rPr>
-          <w:rFonts w:ascii="Aptos" w:hAnsi="Aptos" w:cstheme="minorHAnsi"/>
-          <w:b/>
-          <w:bCs/>
-          <w:sz w:val="20"/>
-          <w:szCs w:val="20"/>
-        </w:rPr>
-        <w:tab/>
-      </w:r>
-      <w:r>
-        <w:rPr>
-          <w:rFonts w:ascii="Aptos" w:hAnsi="Aptos" w:cstheme="minorHAnsi"/>
-          <w:b/>
-          <w:bCs/>
-          <w:sz w:val="20"/>
-          <w:szCs w:val="20"/>
-        </w:rPr>
-        <w:tab/>
-      </w:r>
-      <w:r>
-        <w:rPr>
-          <w:rFonts w:ascii="Aptos" w:hAnsi="Aptos" w:cstheme="minorHAnsi"/>
-          <w:sz w:val="20"/>
-          <w:szCs w:val="20"/>
-          <w:lang w:val="en-US"/>
-        </w:rPr>
-        <w:t>{{</w:t>
-      </w:r>
-      <w:proofErr w:type="spellStart"/>
-      <w:r>
-        <w:rPr>
-          <w:rFonts w:ascii="Aptos" w:hAnsi="Aptos" w:cstheme="minorHAnsi"/>
-          <w:sz w:val="20"/>
-          <w:szCs w:val="20"/>
-          <w:lang w:val="en-US"/>
-        </w:rPr>
-        <w:t>holidayRate</w:t>
-      </w:r>
-      <w:proofErr w:type="spellEnd"/>
-      <w:r>
-        <w:rPr>
-          <w:rFonts w:ascii="Aptos" w:hAnsi="Aptos" w:cstheme="minorHAnsi"/>
-          <w:sz w:val="20"/>
-          <w:szCs w:val="20"/>
-          <w:lang w:val="en-US"/>
-        </w:rPr>
-        <w:t>}}</w:t>
-      </w:r>
-      <w:r>
-        <w:rPr>
-          <w:rFonts w:ascii="Aptos" w:hAnsi="Aptos" w:cstheme="minorHAnsi"/>
-          <w:sz w:val="20"/>
-          <w:szCs w:val="20"/>
-          <w:lang w:val="en-US"/>
+          <w:rFonts w:ascii="Aptos" w:hAnsi="Aptos"/>
+          <w:sz w:val="20"/>
+          <w:szCs w:val="20"/>
+        </w:rPr>
+        <w:t xml:space="preserve">Holiday Rate: </w:t>
+      </w:r>
+      <w:r>
+        <w:rPr>
+          <w:rFonts w:ascii="Aptos" w:hAnsi="Aptos"/>
+          <w:sz w:val="20"/>
+          <w:szCs w:val="20"/>
+        </w:rPr>
+        <w:t>{{holidayRate}}</w:t>
+      </w:r>
+      <w:r>
+        <w:rPr>
+          <w:rFonts w:ascii="Aptos" w:hAnsi="Aptos"/>
+          <w:sz w:val="20"/>
+          <w:szCs w:val="20"/>
         </w:rPr>
         <w:t xml:space="preserve"> taxed</w:t>
-      </w:r>
-    </w:p>
-    <w:p>
-      <w:pPr>
-        <w:pStyle w:val="ListParagraph"/>
-        <w:numPr>
-          <w:ilvl w:val="0"/>
-          <w:numId w:val="5"/>
-        </w:numPr>
-        <w:tabs>
-          <w:tab w:val="left" w:pos="3960"/>
-        </w:tabs>
-        <w:spacing w:line="240" w:lineRule="auto"/>
-        <w:ind w:left="540" w:hanging="180"/>
-        <w:jc w:val="both"/>
-        <w:rPr>
-          <w:rFonts w:ascii="Aptos" w:hAnsi="Aptos" w:cstheme="minorHAnsi"/>
-          <w:b/>
-          <w:bCs/>
-          <w:sz w:val="20"/>
-          <w:szCs w:val="20"/>
-        </w:rPr>
-      </w:pPr>
-      <w:r>
-        <w:rPr>
-          <w:rFonts w:ascii="Aptos" w:hAnsi="Aptos" w:cstheme="minorHAnsi"/>
-          <w:b/>
-          <w:bCs/>
-          <w:sz w:val="20"/>
-          <w:szCs w:val="20"/>
-        </w:rPr>
-        <w:t>Extension Bonus:</w:t>
-      </w:r>
-      <w:r>
-        <w:rPr>
-          <w:rFonts w:ascii="Aptos" w:hAnsi="Aptos" w:cstheme="minorHAnsi"/>
-          <w:b/>
-          <w:bCs/>
-          <w:sz w:val="20"/>
-          <w:szCs w:val="20"/>
-        </w:rPr>
-        <w:tab/>
-      </w:r>
-      <w:r>
-        <w:rPr>
-          <w:rFonts w:ascii="Aptos" w:hAnsi="Aptos" w:cstheme="minorHAnsi"/>
-          <w:b/>
-          <w:bCs/>
-          <w:sz w:val="20"/>
-          <w:szCs w:val="20"/>
-        </w:rPr>
-        <w:tab/>
-      </w:r>
-      <w:r>
-        <w:rPr>
-          <w:rFonts w:ascii="Aptos" w:hAnsi="Aptos" w:cstheme="minorHAnsi"/>
-          <w:sz w:val="20"/>
-          <w:szCs w:val="20"/>
-          <w:lang w:val="en-US"/>
-        </w:rPr>
-        <w:t>{{</w:t>
-      </w:r>
-      <w:proofErr w:type="spellStart"/>
-      <w:r>
-        <w:rPr>
-          <w:rFonts w:ascii="Aptos" w:hAnsi="Aptos" w:cstheme="minorHAnsi"/>
-          <w:sz w:val="20"/>
-          <w:szCs w:val="20"/>
-          <w:lang w:val="en-US"/>
-        </w:rPr>
-        <w:t>extensionBonus</w:t>
-      </w:r>
-      <w:proofErr w:type="spellEnd"/>
-      <w:r>
-        <w:rPr>
-          <w:rFonts w:ascii="Aptos" w:hAnsi="Aptos" w:cstheme="minorHAnsi"/>
-          <w:sz w:val="20"/>
-          <w:szCs w:val="20"/>
-          <w:lang w:val="en-US"/>
-        </w:rPr>
-        <w:t>}}</w:t>
       </w:r>
     </w:p>
     <w:p>
@@ -1975,81 +1388,18 @@
       <w:r>
         <w:rPr>
           <w:rFonts w:ascii="Aptos" w:hAnsi="Aptos"/>
-          <w:b/>
-          <w:bCs/>
-          <w:sz w:val="20"/>
-          <w:szCs w:val="20"/>
-        </w:rPr>
-        <w:t>Facility Name:</w:t>
-      </w:r>
-      <w:r>
-        <w:rPr>
-          <w:rFonts w:ascii="Aptos" w:hAnsi="Aptos"/>
-          <w:b/>
-          <w:bCs/>
-          <w:sz w:val="20"/>
-          <w:szCs w:val="20"/>
-        </w:rPr>
-        <w:tab/>
-      </w:r>
-      <w:r>
-        <w:rPr>
-          <w:rFonts w:ascii="Aptos" w:hAnsi="Aptos"/>
-          <w:b/>
-          <w:bCs/>
-          <w:sz w:val="20"/>
-          <w:szCs w:val="20"/>
-        </w:rPr>
-        <w:tab/>
-      </w:r>
-      <w:r>
-        <w:rPr>
-          <w:rFonts w:ascii="Aptos" w:hAnsi="Aptos"/>
-          <w:b/>
-          <w:bCs/>
-          <w:sz w:val="20"/>
-          <w:szCs w:val="20"/>
-        </w:rPr>
-        <w:tab/>
-      </w:r>
-      <w:r>
-        <w:rPr>
-          <w:rFonts w:ascii="Aptos" w:hAnsi="Aptos"/>
-          <w:b/>
-          <w:bCs/>
-          <w:sz w:val="20"/>
-          <w:szCs w:val="20"/>
-        </w:rPr>
-        <w:tab/>
-      </w:r>
-      <w:r>
-        <w:rPr>
-          <w:rFonts w:ascii="Aptos" w:hAnsi="Aptos"/>
-          <w:sz w:val="18"/>
-          <w:szCs w:val="18"/>
-          <w:lang w:val="en-US"/>
-        </w:rPr>
-        <w:t>{{</w:t>
-      </w:r>
-      <w:proofErr w:type="spellStart"/>
-      <w:r>
-        <w:rPr>
-          <w:rFonts w:ascii="Aptos" w:hAnsi="Aptos"/>
-          <w:sz w:val="18"/>
-          <w:szCs w:val="18"/>
-          <w:lang w:val="en-US"/>
-        </w:rPr>
-        <w:t>facilityName</w:t>
-      </w:r>
-      <w:proofErr w:type="spellEnd"/>
-      <w:r>
-        <w:rPr>
-          <w:rFonts w:ascii="Aptos" w:hAnsi="Aptos"/>
-          <w:sz w:val="18"/>
-          <w:szCs w:val="18"/>
-          <w:lang w:val="en-US"/>
-        </w:rPr>
-        <w:t>}}</w:t>
+          <w:sz w:val="20"/>
+          <w:szCs w:val="20"/>
+        </w:rPr>
+        <w:t xml:space="preserve">Facility Name: </w:t>
+      </w:r>
+      <w:r>
+        <w:rPr>
+          <w:rFonts w:ascii="Aptos" w:hAnsi="Aptos"/>
+          <w:sz w:val="20"/>
+          <w:szCs w:val="20"/>
+        </w:rPr>
+        <w:t>{{facilityName}}</w:t>
       </w:r>
     </w:p>
     <w:p>
@@ -2072,81 +1422,18 @@
       <w:r>
         <w:rPr>
           <w:rFonts w:ascii="Aptos" w:hAnsi="Aptos"/>
-          <w:b/>
-          <w:bCs/>
-          <w:sz w:val="20"/>
-          <w:szCs w:val="20"/>
-        </w:rPr>
-        <w:t>Address:</w:t>
-      </w:r>
-      <w:r>
-        <w:rPr>
-          <w:rFonts w:ascii="Aptos" w:hAnsi="Aptos"/>
-          <w:b/>
-          <w:bCs/>
-          <w:sz w:val="20"/>
-          <w:szCs w:val="20"/>
-        </w:rPr>
-        <w:tab/>
-      </w:r>
-      <w:r>
-        <w:rPr>
-          <w:rFonts w:ascii="Aptos" w:hAnsi="Aptos"/>
-          <w:b/>
-          <w:bCs/>
-          <w:sz w:val="20"/>
-          <w:szCs w:val="20"/>
-        </w:rPr>
-        <w:tab/>
-      </w:r>
-      <w:r>
-        <w:rPr>
-          <w:rFonts w:ascii="Aptos" w:hAnsi="Aptos"/>
-          <w:b/>
-          <w:bCs/>
-          <w:sz w:val="20"/>
-          <w:szCs w:val="20"/>
-        </w:rPr>
-        <w:tab/>
-      </w:r>
-      <w:r>
-        <w:rPr>
-          <w:rFonts w:ascii="Aptos" w:hAnsi="Aptos"/>
-          <w:b/>
-          <w:bCs/>
-          <w:sz w:val="20"/>
-          <w:szCs w:val="20"/>
-        </w:rPr>
-        <w:tab/>
-      </w:r>
-      <w:r>
-        <w:rPr>
-          <w:rFonts w:ascii="Aptos" w:hAnsi="Aptos"/>
-          <w:sz w:val="20"/>
-          <w:szCs w:val="20"/>
-          <w:lang w:val="en-US"/>
-        </w:rPr>
-        <w:t>{{</w:t>
-      </w:r>
-      <w:proofErr w:type="spellStart"/>
-      <w:r>
-        <w:rPr>
-          <w:rFonts w:ascii="Aptos" w:hAnsi="Aptos"/>
-          <w:sz w:val="20"/>
-          <w:szCs w:val="20"/>
-          <w:lang w:val="en-US"/>
-        </w:rPr>
-        <w:t>facilityAddress</w:t>
-      </w:r>
-      <w:proofErr w:type="spellEnd"/>
-      <w:r>
-        <w:rPr>
-          <w:rFonts w:ascii="Aptos" w:hAnsi="Aptos"/>
-          <w:sz w:val="20"/>
-          <w:szCs w:val="20"/>
-          <w:lang w:val="en-US"/>
-        </w:rPr>
-        <w:t>}}</w:t>
+          <w:sz w:val="20"/>
+          <w:szCs w:val="20"/>
+        </w:rPr>
+        <w:t xml:space="preserve">Address: </w:t>
+      </w:r>
+      <w:r>
+        <w:rPr>
+          <w:rFonts w:ascii="Aptos" w:hAnsi="Aptos"/>
+          <w:sz w:val="20"/>
+          <w:szCs w:val="20"/>
+        </w:rPr>
+        <w:t>{{facilityAddress}}</w:t>
       </w:r>
     </w:p>
     <w:p>
@@ -2158,66 +1445,23 @@
         </w:numPr>
         <w:rPr>
           <w:rFonts w:ascii="Aptos" w:hAnsi="Aptos"/>
-          <w:sz w:val="18"/>
-          <w:szCs w:val="18"/>
-        </w:rPr>
-      </w:pPr>
-      <w:r>
-        <w:rPr>
-          <w:rFonts w:ascii="Aptos" w:hAnsi="Aptos"/>
-          <w:b/>
-          <w:bCs/>
-          <w:sz w:val="20"/>
-          <w:szCs w:val="20"/>
-        </w:rPr>
-        <w:t>City, State, Zip:</w:t>
-      </w:r>
-      <w:r>
-        <w:rPr>
-          <w:rFonts w:ascii="Aptos" w:hAnsi="Aptos"/>
-          <w:b/>
-          <w:bCs/>
-          <w:sz w:val="20"/>
-          <w:szCs w:val="20"/>
-        </w:rPr>
-        <w:tab/>
-      </w:r>
-      <w:r>
-        <w:rPr>
-          <w:rFonts w:ascii="Aptos" w:hAnsi="Aptos"/>
-          <w:b/>
-          <w:bCs/>
-          <w:sz w:val="20"/>
-          <w:szCs w:val="20"/>
-        </w:rPr>
-        <w:tab/>
-      </w:r>
-      <w:r>
-        <w:rPr>
-          <w:rFonts w:ascii="Aptos" w:hAnsi="Aptos"/>
-          <w:b/>
-          <w:bCs/>
-          <w:sz w:val="20"/>
-          <w:szCs w:val="20"/>
-        </w:rPr>
-        <w:tab/>
-      </w:r>
-      <w:r>
-        <w:rPr>
-          <w:rFonts w:ascii="Aptos" w:hAnsi="Aptos"/>
-          <w:b/>
-          <w:bCs/>
-          <w:sz w:val="20"/>
-          <w:szCs w:val="20"/>
-        </w:rPr>
-        <w:tab/>
-      </w:r>
-      <w:r>
-        <w:rPr>
-          <w:rFonts w:ascii="Aptos" w:hAnsi="Aptos"/>
-          <w:sz w:val="18"/>
-          <w:szCs w:val="18"/>
-          <w:lang w:val="en-US"/>
+          <w:sz w:val="20"/>
+          <w:szCs w:val="20"/>
+        </w:rPr>
+      </w:pPr>
+      <w:r>
+        <w:rPr>
+          <w:rFonts w:ascii="Aptos" w:hAnsi="Aptos"/>
+          <w:sz w:val="20"/>
+          <w:szCs w:val="20"/>
+        </w:rPr>
+        <w:t xml:space="preserve">City, State, Zip: </w:t>
+      </w:r>
+      <w:r>
+        <w:rPr>
+          <w:rFonts w:ascii="Aptos" w:hAnsi="Aptos"/>
+          <w:sz w:val="20"/>
+          <w:szCs w:val="20"/>
         </w:rPr>
         <w:t>{{facilityCityStateZip}}</w:t>
       </w:r>
@@ -2240,88 +1484,40 @@
         <w:spacing w:after="120"/>
         <w:rPr>
           <w:rFonts w:ascii="Aptos" w:hAnsi="Aptos"/>
-          <w:sz w:val="20"/>
-          <w:szCs w:val="20"/>
-        </w:rPr>
-      </w:pPr>
-      <w:r>
-        <w:rPr>
-          <w:rFonts w:ascii="Aptos" w:hAnsi="Aptos"/>
           <w:b/>
           <w:bCs/>
           <w:sz w:val="20"/>
           <w:szCs w:val="20"/>
           <w:u w:val="single"/>
         </w:rPr>
-        <w:t xml:space="preserve">Compensation: </w:t>
-      </w:r>
-      <w:r>
-        <w:rPr>
-          <w:rFonts w:ascii="Aptos" w:hAnsi="Aptos"/>
-          <w:sz w:val="20"/>
-          <w:szCs w:val="20"/>
-        </w:rPr>
-        <w:t xml:space="preserve">You will be paid only for billable hours, standard and overtime, as approved by our </w:t>
-      </w:r>
-      <w:r>
-        <w:rPr>
-          <w:rFonts w:ascii="Aptos" w:hAnsi="Aptos"/>
-          <w:sz w:val="20"/>
-          <w:szCs w:val="20"/>
-        </w:rPr>
-        <w:t xml:space="preserve">client, </w:t>
-      </w:r>
-      <w:r>
-        <w:rPr>
-          <w:rFonts w:ascii="Aptos" w:hAnsi="Aptos"/>
-          <w:sz w:val="20"/>
-          <w:szCs w:val="20"/>
-        </w:rPr>
-        <w:t xml:space="preserve">including adherence to </w:t>
-      </w:r>
-      <w:r>
-        <w:rPr>
-          <w:rFonts w:ascii="Aptos" w:hAnsi="Aptos"/>
-          <w:sz w:val="20"/>
-          <w:szCs w:val="20"/>
-        </w:rPr>
-        <w:t>c</w:t>
-      </w:r>
-      <w:r>
-        <w:rPr>
-          <w:rFonts w:ascii="Aptos" w:hAnsi="Aptos"/>
-          <w:sz w:val="20"/>
-          <w:szCs w:val="20"/>
-        </w:rPr>
-        <w:t>lient policies on breaks and time rounding rules.</w:t>
-      </w:r>
-      <w:r>
-        <w:rPr>
-          <w:rFonts w:ascii="Aptos" w:hAnsi="Aptos"/>
-          <w:sz w:val="20"/>
-          <w:szCs w:val="20"/>
-        </w:rPr>
-        <w:t xml:space="preserve"> Unbillable hours are hours that are not billed to the client, such as holidays, vacation, sick time, days clients’ facilities are closed, </w:t>
-      </w:r>
-      <w:r>
-        <w:rPr>
-          <w:rFonts w:ascii="Aptos" w:hAnsi="Aptos"/>
-          <w:sz w:val="20"/>
-          <w:szCs w:val="20"/>
-        </w:rPr>
-        <w:t xml:space="preserve">low census, </w:t>
-      </w:r>
-      <w:r>
-        <w:rPr>
-          <w:rFonts w:ascii="Aptos" w:hAnsi="Aptos"/>
-          <w:sz w:val="20"/>
-          <w:szCs w:val="20"/>
-        </w:rPr>
-        <w:t>etc. and you will not be paid for those hours.</w:t>
-      </w:r>
-      <w:r>
-        <w:rPr>
-          <w:rFonts w:ascii="Aptos" w:hAnsi="Aptos"/>
+      </w:pPr>
+    </w:p>
+    <w:p>
+      <w:pPr>
+        <w:spacing w:after="120"/>
+        <w:jc w:val="both"/>
+        <w:rPr>
+          <w:rFonts w:ascii="Aptos" w:hAnsi="Aptos"/>
+          <w:sz w:val="20"/>
+          <w:szCs w:val="20"/>
+        </w:rPr>
+      </w:pPr>
+      <w:r>
+        <w:rPr>
+          <w:rFonts w:ascii="Aptos" w:hAnsi="Aptos"/>
+          <w:b/>
+          <w:bCs/>
+          <w:sz w:val="20"/>
+          <w:szCs w:val="20"/>
+          <w:u w:val="single"/>
+        </w:rPr>
+        <w:t>Compensation:</w:t>
+      </w:r>
+      <w:r>
+        <w:rPr>
+          <w:rFonts w:ascii="Aptos" w:hAnsi="Aptos"/>
+          <w:b/>
+          <w:bCs/>
           <w:sz w:val="20"/>
           <w:szCs w:val="20"/>
         </w:rPr>
@@ -2330,38 +1526,8 @@
       <w:r>
         <w:rPr>
           <w:rFonts w:ascii="Aptos" w:hAnsi="Aptos"/>
-          <w:sz w:val="20"/>
-          <w:szCs w:val="20"/>
-        </w:rPr>
-        <w:t xml:space="preserve">Trailblazer is not responsible for facility-canceled hours. </w:t>
-      </w:r>
-      <w:r>
-        <w:rPr>
-          <w:rFonts w:ascii="Aptos" w:hAnsi="Aptos"/>
-          <w:sz w:val="20"/>
-          <w:szCs w:val="20"/>
-        </w:rPr>
-        <w:t xml:space="preserve">Your weekly non-taxable stipend is calculated based on the 'Hours Per Week' indicated above </w:t>
-      </w:r>
-      <w:r>
-        <w:rPr>
-          <w:rFonts w:ascii="Aptos" w:hAnsi="Aptos"/>
-          <w:sz w:val="20"/>
-          <w:szCs w:val="20"/>
-        </w:rPr>
-        <w:t xml:space="preserve">(on-call hours not included) </w:t>
-      </w:r>
-      <w:r>
-        <w:rPr>
-          <w:rFonts w:ascii="Aptos" w:hAnsi="Aptos"/>
-          <w:sz w:val="20"/>
-          <w:szCs w:val="20"/>
-        </w:rPr>
-        <w:t>and will be adjusted proportionally for any week in which you work fewer hours.</w:t>
-      </w:r>
-      <w:r>
-        <w:rPr>
-          <w:rFonts w:ascii="Aptos" w:hAnsi="Aptos"/>
+          <w:b/>
+          <w:bCs/>
           <w:sz w:val="20"/>
           <w:szCs w:val="20"/>
         </w:rPr>
@@ -2373,79 +1539,28 @@
           <w:sz w:val="20"/>
           <w:szCs w:val="20"/>
         </w:rPr>
-        <w:t>Your compensation will also be subject to any penalties imposed by our client due to no-show, tardiness or early termination of contract by you.</w:t>
-      </w:r>
-    </w:p>
-    <w:p>
-      <w:pPr>
-        <w:spacing w:before="240" w:after="240"/>
-        <w:rPr>
-          <w:rFonts w:ascii="Aptos" w:hAnsi="Aptos"/>
-          <w:sz w:val="20"/>
-          <w:szCs w:val="20"/>
-        </w:rPr>
-      </w:pPr>
-      <w:r>
-        <w:rPr>
-          <w:rFonts w:ascii="Aptos" w:hAnsi="Aptos"/>
-          <w:sz w:val="20"/>
-          <w:szCs w:val="20"/>
-        </w:rPr>
-        <w:t xml:space="preserve">Weekly timesheets are due every Monday </w:t>
-      </w:r>
-      <w:r>
-        <w:rPr>
-          <w:rFonts w:ascii="Aptos" w:hAnsi="Aptos"/>
-          <w:sz w:val="20"/>
-          <w:szCs w:val="20"/>
-        </w:rPr>
-        <w:t xml:space="preserve">by 12:00 noon </w:t>
-      </w:r>
-      <w:r>
-        <w:rPr>
-          <w:rFonts w:ascii="Aptos" w:hAnsi="Aptos"/>
-          <w:sz w:val="20"/>
-          <w:szCs w:val="20"/>
-        </w:rPr>
-        <w:t>for the prior week via the facility’s timekeeping system</w:t>
-      </w:r>
-      <w:r>
-        <w:rPr>
-          <w:rFonts w:ascii="Aptos" w:hAnsi="Aptos"/>
-          <w:sz w:val="20"/>
-          <w:szCs w:val="20"/>
-        </w:rPr>
-        <w:t xml:space="preserve"> and must be approved by the facility. Failure to submit an approved timesheet may delay or withhold payment until verification is received.</w:t>
+        <w:t>You will be paid for billable regular and overtime hours approved by our client, subject to the client's timekeeping, meal break, and rounding policies. Hours not billed to the client, including holidays, vacation, sick time, facility closures, and low census, are not compensable. Weekly non-taxable stipends are based on the contracted Hours Per Week</w:t>
+      </w:r>
+      <w:r>
+        <w:rPr>
+          <w:rFonts w:ascii="Aptos" w:hAnsi="Aptos"/>
+          <w:sz w:val="20"/>
+          <w:szCs w:val="20"/>
+        </w:rPr>
+        <w:t xml:space="preserve"> above</w:t>
+      </w:r>
+      <w:r>
+        <w:rPr>
+          <w:rFonts w:ascii="Aptos" w:hAnsi="Aptos"/>
+          <w:sz w:val="20"/>
+          <w:szCs w:val="20"/>
+        </w:rPr>
+        <w:t xml:space="preserve"> (excluding on-call hours) and will be adjusted proportionally for weeks in which fewer contracted hours are worked. Compensation may also be adjusted for client-imposed penalties related to no-shows, tardiness, or early termination of the assignment, where permitted by law.</w:t>
       </w:r>
     </w:p>
     <w:p>
       <w:pPr>
         <w:spacing w:after="120"/>
-        <w:rPr>
-          <w:rFonts w:ascii="Aptos" w:hAnsi="Aptos"/>
-          <w:sz w:val="20"/>
-          <w:szCs w:val="20"/>
-        </w:rPr>
-      </w:pPr>
-      <w:r>
-        <w:rPr>
-          <w:rFonts w:ascii="Aptos" w:hAnsi="Aptos"/>
-          <w:sz w:val="20"/>
-          <w:szCs w:val="20"/>
-        </w:rPr>
-        <w:t xml:space="preserve">If payment is issued before Client approval and fewer hours are later approved, any overpayments may be adjusted in later payrolls. </w:t>
-      </w:r>
-      <w:r>
-        <w:rPr>
-          <w:rFonts w:ascii="Aptos" w:hAnsi="Aptos"/>
-          <w:sz w:val="20"/>
-          <w:szCs w:val="20"/>
-        </w:rPr>
-        <w:t>Such adjustments may be made with or without prior notification to you.</w:t>
-      </w:r>
-    </w:p>
-    <w:p>
-      <w:pPr>
         <w:jc w:val="both"/>
         <w:rPr>
           <w:rFonts w:ascii="Aptos" w:hAnsi="Aptos"/>
@@ -2459,7 +1574,74 @@
           <w:sz w:val="20"/>
           <w:szCs w:val="20"/>
         </w:rPr>
-        <w:t>All time spent on competency exams and modules before your first day of assignment are unbillable and therefore unpaid, unless specifically approved by client as billable.</w:t>
+        <w:lastRenderedPageBreak/>
+        <w:t>Timesheets</w:t>
+      </w:r>
+      <w:r>
+        <w:rPr>
+          <w:rFonts w:ascii="Aptos" w:hAnsi="Aptos"/>
+          <w:sz w:val="20"/>
+          <w:szCs w:val="20"/>
+        </w:rPr>
+        <w:t xml:space="preserve"> are due </w:t>
+      </w:r>
+      <w:r>
+        <w:rPr>
+          <w:rFonts w:ascii="Aptos" w:hAnsi="Aptos"/>
+          <w:sz w:val="20"/>
+          <w:szCs w:val="20"/>
+        </w:rPr>
+        <w:t xml:space="preserve">weekly </w:t>
+      </w:r>
+      <w:proofErr w:type="gramStart"/>
+      <w:r>
+        <w:rPr>
+          <w:rFonts w:ascii="Aptos" w:hAnsi="Aptos"/>
+          <w:sz w:val="20"/>
+          <w:szCs w:val="20"/>
+        </w:rPr>
+        <w:t>by</w:t>
+      </w:r>
+      <w:proofErr w:type="gramEnd"/>
+      <w:r>
+        <w:rPr>
+          <w:rFonts w:ascii="Aptos" w:hAnsi="Aptos"/>
+          <w:sz w:val="20"/>
+          <w:szCs w:val="20"/>
+        </w:rPr>
+        <w:t xml:space="preserve"> Monday </w:t>
+      </w:r>
+      <w:r>
+        <w:rPr>
+          <w:rFonts w:ascii="Aptos" w:hAnsi="Aptos"/>
+          <w:sz w:val="20"/>
+          <w:szCs w:val="20"/>
+        </w:rPr>
+        <w:t>at</w:t>
+      </w:r>
+      <w:r>
+        <w:rPr>
+          <w:rFonts w:ascii="Aptos" w:hAnsi="Aptos"/>
+          <w:sz w:val="20"/>
+          <w:szCs w:val="20"/>
+        </w:rPr>
+        <w:t xml:space="preserve"> 12:00 noon </w:t>
+      </w:r>
+      <w:r>
+        <w:rPr>
+          <w:rFonts w:ascii="Aptos" w:hAnsi="Aptos"/>
+          <w:sz w:val="20"/>
+          <w:szCs w:val="20"/>
+        </w:rPr>
+        <w:t>for the prior week</w:t>
+      </w:r>
+      <w:r>
+        <w:rPr>
+          <w:rFonts w:ascii="Aptos" w:hAnsi="Aptos"/>
+          <w:sz w:val="20"/>
+          <w:szCs w:val="20"/>
+        </w:rPr>
+        <w:t>’s hours</w:t>
       </w:r>
       <w:r>
         <w:rPr>
@@ -2475,71 +1657,7 @@
           <w:sz w:val="20"/>
           <w:szCs w:val="20"/>
         </w:rPr>
-        <w:t xml:space="preserve">All competency assessments and license/certification tests after the start of your assignment that are unbillable to the client will be unpaid. These are </w:t>
-      </w:r>
-      <w:r>
-        <w:rPr>
-          <w:rFonts w:ascii="Aptos" w:hAnsi="Aptos"/>
-          <w:sz w:val="20"/>
-          <w:szCs w:val="20"/>
-        </w:rPr>
-        <w:t xml:space="preserve">qualifications </w:t>
-      </w:r>
-      <w:r>
-        <w:rPr>
-          <w:rFonts w:ascii="Aptos" w:hAnsi="Aptos"/>
-          <w:sz w:val="20"/>
-          <w:szCs w:val="20"/>
-        </w:rPr>
-        <w:t xml:space="preserve">required for </w:t>
-      </w:r>
-      <w:r>
-        <w:rPr>
-          <w:rFonts w:ascii="Aptos" w:hAnsi="Aptos"/>
-          <w:sz w:val="20"/>
-          <w:szCs w:val="20"/>
-        </w:rPr>
-        <w:t xml:space="preserve">uninterrupted </w:t>
-      </w:r>
-      <w:r>
-        <w:rPr>
-          <w:rFonts w:ascii="Aptos" w:hAnsi="Aptos"/>
-          <w:sz w:val="20"/>
-          <w:szCs w:val="20"/>
-        </w:rPr>
-        <w:t>continuation of your assignment, and you are responsible for timely and successful completion</w:t>
-      </w:r>
-      <w:r>
-        <w:rPr>
-          <w:rFonts w:ascii="Aptos" w:hAnsi="Aptos"/>
-          <w:sz w:val="20"/>
-          <w:szCs w:val="20"/>
-        </w:rPr>
-        <w:t xml:space="preserve"> without the expectation of </w:t>
-      </w:r>
-      <w:r>
-        <w:rPr>
-          <w:rFonts w:ascii="Aptos" w:hAnsi="Aptos"/>
-          <w:sz w:val="20"/>
-          <w:szCs w:val="20"/>
-        </w:rPr>
-        <w:t>being compensated</w:t>
-      </w:r>
-      <w:r>
-        <w:rPr>
-          <w:rFonts w:ascii="Aptos" w:hAnsi="Aptos"/>
-          <w:sz w:val="20"/>
-          <w:szCs w:val="20"/>
-        </w:rPr>
-        <w:t xml:space="preserve"> for those hours</w:t>
-      </w:r>
-      <w:r>
-        <w:rPr>
-          <w:rFonts w:ascii="Aptos" w:hAnsi="Aptos"/>
-          <w:sz w:val="20"/>
-          <w:szCs w:val="20"/>
-        </w:rPr>
-        <w:t>.</w:t>
+        <w:t>and must be approved by the facility. Failure to submit an approved timesheet may delay or withhold payment until verification is received.</w:t>
       </w:r>
     </w:p>
     <w:p>
@@ -2554,6 +1672,42 @@
       <w:r>
         <w:rPr>
           <w:rFonts w:ascii="Aptos" w:hAnsi="Aptos"/>
+          <w:sz w:val="20"/>
+          <w:szCs w:val="20"/>
+        </w:rPr>
+        <w:t>If payment is issued before Client approval and fewer hours are later approved, any resulting overpayment may be adjusted in a subsequent payroll. Trailblazer will make reasonable efforts to notify you of any payroll adjustment, although advance notice may not always be possible.</w:t>
+      </w:r>
+    </w:p>
+    <w:p>
+      <w:pPr>
+        <w:jc w:val="both"/>
+        <w:rPr>
+          <w:rFonts w:ascii="Aptos" w:hAnsi="Aptos"/>
+          <w:sz w:val="20"/>
+          <w:szCs w:val="20"/>
+        </w:rPr>
+      </w:pPr>
+      <w:r>
+        <w:rPr>
+          <w:rFonts w:ascii="Aptos" w:hAnsi="Aptos"/>
+          <w:sz w:val="20"/>
+          <w:szCs w:val="20"/>
+        </w:rPr>
+        <w:t>Time spent completing competency exams, modules, and license or certification requirements that are not billable to the client is unpaid unless the client expressly approves such time as billable. Completion of these requirements is a condition of employment and continued assignment.</w:t>
+      </w:r>
+    </w:p>
+    <w:p>
+      <w:pPr>
+        <w:jc w:val="both"/>
+        <w:rPr>
+          <w:rFonts w:ascii="Aptos" w:hAnsi="Aptos"/>
+          <w:sz w:val="20"/>
+          <w:szCs w:val="20"/>
+        </w:rPr>
+      </w:pPr>
+      <w:r>
+        <w:rPr>
+          <w:rFonts w:ascii="Aptos" w:hAnsi="Aptos"/>
           <w:b/>
           <w:bCs/>
           <w:sz w:val="20"/>
@@ -2575,14 +1729,8 @@
       <w:r>
         <w:rPr>
           <w:rFonts w:ascii="Aptos" w:hAnsi="Aptos"/>
-          <w:sz w:val="20"/>
-          <w:szCs w:val="20"/>
-        </w:rPr>
-        <w:t>As an employee of Trailblazer Staffing Solutions, you are eligible to participate in our ICHRA Health Insurance Plan</w:t>
-      </w:r>
-      <w:r>
-        <w:rPr>
-          <w:rFonts w:ascii="Aptos" w:hAnsi="Aptos"/>
+          <w:b/>
+          <w:bCs/>
           <w:sz w:val="20"/>
           <w:szCs w:val="20"/>
         </w:rPr>
@@ -2594,39 +1742,7 @@
           <w:sz w:val="20"/>
           <w:szCs w:val="20"/>
         </w:rPr>
-        <w:t xml:space="preserve">from the first day of the month following your </w:t>
-      </w:r>
-      <w:r>
-        <w:rPr>
-          <w:rFonts w:ascii="Aptos" w:hAnsi="Aptos"/>
-          <w:sz w:val="20"/>
-          <w:szCs w:val="20"/>
-        </w:rPr>
-        <w:t>Assignment</w:t>
-      </w:r>
-      <w:r>
-        <w:rPr>
-          <w:rFonts w:ascii="Aptos" w:hAnsi="Aptos"/>
-          <w:sz w:val="20"/>
-          <w:szCs w:val="20"/>
-        </w:rPr>
-        <w:t xml:space="preserve"> Start Date. You will be eligible for $100 reimbursement every month toward your </w:t>
-      </w:r>
-      <w:r>
-        <w:rPr>
-          <w:rFonts w:ascii="Aptos" w:hAnsi="Aptos"/>
-          <w:sz w:val="20"/>
-          <w:szCs w:val="20"/>
-        </w:rPr>
-        <w:t xml:space="preserve">health </w:t>
-      </w:r>
-      <w:r>
-        <w:rPr>
-          <w:rFonts w:ascii="Aptos" w:hAnsi="Aptos"/>
-          <w:sz w:val="20"/>
-          <w:szCs w:val="20"/>
-        </w:rPr>
-        <w:t>insurance premium, which is included in your Gross Weekly Pay listed in the Compensation section above. If you enroll in any of our available ICHRA plans, your weekly pay will be reduced by the insurance premium reimbursement amount accordingly.</w:t>
+        <w:t>Employees are eligible to participate in Trailblazer Staffing Solutions' ICHRA Health Insurance Plan beginning on the first day of the month following the Assignment Start Date. A monthly health insurance premium reimbursement of $100 is included in the Gross Weekly Pay listed above. If you enroll in one of Trailblazer's available ICHRA plans, your weekly pay will be adjusted accordingly to reflect the reimbursement amount.</w:t>
       </w:r>
     </w:p>
     <w:p>
@@ -2644,11 +1760,71 @@
           <w:sz w:val="20"/>
           <w:szCs w:val="20"/>
         </w:rPr>
-        <w:t>All parking and other incidental expense reimbursements are included in your Gross</w:t>
-      </w:r>
-      <w:r>
-        <w:rPr>
-          <w:rFonts w:ascii="Aptos" w:hAnsi="Aptos"/>
+        <w:t>Parking and other incidental expense reimbursements are included in the Gross Weekly Pay listed above. No additional reimbursements will be provided.</w:t>
+      </w:r>
+    </w:p>
+    <w:p>
+      <w:pPr>
+        <w:jc w:val="both"/>
+        <w:rPr>
+          <w:rFonts w:ascii="Aptos" w:hAnsi="Aptos"/>
+          <w:sz w:val="20"/>
+          <w:szCs w:val="20"/>
+        </w:rPr>
+      </w:pPr>
+      <w:r>
+        <w:rPr>
+          <w:rFonts w:ascii="Aptos" w:hAnsi="Aptos"/>
+          <w:sz w:val="20"/>
+          <w:szCs w:val="20"/>
+        </w:rPr>
+        <w:t xml:space="preserve">Pay Schedule: Compensation earned is paid </w:t>
+      </w:r>
+      <w:r>
+        <w:rPr>
+          <w:rFonts w:ascii="Aptos" w:hAnsi="Aptos"/>
+          <w:sz w:val="20"/>
+          <w:szCs w:val="20"/>
+        </w:rPr>
+        <w:t>{{payScheduleFrequency}}</w:t>
+      </w:r>
+    </w:p>
+    <w:p>
+      <w:pPr>
+        <w:jc w:val="both"/>
+        <w:rPr>
+          <w:rFonts w:ascii="Aptos" w:hAnsi="Aptos"/>
+          <w:sz w:val="20"/>
+          <w:szCs w:val="20"/>
+        </w:rPr>
+      </w:pPr>
+      <w:r>
+        <w:rPr>
+          <w:rFonts w:ascii="Aptos" w:hAnsi="Aptos"/>
+          <w:b/>
+          <w:bCs/>
+          <w:sz w:val="20"/>
+          <w:szCs w:val="20"/>
+          <w:u w:val="single"/>
+        </w:rPr>
+        <w:t>Overtime Calculation &amp; Regular Rate Disclaimer</w:t>
+      </w:r>
+      <w:r>
+        <w:rPr>
+          <w:rFonts w:ascii="Aptos" w:hAnsi="Aptos"/>
+          <w:b/>
+          <w:bCs/>
+          <w:sz w:val="20"/>
+          <w:szCs w:val="20"/>
+          <w:u w:val="single"/>
+        </w:rPr>
+        <w:t>:</w:t>
+      </w:r>
+      <w:r>
+        <w:rPr>
+          <w:rFonts w:ascii="Aptos" w:hAnsi="Aptos"/>
+          <w:b/>
+          <w:bCs/>
           <w:sz w:val="20"/>
           <w:szCs w:val="20"/>
         </w:rPr>
@@ -2657,14 +1833,8 @@
       <w:r>
         <w:rPr>
           <w:rFonts w:ascii="Aptos" w:hAnsi="Aptos"/>
-          <w:sz w:val="20"/>
-          <w:szCs w:val="20"/>
-        </w:rPr>
-        <w:t>Weekly Pay</w:t>
-      </w:r>
-      <w:r>
-        <w:rPr>
-          <w:rFonts w:ascii="Aptos" w:hAnsi="Aptos"/>
+          <w:b/>
+          <w:bCs/>
           <w:sz w:val="20"/>
           <w:szCs w:val="20"/>
         </w:rPr>
@@ -2676,7 +1846,39 @@
           <w:sz w:val="20"/>
           <w:szCs w:val="20"/>
         </w:rPr>
-        <w:t>listed in the Compensation section above. No additional reimbursements will be provided.</w:t>
+        <w:t>O</w:t>
+      </w:r>
+      <w:r>
+        <w:rPr>
+          <w:rFonts w:ascii="Aptos" w:hAnsi="Aptos"/>
+          <w:sz w:val="20"/>
+          <w:szCs w:val="20"/>
+        </w:rPr>
+        <w:t>vertime must be approved by</w:t>
+      </w:r>
+      <w:r>
+        <w:rPr>
+          <w:rFonts w:ascii="Aptos" w:hAnsi="Aptos"/>
+          <w:sz w:val="20"/>
+          <w:szCs w:val="20"/>
+        </w:rPr>
+        <w:t xml:space="preserve"> the</w:t>
+      </w:r>
+      <w:r>
+        <w:rPr>
+          <w:rFonts w:ascii="Aptos" w:hAnsi="Aptos"/>
+          <w:sz w:val="20"/>
+          <w:szCs w:val="20"/>
+        </w:rPr>
+        <w:t xml:space="preserve"> on-site supervisor. No overtime will be paid without approval.</w:t>
+      </w:r>
+      <w:r>
+        <w:rPr>
+          <w:rFonts w:ascii="Aptos" w:hAnsi="Aptos"/>
+          <w:sz w:val="20"/>
+          <w:szCs w:val="20"/>
+        </w:rPr>
+        <w:t xml:space="preserve"> Overtime pay applies to hours worked beyond the contracted Hours Per Week listed above in any workweek, in accordance with applicable labor laws. Stipends and reimbursements are excluded from the regular rate of pay for overtime calculations except where required by law. If applicable law requires their inclusion, Trailblazer may adjust overtime payments accordingly to maintain compliance.</w:t>
       </w:r>
     </w:p>
     <w:p>
@@ -2697,15 +1899,15 @@
           <w:szCs w:val="20"/>
           <w:u w:val="single"/>
         </w:rPr>
-        <w:t>Pay Schedule</w:t>
-      </w:r>
-      <w:r>
-        <w:rPr>
-          <w:rFonts w:ascii="Aptos" w:hAnsi="Aptos"/>
-          <w:b/>
-          <w:bCs/>
-          <w:sz w:val="18"/>
-          <w:szCs w:val="18"/>
+        <w:t>Facility-Initiated Adjustments &amp; Guaranteed Hours</w:t>
+      </w:r>
+      <w:r>
+        <w:rPr>
+          <w:rFonts w:ascii="Aptos" w:hAnsi="Aptos"/>
+          <w:b/>
+          <w:bCs/>
+          <w:sz w:val="20"/>
+          <w:szCs w:val="20"/>
           <w:u w:val="single"/>
         </w:rPr>
         <w:t>:</w:t>
@@ -2713,62 +1915,18 @@
       <w:r>
         <w:rPr>
           <w:rFonts w:ascii="Aptos" w:hAnsi="Aptos"/>
-          <w:sz w:val="18"/>
-          <w:szCs w:val="18"/>
+          <w:b/>
+          <w:bCs/>
+          <w:sz w:val="20"/>
+          <w:szCs w:val="20"/>
         </w:rPr>
         <w:t xml:space="preserve"> </w:t>
       </w:r>
       <w:r>
         <w:rPr>
           <w:rFonts w:ascii="Aptos" w:hAnsi="Aptos"/>
-          <w:sz w:val="20"/>
-          <w:szCs w:val="20"/>
-        </w:rPr>
-        <w:t xml:space="preserve">Compensation earned is paid biweekly </w:t>
-      </w:r>
-      <w:r>
-        <w:rPr>
-          <w:rFonts w:ascii="Aptos" w:hAnsi="Aptos"/>
-          <w:sz w:val="20"/>
-          <w:szCs w:val="20"/>
-        </w:rPr>
-        <w:t xml:space="preserve">(every other Friday) </w:t>
-      </w:r>
-      <w:r>
-        <w:rPr>
-          <w:rFonts w:ascii="Aptos" w:hAnsi="Aptos"/>
-          <w:sz w:val="20"/>
-          <w:szCs w:val="20"/>
-        </w:rPr>
-        <w:t xml:space="preserve">in accordance with Trailblazer </w:t>
-      </w:r>
-      <w:r>
-        <w:rPr>
-          <w:rFonts w:ascii="Aptos" w:hAnsi="Aptos"/>
-          <w:sz w:val="20"/>
-          <w:szCs w:val="20"/>
-        </w:rPr>
-        <w:t>p</w:t>
-      </w:r>
-      <w:r>
-        <w:rPr>
-          <w:rFonts w:ascii="Aptos" w:hAnsi="Aptos"/>
-          <w:sz w:val="20"/>
-          <w:szCs w:val="20"/>
-        </w:rPr>
-        <w:t>ay</w:t>
-      </w:r>
-      <w:r>
-        <w:rPr>
-          <w:rFonts w:ascii="Aptos" w:hAnsi="Aptos"/>
-          <w:sz w:val="20"/>
-          <w:szCs w:val="20"/>
-        </w:rPr>
-        <w:t>roll</w:t>
-      </w:r>
-      <w:r>
-        <w:rPr>
-          <w:rFonts w:ascii="Aptos" w:hAnsi="Aptos"/>
+          <w:b/>
+          <w:bCs/>
           <w:sz w:val="20"/>
           <w:szCs w:val="20"/>
         </w:rPr>
@@ -2780,15 +1938,7 @@
           <w:sz w:val="20"/>
           <w:szCs w:val="20"/>
         </w:rPr>
-        <w:t>s</w:t>
-      </w:r>
-      <w:r>
-        <w:rPr>
-          <w:rFonts w:ascii="Aptos" w:hAnsi="Aptos"/>
-          <w:sz w:val="20"/>
-          <w:szCs w:val="20"/>
-        </w:rPr>
-        <w:t>chedule.</w:t>
+        <w:t>Pay packages are subject to change if the facility adjusts guaranteed hours, shift schedules, or rate structures. The Employee may elect to accept the revised terms or terminate the assignment in accordance with the standard 14-day notice policy.</w:t>
       </w:r>
     </w:p>
     <w:p>
@@ -2803,43 +1953,84 @@
       <w:r>
         <w:rPr>
           <w:rFonts w:ascii="Aptos" w:hAnsi="Aptos"/>
+          <w:sz w:val="20"/>
+          <w:szCs w:val="20"/>
+        </w:rPr>
+        <w:t>Compensation is based on hours approved and billed by the facility. Hours canceled by the facility, including those resulting from low census, unit closures, or scheduling changes, are not compensable.</w:t>
+      </w:r>
+    </w:p>
+    <w:p>
+      <w:pPr>
+        <w:jc w:val="both"/>
+        <w:rPr>
+          <w:rFonts w:ascii="Aptos" w:hAnsi="Aptos"/>
+          <w:sz w:val="20"/>
+          <w:szCs w:val="20"/>
+        </w:rPr>
+      </w:pPr>
+      <w:r>
+        <w:rPr>
+          <w:rFonts w:ascii="Aptos" w:hAnsi="Aptos"/>
           <w:b/>
           <w:bCs/>
           <w:sz w:val="20"/>
           <w:szCs w:val="20"/>
           <w:u w:val="single"/>
         </w:rPr>
-        <w:t>Overtime Calculation &amp; Regular Rate Disclaimer</w:t>
-      </w:r>
-      <w:proofErr w:type="gramStart"/>
-      <w:r>
-        <w:rPr>
-          <w:rFonts w:ascii="Aptos" w:hAnsi="Aptos"/>
-          <w:b/>
-          <w:bCs/>
-          <w:sz w:val="18"/>
-          <w:szCs w:val="18"/>
+        <w:t>Tax Home &amp; Stipend Compliance:</w:t>
+      </w:r>
+      <w:r>
+        <w:rPr>
+          <w:rFonts w:ascii="Aptos" w:hAnsi="Aptos"/>
+          <w:b/>
+          <w:bCs/>
+          <w:sz w:val="20"/>
+          <w:szCs w:val="20"/>
+        </w:rPr>
+        <w:t xml:space="preserve">  </w:t>
+      </w:r>
+      <w:r>
+        <w:rPr>
+          <w:rFonts w:ascii="Aptos" w:hAnsi="Aptos"/>
+          <w:sz w:val="20"/>
+          <w:szCs w:val="20"/>
+        </w:rPr>
+        <w:t>Non-taxable stipends are subject to applicable IRS regulations and require a valid tax home. Trailblazer may reclassify stipends as taxable income if tax home eligibility cannot be substantiated.</w:t>
+      </w:r>
+    </w:p>
+    <w:p>
+      <w:pPr>
+        <w:jc w:val="both"/>
+        <w:rPr>
+          <w:rFonts w:ascii="Aptos" w:hAnsi="Aptos"/>
+          <w:sz w:val="20"/>
+          <w:szCs w:val="20"/>
+        </w:rPr>
+      </w:pPr>
+      <w:r>
+        <w:rPr>
+          <w:rFonts w:ascii="Aptos" w:hAnsi="Aptos"/>
+          <w:b/>
+          <w:bCs/>
+          <w:sz w:val="20"/>
+          <w:szCs w:val="20"/>
           <w:u w:val="single"/>
         </w:rPr>
-        <w:t>:</w:t>
-      </w:r>
-      <w:r>
-        <w:rPr>
-          <w:rFonts w:ascii="Aptos" w:hAnsi="Aptos"/>
-          <w:b/>
-          <w:bCs/>
-          <w:sz w:val="18"/>
-          <w:szCs w:val="18"/>
+        <w:t>Credentialing &amp; Compliance:</w:t>
+      </w:r>
+      <w:r>
+        <w:rPr>
+          <w:rFonts w:ascii="Aptos" w:hAnsi="Aptos"/>
+          <w:sz w:val="20"/>
+          <w:szCs w:val="20"/>
         </w:rPr>
         <w:t xml:space="preserve"> </w:t>
       </w:r>
       <w:r>
         <w:rPr>
           <w:rFonts w:ascii="Aptos" w:hAnsi="Aptos"/>
-          <w:b/>
-          <w:bCs/>
-          <w:sz w:val="18"/>
-          <w:szCs w:val="18"/>
+          <w:sz w:val="20"/>
+          <w:szCs w:val="20"/>
         </w:rPr>
         <w:t xml:space="preserve"> </w:t>
       </w:r>
@@ -2849,274 +2040,28 @@
           <w:sz w:val="20"/>
           <w:szCs w:val="20"/>
         </w:rPr>
-        <w:t>All</w:t>
-      </w:r>
-      <w:proofErr w:type="gramEnd"/>
-      <w:r>
-        <w:rPr>
-          <w:rFonts w:ascii="Aptos" w:hAnsi="Aptos"/>
-          <w:sz w:val="20"/>
-          <w:szCs w:val="20"/>
-        </w:rPr>
-        <w:t xml:space="preserve"> overtime must be approved by on-site supervisor prior to working any overtime. No overtime will be paid without approval. Overtime pay applies to hours worked beyond 'Hours Per Week’ (listed in </w:t>
-      </w:r>
-      <w:r>
-        <w:rPr>
-          <w:rFonts w:ascii="Aptos" w:hAnsi="Aptos"/>
-          <w:sz w:val="20"/>
-          <w:szCs w:val="20"/>
-        </w:rPr>
-        <w:t>Assignment</w:t>
-      </w:r>
-      <w:r>
-        <w:rPr>
-          <w:rFonts w:ascii="Aptos" w:hAnsi="Aptos"/>
-          <w:sz w:val="20"/>
-          <w:szCs w:val="20"/>
-        </w:rPr>
-        <w:t xml:space="preserve"> section above) in any given workweek, in accordance with applicable labor laws. </w:t>
-      </w:r>
-      <w:r>
-        <w:rPr>
-          <w:rFonts w:ascii="Aptos" w:hAnsi="Aptos"/>
-          <w:sz w:val="20"/>
-          <w:szCs w:val="20"/>
-        </w:rPr>
-        <w:t>Stipends</w:t>
-      </w:r>
-      <w:r>
-        <w:rPr>
-          <w:rFonts w:ascii="Aptos" w:hAnsi="Aptos"/>
-          <w:sz w:val="20"/>
-          <w:szCs w:val="20"/>
-        </w:rPr>
-        <w:t xml:space="preserve"> and reimbursements are excluded from the regular rate of pay for overtime calculation purposes, except where required by law. If applicable laws require their inclusion, Trailblazer may adjust overtime payments to maintain compliance.</w:t>
+        <w:t xml:space="preserve">Employment is contingent upon maintaining all required licenses, certifications, medical records, and compliance documentation. Any lapse, suspension, expiration, or failure to satisfy applicable compliance requirements may result in removal from the assignment or termination of employment. </w:t>
+      </w:r>
+      <w:r>
+        <w:rPr>
+          <w:rFonts w:ascii="Aptos" w:hAnsi="Aptos"/>
+          <w:sz w:val="20"/>
+          <w:szCs w:val="20"/>
+        </w:rPr>
+        <w:t>Trailblazer may periodically verify continued compliance. Employment</w:t>
+      </w:r>
+      <w:r>
+        <w:rPr>
+          <w:rFonts w:ascii="Aptos" w:hAnsi="Aptos"/>
+          <w:sz w:val="20"/>
+          <w:szCs w:val="20"/>
+        </w:rPr>
+        <w:t xml:space="preserve"> is contingent upon successful completion of such reviews.</w:t>
       </w:r>
     </w:p>
     <w:p>
       <w:pPr>
         <w:jc w:val="both"/>
-        <w:rPr>
-          <w:rFonts w:ascii="Aptos" w:hAnsi="Aptos"/>
-          <w:sz w:val="20"/>
-          <w:szCs w:val="20"/>
-        </w:rPr>
-      </w:pPr>
-      <w:r>
-        <w:rPr>
-          <w:rFonts w:ascii="Aptos" w:hAnsi="Aptos"/>
-          <w:b/>
-          <w:bCs/>
-          <w:sz w:val="20"/>
-          <w:szCs w:val="20"/>
-          <w:u w:val="single"/>
-        </w:rPr>
-        <w:t>Facility-Initiated Adjustments &amp; Guaranteed Hours</w:t>
-      </w:r>
-      <w:r>
-        <w:rPr>
-          <w:rFonts w:ascii="Aptos" w:hAnsi="Aptos"/>
-          <w:b/>
-          <w:bCs/>
-          <w:sz w:val="18"/>
-          <w:szCs w:val="18"/>
-          <w:u w:val="single"/>
-        </w:rPr>
-        <w:t>:</w:t>
-      </w:r>
-      <w:r>
-        <w:rPr>
-          <w:rFonts w:ascii="Aptos" w:hAnsi="Aptos"/>
-          <w:b/>
-          <w:bCs/>
-          <w:sz w:val="18"/>
-          <w:szCs w:val="18"/>
-        </w:rPr>
-        <w:t xml:space="preserve"> </w:t>
-      </w:r>
-      <w:r>
-        <w:rPr>
-          <w:rFonts w:ascii="Aptos" w:hAnsi="Aptos"/>
-          <w:sz w:val="20"/>
-          <w:szCs w:val="20"/>
-        </w:rPr>
-        <w:t>The</w:t>
-      </w:r>
-      <w:r>
-        <w:rPr>
-          <w:rFonts w:ascii="Aptos" w:hAnsi="Aptos"/>
-          <w:sz w:val="20"/>
-          <w:szCs w:val="20"/>
-        </w:rPr>
-        <w:t xml:space="preserve"> pay package is subject to change if the facility adjusts guaranteed hours, shift schedules, or rate structures. The Employee may choose to accept or terminate under the standard 14-day notice policy.</w:t>
-      </w:r>
-    </w:p>
-    <w:p>
-      <w:pPr>
-        <w:jc w:val="both"/>
-        <w:rPr>
-          <w:rFonts w:ascii="Aptos" w:hAnsi="Aptos"/>
-          <w:sz w:val="20"/>
-          <w:szCs w:val="20"/>
-        </w:rPr>
-      </w:pPr>
-      <w:proofErr w:type="gramStart"/>
-      <w:r>
-        <w:rPr>
-          <w:rFonts w:ascii="Aptos" w:hAnsi="Aptos"/>
-          <w:sz w:val="20"/>
-          <w:szCs w:val="20"/>
-        </w:rPr>
-        <w:t>Trailblazer is</w:t>
-      </w:r>
-      <w:proofErr w:type="gramEnd"/>
-      <w:r>
-        <w:rPr>
-          <w:rFonts w:ascii="Aptos" w:hAnsi="Aptos"/>
-          <w:sz w:val="20"/>
-          <w:szCs w:val="20"/>
-        </w:rPr>
-        <w:t xml:space="preserve"> not responsible for payment of hours canceled by the facility, including low census, unit closures, or scheduling changes.</w:t>
-      </w:r>
-    </w:p>
-    <w:p>
-      <w:pPr>
-        <w:jc w:val="both"/>
-        <w:rPr>
-          <w:rFonts w:ascii="Aptos" w:hAnsi="Aptos"/>
-          <w:sz w:val="20"/>
-          <w:szCs w:val="20"/>
-        </w:rPr>
-      </w:pPr>
-      <w:r>
-        <w:rPr>
-          <w:rFonts w:ascii="Aptos" w:hAnsi="Aptos"/>
-          <w:b/>
-          <w:bCs/>
-          <w:sz w:val="20"/>
-          <w:szCs w:val="20"/>
-          <w:u w:val="single"/>
-        </w:rPr>
-        <w:t>Tax Home &amp; Stipend Compliance</w:t>
-      </w:r>
-      <w:proofErr w:type="gramStart"/>
-      <w:r>
-        <w:rPr>
-          <w:rFonts w:ascii="Aptos" w:hAnsi="Aptos"/>
-          <w:b/>
-          <w:bCs/>
-          <w:sz w:val="18"/>
-          <w:szCs w:val="18"/>
-          <w:u w:val="single"/>
-        </w:rPr>
-        <w:t>:</w:t>
-      </w:r>
-      <w:r>
-        <w:rPr>
-          <w:rFonts w:ascii="Aptos" w:hAnsi="Aptos"/>
-          <w:b/>
-          <w:bCs/>
-          <w:sz w:val="18"/>
-          <w:szCs w:val="18"/>
-        </w:rPr>
-        <w:t xml:space="preserve">  </w:t>
-      </w:r>
-      <w:r>
-        <w:rPr>
-          <w:rFonts w:ascii="Aptos" w:hAnsi="Aptos"/>
-          <w:sz w:val="20"/>
-          <w:szCs w:val="20"/>
-        </w:rPr>
-        <w:t>All</w:t>
-      </w:r>
-      <w:proofErr w:type="gramEnd"/>
-      <w:r>
-        <w:rPr>
-          <w:rFonts w:ascii="Aptos" w:hAnsi="Aptos"/>
-          <w:sz w:val="20"/>
-          <w:szCs w:val="20"/>
-        </w:rPr>
-        <w:t xml:space="preserve"> non-taxable stipends or reimbursements must comply with IRS regulations and are contingent upon maintaining a valid tax home. If your tax home status changes or documentation cannot be substantiated, Trailblazer reserves the right to adjust or reclassify stipend amounts as taxable income.</w:t>
-      </w:r>
-    </w:p>
-    <w:p>
-      <w:pPr>
-        <w:jc w:val="both"/>
-        <w:rPr>
-          <w:rFonts w:ascii="Aptos" w:hAnsi="Aptos"/>
-          <w:sz w:val="20"/>
-          <w:szCs w:val="20"/>
-        </w:rPr>
-      </w:pPr>
-      <w:r>
-        <w:rPr>
-          <w:rFonts w:ascii="Aptos" w:hAnsi="Aptos"/>
-          <w:b/>
-          <w:bCs/>
-          <w:sz w:val="20"/>
-          <w:szCs w:val="20"/>
-          <w:u w:val="single"/>
-        </w:rPr>
-        <w:t>Credentialing &amp; Compliance</w:t>
-      </w:r>
-      <w:r>
-        <w:rPr>
-          <w:rFonts w:ascii="Aptos" w:hAnsi="Aptos"/>
-          <w:b/>
-          <w:bCs/>
-          <w:sz w:val="18"/>
-          <w:szCs w:val="18"/>
-          <w:u w:val="single"/>
-        </w:rPr>
-        <w:t>:</w:t>
-      </w:r>
-      <w:r>
-        <w:rPr>
-          <w:rFonts w:ascii="Aptos" w:hAnsi="Aptos"/>
-          <w:sz w:val="18"/>
-          <w:szCs w:val="18"/>
-        </w:rPr>
-        <w:t xml:space="preserve"> </w:t>
-      </w:r>
-      <w:r>
-        <w:rPr>
-          <w:rFonts w:ascii="Aptos" w:hAnsi="Aptos"/>
-          <w:sz w:val="20"/>
-          <w:szCs w:val="20"/>
-        </w:rPr>
-        <w:t>Employment is contingent upon maintaining all required licenses, certifications, medical records, and compliance documentation. Any lapse, suspension, or expiration may result in immediate termination without notice.</w:t>
-      </w:r>
-    </w:p>
-    <w:p>
-      <w:pPr>
-        <w:jc w:val="both"/>
-        <w:rPr>
-          <w:rFonts w:ascii="Aptos" w:hAnsi="Aptos"/>
-          <w:sz w:val="20"/>
-          <w:szCs w:val="20"/>
-        </w:rPr>
-      </w:pPr>
-      <w:proofErr w:type="gramStart"/>
-      <w:r>
-        <w:rPr>
-          <w:rFonts w:ascii="Aptos" w:hAnsi="Aptos"/>
-          <w:sz w:val="20"/>
-          <w:szCs w:val="20"/>
-        </w:rPr>
-        <w:t>Trailblazer</w:t>
-      </w:r>
-      <w:proofErr w:type="gramEnd"/>
-      <w:r>
-        <w:rPr>
-          <w:rFonts w:ascii="Aptos" w:hAnsi="Aptos"/>
-          <w:sz w:val="20"/>
-          <w:szCs w:val="20"/>
-        </w:rPr>
-        <w:t xml:space="preserve"> may conduct periodic re-verifications of compliance. Continued employment is conditional upon successful completion of these checks.</w:t>
-      </w:r>
-    </w:p>
-    <w:p>
-      <w:pPr>
         <w:rPr>
           <w:rFonts w:ascii="Aptos" w:hAnsi="Aptos"/>
           <w:sz w:val="20"/>
@@ -3182,46 +2127,6 @@
           <w:sz w:val="20"/>
           <w:szCs w:val="20"/>
         </w:rPr>
-        <w:t>Trailblazer or the Employee may terminate this agreement at any time with 14 days' written notice. If the Employee terminates the assignment without the required notice, they may be subject</w:t>
-      </w:r>
-      <w:r>
-        <w:rPr>
-          <w:rFonts w:ascii="Aptos" w:hAnsi="Aptos"/>
-          <w:sz w:val="20"/>
-          <w:szCs w:val="20"/>
-        </w:rPr>
-        <w:t xml:space="preserve"> to a $1,000</w:t>
-      </w:r>
-      <w:r>
-        <w:rPr>
-          <w:rFonts w:ascii="Aptos" w:hAnsi="Aptos"/>
-          <w:sz w:val="20"/>
-          <w:szCs w:val="20"/>
-        </w:rPr>
-        <w:t xml:space="preserve"> cancellation fee </w:t>
-      </w:r>
-      <w:r>
-        <w:rPr>
-          <w:rFonts w:ascii="Aptos" w:hAnsi="Aptos"/>
-          <w:sz w:val="20"/>
-          <w:szCs w:val="20"/>
-        </w:rPr>
-        <w:t>and/or deduction of related client penalties, housing costs, or unrecouped stipends from final wages, where permitted by law</w:t>
-      </w:r>
-      <w:r>
-        <w:rPr>
-          <w:rFonts w:ascii="Aptos" w:hAnsi="Aptos"/>
-          <w:sz w:val="20"/>
-          <w:szCs w:val="20"/>
-        </w:rPr>
-        <w:t>.</w:t>
-      </w:r>
-      <w:r>
-        <w:rPr>
-          <w:rFonts w:ascii="Aptos" w:hAnsi="Aptos"/>
-          <w:sz w:val="20"/>
-          <w:szCs w:val="20"/>
-        </w:rPr>
         <w:t xml:space="preserve"> </w:t>
       </w:r>
       <w:r>
@@ -3230,34 +2135,8 @@
           <w:sz w:val="20"/>
           <w:szCs w:val="20"/>
         </w:rPr>
-        <w:t xml:space="preserve">Trailblazer reserves the right to recover any client-assessed penalties, missed shift charges, or other </w:t>
-      </w:r>
-      <w:r>
-        <w:rPr>
-          <w:rFonts w:ascii="Aptos" w:hAnsi="Aptos"/>
-          <w:sz w:val="20"/>
-          <w:szCs w:val="20"/>
-        </w:rPr>
-        <w:t>damage</w:t>
-      </w:r>
-      <w:r>
-        <w:rPr>
-          <w:rFonts w:ascii="Aptos" w:hAnsi="Aptos"/>
-          <w:sz w:val="20"/>
-          <w:szCs w:val="20"/>
-        </w:rPr>
-        <w:t xml:space="preserve"> caused by the Employee’s breach of assignment terms.</w:t>
-      </w:r>
-    </w:p>
-    <w:p>
-      <w:pPr>
-        <w:spacing w:after="0"/>
-        <w:rPr>
-          <w:rFonts w:ascii="Aptos" w:hAnsi="Aptos"/>
-          <w:sz w:val="20"/>
-          <w:szCs w:val="20"/>
-        </w:rPr>
-      </w:pPr>
+        <w:t xml:space="preserve">Trailblazer or the Employee may terminate this agreement at any time by providing 14 days' written notice. If the Employee terminates the assignment without the required notice, they may be subject to a $1,000 cancellation fee and/or recovery of any client-assessed penalties or other direct costs incurred by Trailblazer </w:t>
+      </w:r>
       <w:proofErr w:type="gramStart"/>
       <w:r>
         <w:rPr>
@@ -3265,7 +2144,7 @@
           <w:sz w:val="20"/>
           <w:szCs w:val="20"/>
         </w:rPr>
-        <w:t>Trailblazer</w:t>
+        <w:t>as a result of</w:t>
       </w:r>
       <w:proofErr w:type="gramEnd"/>
       <w:r>
@@ -3274,50 +2153,8 @@
           <w:sz w:val="20"/>
           <w:szCs w:val="20"/>
         </w:rPr>
-        <w:t xml:space="preserve"> will consider extenuating circumstances and may waive or adjust the penalty at its discretion, provided that the </w:t>
-      </w:r>
-      <w:r>
-        <w:rPr>
-          <w:rFonts w:ascii="Aptos" w:hAnsi="Aptos"/>
-          <w:sz w:val="20"/>
-          <w:szCs w:val="20"/>
-        </w:rPr>
-        <w:t>employee</w:t>
-      </w:r>
-      <w:r>
-        <w:rPr>
-          <w:rFonts w:ascii="Aptos" w:hAnsi="Aptos"/>
-          <w:sz w:val="20"/>
-          <w:szCs w:val="20"/>
-        </w:rPr>
-        <w:t xml:space="preserve"> communicates the situation promptly and clearly to the company. Any waiver or adjustment of the penalty will be considered on a case-by-case basis</w:t>
-      </w:r>
-      <w:r>
-        <w:rPr>
-          <w:rFonts w:ascii="Aptos" w:hAnsi="Aptos"/>
-          <w:sz w:val="20"/>
-          <w:szCs w:val="20"/>
-        </w:rPr>
-        <w:t xml:space="preserve"> and is at the sole discretion of Trailblazer</w:t>
-      </w:r>
-      <w:r>
-        <w:rPr>
-          <w:rFonts w:ascii="Aptos" w:hAnsi="Aptos"/>
-          <w:sz w:val="20"/>
-          <w:szCs w:val="20"/>
-        </w:rPr>
-        <w:t>.</w:t>
-      </w:r>
-    </w:p>
-    <w:p>
-      <w:pPr>
-        <w:spacing w:after="0"/>
-        <w:rPr>
-          <w:rFonts w:ascii="Aptos" w:hAnsi="Aptos"/>
-          <w:sz w:val="20"/>
-          <w:szCs w:val="20"/>
-        </w:rPr>
-      </w:pPr>
+        <w:t xml:space="preserve"> the Employee's early termination, where permitted by applicable law.</w:t>
+      </w:r>
     </w:p>
     <w:p>
       <w:pPr>
@@ -3331,12 +2168,31 @@
       <w:r>
         <w:rPr>
           <w:rFonts w:ascii="Aptos" w:hAnsi="Aptos"/>
+          <w:sz w:val="20"/>
+          <w:szCs w:val="20"/>
+        </w:rPr>
+        <w:t>Trailblazer will consider extenuating circumstances and may reduce or waive any applicable fee or recovery on a case-by-case basis, provided the Employee communicates the circumstances promptly. Any such determination shall be made at Trailblazer's sole discretion.</w:t>
+      </w:r>
+    </w:p>
+    <w:p>
+      <w:pPr>
+        <w:jc w:val="both"/>
+        <w:rPr>
+          <w:rFonts w:ascii="Aptos" w:hAnsi="Aptos"/>
+          <w:sz w:val="20"/>
+          <w:szCs w:val="20"/>
+        </w:rPr>
+      </w:pPr>
+      <w:r>
+        <w:rPr>
+          <w:rFonts w:ascii="Aptos" w:hAnsi="Aptos"/>
           <w:b/>
           <w:bCs/>
           <w:sz w:val="20"/>
           <w:szCs w:val="20"/>
           <w:u w:val="single"/>
         </w:rPr>
+        <w:lastRenderedPageBreak/>
         <w:t>Assumption of Risk</w:t>
       </w:r>
       <w:r>
@@ -3374,64 +2230,87 @@
       <w:r>
         <w:rPr>
           <w:rFonts w:ascii="Aptos" w:hAnsi="Aptos"/>
-          <w:sz w:val="20"/>
-          <w:szCs w:val="20"/>
-        </w:rPr>
-        <w:t xml:space="preserve">Your work location will be a </w:t>
-      </w:r>
-      <w:r>
-        <w:rPr>
-          <w:rFonts w:ascii="Aptos" w:hAnsi="Aptos"/>
-          <w:sz w:val="20"/>
-          <w:szCs w:val="20"/>
-        </w:rPr>
-        <w:t>hospital</w:t>
-      </w:r>
-      <w:r>
-        <w:rPr>
-          <w:rFonts w:ascii="Aptos" w:hAnsi="Aptos"/>
+          <w:b/>
+          <w:bCs/>
           <w:sz w:val="20"/>
           <w:szCs w:val="20"/>
         </w:rPr>
         <w:t xml:space="preserve"> </w:t>
       </w:r>
-      <w:proofErr w:type="gramStart"/>
-      <w:r>
-        <w:rPr>
-          <w:rFonts w:ascii="Aptos" w:hAnsi="Aptos"/>
-          <w:sz w:val="20"/>
-          <w:szCs w:val="20"/>
-        </w:rPr>
-        <w:t>facility</w:t>
-      </w:r>
-      <w:proofErr w:type="gramEnd"/>
-      <w:r>
-        <w:rPr>
-          <w:rFonts w:ascii="Aptos" w:hAnsi="Aptos"/>
-          <w:sz w:val="20"/>
-          <w:szCs w:val="20"/>
-        </w:rPr>
-        <w:t xml:space="preserve"> and you may be exposed to unpredictable working conditions. You agree to hold Trail</w:t>
-      </w:r>
-      <w:r>
-        <w:rPr>
-          <w:rFonts w:ascii="Aptos" w:hAnsi="Aptos"/>
-          <w:sz w:val="20"/>
-          <w:szCs w:val="20"/>
-        </w:rPr>
-        <w:t>b</w:t>
-      </w:r>
-      <w:r>
-        <w:rPr>
-          <w:rFonts w:ascii="Aptos" w:hAnsi="Aptos"/>
-          <w:sz w:val="20"/>
-          <w:szCs w:val="20"/>
-        </w:rPr>
-        <w:t>lazer Staffing Solutions, its parent, subsidiary and affiliate companies and their respective directors, officers, employees, independent contractors, licensees, successors, assigns and agents of the foregoing, harmless from and against all claims, liabilities, damages, costs and attorneys' fees arising from:</w:t>
-      </w:r>
-      <w:r>
-        <w:rPr>
-          <w:rFonts w:ascii="Aptos" w:hAnsi="Aptos"/>
+      <w:r>
+        <w:rPr>
+          <w:rFonts w:ascii="Aptos" w:hAnsi="Aptos"/>
+          <w:sz w:val="20"/>
+          <w:szCs w:val="20"/>
+        </w:rPr>
+        <w:t>Your work location will be a healthcare facility, and you may be exposed to unpredictable working conditions and other inherent risks associated with the healthcare environment. You agree to hold harmless Trailblazer Staffing Solutions, its parent, subsidiaries, affiliates, directors, officers, employees, agents, successors, and assigns from any claims, liabilities, damages, costs, or attorneys' fees arising from: (1) your negligent or intentional acts or omissions; (2) your breach of any representation, warranty, or obligation under this Agreement; (3) communicable diseases, medical complications, or other inherent risks associated with the healthcare environment; or (4) events beyond Trailblazer's reasonable control, including civil disturbances or natural disasters.</w:t>
+      </w:r>
+    </w:p>
+    <w:p>
+      <w:pPr>
+        <w:jc w:val="both"/>
+        <w:rPr>
+          <w:rFonts w:ascii="Aptos" w:hAnsi="Aptos"/>
+          <w:sz w:val="20"/>
+          <w:szCs w:val="20"/>
+        </w:rPr>
+      </w:pPr>
+      <w:r>
+        <w:rPr>
+          <w:rFonts w:ascii="Aptos" w:hAnsi="Aptos"/>
+          <w:sz w:val="20"/>
+          <w:szCs w:val="20"/>
+        </w:rPr>
+        <w:t>Trailblazer maintains professional and general liability insurance as required by law. This coverage does not extend to acts of gross negligence, willful misconduct, or intentional wrongdoing by the Employee. The Employee agrees to indemnify and hold Trailblazer harmless for any damages or losses resulting from such conduct.</w:t>
+      </w:r>
+    </w:p>
+    <w:p>
+      <w:pPr>
+        <w:jc w:val="both"/>
+        <w:rPr>
+          <w:rFonts w:ascii="Aptos" w:hAnsi="Aptos"/>
+          <w:sz w:val="20"/>
+          <w:szCs w:val="20"/>
+        </w:rPr>
+      </w:pPr>
+      <w:r>
+        <w:rPr>
+          <w:rFonts w:ascii="Aptos" w:hAnsi="Aptos"/>
+          <w:b/>
+          <w:bCs/>
+          <w:sz w:val="20"/>
+          <w:szCs w:val="20"/>
+          <w:u w:val="single"/>
+        </w:rPr>
+        <w:t>Work-Related Incident</w:t>
+      </w:r>
+      <w:r>
+        <w:rPr>
+          <w:rFonts w:ascii="Aptos" w:hAnsi="Aptos"/>
+          <w:b/>
+          <w:bCs/>
+          <w:sz w:val="20"/>
+          <w:szCs w:val="20"/>
+          <w:u w:val="single"/>
+        </w:rPr>
+        <w:t>s</w:t>
+      </w:r>
+      <w:r>
+        <w:rPr>
+          <w:rFonts w:ascii="Aptos" w:hAnsi="Aptos"/>
+          <w:b/>
+          <w:bCs/>
+          <w:sz w:val="20"/>
+          <w:szCs w:val="20"/>
+          <w:u w:val="single"/>
+        </w:rPr>
+        <w:t>:</w:t>
+      </w:r>
+      <w:r>
+        <w:rPr>
+          <w:rFonts w:ascii="Aptos" w:hAnsi="Aptos"/>
+          <w:b/>
+          <w:bCs/>
           <w:sz w:val="20"/>
           <w:szCs w:val="20"/>
         </w:rPr>
@@ -3443,30 +2322,6 @@
           <w:sz w:val="20"/>
           <w:szCs w:val="20"/>
         </w:rPr>
-        <w:t xml:space="preserve">(1) any negligent or intentional acts by you; (2) any breach or alleged breach by you of any representation, warranty or agreement made by you; </w:t>
-      </w:r>
-      <w:r>
-        <w:rPr>
-          <w:rFonts w:ascii="Aptos" w:hAnsi="Aptos"/>
-          <w:sz w:val="20"/>
-          <w:szCs w:val="20"/>
-        </w:rPr>
-        <w:t>(3) any breach or alleged breach by our Client during your employment</w:t>
-      </w:r>
-      <w:r>
-        <w:rPr>
-          <w:rFonts w:ascii="Aptos" w:hAnsi="Aptos"/>
-          <w:sz w:val="20"/>
-          <w:szCs w:val="20"/>
-        </w:rPr>
-        <w:t>;</w:t>
-      </w:r>
-      <w:r>
-        <w:rPr>
-          <w:rFonts w:ascii="Aptos" w:hAnsi="Aptos"/>
-          <w:sz w:val="20"/>
-          <w:szCs w:val="20"/>
-        </w:rPr>
         <w:t xml:space="preserve"> </w:t>
       </w:r>
       <w:r>
@@ -3475,286 +2330,7 @@
           <w:sz w:val="20"/>
           <w:szCs w:val="20"/>
         </w:rPr>
-        <w:t>(4) any illnesses</w:t>
-      </w:r>
-      <w:r>
-        <w:rPr>
-          <w:rFonts w:ascii="Aptos" w:hAnsi="Aptos"/>
-          <w:sz w:val="20"/>
-          <w:szCs w:val="20"/>
-        </w:rPr>
-        <w:t xml:space="preserve"> </w:t>
-      </w:r>
-      <w:r>
-        <w:rPr>
-          <w:rFonts w:ascii="Aptos" w:hAnsi="Aptos"/>
-          <w:sz w:val="20"/>
-          <w:szCs w:val="20"/>
-        </w:rPr>
-        <w:t>including but not limited to</w:t>
-      </w:r>
-      <w:r>
-        <w:rPr>
-          <w:rFonts w:ascii="Aptos" w:hAnsi="Aptos"/>
-          <w:sz w:val="20"/>
-          <w:szCs w:val="20"/>
-        </w:rPr>
-        <w:t xml:space="preserve"> COVID-19</w:t>
-      </w:r>
-      <w:r>
-        <w:rPr>
-          <w:rFonts w:ascii="Aptos" w:hAnsi="Aptos"/>
-          <w:sz w:val="20"/>
-          <w:szCs w:val="20"/>
-        </w:rPr>
-        <w:t>, medical complications or pandemics</w:t>
-      </w:r>
-      <w:r>
-        <w:rPr>
-          <w:rFonts w:ascii="Aptos" w:hAnsi="Aptos"/>
-          <w:sz w:val="20"/>
-          <w:szCs w:val="20"/>
-        </w:rPr>
-        <w:t xml:space="preserve">; or (5) any unpredictable work conditions, </w:t>
-      </w:r>
-      <w:r>
-        <w:rPr>
-          <w:rFonts w:ascii="Aptos" w:hAnsi="Aptos"/>
-          <w:sz w:val="20"/>
-          <w:szCs w:val="20"/>
-        </w:rPr>
-        <w:t>civil disturbances,</w:t>
-      </w:r>
-      <w:r>
-        <w:rPr>
-          <w:rFonts w:ascii="Aptos" w:hAnsi="Aptos"/>
-          <w:sz w:val="20"/>
-          <w:szCs w:val="20"/>
-        </w:rPr>
-        <w:t xml:space="preserve"> riots or events in or around the work location.</w:t>
-      </w:r>
-    </w:p>
-    <w:p>
-      <w:pPr>
-        <w:jc w:val="both"/>
-        <w:rPr>
-          <w:rFonts w:ascii="Aptos" w:hAnsi="Aptos"/>
-          <w:sz w:val="20"/>
-          <w:szCs w:val="20"/>
-        </w:rPr>
-      </w:pPr>
-      <w:proofErr w:type="gramStart"/>
-      <w:r>
-        <w:rPr>
-          <w:rFonts w:ascii="Aptos" w:hAnsi="Aptos"/>
-          <w:sz w:val="20"/>
-          <w:szCs w:val="20"/>
-        </w:rPr>
-        <w:t>Trailblazer maintains</w:t>
-      </w:r>
-      <w:proofErr w:type="gramEnd"/>
-      <w:r>
-        <w:rPr>
-          <w:rFonts w:ascii="Aptos" w:hAnsi="Aptos"/>
-          <w:sz w:val="20"/>
-          <w:szCs w:val="20"/>
-        </w:rPr>
-        <w:t xml:space="preserve"> professional and general liability insurance as required by law. This coverage does not extend to acts of gross negligence, willful misconduct, or intentional wrongdoing by the Employee. The Employee shall indemnify and hold Trailblazer </w:t>
-      </w:r>
-      <w:r>
-        <w:rPr>
-          <w:rFonts w:ascii="Aptos" w:hAnsi="Aptos"/>
-          <w:sz w:val="20"/>
-          <w:szCs w:val="20"/>
-        </w:rPr>
-        <w:t xml:space="preserve">Staffing Solutions </w:t>
-      </w:r>
-      <w:r>
-        <w:rPr>
-          <w:rFonts w:ascii="Aptos" w:hAnsi="Aptos"/>
-          <w:sz w:val="20"/>
-          <w:szCs w:val="20"/>
-        </w:rPr>
-        <w:t>harmless for any damages or losses arising from such acts.</w:t>
-      </w:r>
-    </w:p>
-    <w:p>
-      <w:pPr>
-        <w:jc w:val="both"/>
-        <w:rPr>
-          <w:rFonts w:ascii="Aptos" w:hAnsi="Aptos"/>
-          <w:sz w:val="20"/>
-          <w:szCs w:val="20"/>
-        </w:rPr>
-      </w:pPr>
-      <w:r>
-        <w:rPr>
-          <w:rFonts w:ascii="Aptos" w:hAnsi="Aptos"/>
-          <w:b/>
-          <w:bCs/>
-          <w:sz w:val="20"/>
-          <w:szCs w:val="20"/>
-          <w:u w:val="single"/>
-        </w:rPr>
-        <w:t>Work-Related Incident</w:t>
-      </w:r>
-      <w:r>
-        <w:rPr>
-          <w:rFonts w:ascii="Aptos" w:hAnsi="Aptos"/>
-          <w:b/>
-          <w:bCs/>
-          <w:sz w:val="20"/>
-          <w:szCs w:val="20"/>
-          <w:u w:val="single"/>
-        </w:rPr>
-        <w:t>s</w:t>
-      </w:r>
-      <w:r>
-        <w:rPr>
-          <w:rFonts w:ascii="Aptos" w:hAnsi="Aptos"/>
-          <w:b/>
-          <w:bCs/>
-          <w:sz w:val="20"/>
-          <w:szCs w:val="20"/>
-          <w:u w:val="single"/>
-        </w:rPr>
-        <w:t>:</w:t>
-      </w:r>
-      <w:r>
-        <w:rPr>
-          <w:rFonts w:ascii="Aptos" w:hAnsi="Aptos"/>
-          <w:sz w:val="20"/>
-          <w:szCs w:val="20"/>
-        </w:rPr>
-        <w:t xml:space="preserve"> In case of a work-related incident, </w:t>
-      </w:r>
-      <w:r>
-        <w:rPr>
-          <w:rFonts w:ascii="Aptos" w:hAnsi="Aptos"/>
-          <w:sz w:val="20"/>
-          <w:szCs w:val="20"/>
-        </w:rPr>
-        <w:t xml:space="preserve">you </w:t>
-      </w:r>
-      <w:r>
-        <w:rPr>
-          <w:rFonts w:ascii="Aptos" w:hAnsi="Aptos"/>
-          <w:sz w:val="20"/>
-          <w:szCs w:val="20"/>
-        </w:rPr>
-        <w:t xml:space="preserve">agree to: (1) immediately report any and all workplace incidents to </w:t>
-      </w:r>
-      <w:r>
-        <w:rPr>
-          <w:rFonts w:ascii="Aptos" w:hAnsi="Aptos"/>
-          <w:sz w:val="20"/>
-          <w:szCs w:val="20"/>
-        </w:rPr>
-        <w:t>your</w:t>
-      </w:r>
-      <w:r>
-        <w:rPr>
-          <w:rFonts w:ascii="Aptos" w:hAnsi="Aptos"/>
-          <w:sz w:val="20"/>
-          <w:szCs w:val="20"/>
-        </w:rPr>
-        <w:t xml:space="preserve"> direct supervisor, (2) contact </w:t>
-      </w:r>
-      <w:r>
-        <w:rPr>
-          <w:rFonts w:ascii="Aptos" w:hAnsi="Aptos"/>
-          <w:sz w:val="20"/>
-          <w:szCs w:val="20"/>
-        </w:rPr>
-        <w:t>Trail</w:t>
-      </w:r>
-      <w:r>
-        <w:rPr>
-          <w:rFonts w:ascii="Aptos" w:hAnsi="Aptos"/>
-          <w:sz w:val="20"/>
-          <w:szCs w:val="20"/>
-        </w:rPr>
-        <w:t>b</w:t>
-      </w:r>
-      <w:r>
-        <w:rPr>
-          <w:rFonts w:ascii="Aptos" w:hAnsi="Aptos"/>
-          <w:sz w:val="20"/>
-          <w:szCs w:val="20"/>
-        </w:rPr>
-        <w:t xml:space="preserve">lazer </w:t>
-      </w:r>
-      <w:r>
-        <w:rPr>
-          <w:rFonts w:ascii="Aptos" w:hAnsi="Aptos"/>
-          <w:sz w:val="20"/>
-          <w:szCs w:val="20"/>
-        </w:rPr>
-        <w:t>prior to being treated</w:t>
-      </w:r>
-      <w:r>
-        <w:rPr>
-          <w:rFonts w:ascii="Aptos" w:hAnsi="Aptos"/>
-          <w:sz w:val="20"/>
-          <w:szCs w:val="20"/>
-        </w:rPr>
-        <w:t>, except in emergencies</w:t>
-      </w:r>
-      <w:r>
-        <w:rPr>
-          <w:rFonts w:ascii="Aptos" w:hAnsi="Aptos"/>
-          <w:sz w:val="20"/>
-          <w:szCs w:val="20"/>
-        </w:rPr>
-        <w:t xml:space="preserve">, (3) obtain a work status form from the medical provider and immediately return it to </w:t>
-      </w:r>
-      <w:r>
-        <w:rPr>
-          <w:rFonts w:ascii="Aptos" w:hAnsi="Aptos"/>
-          <w:sz w:val="20"/>
-          <w:szCs w:val="20"/>
-        </w:rPr>
-        <w:t xml:space="preserve">your </w:t>
-      </w:r>
-      <w:r>
-        <w:rPr>
-          <w:rFonts w:ascii="Aptos" w:hAnsi="Aptos"/>
-          <w:sz w:val="20"/>
-          <w:szCs w:val="20"/>
-        </w:rPr>
-        <w:t xml:space="preserve">supervisor, and (4) ensure that </w:t>
-      </w:r>
-      <w:r>
-        <w:rPr>
-          <w:rFonts w:ascii="Aptos" w:hAnsi="Aptos"/>
-          <w:sz w:val="20"/>
-          <w:szCs w:val="20"/>
-        </w:rPr>
-        <w:t>your</w:t>
-      </w:r>
-      <w:r>
-        <w:rPr>
-          <w:rFonts w:ascii="Aptos" w:hAnsi="Aptos"/>
-          <w:sz w:val="20"/>
-          <w:szCs w:val="20"/>
-        </w:rPr>
-        <w:t xml:space="preserve"> direct supervisor completes an incident report form to be submitted to Trail</w:t>
-      </w:r>
-      <w:r>
-        <w:rPr>
-          <w:rFonts w:ascii="Aptos" w:hAnsi="Aptos"/>
-          <w:sz w:val="20"/>
-          <w:szCs w:val="20"/>
-        </w:rPr>
-        <w:t>b</w:t>
-      </w:r>
-      <w:r>
-        <w:rPr>
-          <w:rFonts w:ascii="Aptos" w:hAnsi="Aptos"/>
-          <w:sz w:val="20"/>
-          <w:szCs w:val="20"/>
-        </w:rPr>
-        <w:t>lazer.</w:t>
+        <w:t>In the event of a work-related injury or incident, you agree to: (1) immediately report the incident to your direct supervisor; (2) notify Trailblazer as soon as reasonably possible and, except in emergencies, prior to seeking medical treatment; (3) obtain a work status form from the treating medical provider and promptly provide it to Trailblazer; and (4) cooperate in the completion of any required incident reports.</w:t>
       </w:r>
     </w:p>
     <w:p>
@@ -3762,6 +2338,7 @@
         <w:pStyle w:val="Heading2"/>
         <w:keepNext w:val="0"/>
         <w:spacing w:before="0" w:after="200" w:line="276" w:lineRule="auto"/>
+        <w:jc w:val="both"/>
         <w:rPr>
           <w:rFonts w:ascii="Aptos" w:eastAsiaTheme="minorHAnsi" w:hAnsi="Aptos" w:cstheme="minorBidi"/>
           <w:b w:val="0"/>
@@ -3781,7 +2358,7 @@
           <w:u w:val="single"/>
           <w:lang w:val="en-US" w:eastAsia="en-US"/>
         </w:rPr>
-        <w:t>Force Majeure</w:t>
+        <w:t>Force Majeure:</w:t>
       </w:r>
       <w:r>
         <w:rPr>
@@ -3789,10 +2366,9 @@
           <w:iCs w:val="0"/>
           <w:sz w:val="20"/>
           <w:szCs w:val="20"/>
-          <w:u w:val="single"/>
           <w:lang w:val="en-US" w:eastAsia="en-US"/>
         </w:rPr>
-        <w:t>:</w:t>
+        <w:t xml:space="preserve"> </w:t>
       </w:r>
       <w:r>
         <w:rPr>
@@ -3802,7 +2378,7 @@
           <w:szCs w:val="20"/>
           <w:lang w:val="en-US" w:eastAsia="en-US"/>
         </w:rPr>
-        <w:t xml:space="preserve">  </w:t>
+        <w:t xml:space="preserve"> </w:t>
       </w:r>
       <w:r>
         <w:rPr>
@@ -3814,9 +2390,370 @@
           <w:szCs w:val="20"/>
           <w:lang w:val="en-US" w:eastAsia="en-US"/>
         </w:rPr>
-        <w:t>Trailblazer shall not be liable for any delay or failure to perform obligations under this agreement due to events beyond reasonable control, including natural disasters, pandemics, strikes, civil unrest, or</w:t>
-      </w:r>
-      <w:r>
+        <w:t>Trailblazer shall not be liable for any delay or failure to perform its obligations under this Agreement due to events beyond its reasonable control, including natural disasters, pandemics, strikes, civil unrest, or government actions or restrictions.</w:t>
+      </w:r>
+    </w:p>
+    <w:p>
+      <w:pPr>
+        <w:spacing w:after="0"/>
+        <w:jc w:val="both"/>
+        <w:rPr>
+          <w:rFonts w:ascii="Aptos" w:hAnsi="Aptos"/>
+          <w:sz w:val="20"/>
+          <w:szCs w:val="20"/>
+        </w:rPr>
+      </w:pPr>
+      <w:r>
+        <w:rPr>
+          <w:rFonts w:ascii="Aptos" w:eastAsia="Times New Roman" w:hAnsi="Aptos" w:cs="Arial"/>
+          <w:b/>
+          <w:bCs/>
+          <w:sz w:val="20"/>
+          <w:szCs w:val="20"/>
+          <w:u w:val="single"/>
+          <w:lang w:eastAsia="en-AU"/>
+        </w:rPr>
+        <w:t>Termination</w:t>
+      </w:r>
+      <w:r>
+        <w:rPr>
+          <w:rFonts w:ascii="Aptos" w:eastAsia="Times New Roman" w:hAnsi="Aptos" w:cs="Arial"/>
+          <w:b/>
+          <w:bCs/>
+          <w:sz w:val="20"/>
+          <w:szCs w:val="20"/>
+          <w:u w:val="single"/>
+          <w:lang w:eastAsia="en-AU"/>
+        </w:rPr>
+        <w:t>:</w:t>
+      </w:r>
+      <w:r>
+        <w:rPr>
+          <w:rFonts w:ascii="Aptos" w:eastAsia="Times New Roman" w:hAnsi="Aptos" w:cs="Arial"/>
+          <w:b/>
+          <w:bCs/>
+          <w:sz w:val="20"/>
+          <w:szCs w:val="20"/>
+          <w:lang w:eastAsia="en-AU"/>
+        </w:rPr>
+        <w:t xml:space="preserve"> </w:t>
+      </w:r>
+      <w:r>
+        <w:rPr>
+          <w:rFonts w:ascii="Aptos" w:eastAsia="Times New Roman" w:hAnsi="Aptos" w:cs="Arial"/>
+          <w:b/>
+          <w:bCs/>
+          <w:sz w:val="20"/>
+          <w:szCs w:val="20"/>
+          <w:lang w:eastAsia="en-AU"/>
+        </w:rPr>
+        <w:t xml:space="preserve"> </w:t>
+      </w:r>
+      <w:r>
+        <w:rPr>
+          <w:rFonts w:ascii="Aptos" w:hAnsi="Aptos"/>
+          <w:sz w:val="20"/>
+          <w:szCs w:val="20"/>
+        </w:rPr>
+        <w:t>During your employment, you will be subject to all applicable policies, procedures, performance standards, and codes of conduct of both Trailblazer and its Clients, as amended from time to time. Failure to comply with these requirements may result in disciplinary action, up to and including termination of employment.</w:t>
+      </w:r>
+    </w:p>
+    <w:p>
+      <w:pPr>
+        <w:spacing w:after="0" w:line="240" w:lineRule="auto"/>
+        <w:jc w:val="both"/>
+        <w:rPr>
+          <w:rFonts w:ascii="Aptos" w:hAnsi="Aptos"/>
+          <w:sz w:val="20"/>
+          <w:szCs w:val="20"/>
+        </w:rPr>
+      </w:pPr>
+    </w:p>
+    <w:p>
+      <w:pPr>
+        <w:spacing w:after="120"/>
+        <w:jc w:val="both"/>
+        <w:rPr>
+          <w:rFonts w:ascii="Aptos" w:hAnsi="Aptos"/>
+          <w:sz w:val="20"/>
+          <w:szCs w:val="20"/>
+        </w:rPr>
+      </w:pPr>
+      <w:r>
+        <w:rPr>
+          <w:rFonts w:ascii="Aptos" w:eastAsia="Times New Roman" w:hAnsi="Aptos" w:cs="Arial"/>
+          <w:b/>
+          <w:bCs/>
+          <w:sz w:val="20"/>
+          <w:szCs w:val="20"/>
+          <w:u w:val="single"/>
+          <w:lang w:eastAsia="en-AU"/>
+        </w:rPr>
+        <w:t>Non-Solicitation</w:t>
+      </w:r>
+      <w:r>
+        <w:rPr>
+          <w:rFonts w:ascii="Aptos" w:eastAsia="Times New Roman" w:hAnsi="Aptos" w:cs="Arial"/>
+          <w:b/>
+          <w:bCs/>
+          <w:sz w:val="20"/>
+          <w:szCs w:val="20"/>
+          <w:u w:val="single"/>
+          <w:lang w:eastAsia="en-AU"/>
+        </w:rPr>
+        <w:t>:</w:t>
+      </w:r>
+      <w:r>
+        <w:rPr>
+          <w:rFonts w:ascii="Aptos" w:eastAsia="Times New Roman" w:hAnsi="Aptos" w:cs="Arial"/>
+          <w:b/>
+          <w:bCs/>
+          <w:sz w:val="20"/>
+          <w:szCs w:val="20"/>
+          <w:lang w:eastAsia="en-AU"/>
+        </w:rPr>
+        <w:t xml:space="preserve"> </w:t>
+      </w:r>
+      <w:r>
+        <w:rPr>
+          <w:rFonts w:ascii="Aptos" w:hAnsi="Aptos"/>
+          <w:sz w:val="20"/>
+          <w:szCs w:val="20"/>
+        </w:rPr>
+        <w:t>During your employment with Trailblazer and for one (1) year thereafter, you agree not to, directly or indirectly:</w:t>
+      </w:r>
+    </w:p>
+    <w:p>
+      <w:pPr>
+        <w:pStyle w:val="ListParagraph"/>
+        <w:numPr>
+          <w:ilvl w:val="0"/>
+          <w:numId w:val="14"/>
+        </w:numPr>
+        <w:spacing w:after="120" w:line="276" w:lineRule="auto"/>
+        <w:jc w:val="both"/>
+        <w:rPr>
+          <w:rFonts w:ascii="Aptos" w:hAnsi="Aptos"/>
+          <w:sz w:val="20"/>
+          <w:szCs w:val="20"/>
+        </w:rPr>
+      </w:pPr>
+      <w:r>
+        <w:rPr>
+          <w:rFonts w:ascii="Aptos" w:hAnsi="Aptos"/>
+          <w:sz w:val="20"/>
+          <w:szCs w:val="20"/>
+        </w:rPr>
+        <w:t>Interfere with or disrupt Trailblazer's relationships with its employees, contractors, clients, or business partners.</w:t>
+      </w:r>
+    </w:p>
+    <w:p>
+      <w:pPr>
+        <w:pStyle w:val="ListParagraph"/>
+        <w:numPr>
+          <w:ilvl w:val="0"/>
+          <w:numId w:val="14"/>
+        </w:numPr>
+        <w:spacing w:after="120" w:line="276" w:lineRule="auto"/>
+        <w:jc w:val="both"/>
+        <w:rPr>
+          <w:rFonts w:ascii="Aptos" w:hAnsi="Aptos"/>
+          <w:sz w:val="20"/>
+          <w:szCs w:val="20"/>
+        </w:rPr>
+      </w:pPr>
+      <w:r>
+        <w:rPr>
+          <w:rFonts w:ascii="Aptos" w:hAnsi="Aptos"/>
+          <w:sz w:val="20"/>
+          <w:szCs w:val="20"/>
+        </w:rPr>
+        <w:t>Solicit or contract directly with any Trailblazer client, affiliate, or facility introduced through Trailblazer in a manner that circumvents Trailblazer's business relationship, without Trailblazer's prior written consent.</w:t>
+      </w:r>
+    </w:p>
+    <w:p>
+      <w:pPr>
+        <w:pStyle w:val="ListParagraph"/>
+        <w:numPr>
+          <w:ilvl w:val="0"/>
+          <w:numId w:val="14"/>
+        </w:numPr>
+        <w:spacing w:after="120" w:line="276" w:lineRule="auto"/>
+        <w:jc w:val="both"/>
+        <w:rPr>
+          <w:rFonts w:ascii="Aptos" w:hAnsi="Aptos"/>
+          <w:sz w:val="20"/>
+          <w:szCs w:val="20"/>
+        </w:rPr>
+      </w:pPr>
+      <w:r>
+        <w:rPr>
+          <w:rFonts w:ascii="Aptos" w:hAnsi="Aptos"/>
+          <w:sz w:val="20"/>
+          <w:szCs w:val="20"/>
+        </w:rPr>
+        <w:t>Solicit, recruit, or hire any Trailblazer employee or contractor for employment or engagement in competition with Trailblazer.</w:t>
+      </w:r>
+    </w:p>
+    <w:p>
+      <w:pPr>
+        <w:spacing w:after="0"/>
+        <w:jc w:val="both"/>
+        <w:rPr>
+          <w:rFonts w:ascii="Aptos" w:hAnsi="Aptos"/>
+          <w:sz w:val="20"/>
+          <w:szCs w:val="20"/>
+        </w:rPr>
+      </w:pPr>
+      <w:r>
+        <w:rPr>
+          <w:rFonts w:ascii="Aptos" w:eastAsia="Times New Roman" w:hAnsi="Aptos" w:cs="Arial"/>
+          <w:b/>
+          <w:bCs/>
+          <w:sz w:val="20"/>
+          <w:szCs w:val="20"/>
+          <w:u w:val="single"/>
+          <w:lang w:eastAsia="en-AU"/>
+        </w:rPr>
+        <w:t>Privacy</w:t>
+      </w:r>
+      <w:r>
+        <w:rPr>
+          <w:rFonts w:ascii="Aptos" w:hAnsi="Aptos"/>
+          <w:sz w:val="20"/>
+          <w:szCs w:val="20"/>
+          <w:u w:val="single"/>
+        </w:rPr>
+        <w:t>:</w:t>
+      </w:r>
+      <w:r>
+        <w:rPr>
+          <w:rFonts w:ascii="Aptos" w:hAnsi="Aptos"/>
+          <w:sz w:val="20"/>
+          <w:szCs w:val="20"/>
+        </w:rPr>
+        <w:t xml:space="preserve"> </w:t>
+      </w:r>
+      <w:r>
+        <w:rPr>
+          <w:rFonts w:ascii="Aptos" w:hAnsi="Aptos"/>
+          <w:sz w:val="20"/>
+          <w:szCs w:val="20"/>
+        </w:rPr>
+        <w:t xml:space="preserve">You must comply with all applicable privacy, HIPAA, confidentiality, data security, and workplace policies of both Trailblazer and the Client. </w:t>
+      </w:r>
+      <w:r>
+        <w:rPr>
+          <w:rFonts w:ascii="Aptos" w:hAnsi="Aptos"/>
+          <w:sz w:val="20"/>
+          <w:szCs w:val="20"/>
+        </w:rPr>
+        <w:t>You are responsible for</w:t>
+      </w:r>
+      <w:r>
+        <w:rPr>
+          <w:rFonts w:ascii="Aptos" w:hAnsi="Aptos"/>
+          <w:sz w:val="20"/>
+          <w:szCs w:val="20"/>
+        </w:rPr>
+        <w:t xml:space="preserve"> learning and</w:t>
+      </w:r>
+      <w:r>
+        <w:rPr>
+          <w:rFonts w:ascii="Aptos" w:hAnsi="Aptos"/>
+          <w:sz w:val="20"/>
+          <w:szCs w:val="20"/>
+        </w:rPr>
+        <w:t xml:space="preserve"> complying with the Client's applicable policies and procedures</w:t>
+      </w:r>
+      <w:r>
+        <w:rPr>
+          <w:rFonts w:ascii="Aptos" w:hAnsi="Aptos"/>
+          <w:sz w:val="20"/>
+          <w:szCs w:val="20"/>
+        </w:rPr>
+        <w:t>. Disclosure or misuse of confidential or proprietary information may result in disciplinary action, up to and including termination of employment, and legal action where appropriate.</w:t>
+      </w:r>
+    </w:p>
+    <w:p>
+      <w:pPr>
+        <w:spacing w:after="0"/>
+        <w:jc w:val="both"/>
+        <w:rPr>
+          <w:rFonts w:ascii="Aptos" w:hAnsi="Aptos"/>
+          <w:sz w:val="20"/>
+          <w:szCs w:val="20"/>
+        </w:rPr>
+      </w:pPr>
+    </w:p>
+    <w:p>
+      <w:pPr>
+        <w:spacing w:after="0"/>
+        <w:jc w:val="both"/>
+        <w:rPr>
+          <w:rFonts w:ascii="Aptos" w:hAnsi="Aptos"/>
+          <w:sz w:val="20"/>
+          <w:szCs w:val="20"/>
+        </w:rPr>
+      </w:pPr>
+      <w:r>
+        <w:rPr>
+          <w:rFonts w:ascii="Aptos" w:hAnsi="Aptos"/>
+          <w:b/>
+          <w:bCs/>
+          <w:sz w:val="20"/>
+          <w:szCs w:val="20"/>
+          <w:u w:val="single"/>
+        </w:rPr>
+        <w:t>Company Po</w:t>
+      </w:r>
+      <w:r>
+        <w:rPr>
+          <w:rFonts w:ascii="Aptos" w:eastAsia="Times New Roman" w:hAnsi="Aptos" w:cs="Arial"/>
+          <w:b/>
+          <w:bCs/>
+          <w:sz w:val="20"/>
+          <w:szCs w:val="20"/>
+          <w:u w:val="single"/>
+          <w:lang w:eastAsia="en-AU"/>
+        </w:rPr>
+        <w:t>licy</w:t>
+      </w:r>
+      <w:r>
+        <w:rPr>
+          <w:rFonts w:ascii="Aptos" w:eastAsia="Times New Roman" w:hAnsi="Aptos" w:cs="Arial"/>
+          <w:b/>
+          <w:bCs/>
+          <w:sz w:val="20"/>
+          <w:szCs w:val="20"/>
+          <w:u w:val="single"/>
+          <w:lang w:eastAsia="en-AU"/>
+        </w:rPr>
+        <w:t>:</w:t>
+      </w:r>
+      <w:r>
+        <w:rPr>
+          <w:rFonts w:ascii="Aptos" w:hAnsi="Aptos"/>
+          <w:sz w:val="20"/>
+          <w:szCs w:val="20"/>
+        </w:rPr>
+        <w:t xml:space="preserve"> </w:t>
+      </w:r>
+      <w:r>
+        <w:rPr>
+          <w:rFonts w:ascii="Aptos" w:hAnsi="Aptos"/>
+          <w:sz w:val="20"/>
+          <w:szCs w:val="20"/>
+        </w:rPr>
+        <w:t>You are required to comply with all applicable Trailblazer Staffing Solutions policies and procedures. Failure to do so may result in disciplinary action, up to and including termination of employment.</w:t>
+      </w:r>
+    </w:p>
+    <w:p>
+      <w:pPr>
+        <w:pStyle w:val="Heading2"/>
+        <w:keepNext w:val="0"/>
+        <w:spacing w:after="200" w:line="276" w:lineRule="auto"/>
+        <w:jc w:val="both"/>
         <w:rPr>
           <w:rFonts w:ascii="Aptos" w:eastAsiaTheme="minorHAnsi" w:hAnsi="Aptos" w:cstheme="minorBidi"/>
           <w:b w:val="0"/>
@@ -3826,7 +2763,17 @@
           <w:szCs w:val="20"/>
           <w:lang w:val="en-US" w:eastAsia="en-US"/>
         </w:rPr>
-        <w:t xml:space="preserve"> g</w:t>
+      </w:pPr>
+      <w:r>
+        <w:rPr>
+          <w:rFonts w:ascii="Aptos" w:hAnsi="Aptos"/>
+          <w:iCs w:val="0"/>
+          <w:sz w:val="20"/>
+          <w:szCs w:val="20"/>
+          <w:u w:val="single"/>
+          <w:lang w:val="en-US"/>
+        </w:rPr>
+        <w:t>Arbitration &amp; Dispute Resolution:</w:t>
       </w:r>
       <w:r>
         <w:rPr>
@@ -3838,871 +2785,9 @@
           <w:szCs w:val="20"/>
           <w:lang w:val="en-US" w:eastAsia="en-US"/>
         </w:rPr>
-        <w:t>overnment restrictions.</w:t>
-      </w:r>
-    </w:p>
-    <w:p>
-      <w:pPr>
-        <w:jc w:val="both"/>
-        <w:rPr>
-          <w:rFonts w:ascii="Aptos" w:hAnsi="Aptos"/>
-          <w:sz w:val="20"/>
-          <w:szCs w:val="20"/>
-        </w:rPr>
-      </w:pPr>
-      <w:r>
-        <w:rPr>
-          <w:rFonts w:ascii="Aptos" w:hAnsi="Aptos"/>
-          <w:b/>
-          <w:bCs/>
-          <w:sz w:val="20"/>
-          <w:szCs w:val="20"/>
-          <w:u w:val="single"/>
-        </w:rPr>
-        <w:t>Facility Instituted Adjustments:</w:t>
-      </w:r>
-      <w:r>
-        <w:rPr>
-          <w:rFonts w:ascii="Aptos" w:hAnsi="Aptos"/>
-          <w:sz w:val="20"/>
-          <w:szCs w:val="20"/>
-        </w:rPr>
-        <w:t xml:space="preserve"> You acknowledge that the outlined pay package is subject to change based on the discretion of the facility. Additionally, if the facility institutes change to the guaranteed hours, the pay is subject to change accordingly. In these instances, you do have the ability to decide to provide proper notice, rather than accepting the adjustments. Changes in pay, as instituted by the facility, </w:t>
-      </w:r>
-      <w:proofErr w:type="gramStart"/>
-      <w:r>
-        <w:rPr>
-          <w:rFonts w:ascii="Aptos" w:hAnsi="Aptos"/>
-          <w:sz w:val="20"/>
-          <w:szCs w:val="20"/>
-        </w:rPr>
-        <w:t>are not able to</w:t>
-      </w:r>
-      <w:proofErr w:type="gramEnd"/>
-      <w:r>
-        <w:rPr>
-          <w:rFonts w:ascii="Aptos" w:hAnsi="Aptos"/>
-          <w:sz w:val="20"/>
-          <w:szCs w:val="20"/>
-        </w:rPr>
-        <w:t xml:space="preserve"> be effective immediately. There needs to be a minimum of two weeks provide</w:t>
-      </w:r>
-      <w:r>
-        <w:rPr>
-          <w:rFonts w:ascii="Aptos" w:hAnsi="Aptos"/>
-          <w:sz w:val="20"/>
-          <w:szCs w:val="20"/>
-        </w:rPr>
-        <w:t>d</w:t>
-      </w:r>
-      <w:r>
-        <w:rPr>
-          <w:rFonts w:ascii="Aptos" w:hAnsi="Aptos"/>
-          <w:sz w:val="20"/>
-          <w:szCs w:val="20"/>
-        </w:rPr>
-        <w:t xml:space="preserve"> to consider any adjustments </w:t>
-      </w:r>
-      <w:r>
-        <w:rPr>
-          <w:rFonts w:ascii="Aptos" w:hAnsi="Aptos"/>
-          <w:sz w:val="20"/>
-          <w:szCs w:val="20"/>
-        </w:rPr>
-        <w:t>prior to</w:t>
-      </w:r>
-      <w:r>
-        <w:rPr>
-          <w:rFonts w:ascii="Aptos" w:hAnsi="Aptos"/>
-          <w:sz w:val="20"/>
-          <w:szCs w:val="20"/>
-        </w:rPr>
-        <w:t xml:space="preserve"> them taking effect. </w:t>
-      </w:r>
-    </w:p>
-    <w:p>
-      <w:pPr>
-        <w:spacing w:after="0"/>
-        <w:rPr>
-          <w:rFonts w:ascii="Aptos" w:hAnsi="Aptos"/>
-          <w:sz w:val="20"/>
-          <w:szCs w:val="20"/>
-        </w:rPr>
-      </w:pPr>
-      <w:r>
-        <w:rPr>
-          <w:rFonts w:ascii="Aptos" w:eastAsia="Times New Roman" w:hAnsi="Aptos" w:cs="Arial"/>
-          <w:b/>
-          <w:bCs/>
-          <w:sz w:val="20"/>
-          <w:szCs w:val="20"/>
-          <w:u w:val="single"/>
-          <w:lang w:eastAsia="en-AU"/>
-        </w:rPr>
-        <w:t>Termination</w:t>
-      </w:r>
-      <w:proofErr w:type="gramStart"/>
-      <w:r>
-        <w:rPr>
-          <w:rFonts w:ascii="Aptos" w:eastAsia="Times New Roman" w:hAnsi="Aptos" w:cs="Arial"/>
-          <w:b/>
-          <w:bCs/>
-          <w:sz w:val="20"/>
-          <w:szCs w:val="20"/>
-          <w:u w:val="single"/>
-          <w:lang w:eastAsia="en-AU"/>
-        </w:rPr>
-        <w:t>:</w:t>
-      </w:r>
-      <w:r>
-        <w:rPr>
-          <w:rFonts w:ascii="Aptos" w:eastAsia="Times New Roman" w:hAnsi="Aptos" w:cs="Arial"/>
-          <w:b/>
-          <w:bCs/>
-          <w:sz w:val="20"/>
-          <w:szCs w:val="20"/>
-          <w:lang w:eastAsia="en-AU"/>
-        </w:rPr>
-        <w:t xml:space="preserve"> </w:t>
-      </w:r>
-      <w:r>
-        <w:rPr>
-          <w:rFonts w:ascii="Aptos" w:eastAsia="Times New Roman" w:hAnsi="Aptos" w:cs="Arial"/>
-          <w:b/>
-          <w:bCs/>
-          <w:sz w:val="20"/>
-          <w:szCs w:val="20"/>
-          <w:lang w:eastAsia="en-AU"/>
-        </w:rPr>
-        <w:t xml:space="preserve"> </w:t>
-      </w:r>
-      <w:r>
-        <w:rPr>
-          <w:rFonts w:ascii="Aptos" w:hAnsi="Aptos"/>
-          <w:sz w:val="20"/>
-          <w:szCs w:val="20"/>
-        </w:rPr>
-        <w:t>During</w:t>
-      </w:r>
-      <w:proofErr w:type="gramEnd"/>
-      <w:r>
-        <w:rPr>
-          <w:rFonts w:ascii="Aptos" w:hAnsi="Aptos"/>
-          <w:sz w:val="20"/>
-          <w:szCs w:val="20"/>
-        </w:rPr>
-        <w:t xml:space="preserve"> your employment, you will be subject to all applicable performance standards, policies, and integrity or ethics policies in effect from time to time</w:t>
-      </w:r>
-      <w:r>
-        <w:rPr>
-          <w:rFonts w:ascii="Aptos" w:hAnsi="Aptos"/>
-          <w:sz w:val="20"/>
-          <w:szCs w:val="20"/>
-        </w:rPr>
-        <w:t xml:space="preserve"> by both </w:t>
-      </w:r>
-      <w:r>
-        <w:rPr>
-          <w:rFonts w:ascii="Aptos" w:hAnsi="Aptos"/>
-          <w:sz w:val="20"/>
-          <w:szCs w:val="20"/>
-        </w:rPr>
-        <w:t>Trail</w:t>
-      </w:r>
-      <w:r>
-        <w:rPr>
-          <w:rFonts w:ascii="Aptos" w:hAnsi="Aptos"/>
-          <w:sz w:val="20"/>
-          <w:szCs w:val="20"/>
-        </w:rPr>
-        <w:t>b</w:t>
-      </w:r>
-      <w:r>
-        <w:rPr>
-          <w:rFonts w:ascii="Aptos" w:hAnsi="Aptos"/>
-          <w:sz w:val="20"/>
-          <w:szCs w:val="20"/>
-        </w:rPr>
-        <w:t xml:space="preserve">lazer </w:t>
-      </w:r>
-      <w:r>
-        <w:rPr>
-          <w:rFonts w:ascii="Aptos" w:hAnsi="Aptos"/>
-          <w:sz w:val="20"/>
-          <w:szCs w:val="20"/>
-        </w:rPr>
-        <w:t xml:space="preserve">and </w:t>
-      </w:r>
-      <w:r>
-        <w:rPr>
-          <w:rFonts w:ascii="Aptos" w:hAnsi="Aptos"/>
-          <w:sz w:val="20"/>
-          <w:szCs w:val="20"/>
-        </w:rPr>
-        <w:t xml:space="preserve">our </w:t>
-      </w:r>
-      <w:r>
-        <w:rPr>
-          <w:rFonts w:ascii="Aptos" w:hAnsi="Aptos"/>
-          <w:sz w:val="20"/>
-          <w:szCs w:val="20"/>
-        </w:rPr>
-        <w:t>Clients</w:t>
-      </w:r>
-      <w:r>
-        <w:rPr>
-          <w:rFonts w:ascii="Aptos" w:hAnsi="Aptos"/>
-          <w:sz w:val="20"/>
-          <w:szCs w:val="20"/>
-        </w:rPr>
-        <w:t>. Violation of policies and standards may result in immediate termination of employment.</w:t>
-      </w:r>
-    </w:p>
-    <w:p>
-      <w:pPr>
-        <w:spacing w:after="0" w:line="240" w:lineRule="auto"/>
-        <w:rPr>
-          <w:rFonts w:ascii="Aptos" w:hAnsi="Aptos"/>
-          <w:sz w:val="20"/>
-          <w:szCs w:val="20"/>
-        </w:rPr>
-      </w:pPr>
-    </w:p>
-    <w:p>
-      <w:pPr>
-        <w:spacing w:after="120"/>
-        <w:rPr>
-          <w:rFonts w:ascii="Aptos" w:eastAsia="Times New Roman" w:hAnsi="Aptos" w:cs="Arial"/>
-          <w:b/>
-          <w:bCs/>
-          <w:sz w:val="20"/>
-          <w:szCs w:val="20"/>
-          <w:lang w:eastAsia="en-AU"/>
-        </w:rPr>
-      </w:pPr>
-      <w:r>
-        <w:rPr>
-          <w:rFonts w:ascii="Aptos" w:eastAsia="Times New Roman" w:hAnsi="Aptos" w:cs="Arial"/>
-          <w:b/>
-          <w:bCs/>
-          <w:sz w:val="20"/>
-          <w:szCs w:val="20"/>
-          <w:u w:val="single"/>
-          <w:lang w:eastAsia="en-AU"/>
-        </w:rPr>
-        <w:t>Non-Solicitation</w:t>
-      </w:r>
-      <w:r>
-        <w:rPr>
-          <w:rFonts w:ascii="Aptos" w:eastAsia="Times New Roman" w:hAnsi="Aptos" w:cs="Arial"/>
-          <w:b/>
-          <w:bCs/>
-          <w:sz w:val="20"/>
-          <w:szCs w:val="20"/>
-          <w:u w:val="single"/>
-          <w:lang w:eastAsia="en-AU"/>
-        </w:rPr>
-        <w:t>:</w:t>
-      </w:r>
-      <w:r>
-        <w:rPr>
-          <w:rFonts w:ascii="Aptos" w:eastAsia="Times New Roman" w:hAnsi="Aptos" w:cs="Arial"/>
-          <w:b/>
-          <w:bCs/>
-          <w:sz w:val="20"/>
-          <w:szCs w:val="20"/>
-          <w:lang w:eastAsia="en-AU"/>
-        </w:rPr>
-        <w:t xml:space="preserve"> </w:t>
-      </w:r>
-      <w:r>
-        <w:rPr>
-          <w:rFonts w:ascii="Aptos" w:hAnsi="Aptos"/>
-          <w:sz w:val="20"/>
-          <w:szCs w:val="20"/>
-        </w:rPr>
-        <w:t xml:space="preserve">You agree that during your term of active employment with </w:t>
-      </w:r>
-      <w:r>
-        <w:rPr>
-          <w:rFonts w:ascii="Aptos" w:hAnsi="Aptos"/>
-          <w:sz w:val="20"/>
-          <w:szCs w:val="20"/>
-        </w:rPr>
-        <w:t>Trailblazer</w:t>
-      </w:r>
-      <w:r>
-        <w:rPr>
-          <w:rFonts w:ascii="Aptos" w:hAnsi="Aptos"/>
-          <w:sz w:val="20"/>
-          <w:szCs w:val="20"/>
-        </w:rPr>
-        <w:t xml:space="preserve"> and for a period of one (1) </w:t>
-      </w:r>
-      <w:r>
-        <w:rPr>
-          <w:rFonts w:ascii="Aptos" w:hAnsi="Aptos"/>
-          <w:sz w:val="20"/>
-          <w:szCs w:val="20"/>
-        </w:rPr>
-        <w:t xml:space="preserve">year </w:t>
-      </w:r>
-      <w:r>
-        <w:rPr>
-          <w:rFonts w:ascii="Aptos" w:hAnsi="Aptos"/>
-          <w:sz w:val="20"/>
-          <w:szCs w:val="20"/>
-        </w:rPr>
-        <w:t>after the end of that term, you will not in any way, directly</w:t>
-      </w:r>
-      <w:r>
-        <w:rPr>
-          <w:rFonts w:ascii="Aptos" w:hAnsi="Aptos"/>
-          <w:sz w:val="20"/>
-          <w:szCs w:val="20"/>
-        </w:rPr>
-        <w:t xml:space="preserve"> or indirectly</w:t>
-      </w:r>
-      <w:r>
-        <w:rPr>
-          <w:rFonts w:ascii="Aptos" w:hAnsi="Aptos"/>
-          <w:sz w:val="20"/>
-          <w:szCs w:val="20"/>
-        </w:rPr>
-        <w:t>:</w:t>
-      </w:r>
-    </w:p>
-    <w:p>
-      <w:pPr>
-        <w:pStyle w:val="ListParagraph"/>
-        <w:numPr>
-          <w:ilvl w:val="0"/>
-          <w:numId w:val="4"/>
-        </w:numPr>
-        <w:spacing w:before="0" w:after="120" w:line="276" w:lineRule="auto"/>
-        <w:contextualSpacing w:val="0"/>
-        <w:rPr>
-          <w:rFonts w:ascii="Aptos" w:eastAsiaTheme="minorHAnsi" w:hAnsi="Aptos" w:cstheme="minorBidi"/>
-          <w:sz w:val="20"/>
-          <w:szCs w:val="20"/>
-          <w:lang w:val="en-US" w:eastAsia="en-US"/>
-        </w:rPr>
-      </w:pPr>
-      <w:r>
-        <w:rPr>
-          <w:rFonts w:ascii="Aptos" w:eastAsiaTheme="minorHAnsi" w:hAnsi="Aptos" w:cstheme="minorBidi"/>
-          <w:sz w:val="20"/>
-          <w:szCs w:val="20"/>
-          <w:lang w:val="en-US" w:eastAsia="en-US"/>
-        </w:rPr>
-        <w:t>I</w:t>
-      </w:r>
-      <w:r>
-        <w:rPr>
-          <w:rFonts w:ascii="Aptos" w:eastAsiaTheme="minorHAnsi" w:hAnsi="Aptos" w:cstheme="minorBidi"/>
-          <w:sz w:val="20"/>
-          <w:szCs w:val="20"/>
-          <w:lang w:val="en-US" w:eastAsia="en-US"/>
-        </w:rPr>
-        <w:t xml:space="preserve">nterfere with or disrupt </w:t>
-      </w:r>
-      <w:r>
-        <w:rPr>
-          <w:rFonts w:ascii="Aptos" w:eastAsiaTheme="minorHAnsi" w:hAnsi="Aptos" w:cstheme="minorBidi"/>
-          <w:sz w:val="20"/>
-          <w:szCs w:val="20"/>
-          <w:lang w:val="en-US" w:eastAsia="en-US"/>
-        </w:rPr>
-        <w:t>Trail</w:t>
-      </w:r>
-      <w:r>
-        <w:rPr>
-          <w:rFonts w:ascii="Aptos" w:eastAsiaTheme="minorHAnsi" w:hAnsi="Aptos" w:cstheme="minorBidi"/>
-          <w:sz w:val="20"/>
-          <w:szCs w:val="20"/>
-          <w:lang w:val="en-US" w:eastAsia="en-US"/>
-        </w:rPr>
-        <w:t>b</w:t>
-      </w:r>
-      <w:r>
-        <w:rPr>
-          <w:rFonts w:ascii="Aptos" w:eastAsiaTheme="minorHAnsi" w:hAnsi="Aptos" w:cstheme="minorBidi"/>
-          <w:sz w:val="20"/>
-          <w:szCs w:val="20"/>
-          <w:lang w:val="en-US" w:eastAsia="en-US"/>
-        </w:rPr>
-        <w:t>lazer</w:t>
-      </w:r>
-      <w:r>
-        <w:rPr>
-          <w:rFonts w:ascii="Aptos" w:eastAsiaTheme="minorHAnsi" w:hAnsi="Aptos" w:cstheme="minorBidi"/>
-          <w:sz w:val="20"/>
-          <w:szCs w:val="20"/>
-          <w:lang w:val="en-US" w:eastAsia="en-US"/>
-        </w:rPr>
-        <w:t>’</w:t>
-      </w:r>
-      <w:r>
-        <w:rPr>
-          <w:rFonts w:ascii="Aptos" w:eastAsiaTheme="minorHAnsi" w:hAnsi="Aptos" w:cstheme="minorBidi"/>
-          <w:sz w:val="20"/>
-          <w:szCs w:val="20"/>
-          <w:lang w:val="en-US" w:eastAsia="en-US"/>
-        </w:rPr>
-        <w:t>s</w:t>
-      </w:r>
-      <w:r>
-        <w:rPr>
-          <w:rFonts w:ascii="Aptos" w:eastAsiaTheme="minorHAnsi" w:hAnsi="Aptos" w:cstheme="minorBidi"/>
-          <w:sz w:val="20"/>
-          <w:szCs w:val="20"/>
-          <w:lang w:val="en-US" w:eastAsia="en-US"/>
-        </w:rPr>
-        <w:t xml:space="preserve"> relationship with its employees and </w:t>
-      </w:r>
-      <w:r>
-        <w:rPr>
-          <w:rFonts w:ascii="Aptos" w:eastAsiaTheme="minorHAnsi" w:hAnsi="Aptos" w:cstheme="minorBidi"/>
-          <w:sz w:val="20"/>
-          <w:szCs w:val="20"/>
-          <w:lang w:val="en-US" w:eastAsia="en-US"/>
-        </w:rPr>
-        <w:t>contractors.</w:t>
-      </w:r>
-    </w:p>
-    <w:p>
-      <w:pPr>
-        <w:pStyle w:val="ListParagraph"/>
-        <w:numPr>
-          <w:ilvl w:val="0"/>
-          <w:numId w:val="4"/>
-        </w:numPr>
-        <w:spacing w:before="0" w:after="120" w:line="276" w:lineRule="auto"/>
-        <w:contextualSpacing w:val="0"/>
-        <w:rPr>
-          <w:rFonts w:ascii="Aptos" w:eastAsiaTheme="minorHAnsi" w:hAnsi="Aptos" w:cstheme="minorBidi"/>
-          <w:sz w:val="20"/>
-          <w:szCs w:val="20"/>
-          <w:lang w:val="en-US" w:eastAsia="en-US"/>
-        </w:rPr>
-      </w:pPr>
-      <w:r>
-        <w:rPr>
-          <w:rFonts w:ascii="Aptos" w:eastAsiaTheme="minorHAnsi" w:hAnsi="Aptos" w:cstheme="minorBidi"/>
-          <w:sz w:val="20"/>
-          <w:szCs w:val="20"/>
-          <w:lang w:val="en-US" w:eastAsia="en-US"/>
-        </w:rPr>
-        <w:t>S</w:t>
-      </w:r>
-      <w:r>
-        <w:rPr>
-          <w:rFonts w:ascii="Aptos" w:eastAsiaTheme="minorHAnsi" w:hAnsi="Aptos" w:cstheme="minorBidi"/>
-          <w:sz w:val="20"/>
-          <w:szCs w:val="20"/>
-          <w:lang w:val="en-US" w:eastAsia="en-US"/>
-        </w:rPr>
-        <w:t xml:space="preserve">olicit, contract with, or accept employment from any Trailblazer client, affiliate, or facility introduced through Trailblazer without written consent. </w:t>
-      </w:r>
-    </w:p>
-    <w:p>
-      <w:pPr>
-        <w:pStyle w:val="ListParagraph"/>
-        <w:numPr>
-          <w:ilvl w:val="0"/>
-          <w:numId w:val="4"/>
-        </w:numPr>
-        <w:spacing w:before="0" w:after="0" w:line="240" w:lineRule="auto"/>
-        <w:contextualSpacing w:val="0"/>
-        <w:rPr>
-          <w:rFonts w:ascii="Aptos" w:eastAsiaTheme="minorHAnsi" w:hAnsi="Aptos" w:cstheme="minorBidi"/>
-          <w:sz w:val="20"/>
-          <w:szCs w:val="20"/>
-          <w:lang w:val="en-US" w:eastAsia="en-US"/>
-        </w:rPr>
-      </w:pPr>
-      <w:r>
-        <w:rPr>
-          <w:rFonts w:ascii="Aptos" w:eastAsiaTheme="minorHAnsi" w:hAnsi="Aptos" w:cstheme="minorBidi"/>
-          <w:sz w:val="20"/>
-          <w:szCs w:val="20"/>
-          <w:lang w:val="en-US" w:eastAsia="en-US"/>
-        </w:rPr>
-        <w:t xml:space="preserve">Solicit, entice, or hire away any employee or contractor of </w:t>
-      </w:r>
-      <w:r>
-        <w:rPr>
-          <w:rFonts w:ascii="Aptos" w:eastAsiaTheme="minorHAnsi" w:hAnsi="Aptos" w:cstheme="minorBidi"/>
-          <w:sz w:val="20"/>
-          <w:szCs w:val="20"/>
-          <w:lang w:val="en-US" w:eastAsia="en-US"/>
-        </w:rPr>
-        <w:t>Trail</w:t>
-      </w:r>
-      <w:r>
-        <w:rPr>
-          <w:rFonts w:ascii="Aptos" w:eastAsiaTheme="minorHAnsi" w:hAnsi="Aptos" w:cstheme="minorBidi"/>
-          <w:sz w:val="20"/>
-          <w:szCs w:val="20"/>
-          <w:lang w:val="en-US" w:eastAsia="en-US"/>
-        </w:rPr>
-        <w:t>b</w:t>
-      </w:r>
-      <w:r>
-        <w:rPr>
-          <w:rFonts w:ascii="Aptos" w:eastAsiaTheme="minorHAnsi" w:hAnsi="Aptos" w:cstheme="minorBidi"/>
-          <w:sz w:val="20"/>
-          <w:szCs w:val="20"/>
-          <w:lang w:val="en-US" w:eastAsia="en-US"/>
-        </w:rPr>
-        <w:t xml:space="preserve">lazer </w:t>
-      </w:r>
-      <w:r>
-        <w:rPr>
-          <w:rFonts w:ascii="Aptos" w:eastAsiaTheme="minorHAnsi" w:hAnsi="Aptos" w:cstheme="minorBidi"/>
-          <w:sz w:val="20"/>
-          <w:szCs w:val="20"/>
-          <w:lang w:val="en-US" w:eastAsia="en-US"/>
-        </w:rPr>
-        <w:t xml:space="preserve">for the purpose of an employment opportunity that is in competition with </w:t>
-      </w:r>
-      <w:r>
-        <w:rPr>
-          <w:rFonts w:ascii="Aptos" w:eastAsiaTheme="minorHAnsi" w:hAnsi="Aptos" w:cstheme="minorBidi"/>
-          <w:sz w:val="20"/>
-          <w:szCs w:val="20"/>
-          <w:lang w:val="en-US" w:eastAsia="en-US"/>
-        </w:rPr>
-        <w:t>Trail</w:t>
-      </w:r>
-      <w:r>
-        <w:rPr>
-          <w:rFonts w:ascii="Aptos" w:eastAsiaTheme="minorHAnsi" w:hAnsi="Aptos" w:cstheme="minorBidi"/>
-          <w:sz w:val="20"/>
-          <w:szCs w:val="20"/>
-          <w:lang w:val="en-US" w:eastAsia="en-US"/>
-        </w:rPr>
-        <w:t>b</w:t>
-      </w:r>
-      <w:r>
-        <w:rPr>
-          <w:rFonts w:ascii="Aptos" w:eastAsiaTheme="minorHAnsi" w:hAnsi="Aptos" w:cstheme="minorBidi"/>
-          <w:sz w:val="20"/>
-          <w:szCs w:val="20"/>
-          <w:lang w:val="en-US" w:eastAsia="en-US"/>
-        </w:rPr>
-        <w:t>lazer</w:t>
-      </w:r>
-      <w:r>
-        <w:rPr>
-          <w:rFonts w:ascii="Aptos" w:eastAsiaTheme="minorHAnsi" w:hAnsi="Aptos" w:cstheme="minorBidi"/>
-          <w:sz w:val="20"/>
-          <w:szCs w:val="20"/>
-          <w:lang w:val="en-US" w:eastAsia="en-US"/>
-        </w:rPr>
-        <w:t>.</w:t>
-      </w:r>
-    </w:p>
-    <w:p>
-      <w:pPr>
-        <w:pStyle w:val="ListParagraph"/>
-        <w:spacing w:before="0" w:after="0" w:line="240" w:lineRule="auto"/>
-        <w:contextualSpacing w:val="0"/>
-        <w:rPr>
-          <w:rFonts w:ascii="Aptos" w:eastAsiaTheme="minorHAnsi" w:hAnsi="Aptos" w:cstheme="minorBidi"/>
-          <w:sz w:val="20"/>
-          <w:szCs w:val="20"/>
-          <w:lang w:val="en-US" w:eastAsia="en-US"/>
-        </w:rPr>
-      </w:pPr>
-    </w:p>
-    <w:p>
-      <w:pPr>
-        <w:spacing w:after="0"/>
-        <w:rPr>
-          <w:rFonts w:ascii="Aptos" w:hAnsi="Aptos"/>
-          <w:sz w:val="20"/>
-          <w:szCs w:val="20"/>
-        </w:rPr>
-      </w:pPr>
-      <w:r>
-        <w:rPr>
-          <w:rFonts w:ascii="Aptos" w:eastAsia="Times New Roman" w:hAnsi="Aptos" w:cs="Arial"/>
-          <w:b/>
-          <w:bCs/>
-          <w:sz w:val="20"/>
-          <w:szCs w:val="20"/>
-          <w:u w:val="single"/>
-          <w:lang w:eastAsia="en-AU"/>
-        </w:rPr>
-        <w:t>Privacy</w:t>
-      </w:r>
-      <w:r>
-        <w:rPr>
-          <w:u w:val="single"/>
-        </w:rPr>
-        <w:t>:</w:t>
-      </w:r>
-      <w:r>
-        <w:t xml:space="preserve"> </w:t>
-      </w:r>
-      <w:r>
-        <w:rPr>
-          <w:rFonts w:ascii="Aptos" w:hAnsi="Aptos"/>
-          <w:sz w:val="20"/>
-          <w:szCs w:val="20"/>
-        </w:rPr>
-        <w:t>You must comply with all privacy, HIPAA, and data security policies of both Trailblazer and the client facility</w:t>
-      </w:r>
-      <w:r>
-        <w:rPr>
-          <w:rFonts w:ascii="Aptos" w:hAnsi="Aptos"/>
-          <w:sz w:val="20"/>
-          <w:szCs w:val="20"/>
-        </w:rPr>
-        <w:t xml:space="preserve"> </w:t>
-      </w:r>
-      <w:r>
-        <w:rPr>
-          <w:rFonts w:ascii="Aptos" w:hAnsi="Aptos"/>
-          <w:sz w:val="20"/>
-          <w:szCs w:val="20"/>
-        </w:rPr>
-        <w:t>as implemented or varied from time to time.</w:t>
-      </w:r>
-      <w:r>
-        <w:rPr>
-          <w:rFonts w:ascii="Aptos" w:hAnsi="Aptos"/>
-          <w:sz w:val="20"/>
-          <w:szCs w:val="20"/>
-        </w:rPr>
-        <w:t xml:space="preserve"> After your arrival at Client’s premises, please familiarize yourself with their privacy policies, code of conduct and performance standards. You are subject to all their applicable policies during your tenure at the </w:t>
-      </w:r>
-      <w:proofErr w:type="gramStart"/>
-      <w:r>
-        <w:rPr>
-          <w:rFonts w:ascii="Aptos" w:hAnsi="Aptos"/>
-          <w:sz w:val="20"/>
-          <w:szCs w:val="20"/>
-        </w:rPr>
-        <w:t>client</w:t>
-      </w:r>
-      <w:proofErr w:type="gramEnd"/>
-      <w:r>
-        <w:rPr>
-          <w:rFonts w:ascii="Aptos" w:hAnsi="Aptos"/>
-          <w:sz w:val="20"/>
-          <w:szCs w:val="20"/>
-        </w:rPr>
-        <w:t xml:space="preserve"> location.</w:t>
-      </w:r>
-      <w:r>
-        <w:rPr>
-          <w:rFonts w:ascii="Aptos" w:hAnsi="Aptos"/>
-          <w:sz w:val="20"/>
-          <w:szCs w:val="20"/>
-        </w:rPr>
-        <w:t xml:space="preserve"> </w:t>
-      </w:r>
-      <w:r>
-        <w:rPr>
-          <w:rFonts w:ascii="Aptos" w:hAnsi="Aptos"/>
-          <w:sz w:val="20"/>
-          <w:szCs w:val="20"/>
-        </w:rPr>
-        <w:t>Disclosure or misuse of confidential or proprietary information may result in termination and legal action. All work products and communications produced under this agreement remain the property of Trailblazer Staffing Solutions.</w:t>
-      </w:r>
-    </w:p>
-    <w:p>
-      <w:pPr>
-        <w:spacing w:after="0"/>
-        <w:rPr>
-          <w:rFonts w:ascii="Aptos" w:hAnsi="Aptos"/>
-          <w:sz w:val="20"/>
-          <w:szCs w:val="20"/>
-        </w:rPr>
-      </w:pPr>
-    </w:p>
-    <w:p>
-      <w:pPr>
-        <w:spacing w:after="0"/>
-        <w:rPr>
-          <w:rFonts w:ascii="Aptos" w:hAnsi="Aptos"/>
-          <w:sz w:val="20"/>
-          <w:szCs w:val="20"/>
-        </w:rPr>
-      </w:pPr>
-      <w:r>
-        <w:rPr>
-          <w:rFonts w:ascii="Aptos" w:hAnsi="Aptos"/>
-          <w:b/>
-          <w:bCs/>
-          <w:sz w:val="20"/>
-          <w:szCs w:val="20"/>
-          <w:u w:val="single"/>
-        </w:rPr>
-        <w:t>Company Po</w:t>
-      </w:r>
-      <w:r>
-        <w:rPr>
-          <w:rFonts w:ascii="Aptos" w:eastAsia="Times New Roman" w:hAnsi="Aptos" w:cs="Arial"/>
-          <w:b/>
-          <w:bCs/>
-          <w:sz w:val="20"/>
-          <w:szCs w:val="20"/>
-          <w:u w:val="single"/>
-          <w:lang w:eastAsia="en-AU"/>
-        </w:rPr>
-        <w:t>licy</w:t>
-      </w:r>
-      <w:r>
-        <w:rPr>
-          <w:rFonts w:ascii="Aptos" w:eastAsia="Times New Roman" w:hAnsi="Aptos" w:cs="Arial"/>
-          <w:b/>
-          <w:bCs/>
-          <w:sz w:val="20"/>
-          <w:szCs w:val="20"/>
-          <w:u w:val="single"/>
-          <w:lang w:eastAsia="en-AU"/>
-        </w:rPr>
-        <w:t>:</w:t>
-      </w:r>
-      <w:r>
-        <w:rPr>
-          <w:rFonts w:ascii="Aptos" w:hAnsi="Aptos"/>
-          <w:sz w:val="20"/>
-          <w:szCs w:val="20"/>
-        </w:rPr>
-        <w:t xml:space="preserve"> </w:t>
-      </w:r>
-      <w:r>
-        <w:rPr>
-          <w:rFonts w:ascii="Aptos" w:hAnsi="Aptos"/>
-          <w:sz w:val="20"/>
-          <w:szCs w:val="20"/>
-        </w:rPr>
-        <w:t>Trail</w:t>
-      </w:r>
-      <w:r>
-        <w:rPr>
-          <w:rFonts w:ascii="Aptos" w:hAnsi="Aptos"/>
-          <w:sz w:val="20"/>
-          <w:szCs w:val="20"/>
-        </w:rPr>
-        <w:t>b</w:t>
-      </w:r>
-      <w:r>
-        <w:rPr>
-          <w:rFonts w:ascii="Aptos" w:hAnsi="Aptos"/>
-          <w:sz w:val="20"/>
-          <w:szCs w:val="20"/>
-        </w:rPr>
-        <w:t>lazer Staffing Solutions</w:t>
-      </w:r>
-      <w:r>
-        <w:rPr>
-          <w:rFonts w:ascii="Aptos" w:hAnsi="Aptos"/>
-          <w:sz w:val="20"/>
-          <w:szCs w:val="20"/>
-        </w:rPr>
-        <w:t xml:space="preserve"> </w:t>
-      </w:r>
-      <w:r>
-        <w:rPr>
-          <w:rFonts w:ascii="Aptos" w:hAnsi="Aptos"/>
-          <w:sz w:val="20"/>
-          <w:szCs w:val="20"/>
-        </w:rPr>
-        <w:t xml:space="preserve">has </w:t>
-      </w:r>
-      <w:proofErr w:type="gramStart"/>
-      <w:r>
-        <w:rPr>
-          <w:rFonts w:ascii="Aptos" w:hAnsi="Aptos"/>
-          <w:sz w:val="20"/>
-          <w:szCs w:val="20"/>
-        </w:rPr>
-        <w:t>a number of</w:t>
-      </w:r>
-      <w:proofErr w:type="gramEnd"/>
-      <w:r>
-        <w:rPr>
-          <w:rFonts w:ascii="Aptos" w:hAnsi="Aptos"/>
-          <w:sz w:val="20"/>
-          <w:szCs w:val="20"/>
-        </w:rPr>
-        <w:t xml:space="preserve"> company policies and procedures</w:t>
-      </w:r>
-      <w:r>
-        <w:rPr>
-          <w:rFonts w:ascii="Aptos" w:hAnsi="Aptos"/>
-          <w:sz w:val="20"/>
-          <w:szCs w:val="20"/>
-        </w:rPr>
-        <w:t xml:space="preserve"> in place</w:t>
-      </w:r>
-      <w:r>
-        <w:rPr>
-          <w:rFonts w:ascii="Aptos" w:hAnsi="Aptos"/>
-          <w:sz w:val="20"/>
-          <w:szCs w:val="20"/>
-        </w:rPr>
-        <w:t xml:space="preserve">. You are required to comply with </w:t>
-      </w:r>
-      <w:r>
-        <w:rPr>
-          <w:rFonts w:ascii="Aptos" w:hAnsi="Aptos"/>
-          <w:sz w:val="20"/>
-          <w:szCs w:val="20"/>
-        </w:rPr>
-        <w:t xml:space="preserve">all </w:t>
-      </w:r>
-      <w:r>
-        <w:rPr>
-          <w:rFonts w:ascii="Aptos" w:hAnsi="Aptos"/>
-          <w:sz w:val="20"/>
-          <w:szCs w:val="20"/>
-        </w:rPr>
-        <w:t>company polic</w:t>
-      </w:r>
-      <w:r>
-        <w:rPr>
-          <w:rFonts w:ascii="Aptos" w:hAnsi="Aptos"/>
-          <w:sz w:val="20"/>
-          <w:szCs w:val="20"/>
-        </w:rPr>
-        <w:t>ies</w:t>
-      </w:r>
-      <w:r>
-        <w:rPr>
-          <w:rFonts w:ascii="Aptos" w:hAnsi="Aptos"/>
-          <w:sz w:val="20"/>
-          <w:szCs w:val="20"/>
-        </w:rPr>
-        <w:t xml:space="preserve">. </w:t>
-      </w:r>
-      <w:r>
-        <w:rPr>
-          <w:rFonts w:ascii="Aptos" w:hAnsi="Aptos"/>
-          <w:sz w:val="20"/>
-          <w:szCs w:val="20"/>
-        </w:rPr>
-        <w:t>F</w:t>
-      </w:r>
-      <w:r>
-        <w:rPr>
-          <w:rFonts w:ascii="Aptos" w:hAnsi="Aptos"/>
-          <w:sz w:val="20"/>
-          <w:szCs w:val="20"/>
-        </w:rPr>
-        <w:t>ailure to comply with these policies may result in disciplinary action being taken against you.</w:t>
-      </w:r>
-    </w:p>
-    <w:p>
-      <w:pPr>
-        <w:pStyle w:val="Heading2"/>
-        <w:keepNext w:val="0"/>
-        <w:spacing w:after="200" w:line="276" w:lineRule="auto"/>
+        <w:t xml:space="preserve">  </w:t>
+      </w:r>
+      <w:r>
         <w:rPr>
           <w:rFonts w:ascii="Aptos" w:eastAsiaTheme="minorHAnsi" w:hAnsi="Aptos" w:cstheme="minorBidi"/>
           <w:b w:val="0"/>
@@ -4712,7 +2797,25 @@
           <w:szCs w:val="20"/>
           <w:lang w:val="en-US" w:eastAsia="en-US"/>
         </w:rPr>
-      </w:pPr>
+        <w:t>Any dispute arising out of or relating to this Agreement shall first be submitted to good-faith mediation. If the dispute is not resolved through mediation, the parties agree to binding arbitration in Franklin County, Ohio, in accordance with the rules of the American Arbitration Association. Each party waives the right to a jury trial and to participate in any class or collective action.</w:t>
+      </w:r>
+    </w:p>
+    <w:p>
+      <w:pPr>
+        <w:pStyle w:val="Heading2"/>
+        <w:keepNext w:val="0"/>
+        <w:spacing w:after="200" w:line="276" w:lineRule="auto"/>
+        <w:jc w:val="both"/>
+        <w:rPr>
+          <w:rFonts w:ascii="Aptos" w:hAnsi="Aptos"/>
+          <w:b w:val="0"/>
+          <w:bCs w:val="0"/>
+          <w:sz w:val="20"/>
+          <w:szCs w:val="20"/>
+        </w:rPr>
+      </w:pPr>
+      <w:bookmarkStart w:id="0" w:name="_hraoo23khl4" w:colFirst="0" w:colLast="0"/>
+      <w:bookmarkEnd w:id="0"/>
       <w:r>
         <w:rPr>
           <w:rFonts w:ascii="Aptos" w:hAnsi="Aptos"/>
@@ -4722,7 +2825,18 @@
           <w:u w:val="single"/>
           <w:lang w:val="en-US"/>
         </w:rPr>
-        <w:t>Arbitration &amp; Dispute Resolution:</w:t>
+        <w:t>Governing Law &amp; Venue</w:t>
+      </w:r>
+      <w:r>
+        <w:rPr>
+          <w:rFonts w:ascii="Aptos" w:hAnsi="Aptos"/>
+          <w:iCs w:val="0"/>
+          <w:sz w:val="20"/>
+          <w:szCs w:val="20"/>
+          <w:u w:val="single"/>
+          <w:lang w:val="en-US"/>
+        </w:rPr>
+        <w:t>:</w:t>
       </w:r>
       <w:r>
         <w:rPr>
@@ -4738,15 +2852,14 @@
       </w:r>
       <w:r>
         <w:rPr>
-          <w:rFonts w:ascii="Aptos" w:eastAsiaTheme="minorHAnsi" w:hAnsi="Aptos" w:cstheme="minorBidi"/>
+          <w:rFonts w:ascii="Aptos" w:hAnsi="Aptos"/>
           <w:b w:val="0"/>
           <w:bCs w:val="0"/>
-          <w:iCs w:val="0"/>
-          <w:sz w:val="20"/>
-          <w:szCs w:val="20"/>
-          <w:lang w:val="en-US" w:eastAsia="en-US"/>
-        </w:rPr>
-        <w:t>Any dispute arising out of or related to this Agreement shall first be resolved through good-faith mediation. If unresolved, the parties agree to binding arbitration in Franklin County, Ohio, under the rules of the American Arbitration Association. Each party waives the right to a jury trial or participation in any class action.</w:t>
+          <w:sz w:val="20"/>
+          <w:szCs w:val="20"/>
+          <w:lang w:val="en-US"/>
+        </w:rPr>
+        <w:t>This Agreement shall be governed by and construed in accordance with the laws of the State of Ohio, without regard to its conflict-of-law principles. Venue for any dispute shall be Franklin County, Ohio.</w:t>
       </w:r>
     </w:p>
     <w:p>
@@ -4754,48 +2867,33 @@
         <w:pStyle w:val="Heading2"/>
         <w:keepNext w:val="0"/>
         <w:spacing w:after="200" w:line="276" w:lineRule="auto"/>
+        <w:jc w:val="both"/>
         <w:rPr>
           <w:rFonts w:ascii="Aptos" w:hAnsi="Aptos"/>
           <w:b w:val="0"/>
           <w:bCs w:val="0"/>
           <w:sz w:val="20"/>
           <w:szCs w:val="20"/>
-        </w:rPr>
-      </w:pPr>
-      <w:bookmarkStart w:id="0" w:name="_hraoo23khl4" w:colFirst="0" w:colLast="0"/>
-      <w:bookmarkEnd w:id="0"/>
-      <w:r>
-        <w:rPr>
-          <w:rFonts w:ascii="Aptos" w:hAnsi="Aptos"/>
-          <w:iCs w:val="0"/>
+          <w:lang w:val="en-US"/>
+        </w:rPr>
+      </w:pPr>
+      <w:r>
+        <w:rPr>
+          <w:rFonts w:ascii="Aptos" w:hAnsi="Aptos"/>
           <w:sz w:val="20"/>
           <w:szCs w:val="20"/>
           <w:u w:val="single"/>
-          <w:lang w:val="en-US"/>
-        </w:rPr>
-        <w:t>Governing Law &amp; Venue</w:t>
-      </w:r>
-      <w:proofErr w:type="gramStart"/>
-      <w:r>
-        <w:rPr>
-          <w:rFonts w:ascii="Aptos" w:hAnsi="Aptos"/>
-          <w:iCs w:val="0"/>
-          <w:sz w:val="20"/>
-          <w:szCs w:val="20"/>
-          <w:u w:val="single"/>
-          <w:lang w:val="en-US"/>
-        </w:rPr>
-        <w:t>:</w:t>
-      </w:r>
-      <w:r>
-        <w:rPr>
-          <w:rFonts w:ascii="Aptos" w:eastAsiaTheme="minorHAnsi" w:hAnsi="Aptos" w:cstheme="minorBidi"/>
+        </w:rPr>
+        <w:lastRenderedPageBreak/>
+        <w:t>Severability, Survival &amp; Non-Waiver:</w:t>
+      </w:r>
+      <w:r>
+        <w:rPr>
+          <w:rFonts w:ascii="Aptos" w:hAnsi="Aptos"/>
           <w:b w:val="0"/>
           <w:bCs w:val="0"/>
-          <w:iCs w:val="0"/>
-          <w:sz w:val="20"/>
-          <w:szCs w:val="20"/>
-          <w:lang w:val="en-US" w:eastAsia="en-US"/>
+          <w:sz w:val="20"/>
+          <w:szCs w:val="20"/>
         </w:rPr>
         <w:t xml:space="preserve">  </w:t>
       </w:r>
@@ -4806,19 +2904,9 @@
           <w:bCs w:val="0"/>
           <w:sz w:val="20"/>
           <w:szCs w:val="20"/>
-        </w:rPr>
-        <w:t>This</w:t>
-      </w:r>
-      <w:proofErr w:type="gramEnd"/>
-      <w:r>
-        <w:rPr>
-          <w:rFonts w:ascii="Aptos" w:hAnsi="Aptos"/>
-          <w:b w:val="0"/>
-          <w:bCs w:val="0"/>
-          <w:sz w:val="20"/>
-          <w:szCs w:val="20"/>
-        </w:rPr>
-        <w:t xml:space="preserve"> Agreement shall be governed by and construed in accordance with the laws of the State of Ohio, without regard to conflict-of-law principles. Venue for any dispute shall be exclusively in Franklin County, Ohio.</w:t>
+          <w:lang w:val="en-US"/>
+        </w:rPr>
+        <w:t>If any provision of this Agreement is held to be invalid or unenforceable, the remaining provisions shall remain in full force and effect. Failure to enforce any provision shall not constitute a waiver of future enforcement. Provisions relating to confidentiality, indemnification, non-solicitation, dispute resolution, and governing law shall survive termination.</w:t>
       </w:r>
     </w:p>
     <w:p>
@@ -4826,6 +2914,7 @@
         <w:pStyle w:val="Heading2"/>
         <w:keepNext w:val="0"/>
         <w:spacing w:after="200" w:line="276" w:lineRule="auto"/>
+        <w:jc w:val="both"/>
         <w:rPr>
           <w:rFonts w:ascii="Aptos" w:hAnsi="Aptos"/>
           <w:b w:val="0"/>
@@ -4841,7 +2930,7 @@
           <w:szCs w:val="20"/>
           <w:u w:val="single"/>
         </w:rPr>
-        <w:t>Severability, Survival &amp; Non-Waiver:</w:t>
+        <w:t>Entire Agreement &amp; Modifications:</w:t>
       </w:r>
       <w:r>
         <w:rPr>
@@ -4860,53 +2949,9 @@
           <w:bCs w:val="0"/>
           <w:sz w:val="20"/>
           <w:szCs w:val="20"/>
-        </w:rPr>
-        <w:t>If any provision of this Agreement is held invalid or unenforceable, the remaining provisions shall remain in effect. Failure to enforce any provision does not waive future enforcement. Provisions relating to confidentiality, indemnification, non-solicitation, and governing law survive termination.</w:t>
-      </w:r>
-    </w:p>
-    <w:p>
-      <w:pPr>
-        <w:pStyle w:val="Heading2"/>
-        <w:keepNext w:val="0"/>
-        <w:spacing w:after="200" w:line="276" w:lineRule="auto"/>
-        <w:rPr>
-          <w:rFonts w:ascii="Aptos" w:hAnsi="Aptos"/>
-          <w:b w:val="0"/>
-          <w:bCs w:val="0"/>
-          <w:sz w:val="20"/>
-          <w:szCs w:val="20"/>
-        </w:rPr>
-      </w:pPr>
-      <w:bookmarkStart w:id="1" w:name="_op66aqp0o1pm" w:colFirst="0" w:colLast="0"/>
-      <w:bookmarkEnd w:id="1"/>
-      <w:r>
-        <w:rPr>
-          <w:rFonts w:ascii="Aptos" w:hAnsi="Aptos"/>
-          <w:sz w:val="20"/>
-          <w:szCs w:val="20"/>
-          <w:u w:val="single"/>
-        </w:rPr>
-        <w:t>Entire Agreement &amp; Modifications:</w:t>
-      </w:r>
-      <w:r>
-        <w:rPr>
-          <w:rFonts w:ascii="Aptos" w:hAnsi="Aptos"/>
-          <w:b w:val="0"/>
-          <w:bCs w:val="0"/>
-          <w:sz w:val="20"/>
-          <w:szCs w:val="20"/>
-        </w:rPr>
-        <w:t xml:space="preserve">  </w:t>
-      </w:r>
-      <w:r>
-        <w:rPr>
-          <w:rFonts w:ascii="Aptos" w:hAnsi="Aptos"/>
-          <w:b w:val="0"/>
-          <w:bCs w:val="0"/>
-          <w:sz w:val="20"/>
-          <w:szCs w:val="20"/>
-        </w:rPr>
-        <w:t>This Agreement represents the entire understanding between the Employee and Trailblazer Staffing Solutions. No modification is valid unless in writing and signed by both parties.</w:t>
+          <w:lang w:val="en-US"/>
+        </w:rPr>
+        <w:t>This Agreement constitutes the entire agreement between the Employee and Trailblazer Staffing Solutions and supersedes all prior discussions or understandings relating to its subject matter. Any modification must be in writing and signed by both parties.</w:t>
       </w:r>
     </w:p>
     <w:p>
@@ -4918,59 +2963,31 @@
           <w:szCs w:val="20"/>
         </w:rPr>
       </w:pPr>
-      <w:r>
-        <w:rPr>
-          <w:rFonts w:ascii="Aptos" w:hAnsi="Aptos"/>
-          <w:b/>
-          <w:bCs/>
-          <w:sz w:val="20"/>
-          <w:szCs w:val="20"/>
-          <w:u w:val="single"/>
-        </w:rPr>
-        <w:t>Contract Binding</w:t>
-      </w:r>
-      <w:r>
-        <w:rPr>
-          <w:rFonts w:ascii="Aptos" w:eastAsia="Times New Roman" w:hAnsi="Aptos" w:cs="Arial"/>
-          <w:b/>
-          <w:bCs/>
-          <w:sz w:val="20"/>
-          <w:szCs w:val="20"/>
-          <w:u w:val="single"/>
-          <w:lang w:eastAsia="en-AU"/>
-        </w:rPr>
-        <w:t xml:space="preserve"> Authority</w:t>
-      </w:r>
-      <w:r>
-        <w:rPr>
-          <w:rFonts w:ascii="Aptos" w:eastAsia="Times New Roman" w:hAnsi="Aptos" w:cs="Arial"/>
-          <w:b/>
-          <w:bCs/>
-          <w:sz w:val="20"/>
-          <w:szCs w:val="20"/>
-          <w:u w:val="single"/>
-          <w:lang w:eastAsia="en-AU"/>
-        </w:rPr>
-        <w:t>:</w:t>
-      </w:r>
-      <w:r>
-        <w:rPr>
-          <w:rFonts w:ascii="Aptos" w:eastAsia="Times New Roman" w:hAnsi="Aptos" w:cs="Arial"/>
-          <w:b/>
-          <w:bCs/>
-          <w:sz w:val="20"/>
-          <w:szCs w:val="20"/>
-          <w:lang w:eastAsia="en-AU"/>
-        </w:rPr>
-        <w:t xml:space="preserve"> </w:t>
-      </w:r>
-      <w:r>
-        <w:rPr>
-          <w:rFonts w:ascii="Aptos" w:hAnsi="Aptos"/>
-          <w:sz w:val="20"/>
-          <w:szCs w:val="20"/>
-        </w:rPr>
-        <w:t xml:space="preserve">Notwithstanding any other term or condition expressed or implied in this offer letter to the contrary, you will not have the authority to </w:t>
+    </w:p>
+    <w:p>
+      <w:pPr>
+        <w:jc w:val="both"/>
+        <w:rPr>
+          <w:rFonts w:ascii="Aptos" w:hAnsi="Aptos"/>
+          <w:sz w:val="20"/>
+          <w:szCs w:val="20"/>
+        </w:rPr>
+      </w:pPr>
+      <w:r>
+        <w:rPr>
+          <w:rFonts w:ascii="Aptos" w:hAnsi="Aptos"/>
+          <w:sz w:val="20"/>
+          <w:szCs w:val="20"/>
+        </w:rPr>
+        <w:t>W</w:t>
+      </w:r>
+      <w:r>
+        <w:rPr>
+          <w:rFonts w:ascii="Aptos" w:hAnsi="Aptos"/>
+          <w:sz w:val="20"/>
+          <w:szCs w:val="20"/>
+        </w:rPr>
+        <w:t xml:space="preserve">e would like to take this opportunity to thank you for accepting our offer and </w:t>
       </w:r>
       <w:proofErr w:type="gramStart"/>
       <w:r>
@@ -4979,7 +2996,7 @@
           <w:sz w:val="20"/>
           <w:szCs w:val="20"/>
         </w:rPr>
-        <w:t>enter into</w:t>
+        <w:t>welcome</w:t>
       </w:r>
       <w:proofErr w:type="gramEnd"/>
       <w:r>
@@ -4988,94 +3005,17 @@
           <w:sz w:val="20"/>
           <w:szCs w:val="20"/>
         </w:rPr>
-        <w:t xml:space="preserve"> any contracts or commitments for or on behalf of </w:t>
-      </w:r>
-      <w:r>
-        <w:rPr>
-          <w:rFonts w:ascii="Aptos" w:hAnsi="Aptos"/>
-          <w:sz w:val="20"/>
-          <w:szCs w:val="20"/>
-        </w:rPr>
-        <w:t xml:space="preserve">TrailBlazer </w:t>
-      </w:r>
-      <w:r>
-        <w:rPr>
-          <w:rFonts w:ascii="Aptos" w:hAnsi="Aptos"/>
-          <w:sz w:val="20"/>
-          <w:szCs w:val="20"/>
-        </w:rPr>
-        <w:t xml:space="preserve">without first obtaining the express written consent of </w:t>
-      </w:r>
-      <w:r>
-        <w:rPr>
-          <w:rFonts w:ascii="Aptos" w:hAnsi="Aptos"/>
-          <w:sz w:val="20"/>
-          <w:szCs w:val="20"/>
-        </w:rPr>
-        <w:t>TrailBlazer</w:t>
-      </w:r>
-      <w:r>
-        <w:rPr>
-          <w:rFonts w:ascii="Aptos" w:hAnsi="Aptos"/>
-          <w:sz w:val="20"/>
-          <w:szCs w:val="20"/>
-        </w:rPr>
-        <w:t>.</w:t>
-      </w:r>
-    </w:p>
-    <w:p>
-      <w:pPr>
-        <w:spacing w:after="0"/>
-        <w:rPr>
-          <w:rFonts w:ascii="Aptos" w:hAnsi="Aptos"/>
-          <w:sz w:val="20"/>
-          <w:szCs w:val="20"/>
-        </w:rPr>
-      </w:pPr>
-    </w:p>
-    <w:p>
-      <w:pPr>
-        <w:jc w:val="both"/>
-        <w:rPr>
-          <w:rFonts w:ascii="Aptos" w:hAnsi="Aptos"/>
-          <w:sz w:val="20"/>
-          <w:szCs w:val="20"/>
-        </w:rPr>
-      </w:pPr>
-      <w:r>
-        <w:rPr>
-          <w:rFonts w:ascii="Aptos" w:hAnsi="Aptos"/>
-          <w:sz w:val="20"/>
-          <w:szCs w:val="20"/>
-        </w:rPr>
-        <w:t>W</w:t>
-      </w:r>
-      <w:r>
-        <w:rPr>
-          <w:rFonts w:ascii="Aptos" w:hAnsi="Aptos"/>
-          <w:sz w:val="20"/>
-          <w:szCs w:val="20"/>
-        </w:rPr>
-        <w:t xml:space="preserve">e would like to take this opportunity to thank you for accepting our offer and </w:t>
-      </w:r>
-      <w:proofErr w:type="gramStart"/>
-      <w:r>
-        <w:rPr>
-          <w:rFonts w:ascii="Aptos" w:hAnsi="Aptos"/>
-          <w:sz w:val="20"/>
-          <w:szCs w:val="20"/>
-        </w:rPr>
-        <w:t>welcome</w:t>
-      </w:r>
-      <w:proofErr w:type="gramEnd"/>
-      <w:r>
-        <w:rPr>
-          <w:rFonts w:ascii="Aptos" w:hAnsi="Aptos"/>
-          <w:sz w:val="20"/>
-          <w:szCs w:val="20"/>
-        </w:rPr>
         <w:t xml:space="preserve"> you to TrailBlazer Staffing Solutions.</w:t>
       </w:r>
+    </w:p>
+    <w:p>
+      <w:pPr>
+        <w:rPr>
+          <w:rFonts w:ascii="Aptos" w:hAnsi="Aptos"/>
+          <w:sz w:val="20"/>
+          <w:szCs w:val="20"/>
+        </w:rPr>
+      </w:pPr>
     </w:p>
     <w:p>
       <w:pPr>
@@ -5187,6 +3127,16 @@
     </w:p>
     <w:p>
       <w:pPr>
+        <w:rPr>
+          <w:rFonts w:ascii="Aptos" w:hAnsi="Aptos"/>
+          <w:bCs/>
+          <w:sz w:val="20"/>
+          <w:szCs w:val="20"/>
+        </w:rPr>
+      </w:pPr>
+    </w:p>
+    <w:p>
+      <w:pPr>
         <w:spacing w:after="0"/>
         <w:rPr>
           <w:rFonts w:ascii="Aptos" w:hAnsi="Aptos"/>
@@ -5225,33 +3175,15 @@
           <w:sz w:val="20"/>
           <w:szCs w:val="20"/>
         </w:rPr>
-        <w:t>_________________________</w:t>
-      </w:r>
-      <w:proofErr w:type="gramStart"/>
-      <w:r>
-        <w:rPr>
-          <w:rFonts w:ascii="Aptos" w:hAnsi="Aptos"/>
-          <w:sz w:val="20"/>
-          <w:szCs w:val="20"/>
-        </w:rPr>
-        <w:t xml:space="preserve">_ </w:t>
-      </w:r>
-      <w:r>
-        <w:rPr>
-          <w:rFonts w:ascii="Aptos" w:hAnsi="Aptos"/>
-          <w:sz w:val="20"/>
-          <w:szCs w:val="20"/>
-        </w:rPr>
-        <w:t>,</w:t>
-      </w:r>
-      <w:proofErr w:type="gramEnd"/>
-      <w:r>
-        <w:rPr>
-          <w:rFonts w:ascii="Aptos" w:hAnsi="Aptos"/>
-          <w:sz w:val="20"/>
-          <w:szCs w:val="20"/>
-        </w:rPr>
-        <w:t xml:space="preserve"> accept the terms and conditions of this contract. </w:t>
+        <w:t xml:space="preserve">__________________________ </w:t>
+      </w:r>
+      <w:r>
+        <w:rPr>
+          <w:rFonts w:ascii="Aptos" w:hAnsi="Aptos"/>
+          <w:sz w:val="20"/>
+          <w:szCs w:val="20"/>
+        </w:rPr>
+        <w:t xml:space="preserve">, accept the terms and conditions of this contract. </w:t>
       </w:r>
     </w:p>
     <w:p>
@@ -5289,6 +3221,16 @@
         </w:rPr>
         <w:t>Dated:  ________________________________________</w:t>
       </w:r>
+    </w:p>
+    <w:p>
+      <w:pPr>
+        <w:spacing w:after="0"/>
+        <w:rPr>
+          <w:rFonts w:ascii="Aptos" w:hAnsi="Aptos"/>
+          <w:sz w:val="20"/>
+          <w:szCs w:val="20"/>
+        </w:rPr>
+      </w:pPr>
     </w:p>
     <w:sectPr>
       <w:footerReference w:type="default" r:id="rId11"/>
@@ -5398,7 +3340,7 @@
         </mc:Choice>
         <mc:Fallback>
           <w:pict>
-            <v:line w14:anchorId="1116853A" id="Straight Connector 2" o:spid="_x0000_s1026" style="position:absolute;z-index:251659264;visibility:visible;mso-wrap-style:square;mso-width-percent:0;mso-height-percent:0;mso-wrap-distance-left:9pt;mso-wrap-distance-top:0;mso-wrap-distance-right:9pt;mso-wrap-distance-bottom:0;mso-position-horizontal:left;mso-position-horizontal-relative:margin;mso-position-vertical:absolute;mso-position-vertical-relative:text;mso-width-percent:0;mso-height-percent:0;mso-width-relative:margin;mso-height-relative:margin" from="0,5.2pt" to="499.5pt,7.45pt" o:gfxdata="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" strokecolor="#4579b8 [3044]">
+            <v:line w14:anchorId="3DE200F7" id="Straight Connector 2" o:spid="_x0000_s1026" style="position:absolute;z-index:251659264;visibility:visible;mso-wrap-style:square;mso-width-percent:0;mso-height-percent:0;mso-wrap-distance-left:9pt;mso-wrap-distance-top:0;mso-wrap-distance-right:9pt;mso-wrap-distance-bottom:0;mso-position-horizontal:left;mso-position-horizontal-relative:margin;mso-position-vertical:absolute;mso-position-vertical-relative:text;mso-width-percent:0;mso-height-percent:0;mso-width-relative:margin;mso-height-relative:margin" from="0,5.2pt" to="499.5pt,7.45pt" o:gfxdata="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" strokecolor="#4579b8 [3044]">
               <w10:wrap anchorx="margin"/>
             </v:line>
           </w:pict>
@@ -6773,6 +4715,92 @@
     </w:lvl>
   </w:abstractNum>
   <w:abstractNum w:abstractNumId="9" w15:restartNumberingAfterBreak="0">
+    <w:nsid w:val="66C551C8"/>
+    <w:multiLevelType w:val="hybridMultilevel"/>
+    <w:tmpl w:val="3FA40710"/>
+    <w:lvl w:ilvl="0" w:tplc="04090017">
+      <w:start w:val="1"/>
+      <w:numFmt w:val="lowerLetter"/>
+      <w:lvlText w:val="%1)"/>
+      <w:lvlJc w:val="left"/>
+      <w:pPr>
+        <w:ind w:left="720" w:hanging="360"/>
+      </w:pPr>
+    </w:lvl>
+    <w:lvl w:ilvl="1" w:tplc="04090019" w:tentative="1">
+      <w:start w:val="1"/>
+      <w:numFmt w:val="lowerLetter"/>
+      <w:lvlText w:val="%2."/>
+      <w:lvlJc w:val="left"/>
+      <w:pPr>
+        <w:ind w:left="1440" w:hanging="360"/>
+      </w:pPr>
+    </w:lvl>
+    <w:lvl w:ilvl="2" w:tplc="0409001B" w:tentative="1">
+      <w:start w:val="1"/>
+      <w:numFmt w:val="lowerRoman"/>
+      <w:lvlText w:val="%3."/>
+      <w:lvlJc w:val="right"/>
+      <w:pPr>
+        <w:ind w:left="2160" w:hanging="180"/>
+      </w:pPr>
+    </w:lvl>
+    <w:lvl w:ilvl="3" w:tplc="0409000F" w:tentative="1">
+      <w:start w:val="1"/>
+      <w:numFmt w:val="decimal"/>
+      <w:lvlText w:val="%4."/>
+      <w:lvlJc w:val="left"/>
+      <w:pPr>
+        <w:ind w:left="2880" w:hanging="360"/>
+      </w:pPr>
+    </w:lvl>
+    <w:lvl w:ilvl="4" w:tplc="04090019" w:tentative="1">
+      <w:start w:val="1"/>
+      <w:numFmt w:val="lowerLetter"/>
+      <w:lvlText w:val="%5."/>
+      <w:lvlJc w:val="left"/>
+      <w:pPr>
+        <w:ind w:left="3600" w:hanging="360"/>
+      </w:pPr>
+    </w:lvl>
+    <w:lvl w:ilvl="5" w:tplc="0409001B" w:tentative="1">
+      <w:start w:val="1"/>
+      <w:numFmt w:val="lowerRoman"/>
+      <w:lvlText w:val="%6."/>
+      <w:lvlJc w:val="right"/>
+      <w:pPr>
+        <w:ind w:left="4320" w:hanging="180"/>
+      </w:pPr>
+    </w:lvl>
+    <w:lvl w:ilvl="6" w:tplc="0409000F" w:tentative="1">
+      <w:start w:val="1"/>
+      <w:numFmt w:val="decimal"/>
+      <w:lvlText w:val="%7."/>
+      <w:lvlJc w:val="left"/>
+      <w:pPr>
+        <w:ind w:left="5040" w:hanging="360"/>
+      </w:pPr>
+    </w:lvl>
+    <w:lvl w:ilvl="7" w:tplc="04090019" w:tentative="1">
+      <w:start w:val="1"/>
+      <w:numFmt w:val="lowerLetter"/>
+      <w:lvlText w:val="%8."/>
+      <w:lvlJc w:val="left"/>
+      <w:pPr>
+        <w:ind w:left="5760" w:hanging="360"/>
+      </w:pPr>
+    </w:lvl>
+    <w:lvl w:ilvl="8" w:tplc="0409001B" w:tentative="1">
+      <w:start w:val="1"/>
+      <w:numFmt w:val="lowerRoman"/>
+      <w:lvlText w:val="%9."/>
+      <w:lvlJc w:val="right"/>
+      <w:pPr>
+        <w:ind w:left="6480" w:hanging="180"/>
+      </w:pPr>
+    </w:lvl>
+  </w:abstractNum>
+  <w:abstractNum w:abstractNumId="10" w15:restartNumberingAfterBreak="0">
     <w:nsid w:val="673062E1"/>
     <w:multiLevelType w:val="multilevel"/>
     <w:tmpl w:val="32D6C810"/>
@@ -6921,7 +4949,7 @@
       </w:rPr>
     </w:lvl>
   </w:abstractNum>
-  <w:abstractNum w:abstractNumId="10" w15:restartNumberingAfterBreak="0">
+  <w:abstractNum w:abstractNumId="11" w15:restartNumberingAfterBreak="0">
     <w:nsid w:val="6E4B7297"/>
     <w:multiLevelType w:val="hybridMultilevel"/>
     <w:tmpl w:val="ADA88070"/>
@@ -7033,7 +5061,7 @@
       </w:rPr>
     </w:lvl>
   </w:abstractNum>
-  <w:abstractNum w:abstractNumId="11" w15:restartNumberingAfterBreak="0">
+  <w:abstractNum w:abstractNumId="12" w15:restartNumberingAfterBreak="0">
     <w:nsid w:val="738D30FB"/>
     <w:multiLevelType w:val="hybridMultilevel"/>
     <w:tmpl w:val="AFD048D4"/>
@@ -7146,7 +5174,7 @@
       </w:rPr>
     </w:lvl>
   </w:abstractNum>
-  <w:abstractNum w:abstractNumId="12" w15:restartNumberingAfterBreak="0">
+  <w:abstractNum w:abstractNumId="13" w15:restartNumberingAfterBreak="0">
     <w:nsid w:val="75FC1AE0"/>
     <w:multiLevelType w:val="multilevel"/>
     <w:tmpl w:val="7578EB18"/>
@@ -7299,7 +5327,7 @@
     <w:abstractNumId w:val="5"/>
   </w:num>
   <w:num w:numId="2" w16cid:durableId="293367775">
-    <w:abstractNumId w:val="11"/>
+    <w:abstractNumId w:val="12"/>
   </w:num>
   <w:num w:numId="3" w16cid:durableId="37511393">
     <w:abstractNumId w:val="6"/>
@@ -7311,10 +5339,10 @@
     <w:abstractNumId w:val="4"/>
   </w:num>
   <w:num w:numId="6" w16cid:durableId="1842815493">
-    <w:abstractNumId w:val="10"/>
+    <w:abstractNumId w:val="11"/>
   </w:num>
   <w:num w:numId="7" w16cid:durableId="1326977494">
-    <w:abstractNumId w:val="9"/>
+    <w:abstractNumId w:val="10"/>
   </w:num>
   <w:num w:numId="8" w16cid:durableId="1446122962">
     <w:abstractNumId w:val="1"/>
@@ -7329,10 +5357,13 @@
     <w:abstractNumId w:val="2"/>
   </w:num>
   <w:num w:numId="12" w16cid:durableId="1385715243">
-    <w:abstractNumId w:val="12"/>
+    <w:abstractNumId w:val="13"/>
   </w:num>
   <w:num w:numId="13" w16cid:durableId="411515846">
     <w:abstractNumId w:val="0"/>
+  </w:num>
+  <w:num w:numId="14" w16cid:durableId="114370771">
+    <w:abstractNumId w:val="9"/>
   </w:num>
 </w:numbering>
 </file>

--- a/templates/contract-template.docx
+++ b/templates/contract-template.docx
@@ -292,15 +292,7 @@
           <w:sz w:val="20"/>
           <w:szCs w:val="20"/>
         </w:rPr>
-        <w:t xml:space="preserve"> </w:t>
-      </w:r>
-      <w:r>
-        <w:rPr>
-          <w:rFonts w:ascii="Aptos" w:hAnsi="Aptos"/>
-          <w:sz w:val="20"/>
-          <w:szCs w:val="20"/>
-        </w:rPr>
-        <w:t>{{</w:t>
+        <w:t xml:space="preserve"> {{</w:t>
       </w:r>
       <w:proofErr w:type="spellStart"/>
       <w:r>
@@ -635,19 +627,72 @@
       </w:pPr>
       <w:r>
         <w:rPr>
-          <w:rFonts w:ascii="Aptos" w:hAnsi="Aptos"/>
-          <w:sz w:val="20"/>
-          <w:szCs w:val="20"/>
-        </w:rPr>
-        <w:t xml:space="preserve">Position: </w:t>
-      </w:r>
-      <w:r>
-        <w:rPr>
-          <w:rFonts w:ascii="Aptos" w:hAnsi="Aptos"/>
-          <w:sz w:val="20"/>
-          <w:szCs w:val="20"/>
-        </w:rPr>
-        <w:t>{{jobTitle}}</w:t>
+          <w:rFonts w:ascii="Aptos" w:hAnsi="Aptos" w:cstheme="minorHAnsi"/>
+          <w:b/>
+          <w:bCs/>
+          <w:sz w:val="20"/>
+          <w:szCs w:val="20"/>
+        </w:rPr>
+        <w:t>Position</w:t>
+      </w:r>
+      <w:r>
+        <w:rPr>
+          <w:rFonts w:ascii="Aptos" w:hAnsi="Aptos" w:cstheme="minorHAnsi"/>
+          <w:b/>
+          <w:bCs/>
+          <w:sz w:val="20"/>
+          <w:szCs w:val="20"/>
+        </w:rPr>
+        <w:t>:</w:t>
+      </w:r>
+      <w:r>
+        <w:rPr>
+          <w:rFonts w:ascii="Aptos" w:hAnsi="Aptos" w:cstheme="minorHAnsi"/>
+          <w:b/>
+          <w:bCs/>
+          <w:sz w:val="20"/>
+          <w:szCs w:val="20"/>
+        </w:rPr>
+        <w:tab/>
+      </w:r>
+      <w:r>
+        <w:rPr>
+          <w:rFonts w:ascii="Aptos" w:hAnsi="Aptos" w:cstheme="minorHAnsi"/>
+          <w:b/>
+          <w:bCs/>
+          <w:sz w:val="20"/>
+          <w:szCs w:val="20"/>
+        </w:rPr>
+        <w:tab/>
+      </w:r>
+      <w:r>
+        <w:rPr>
+          <w:rFonts w:ascii="Aptos" w:hAnsi="Aptos"/>
+          <w:sz w:val="20"/>
+          <w:szCs w:val="20"/>
+          <w:lang w:val="en-US"/>
+        </w:rPr>
+        <w:t>{{</w:t>
+      </w:r>
+      <w:proofErr w:type="spellStart"/>
+      <w:r>
+        <w:rPr>
+          <w:rFonts w:ascii="Aptos" w:hAnsi="Aptos"/>
+          <w:sz w:val="20"/>
+          <w:szCs w:val="20"/>
+          <w:lang w:val="en-US"/>
+        </w:rPr>
+        <w:t>jobTitle</w:t>
+      </w:r>
+      <w:proofErr w:type="spellEnd"/>
+      <w:r>
+        <w:rPr>
+          <w:rFonts w:ascii="Aptos" w:hAnsi="Aptos"/>
+          <w:sz w:val="20"/>
+          <w:szCs w:val="20"/>
+          <w:lang w:val="en-US"/>
+        </w:rPr>
+        <w:t>}}</w:t>
       </w:r>
     </w:p>
     <w:p>
@@ -673,19 +718,62 @@
       </w:pPr>
       <w:r>
         <w:rPr>
-          <w:rFonts w:ascii="Aptos" w:hAnsi="Aptos"/>
-          <w:sz w:val="20"/>
-          <w:szCs w:val="20"/>
-        </w:rPr>
-        <w:t xml:space="preserve">Assignment Start Date: </w:t>
-      </w:r>
-      <w:r>
-        <w:rPr>
-          <w:rFonts w:ascii="Aptos" w:hAnsi="Aptos"/>
-          <w:sz w:val="20"/>
-          <w:szCs w:val="20"/>
-        </w:rPr>
-        <w:t>{{startDate}}</w:t>
+          <w:rFonts w:ascii="Aptos" w:hAnsi="Aptos" w:cstheme="minorHAnsi"/>
+          <w:b/>
+          <w:bCs/>
+          <w:sz w:val="20"/>
+          <w:szCs w:val="20"/>
+        </w:rPr>
+        <w:t>Assignment Start Date:</w:t>
+      </w:r>
+      <w:r>
+        <w:rPr>
+          <w:rFonts w:ascii="Aptos" w:hAnsi="Aptos" w:cstheme="minorHAnsi"/>
+          <w:b/>
+          <w:bCs/>
+          <w:sz w:val="20"/>
+          <w:szCs w:val="20"/>
+        </w:rPr>
+        <w:tab/>
+      </w:r>
+      <w:r>
+        <w:rPr>
+          <w:rFonts w:ascii="Aptos" w:hAnsi="Aptos" w:cstheme="minorHAnsi"/>
+          <w:b/>
+          <w:bCs/>
+          <w:sz w:val="20"/>
+          <w:szCs w:val="20"/>
+        </w:rPr>
+        <w:tab/>
+      </w:r>
+      <w:r>
+        <w:rPr>
+          <w:rFonts w:ascii="Aptos" w:hAnsi="Aptos" w:cstheme="minorHAnsi"/>
+          <w:sz w:val="20"/>
+          <w:szCs w:val="20"/>
+          <w:lang w:val="en-US"/>
+        </w:rPr>
+        <w:t>{{</w:t>
+      </w:r>
+      <w:proofErr w:type="spellStart"/>
+      <w:r>
+        <w:rPr>
+          <w:rFonts w:ascii="Aptos" w:hAnsi="Aptos" w:cstheme="minorHAnsi"/>
+          <w:sz w:val="20"/>
+          <w:szCs w:val="20"/>
+          <w:lang w:val="en-US"/>
+        </w:rPr>
+        <w:t>startDate</w:t>
+      </w:r>
+      <w:proofErr w:type="spellEnd"/>
+      <w:r>
+        <w:rPr>
+          <w:rFonts w:ascii="Aptos" w:hAnsi="Aptos" w:cstheme="minorHAnsi"/>
+          <w:sz w:val="20"/>
+          <w:szCs w:val="20"/>
+          <w:lang w:val="en-US"/>
+        </w:rPr>
+        <w:t>}}</w:t>
       </w:r>
     </w:p>
     <w:p>
@@ -711,19 +799,62 @@
       </w:pPr>
       <w:r>
         <w:rPr>
-          <w:rFonts w:ascii="Aptos" w:hAnsi="Aptos"/>
-          <w:sz w:val="20"/>
-          <w:szCs w:val="20"/>
-        </w:rPr>
-        <w:t xml:space="preserve">Assignment End Date: </w:t>
-      </w:r>
-      <w:r>
-        <w:rPr>
-          <w:rFonts w:ascii="Aptos" w:hAnsi="Aptos"/>
-          <w:sz w:val="20"/>
-          <w:szCs w:val="20"/>
-        </w:rPr>
-        <w:t>{{endDate}}</w:t>
+          <w:rFonts w:ascii="Aptos" w:hAnsi="Aptos" w:cstheme="minorHAnsi"/>
+          <w:b/>
+          <w:bCs/>
+          <w:sz w:val="20"/>
+          <w:szCs w:val="20"/>
+        </w:rPr>
+        <w:t>Assignment End Date:</w:t>
+      </w:r>
+      <w:r>
+        <w:rPr>
+          <w:rFonts w:ascii="Aptos" w:hAnsi="Aptos" w:cstheme="minorHAnsi"/>
+          <w:b/>
+          <w:bCs/>
+          <w:sz w:val="20"/>
+          <w:szCs w:val="20"/>
+        </w:rPr>
+        <w:tab/>
+      </w:r>
+      <w:r>
+        <w:rPr>
+          <w:rFonts w:ascii="Aptos" w:hAnsi="Aptos" w:cstheme="minorHAnsi"/>
+          <w:b/>
+          <w:bCs/>
+          <w:sz w:val="20"/>
+          <w:szCs w:val="20"/>
+        </w:rPr>
+        <w:tab/>
+      </w:r>
+      <w:r>
+        <w:rPr>
+          <w:rFonts w:ascii="Aptos" w:hAnsi="Aptos" w:cstheme="minorHAnsi"/>
+          <w:sz w:val="20"/>
+          <w:szCs w:val="20"/>
+          <w:lang w:val="en-US"/>
+        </w:rPr>
+        <w:t>{{</w:t>
+      </w:r>
+      <w:proofErr w:type="spellStart"/>
+      <w:r>
+        <w:rPr>
+          <w:rFonts w:ascii="Aptos" w:hAnsi="Aptos" w:cstheme="minorHAnsi"/>
+          <w:sz w:val="20"/>
+          <w:szCs w:val="20"/>
+          <w:lang w:val="en-US"/>
+        </w:rPr>
+        <w:t>endDate</w:t>
+      </w:r>
+      <w:proofErr w:type="spellEnd"/>
+      <w:r>
+        <w:rPr>
+          <w:rFonts w:ascii="Aptos" w:hAnsi="Aptos" w:cstheme="minorHAnsi"/>
+          <w:sz w:val="20"/>
+          <w:szCs w:val="20"/>
+          <w:lang w:val="en-US"/>
+        </w:rPr>
+        <w:t>}}</w:t>
       </w:r>
     </w:p>
     <w:p>
@@ -749,19 +880,62 @@
       </w:pPr>
       <w:r>
         <w:rPr>
-          <w:rFonts w:ascii="Aptos" w:hAnsi="Aptos"/>
-          <w:sz w:val="20"/>
-          <w:szCs w:val="20"/>
-        </w:rPr>
-        <w:t xml:space="preserve">Assignment Duration: </w:t>
-      </w:r>
-      <w:r>
-        <w:rPr>
-          <w:rFonts w:ascii="Aptos" w:hAnsi="Aptos"/>
-          <w:sz w:val="20"/>
-          <w:szCs w:val="20"/>
-        </w:rPr>
-        <w:t>{{assignmentWeeks}}</w:t>
+          <w:rFonts w:ascii="Aptos" w:hAnsi="Aptos" w:cstheme="minorHAnsi"/>
+          <w:b/>
+          <w:bCs/>
+          <w:sz w:val="20"/>
+          <w:szCs w:val="20"/>
+        </w:rPr>
+        <w:t>Assignment Duration:</w:t>
+      </w:r>
+      <w:r>
+        <w:rPr>
+          <w:rFonts w:ascii="Aptos" w:hAnsi="Aptos" w:cstheme="minorHAnsi"/>
+          <w:b/>
+          <w:bCs/>
+          <w:sz w:val="20"/>
+          <w:szCs w:val="20"/>
+        </w:rPr>
+        <w:tab/>
+      </w:r>
+      <w:r>
+        <w:rPr>
+          <w:rFonts w:ascii="Aptos" w:hAnsi="Aptos" w:cstheme="minorHAnsi"/>
+          <w:b/>
+          <w:bCs/>
+          <w:sz w:val="20"/>
+          <w:szCs w:val="20"/>
+        </w:rPr>
+        <w:tab/>
+      </w:r>
+      <w:r>
+        <w:rPr>
+          <w:rFonts w:ascii="Aptos" w:hAnsi="Aptos" w:cstheme="minorHAnsi"/>
+          <w:sz w:val="20"/>
+          <w:szCs w:val="20"/>
+          <w:lang w:val="en-US"/>
+        </w:rPr>
+        <w:t>{{</w:t>
+      </w:r>
+      <w:proofErr w:type="spellStart"/>
+      <w:r>
+        <w:rPr>
+          <w:rFonts w:ascii="Aptos" w:hAnsi="Aptos" w:cstheme="minorHAnsi"/>
+          <w:sz w:val="20"/>
+          <w:szCs w:val="20"/>
+          <w:lang w:val="en-US"/>
+        </w:rPr>
+        <w:t>assignmentWeeks</w:t>
+      </w:r>
+      <w:proofErr w:type="spellEnd"/>
+      <w:r>
+        <w:rPr>
+          <w:rFonts w:ascii="Aptos" w:hAnsi="Aptos" w:cstheme="minorHAnsi"/>
+          <w:sz w:val="20"/>
+          <w:szCs w:val="20"/>
+          <w:lang w:val="en-US"/>
+        </w:rPr>
+        <w:t>}}</w:t>
       </w:r>
     </w:p>
     <w:p>
@@ -787,19 +961,62 @@
       </w:pPr>
       <w:r>
         <w:rPr>
-          <w:rFonts w:ascii="Aptos" w:hAnsi="Aptos"/>
-          <w:sz w:val="20"/>
-          <w:szCs w:val="20"/>
-        </w:rPr>
-        <w:t xml:space="preserve">Shift Schedule: </w:t>
-      </w:r>
-      <w:r>
-        <w:rPr>
-          <w:rFonts w:ascii="Aptos" w:hAnsi="Aptos"/>
-          <w:sz w:val="20"/>
-          <w:szCs w:val="20"/>
-        </w:rPr>
-        <w:t>{{scheduleLine}}</w:t>
+          <w:rFonts w:ascii="Aptos" w:hAnsi="Aptos" w:cstheme="minorHAnsi"/>
+          <w:b/>
+          <w:bCs/>
+          <w:sz w:val="20"/>
+          <w:szCs w:val="20"/>
+        </w:rPr>
+        <w:t>Shift Schedule:</w:t>
+      </w:r>
+      <w:r>
+        <w:rPr>
+          <w:rFonts w:ascii="Aptos" w:hAnsi="Aptos" w:cstheme="minorHAnsi"/>
+          <w:b/>
+          <w:bCs/>
+          <w:sz w:val="20"/>
+          <w:szCs w:val="20"/>
+        </w:rPr>
+        <w:tab/>
+      </w:r>
+      <w:r>
+        <w:rPr>
+          <w:rFonts w:ascii="Aptos" w:hAnsi="Aptos" w:cstheme="minorHAnsi"/>
+          <w:b/>
+          <w:bCs/>
+          <w:sz w:val="20"/>
+          <w:szCs w:val="20"/>
+        </w:rPr>
+        <w:tab/>
+      </w:r>
+      <w:r>
+        <w:rPr>
+          <w:rFonts w:ascii="Aptos" w:hAnsi="Aptos" w:cstheme="minorHAnsi"/>
+          <w:sz w:val="20"/>
+          <w:szCs w:val="20"/>
+          <w:lang w:val="en-US"/>
+        </w:rPr>
+        <w:t>{{</w:t>
+      </w:r>
+      <w:proofErr w:type="spellStart"/>
+      <w:r>
+        <w:rPr>
+          <w:rFonts w:ascii="Aptos" w:hAnsi="Aptos" w:cstheme="minorHAnsi"/>
+          <w:sz w:val="20"/>
+          <w:szCs w:val="20"/>
+          <w:lang w:val="en-US"/>
+        </w:rPr>
+        <w:t>scheduleLine</w:t>
+      </w:r>
+      <w:proofErr w:type="spellEnd"/>
+      <w:r>
+        <w:rPr>
+          <w:rFonts w:ascii="Aptos" w:hAnsi="Aptos" w:cstheme="minorHAnsi"/>
+          <w:sz w:val="20"/>
+          <w:szCs w:val="20"/>
+          <w:lang w:val="en-US"/>
+        </w:rPr>
+        <w:t>}}</w:t>
       </w:r>
     </w:p>
     <w:p>
@@ -825,19 +1042,120 @@
       </w:pPr>
       <w:r>
         <w:rPr>
-          <w:rFonts w:ascii="Aptos" w:hAnsi="Aptos"/>
-          <w:sz w:val="20"/>
-          <w:szCs w:val="20"/>
-        </w:rPr>
-        <w:t xml:space="preserve">Hours Per Week: </w:t>
-      </w:r>
-      <w:r>
-        <w:rPr>
-          <w:rFonts w:ascii="Aptos" w:hAnsi="Aptos"/>
-          <w:sz w:val="20"/>
-          <w:szCs w:val="20"/>
-        </w:rPr>
-        <w:t>{{hoursPerWeek}}</w:t>
+          <w:rFonts w:ascii="Aptos" w:hAnsi="Aptos" w:cstheme="minorHAnsi"/>
+          <w:b/>
+          <w:bCs/>
+          <w:sz w:val="20"/>
+          <w:szCs w:val="20"/>
+        </w:rPr>
+        <w:t>Hours</w:t>
+      </w:r>
+      <w:r>
+        <w:rPr>
+          <w:rFonts w:ascii="Aptos" w:hAnsi="Aptos" w:cstheme="minorHAnsi"/>
+          <w:b/>
+          <w:bCs/>
+          <w:sz w:val="20"/>
+          <w:szCs w:val="20"/>
+        </w:rPr>
+        <w:t xml:space="preserve"> Per Week</w:t>
+      </w:r>
+      <w:r>
+        <w:rPr>
+          <w:rFonts w:ascii="Aptos" w:hAnsi="Aptos" w:cstheme="minorHAnsi"/>
+          <w:b/>
+          <w:bCs/>
+          <w:sz w:val="20"/>
+          <w:szCs w:val="20"/>
+        </w:rPr>
+        <w:t>:</w:t>
+      </w:r>
+      <w:r>
+        <w:rPr>
+          <w:rFonts w:ascii="Aptos" w:hAnsi="Aptos" w:cstheme="minorHAnsi"/>
+          <w:b/>
+          <w:bCs/>
+          <w:sz w:val="20"/>
+          <w:szCs w:val="20"/>
+        </w:rPr>
+        <w:tab/>
+      </w:r>
+      <w:r>
+        <w:rPr>
+          <w:rFonts w:ascii="Aptos" w:hAnsi="Aptos" w:cstheme="minorHAnsi"/>
+          <w:b/>
+          <w:bCs/>
+          <w:sz w:val="20"/>
+          <w:szCs w:val="20"/>
+        </w:rPr>
+        <w:tab/>
+      </w:r>
+      <w:r>
+        <w:rPr>
+          <w:rFonts w:ascii="Aptos" w:hAnsi="Aptos" w:cstheme="minorHAnsi"/>
+          <w:sz w:val="20"/>
+          <w:szCs w:val="20"/>
+          <w:lang w:val="en-US"/>
+        </w:rPr>
+        <w:t>{{</w:t>
+      </w:r>
+      <w:proofErr w:type="spellStart"/>
+      <w:r>
+        <w:rPr>
+          <w:rFonts w:ascii="Aptos" w:hAnsi="Aptos" w:cstheme="minorHAnsi"/>
+          <w:sz w:val="20"/>
+          <w:szCs w:val="20"/>
+          <w:lang w:val="en-US"/>
+        </w:rPr>
+        <w:t>hoursPerWeek</w:t>
+      </w:r>
+      <w:proofErr w:type="spellEnd"/>
+      <w:r>
+        <w:rPr>
+          <w:rFonts w:ascii="Aptos" w:hAnsi="Aptos" w:cstheme="minorHAnsi"/>
+          <w:sz w:val="20"/>
+          <w:szCs w:val="20"/>
+          <w:lang w:val="en-US"/>
+        </w:rPr>
+        <w:t>}}</w:t>
+      </w:r>
+      <w:r>
+        <w:rPr>
+          <w:rFonts w:ascii="Aptos" w:hAnsi="Aptos" w:cstheme="minorHAnsi"/>
+          <w:sz w:val="20"/>
+          <w:szCs w:val="20"/>
+        </w:rPr>
+        <w:tab/>
+      </w:r>
+      <w:r>
+        <w:rPr>
+          <w:rFonts w:ascii="Aptos" w:hAnsi="Aptos" w:cstheme="minorHAnsi"/>
+          <w:b/>
+          <w:bCs/>
+          <w:sz w:val="20"/>
+          <w:szCs w:val="20"/>
+        </w:rPr>
+        <w:tab/>
+      </w:r>
+      <w:r>
+        <w:rPr>
+          <w:rFonts w:ascii="Aptos" w:hAnsi="Aptos" w:cstheme="minorHAnsi"/>
+          <w:b/>
+          <w:bCs/>
+          <w:sz w:val="20"/>
+          <w:szCs w:val="20"/>
+        </w:rPr>
+        <w:tab/>
+      </w:r>
+      <w:r>
+        <w:rPr>
+          <w:rFonts w:ascii="Aptos" w:hAnsi="Aptos" w:cstheme="minorHAnsi"/>
+          <w:b/>
+          <w:bCs/>
+          <w:sz w:val="20"/>
+          <w:szCs w:val="20"/>
+        </w:rPr>
+        <w:tab/>
       </w:r>
     </w:p>
     <w:p>
@@ -923,19 +1241,62 @@
       </w:pPr>
       <w:r>
         <w:rPr>
-          <w:rFonts w:ascii="Aptos" w:hAnsi="Aptos"/>
-          <w:sz w:val="20"/>
-          <w:szCs w:val="20"/>
-        </w:rPr>
-        <w:t xml:space="preserve">Requested Time Off: </w:t>
-      </w:r>
-      <w:r>
-        <w:rPr>
-          <w:rFonts w:ascii="Aptos" w:hAnsi="Aptos"/>
-          <w:sz w:val="20"/>
-          <w:szCs w:val="20"/>
-        </w:rPr>
-        <w:t>{{requestedTimeOff}}</w:t>
+          <w:rFonts w:ascii="Aptos" w:hAnsi="Aptos" w:cstheme="minorHAnsi"/>
+          <w:b/>
+          <w:bCs/>
+          <w:sz w:val="20"/>
+          <w:szCs w:val="20"/>
+        </w:rPr>
+        <w:t>Requested Time Off:</w:t>
+      </w:r>
+      <w:r>
+        <w:rPr>
+          <w:rFonts w:ascii="Aptos" w:hAnsi="Aptos" w:cstheme="minorHAnsi"/>
+          <w:b/>
+          <w:bCs/>
+          <w:sz w:val="20"/>
+          <w:szCs w:val="20"/>
+        </w:rPr>
+        <w:tab/>
+      </w:r>
+      <w:r>
+        <w:rPr>
+          <w:rFonts w:ascii="Aptos" w:hAnsi="Aptos" w:cstheme="minorHAnsi"/>
+          <w:b/>
+          <w:bCs/>
+          <w:sz w:val="20"/>
+          <w:szCs w:val="20"/>
+        </w:rPr>
+        <w:tab/>
+      </w:r>
+      <w:r>
+        <w:rPr>
+          <w:rFonts w:ascii="Aptos" w:hAnsi="Aptos" w:cstheme="minorHAnsi"/>
+          <w:sz w:val="20"/>
+          <w:szCs w:val="20"/>
+          <w:lang w:val="en-US"/>
+        </w:rPr>
+        <w:t>{{</w:t>
+      </w:r>
+      <w:proofErr w:type="spellStart"/>
+      <w:r>
+        <w:rPr>
+          <w:rFonts w:ascii="Aptos" w:hAnsi="Aptos" w:cstheme="minorHAnsi"/>
+          <w:sz w:val="20"/>
+          <w:szCs w:val="20"/>
+          <w:lang w:val="en-US"/>
+        </w:rPr>
+        <w:t>requestedTimeOff</w:t>
+      </w:r>
+      <w:proofErr w:type="spellEnd"/>
+      <w:r>
+        <w:rPr>
+          <w:rFonts w:ascii="Aptos" w:hAnsi="Aptos" w:cstheme="minorHAnsi"/>
+          <w:sz w:val="20"/>
+          <w:szCs w:val="20"/>
+          <w:lang w:val="en-US"/>
+        </w:rPr>
+        <w:t>}}</w:t>
       </w:r>
     </w:p>
     <w:p>
@@ -961,19 +1322,62 @@
       </w:pPr>
       <w:r>
         <w:rPr>
-          <w:rFonts w:ascii="Aptos" w:hAnsi="Aptos"/>
-          <w:sz w:val="20"/>
-          <w:szCs w:val="20"/>
-        </w:rPr>
-        <w:t xml:space="preserve">Extension Bonus: </w:t>
-      </w:r>
-      <w:r>
-        <w:rPr>
-          <w:rFonts w:ascii="Aptos" w:hAnsi="Aptos"/>
-          <w:sz w:val="20"/>
-          <w:szCs w:val="20"/>
-        </w:rPr>
-        <w:t>{{extensionBonus}}</w:t>
+          <w:rFonts w:ascii="Aptos" w:hAnsi="Aptos" w:cstheme="minorHAnsi"/>
+          <w:b/>
+          <w:bCs/>
+          <w:sz w:val="20"/>
+          <w:szCs w:val="20"/>
+        </w:rPr>
+        <w:t>Extension Bonus</w:t>
+      </w:r>
+      <w:r>
+        <w:rPr>
+          <w:rFonts w:ascii="Aptos" w:hAnsi="Aptos" w:cstheme="minorHAnsi"/>
+          <w:b/>
+          <w:bCs/>
+          <w:sz w:val="20"/>
+          <w:szCs w:val="20"/>
+        </w:rPr>
+        <w:tab/>
+      </w:r>
+      <w:r>
+        <w:rPr>
+          <w:rFonts w:ascii="Aptos" w:hAnsi="Aptos" w:cstheme="minorHAnsi"/>
+          <w:b/>
+          <w:bCs/>
+          <w:sz w:val="20"/>
+          <w:szCs w:val="20"/>
+        </w:rPr>
+        <w:tab/>
+      </w:r>
+      <w:r>
+        <w:rPr>
+          <w:rFonts w:ascii="Aptos" w:hAnsi="Aptos" w:cstheme="minorHAnsi"/>
+          <w:sz w:val="20"/>
+          <w:szCs w:val="20"/>
+          <w:lang w:val="en-US"/>
+        </w:rPr>
+        <w:t>{{</w:t>
+      </w:r>
+      <w:proofErr w:type="spellStart"/>
+      <w:r>
+        <w:rPr>
+          <w:rFonts w:ascii="Aptos" w:hAnsi="Aptos" w:cstheme="minorHAnsi"/>
+          <w:sz w:val="20"/>
+          <w:szCs w:val="20"/>
+          <w:lang w:val="en-US"/>
+        </w:rPr>
+        <w:t>extensionBonus</w:t>
+      </w:r>
+      <w:proofErr w:type="spellEnd"/>
+      <w:r>
+        <w:rPr>
+          <w:rFonts w:ascii="Aptos" w:hAnsi="Aptos" w:cstheme="minorHAnsi"/>
+          <w:sz w:val="20"/>
+          <w:szCs w:val="20"/>
+          <w:lang w:val="en-US"/>
+        </w:rPr>
+        <w:t>}}</w:t>
       </w:r>
     </w:p>
     <w:p>
@@ -1024,19 +1428,62 @@
       </w:pPr>
       <w:r>
         <w:rPr>
-          <w:rFonts w:ascii="Aptos" w:hAnsi="Aptos"/>
-          <w:sz w:val="20"/>
-          <w:szCs w:val="20"/>
-        </w:rPr>
-        <w:t xml:space="preserve">Gross Weekly: </w:t>
-      </w:r>
-      <w:r>
-        <w:rPr>
-          <w:rFonts w:ascii="Aptos" w:hAnsi="Aptos"/>
-          <w:sz w:val="20"/>
-          <w:szCs w:val="20"/>
-        </w:rPr>
-        <w:t>{{weeklyGross}}</w:t>
+          <w:rFonts w:ascii="Aptos" w:hAnsi="Aptos" w:cstheme="minorHAnsi"/>
+          <w:b/>
+          <w:bCs/>
+          <w:sz w:val="20"/>
+          <w:szCs w:val="20"/>
+        </w:rPr>
+        <w:t>Gross Weekly:</w:t>
+      </w:r>
+      <w:r>
+        <w:rPr>
+          <w:rFonts w:ascii="Aptos" w:hAnsi="Aptos" w:cstheme="minorHAnsi"/>
+          <w:b/>
+          <w:bCs/>
+          <w:sz w:val="20"/>
+          <w:szCs w:val="20"/>
+        </w:rPr>
+        <w:tab/>
+      </w:r>
+      <w:r>
+        <w:rPr>
+          <w:rFonts w:ascii="Aptos" w:hAnsi="Aptos" w:cstheme="minorHAnsi"/>
+          <w:b/>
+          <w:bCs/>
+          <w:sz w:val="20"/>
+          <w:szCs w:val="20"/>
+        </w:rPr>
+        <w:tab/>
+      </w:r>
+      <w:r>
+        <w:rPr>
+          <w:rFonts w:ascii="Aptos" w:hAnsi="Aptos" w:cstheme="minorHAnsi"/>
+          <w:sz w:val="20"/>
+          <w:szCs w:val="20"/>
+          <w:lang w:val="en-US"/>
+        </w:rPr>
+        <w:t>{{</w:t>
+      </w:r>
+      <w:proofErr w:type="spellStart"/>
+      <w:r>
+        <w:rPr>
+          <w:rFonts w:ascii="Aptos" w:hAnsi="Aptos" w:cstheme="minorHAnsi"/>
+          <w:sz w:val="20"/>
+          <w:szCs w:val="20"/>
+          <w:lang w:val="en-US"/>
+        </w:rPr>
+        <w:t>weeklyGross</w:t>
+      </w:r>
+      <w:proofErr w:type="spellEnd"/>
+      <w:r>
+        <w:rPr>
+          <w:rFonts w:ascii="Aptos" w:hAnsi="Aptos" w:cstheme="minorHAnsi"/>
+          <w:sz w:val="20"/>
+          <w:szCs w:val="20"/>
+          <w:lang w:val="en-US"/>
+        </w:rPr>
+        <w:t>}}</w:t>
       </w:r>
     </w:p>
     <w:p>
@@ -1062,19 +1509,62 @@
       </w:pPr>
       <w:r>
         <w:rPr>
-          <w:rFonts w:ascii="Aptos" w:hAnsi="Aptos"/>
-          <w:sz w:val="20"/>
-          <w:szCs w:val="20"/>
-        </w:rPr>
-        <w:t xml:space="preserve">Taxable: </w:t>
-      </w:r>
-      <w:r>
-        <w:rPr>
-          <w:rFonts w:ascii="Aptos" w:hAnsi="Aptos"/>
-          <w:sz w:val="20"/>
-          <w:szCs w:val="20"/>
-        </w:rPr>
-        <w:t>{{taxableHourly}}</w:t>
+          <w:rFonts w:ascii="Aptos" w:hAnsi="Aptos" w:cstheme="minorHAnsi"/>
+          <w:b/>
+          <w:bCs/>
+          <w:sz w:val="20"/>
+          <w:szCs w:val="20"/>
+        </w:rPr>
+        <w:t>Taxable:</w:t>
+      </w:r>
+      <w:r>
+        <w:rPr>
+          <w:rFonts w:ascii="Aptos" w:hAnsi="Aptos" w:cstheme="minorHAnsi"/>
+          <w:b/>
+          <w:bCs/>
+          <w:sz w:val="20"/>
+          <w:szCs w:val="20"/>
+        </w:rPr>
+        <w:tab/>
+      </w:r>
+      <w:r>
+        <w:rPr>
+          <w:rFonts w:ascii="Aptos" w:hAnsi="Aptos" w:cstheme="minorHAnsi"/>
+          <w:b/>
+          <w:bCs/>
+          <w:sz w:val="20"/>
+          <w:szCs w:val="20"/>
+        </w:rPr>
+        <w:tab/>
+      </w:r>
+      <w:r>
+        <w:rPr>
+          <w:rFonts w:ascii="Aptos" w:hAnsi="Aptos" w:cstheme="minorHAnsi"/>
+          <w:sz w:val="20"/>
+          <w:szCs w:val="20"/>
+          <w:lang w:val="en-US"/>
+        </w:rPr>
+        <w:t>{{</w:t>
+      </w:r>
+      <w:proofErr w:type="spellStart"/>
+      <w:r>
+        <w:rPr>
+          <w:rFonts w:ascii="Aptos" w:hAnsi="Aptos" w:cstheme="minorHAnsi"/>
+          <w:sz w:val="20"/>
+          <w:szCs w:val="20"/>
+          <w:lang w:val="en-US"/>
+        </w:rPr>
+        <w:t>taxableHourly</w:t>
+      </w:r>
+      <w:proofErr w:type="spellEnd"/>
+      <w:r>
+        <w:rPr>
+          <w:rFonts w:ascii="Aptos" w:hAnsi="Aptos" w:cstheme="minorHAnsi"/>
+          <w:sz w:val="20"/>
+          <w:szCs w:val="20"/>
+          <w:lang w:val="en-US"/>
+        </w:rPr>
+        <w:t>}}</w:t>
       </w:r>
     </w:p>
     <w:p>
@@ -1100,27 +1590,60 @@
       </w:pPr>
       <w:r>
         <w:rPr>
-          <w:rFonts w:ascii="Aptos" w:hAnsi="Aptos"/>
-          <w:sz w:val="20"/>
-          <w:szCs w:val="20"/>
-        </w:rPr>
-        <w:t xml:space="preserve">Non-Taxable Stipend: </w:t>
-      </w:r>
-      <w:r>
-        <w:rPr>
-          <w:rFonts w:ascii="Aptos" w:hAnsi="Aptos"/>
-          <w:sz w:val="20"/>
-          <w:szCs w:val="20"/>
-        </w:rPr>
-        <w:t>{{stipend}}</w:t>
-      </w:r>
-      <w:r>
-        <w:rPr>
-          <w:rFonts w:ascii="Aptos" w:hAnsi="Aptos"/>
-          <w:sz w:val="20"/>
-          <w:szCs w:val="20"/>
-        </w:rPr>
-        <w:t xml:space="preserve"> (Housing + Meals and Incidentals)</w:t>
+          <w:rFonts w:ascii="Aptos" w:hAnsi="Aptos" w:cstheme="minorHAnsi"/>
+          <w:b/>
+          <w:bCs/>
+          <w:sz w:val="20"/>
+          <w:szCs w:val="20"/>
+        </w:rPr>
+        <w:t>Non-Taxable Stipend</w:t>
+      </w:r>
+      <w:r>
+        <w:rPr>
+          <w:rFonts w:ascii="Aptos" w:hAnsi="Aptos" w:cstheme="minorHAnsi"/>
+          <w:b/>
+          <w:bCs/>
+          <w:sz w:val="20"/>
+          <w:szCs w:val="20"/>
+        </w:rPr>
+        <w:t>:</w:t>
+      </w:r>
+      <w:r>
+        <w:rPr>
+          <w:rFonts w:ascii="Aptos" w:hAnsi="Aptos" w:cstheme="minorHAnsi"/>
+          <w:b/>
+          <w:bCs/>
+          <w:sz w:val="20"/>
+          <w:szCs w:val="20"/>
+        </w:rPr>
+        <w:tab/>
+      </w:r>
+      <w:r>
+        <w:rPr>
+          <w:rFonts w:ascii="Aptos" w:hAnsi="Aptos" w:cstheme="minorHAnsi"/>
+          <w:b/>
+          <w:bCs/>
+          <w:sz w:val="20"/>
+          <w:szCs w:val="20"/>
+        </w:rPr>
+        <w:tab/>
+      </w:r>
+      <w:r>
+        <w:rPr>
+          <w:rFonts w:ascii="Aptos" w:hAnsi="Aptos" w:cstheme="minorHAnsi"/>
+          <w:sz w:val="20"/>
+          <w:szCs w:val="20"/>
+          <w:lang w:val="en-US"/>
+        </w:rPr>
+        <w:t xml:space="preserve">{{stipend}} </w:t>
+      </w:r>
+      <w:r>
+        <w:rPr>
+          <w:rFonts w:ascii="Aptos" w:hAnsi="Aptos" w:cstheme="minorHAnsi"/>
+          <w:sz w:val="20"/>
+          <w:szCs w:val="20"/>
+        </w:rPr>
+        <w:t>(Housing + Meals and Incidentals)</w:t>
       </w:r>
     </w:p>
     <w:p>
@@ -1144,27 +1667,58 @@
       </w:pPr>
       <w:r>
         <w:rPr>
-          <w:rFonts w:ascii="Aptos" w:hAnsi="Aptos"/>
-          <w:sz w:val="20"/>
-          <w:szCs w:val="20"/>
-        </w:rPr>
-        <w:t xml:space="preserve">Charge Rate: </w:t>
-      </w:r>
-      <w:r>
-        <w:rPr>
-          <w:rFonts w:ascii="Aptos" w:hAnsi="Aptos"/>
-          <w:sz w:val="20"/>
-          <w:szCs w:val="20"/>
-        </w:rPr>
-        <w:t>{{chargeRate}}</w:t>
-      </w:r>
-      <w:r>
-        <w:rPr>
-          <w:rFonts w:ascii="Aptos" w:hAnsi="Aptos"/>
-          <w:sz w:val="20"/>
-          <w:szCs w:val="20"/>
-        </w:rPr>
-        <w:t xml:space="preserve"> taxed</w:t>
+          <w:rFonts w:ascii="Aptos" w:hAnsi="Aptos" w:cstheme="minorHAnsi"/>
+          <w:b/>
+          <w:bCs/>
+          <w:sz w:val="20"/>
+          <w:szCs w:val="20"/>
+        </w:rPr>
+        <w:t>Charge Rate:</w:t>
+      </w:r>
+      <w:r>
+        <w:rPr>
+          <w:rFonts w:ascii="Aptos" w:hAnsi="Aptos" w:cstheme="minorHAnsi"/>
+          <w:sz w:val="20"/>
+          <w:szCs w:val="20"/>
+        </w:rPr>
+        <w:tab/>
+      </w:r>
+      <w:r>
+        <w:rPr>
+          <w:rFonts w:ascii="Aptos" w:hAnsi="Aptos" w:cstheme="minorHAnsi"/>
+          <w:sz w:val="20"/>
+          <w:szCs w:val="20"/>
+        </w:rPr>
+        <w:tab/>
+      </w:r>
+      <w:r>
+        <w:rPr>
+          <w:rFonts w:ascii="Aptos" w:hAnsi="Aptos" w:cstheme="minorHAnsi"/>
+          <w:sz w:val="20"/>
+          <w:szCs w:val="20"/>
+          <w:lang w:val="en-US"/>
+        </w:rPr>
+        <w:t>{{</w:t>
+      </w:r>
+      <w:proofErr w:type="spellStart"/>
+      <w:r>
+        <w:rPr>
+          <w:rFonts w:ascii="Aptos" w:hAnsi="Aptos" w:cstheme="minorHAnsi"/>
+          <w:sz w:val="20"/>
+          <w:szCs w:val="20"/>
+          <w:lang w:val="en-US"/>
+        </w:rPr>
+        <w:t>chargeRate</w:t>
+      </w:r>
+      <w:proofErr w:type="spellEnd"/>
+      <w:r>
+        <w:rPr>
+          <w:rFonts w:ascii="Aptos" w:hAnsi="Aptos" w:cstheme="minorHAnsi"/>
+          <w:sz w:val="20"/>
+          <w:szCs w:val="20"/>
+          <w:lang w:val="en-US"/>
+        </w:rPr>
+        <w:t>}} taxed</w:t>
       </w:r>
     </w:p>
     <w:p>
@@ -1188,27 +1742,58 @@
       </w:pPr>
       <w:r>
         <w:rPr>
-          <w:rFonts w:ascii="Aptos" w:hAnsi="Aptos"/>
-          <w:sz w:val="20"/>
-          <w:szCs w:val="20"/>
-        </w:rPr>
-        <w:t xml:space="preserve">On Call Rate: </w:t>
-      </w:r>
-      <w:r>
-        <w:rPr>
-          <w:rFonts w:ascii="Aptos" w:hAnsi="Aptos"/>
-          <w:sz w:val="20"/>
-          <w:szCs w:val="20"/>
-        </w:rPr>
-        <w:t>{{onCallPay}}</w:t>
-      </w:r>
-      <w:r>
-        <w:rPr>
-          <w:rFonts w:ascii="Aptos" w:hAnsi="Aptos"/>
-          <w:sz w:val="20"/>
-          <w:szCs w:val="20"/>
-        </w:rPr>
-        <w:t xml:space="preserve"> taxed</w:t>
+          <w:rFonts w:ascii="Aptos" w:hAnsi="Aptos" w:cstheme="minorHAnsi"/>
+          <w:b/>
+          <w:bCs/>
+          <w:sz w:val="20"/>
+          <w:szCs w:val="20"/>
+        </w:rPr>
+        <w:t>On Call Rate:</w:t>
+      </w:r>
+      <w:r>
+        <w:rPr>
+          <w:rFonts w:ascii="Aptos" w:hAnsi="Aptos" w:cstheme="minorHAnsi"/>
+          <w:sz w:val="20"/>
+          <w:szCs w:val="20"/>
+        </w:rPr>
+        <w:tab/>
+      </w:r>
+      <w:r>
+        <w:rPr>
+          <w:rFonts w:ascii="Aptos" w:hAnsi="Aptos" w:cstheme="minorHAnsi"/>
+          <w:sz w:val="20"/>
+          <w:szCs w:val="20"/>
+        </w:rPr>
+        <w:tab/>
+      </w:r>
+      <w:r>
+        <w:rPr>
+          <w:rFonts w:ascii="Aptos" w:hAnsi="Aptos" w:cstheme="minorHAnsi"/>
+          <w:sz w:val="20"/>
+          <w:szCs w:val="20"/>
+          <w:lang w:val="en-US"/>
+        </w:rPr>
+        <w:t>{{</w:t>
+      </w:r>
+      <w:proofErr w:type="spellStart"/>
+      <w:r>
+        <w:rPr>
+          <w:rFonts w:ascii="Aptos" w:hAnsi="Aptos" w:cstheme="minorHAnsi"/>
+          <w:sz w:val="20"/>
+          <w:szCs w:val="20"/>
+          <w:lang w:val="en-US"/>
+        </w:rPr>
+        <w:t>onCallPay</w:t>
+      </w:r>
+      <w:proofErr w:type="spellEnd"/>
+      <w:r>
+        <w:rPr>
+          <w:rFonts w:ascii="Aptos" w:hAnsi="Aptos" w:cstheme="minorHAnsi"/>
+          <w:sz w:val="20"/>
+          <w:szCs w:val="20"/>
+          <w:lang w:val="en-US"/>
+        </w:rPr>
+        <w:t>}} taxed</w:t>
       </w:r>
     </w:p>
     <w:p>
@@ -1232,27 +1817,58 @@
       </w:pPr>
       <w:r>
         <w:rPr>
-          <w:rFonts w:ascii="Aptos" w:hAnsi="Aptos"/>
-          <w:sz w:val="20"/>
-          <w:szCs w:val="20"/>
-        </w:rPr>
-        <w:t xml:space="preserve">Call Back Rate: </w:t>
-      </w:r>
-      <w:r>
-        <w:rPr>
-          <w:rFonts w:ascii="Aptos" w:hAnsi="Aptos"/>
-          <w:sz w:val="20"/>
-          <w:szCs w:val="20"/>
-        </w:rPr>
-        <w:t>{{callBackRate}}</w:t>
-      </w:r>
-      <w:r>
-        <w:rPr>
-          <w:rFonts w:ascii="Aptos" w:hAnsi="Aptos"/>
-          <w:sz w:val="20"/>
-          <w:szCs w:val="20"/>
-        </w:rPr>
-        <w:t xml:space="preserve"> taxed</w:t>
+          <w:rFonts w:ascii="Aptos" w:hAnsi="Aptos" w:cstheme="minorHAnsi"/>
+          <w:b/>
+          <w:bCs/>
+          <w:sz w:val="20"/>
+          <w:szCs w:val="20"/>
+        </w:rPr>
+        <w:t>Call Back Rate:</w:t>
+      </w:r>
+      <w:r>
+        <w:rPr>
+          <w:rFonts w:ascii="Aptos" w:hAnsi="Aptos" w:cstheme="minorHAnsi"/>
+          <w:sz w:val="20"/>
+          <w:szCs w:val="20"/>
+        </w:rPr>
+        <w:tab/>
+      </w:r>
+      <w:r>
+        <w:rPr>
+          <w:rFonts w:ascii="Aptos" w:hAnsi="Aptos" w:cstheme="minorHAnsi"/>
+          <w:sz w:val="20"/>
+          <w:szCs w:val="20"/>
+        </w:rPr>
+        <w:tab/>
+      </w:r>
+      <w:r>
+        <w:rPr>
+          <w:rFonts w:ascii="Aptos" w:hAnsi="Aptos" w:cstheme="minorHAnsi"/>
+          <w:sz w:val="20"/>
+          <w:szCs w:val="20"/>
+          <w:lang w:val="en-US"/>
+        </w:rPr>
+        <w:t>{{</w:t>
+      </w:r>
+      <w:proofErr w:type="spellStart"/>
+      <w:r>
+        <w:rPr>
+          <w:rFonts w:ascii="Aptos" w:hAnsi="Aptos" w:cstheme="minorHAnsi"/>
+          <w:sz w:val="20"/>
+          <w:szCs w:val="20"/>
+          <w:lang w:val="en-US"/>
+        </w:rPr>
+        <w:t>callBackRate</w:t>
+      </w:r>
+      <w:proofErr w:type="spellEnd"/>
+      <w:r>
+        <w:rPr>
+          <w:rFonts w:ascii="Aptos" w:hAnsi="Aptos" w:cstheme="minorHAnsi"/>
+          <w:sz w:val="20"/>
+          <w:szCs w:val="20"/>
+          <w:lang w:val="en-US"/>
+        </w:rPr>
+        <w:t>}} taxed</w:t>
       </w:r>
     </w:p>
     <w:p>
@@ -1276,27 +1892,62 @@
       </w:pPr>
       <w:r>
         <w:rPr>
-          <w:rFonts w:ascii="Aptos" w:hAnsi="Aptos"/>
-          <w:sz w:val="20"/>
-          <w:szCs w:val="20"/>
-        </w:rPr>
-        <w:t xml:space="preserve">Overtime Rate: </w:t>
-      </w:r>
-      <w:r>
-        <w:rPr>
-          <w:rFonts w:ascii="Aptos" w:hAnsi="Aptos"/>
-          <w:sz w:val="20"/>
-          <w:szCs w:val="20"/>
-        </w:rPr>
-        <w:t>{{overtimeRate}}</w:t>
-      </w:r>
-      <w:r>
-        <w:rPr>
-          <w:rFonts w:ascii="Aptos" w:hAnsi="Aptos"/>
-          <w:sz w:val="20"/>
-          <w:szCs w:val="20"/>
-        </w:rPr>
-        <w:t xml:space="preserve"> taxed</w:t>
+          <w:rFonts w:ascii="Aptos" w:hAnsi="Aptos" w:cstheme="minorHAnsi"/>
+          <w:b/>
+          <w:bCs/>
+          <w:sz w:val="20"/>
+          <w:szCs w:val="20"/>
+        </w:rPr>
+        <w:t>Overtime Rate:</w:t>
+      </w:r>
+      <w:r>
+        <w:rPr>
+          <w:rFonts w:ascii="Aptos" w:hAnsi="Aptos" w:cstheme="minorHAnsi"/>
+          <w:b/>
+          <w:bCs/>
+          <w:sz w:val="20"/>
+          <w:szCs w:val="20"/>
+        </w:rPr>
+        <w:tab/>
+      </w:r>
+      <w:r>
+        <w:rPr>
+          <w:rFonts w:ascii="Aptos" w:hAnsi="Aptos" w:cstheme="minorHAnsi"/>
+          <w:b/>
+          <w:bCs/>
+          <w:sz w:val="20"/>
+          <w:szCs w:val="20"/>
+        </w:rPr>
+        <w:tab/>
+      </w:r>
+      <w:r>
+        <w:rPr>
+          <w:rFonts w:ascii="Aptos" w:hAnsi="Aptos" w:cstheme="minorHAnsi"/>
+          <w:sz w:val="20"/>
+          <w:szCs w:val="20"/>
+          <w:lang w:val="en-US"/>
+        </w:rPr>
+        <w:t>{{</w:t>
+      </w:r>
+      <w:proofErr w:type="spellStart"/>
+      <w:r>
+        <w:rPr>
+          <w:rFonts w:ascii="Aptos" w:hAnsi="Aptos" w:cstheme="minorHAnsi"/>
+          <w:sz w:val="20"/>
+          <w:szCs w:val="20"/>
+          <w:lang w:val="en-US"/>
+        </w:rPr>
+        <w:t>overtimeRate</w:t>
+      </w:r>
+      <w:proofErr w:type="spellEnd"/>
+      <w:r>
+        <w:rPr>
+          <w:rFonts w:ascii="Aptos" w:hAnsi="Aptos" w:cstheme="minorHAnsi"/>
+          <w:sz w:val="20"/>
+          <w:szCs w:val="20"/>
+          <w:lang w:val="en-US"/>
+        </w:rPr>
+        <w:t>}} taxed</w:t>
       </w:r>
     </w:p>
     <w:p>
@@ -1322,27 +1973,62 @@
       </w:pPr>
       <w:r>
         <w:rPr>
-          <w:rFonts w:ascii="Aptos" w:hAnsi="Aptos"/>
-          <w:sz w:val="20"/>
-          <w:szCs w:val="20"/>
-        </w:rPr>
-        <w:t xml:space="preserve">Holiday Rate: </w:t>
-      </w:r>
-      <w:r>
-        <w:rPr>
-          <w:rFonts w:ascii="Aptos" w:hAnsi="Aptos"/>
-          <w:sz w:val="20"/>
-          <w:szCs w:val="20"/>
-        </w:rPr>
-        <w:t>{{holidayRate}}</w:t>
-      </w:r>
-      <w:r>
-        <w:rPr>
-          <w:rFonts w:ascii="Aptos" w:hAnsi="Aptos"/>
-          <w:sz w:val="20"/>
-          <w:szCs w:val="20"/>
-        </w:rPr>
-        <w:t xml:space="preserve"> taxed</w:t>
+          <w:rFonts w:ascii="Aptos" w:hAnsi="Aptos" w:cstheme="minorHAnsi"/>
+          <w:b/>
+          <w:bCs/>
+          <w:sz w:val="20"/>
+          <w:szCs w:val="20"/>
+        </w:rPr>
+        <w:t>Holiday Rate:</w:t>
+      </w:r>
+      <w:r>
+        <w:rPr>
+          <w:rFonts w:ascii="Aptos" w:hAnsi="Aptos" w:cstheme="minorHAnsi"/>
+          <w:b/>
+          <w:bCs/>
+          <w:sz w:val="20"/>
+          <w:szCs w:val="20"/>
+        </w:rPr>
+        <w:tab/>
+      </w:r>
+      <w:r>
+        <w:rPr>
+          <w:rFonts w:ascii="Aptos" w:hAnsi="Aptos" w:cstheme="minorHAnsi"/>
+          <w:b/>
+          <w:bCs/>
+          <w:sz w:val="20"/>
+          <w:szCs w:val="20"/>
+        </w:rPr>
+        <w:tab/>
+      </w:r>
+      <w:r>
+        <w:rPr>
+          <w:rFonts w:ascii="Aptos" w:hAnsi="Aptos" w:cstheme="minorHAnsi"/>
+          <w:sz w:val="20"/>
+          <w:szCs w:val="20"/>
+          <w:lang w:val="en-US"/>
+        </w:rPr>
+        <w:t>{{</w:t>
+      </w:r>
+      <w:proofErr w:type="spellStart"/>
+      <w:r>
+        <w:rPr>
+          <w:rFonts w:ascii="Aptos" w:hAnsi="Aptos" w:cstheme="minorHAnsi"/>
+          <w:sz w:val="20"/>
+          <w:szCs w:val="20"/>
+          <w:lang w:val="en-US"/>
+        </w:rPr>
+        <w:t>holidayRate</w:t>
+      </w:r>
+      <w:proofErr w:type="spellEnd"/>
+      <w:r>
+        <w:rPr>
+          <w:rFonts w:ascii="Aptos" w:hAnsi="Aptos" w:cstheme="minorHAnsi"/>
+          <w:sz w:val="20"/>
+          <w:szCs w:val="20"/>
+          <w:lang w:val="en-US"/>
+        </w:rPr>
+        <w:t>}} taxed</w:t>
       </w:r>
     </w:p>
     <w:p>
@@ -1388,18 +2074,81 @@
       <w:r>
         <w:rPr>
           <w:rFonts w:ascii="Aptos" w:hAnsi="Aptos"/>
-          <w:sz w:val="20"/>
-          <w:szCs w:val="20"/>
-        </w:rPr>
-        <w:t xml:space="preserve">Facility Name: </w:t>
-      </w:r>
-      <w:r>
-        <w:rPr>
-          <w:rFonts w:ascii="Aptos" w:hAnsi="Aptos"/>
-          <w:sz w:val="20"/>
-          <w:szCs w:val="20"/>
-        </w:rPr>
-        <w:t>{{facilityName}}</w:t>
+          <w:b/>
+          <w:bCs/>
+          <w:sz w:val="20"/>
+          <w:szCs w:val="20"/>
+        </w:rPr>
+        <w:t>Facility Name:</w:t>
+      </w:r>
+      <w:r>
+        <w:rPr>
+          <w:rFonts w:ascii="Aptos" w:hAnsi="Aptos"/>
+          <w:b/>
+          <w:bCs/>
+          <w:sz w:val="20"/>
+          <w:szCs w:val="20"/>
+        </w:rPr>
+        <w:tab/>
+      </w:r>
+      <w:r>
+        <w:rPr>
+          <w:rFonts w:ascii="Aptos" w:hAnsi="Aptos"/>
+          <w:b/>
+          <w:bCs/>
+          <w:sz w:val="20"/>
+          <w:szCs w:val="20"/>
+        </w:rPr>
+        <w:tab/>
+      </w:r>
+      <w:r>
+        <w:rPr>
+          <w:rFonts w:ascii="Aptos" w:hAnsi="Aptos"/>
+          <w:b/>
+          <w:bCs/>
+          <w:sz w:val="20"/>
+          <w:szCs w:val="20"/>
+        </w:rPr>
+        <w:tab/>
+      </w:r>
+      <w:r>
+        <w:rPr>
+          <w:rFonts w:ascii="Aptos" w:hAnsi="Aptos"/>
+          <w:b/>
+          <w:bCs/>
+          <w:sz w:val="20"/>
+          <w:szCs w:val="20"/>
+        </w:rPr>
+        <w:tab/>
+      </w:r>
+      <w:r>
+        <w:rPr>
+          <w:rFonts w:ascii="Aptos" w:hAnsi="Aptos"/>
+          <w:sz w:val="20"/>
+          <w:szCs w:val="20"/>
+          <w:lang w:val="en-US"/>
+        </w:rPr>
+        <w:t>{{</w:t>
+      </w:r>
+      <w:proofErr w:type="spellStart"/>
+      <w:r>
+        <w:rPr>
+          <w:rFonts w:ascii="Aptos" w:hAnsi="Aptos"/>
+          <w:sz w:val="20"/>
+          <w:szCs w:val="20"/>
+          <w:lang w:val="en-US"/>
+        </w:rPr>
+        <w:t>facilityName</w:t>
+      </w:r>
+      <w:proofErr w:type="spellEnd"/>
+      <w:r>
+        <w:rPr>
+          <w:rFonts w:ascii="Aptos" w:hAnsi="Aptos"/>
+          <w:sz w:val="20"/>
+          <w:szCs w:val="20"/>
+          <w:lang w:val="en-US"/>
+        </w:rPr>
+        <w:t>}}</w:t>
       </w:r>
     </w:p>
     <w:p>
@@ -1422,18 +2171,81 @@
       <w:r>
         <w:rPr>
           <w:rFonts w:ascii="Aptos" w:hAnsi="Aptos"/>
-          <w:sz w:val="20"/>
-          <w:szCs w:val="20"/>
-        </w:rPr>
-        <w:t xml:space="preserve">Address: </w:t>
-      </w:r>
-      <w:r>
-        <w:rPr>
-          <w:rFonts w:ascii="Aptos" w:hAnsi="Aptos"/>
-          <w:sz w:val="20"/>
-          <w:szCs w:val="20"/>
-        </w:rPr>
-        <w:t>{{facilityAddress}}</w:t>
+          <w:b/>
+          <w:bCs/>
+          <w:sz w:val="20"/>
+          <w:szCs w:val="20"/>
+        </w:rPr>
+        <w:t>Address:</w:t>
+      </w:r>
+      <w:r>
+        <w:rPr>
+          <w:rFonts w:ascii="Aptos" w:hAnsi="Aptos"/>
+          <w:b/>
+          <w:bCs/>
+          <w:sz w:val="20"/>
+          <w:szCs w:val="20"/>
+        </w:rPr>
+        <w:tab/>
+      </w:r>
+      <w:r>
+        <w:rPr>
+          <w:rFonts w:ascii="Aptos" w:hAnsi="Aptos"/>
+          <w:b/>
+          <w:bCs/>
+          <w:sz w:val="20"/>
+          <w:szCs w:val="20"/>
+        </w:rPr>
+        <w:tab/>
+      </w:r>
+      <w:r>
+        <w:rPr>
+          <w:rFonts w:ascii="Aptos" w:hAnsi="Aptos"/>
+          <w:b/>
+          <w:bCs/>
+          <w:sz w:val="20"/>
+          <w:szCs w:val="20"/>
+        </w:rPr>
+        <w:tab/>
+      </w:r>
+      <w:r>
+        <w:rPr>
+          <w:rFonts w:ascii="Aptos" w:hAnsi="Aptos"/>
+          <w:b/>
+          <w:bCs/>
+          <w:sz w:val="20"/>
+          <w:szCs w:val="20"/>
+        </w:rPr>
+        <w:tab/>
+      </w:r>
+      <w:r>
+        <w:rPr>
+          <w:rFonts w:ascii="Aptos" w:hAnsi="Aptos"/>
+          <w:sz w:val="20"/>
+          <w:szCs w:val="20"/>
+          <w:lang w:val="en-US"/>
+        </w:rPr>
+        <w:t>{{</w:t>
+      </w:r>
+      <w:proofErr w:type="spellStart"/>
+      <w:r>
+        <w:rPr>
+          <w:rFonts w:ascii="Aptos" w:hAnsi="Aptos"/>
+          <w:sz w:val="20"/>
+          <w:szCs w:val="20"/>
+          <w:lang w:val="en-US"/>
+        </w:rPr>
+        <w:t>facilityAddress</w:t>
+      </w:r>
+      <w:proofErr w:type="spellEnd"/>
+      <w:r>
+        <w:rPr>
+          <w:rFonts w:ascii="Aptos" w:hAnsi="Aptos"/>
+          <w:sz w:val="20"/>
+          <w:szCs w:val="20"/>
+          <w:lang w:val="en-US"/>
+        </w:rPr>
+        <w:t>}}</w:t>
       </w:r>
     </w:p>
     <w:p>
@@ -1452,18 +2264,81 @@
       <w:r>
         <w:rPr>
           <w:rFonts w:ascii="Aptos" w:hAnsi="Aptos"/>
-          <w:sz w:val="20"/>
-          <w:szCs w:val="20"/>
-        </w:rPr>
-        <w:t xml:space="preserve">City, State, Zip: </w:t>
-      </w:r>
-      <w:r>
-        <w:rPr>
-          <w:rFonts w:ascii="Aptos" w:hAnsi="Aptos"/>
-          <w:sz w:val="20"/>
-          <w:szCs w:val="20"/>
-        </w:rPr>
-        <w:t>{{facilityCityStateZip}}</w:t>
+          <w:b/>
+          <w:bCs/>
+          <w:sz w:val="20"/>
+          <w:szCs w:val="20"/>
+        </w:rPr>
+        <w:t>City, State, Zip:</w:t>
+      </w:r>
+      <w:r>
+        <w:rPr>
+          <w:rFonts w:ascii="Aptos" w:hAnsi="Aptos"/>
+          <w:b/>
+          <w:bCs/>
+          <w:sz w:val="20"/>
+          <w:szCs w:val="20"/>
+        </w:rPr>
+        <w:tab/>
+      </w:r>
+      <w:r>
+        <w:rPr>
+          <w:rFonts w:ascii="Aptos" w:hAnsi="Aptos"/>
+          <w:b/>
+          <w:bCs/>
+          <w:sz w:val="20"/>
+          <w:szCs w:val="20"/>
+        </w:rPr>
+        <w:tab/>
+      </w:r>
+      <w:r>
+        <w:rPr>
+          <w:rFonts w:ascii="Aptos" w:hAnsi="Aptos"/>
+          <w:b/>
+          <w:bCs/>
+          <w:sz w:val="20"/>
+          <w:szCs w:val="20"/>
+        </w:rPr>
+        <w:tab/>
+      </w:r>
+      <w:r>
+        <w:rPr>
+          <w:rFonts w:ascii="Aptos" w:hAnsi="Aptos"/>
+          <w:b/>
+          <w:bCs/>
+          <w:sz w:val="20"/>
+          <w:szCs w:val="20"/>
+        </w:rPr>
+        <w:tab/>
+      </w:r>
+      <w:r>
+        <w:rPr>
+          <w:rFonts w:ascii="Aptos" w:hAnsi="Aptos"/>
+          <w:sz w:val="20"/>
+          <w:szCs w:val="20"/>
+          <w:lang w:val="en-US"/>
+        </w:rPr>
+        <w:t>{{</w:t>
+      </w:r>
+      <w:proofErr w:type="spellStart"/>
+      <w:r>
+        <w:rPr>
+          <w:rFonts w:ascii="Aptos" w:hAnsi="Aptos"/>
+          <w:sz w:val="20"/>
+          <w:szCs w:val="20"/>
+          <w:lang w:val="en-US"/>
+        </w:rPr>
+        <w:t>facilityCityStateZip</w:t>
+      </w:r>
+      <w:proofErr w:type="spellEnd"/>
+      <w:r>
+        <w:rPr>
+          <w:rFonts w:ascii="Aptos" w:hAnsi="Aptos"/>
+          <w:sz w:val="20"/>
+          <w:szCs w:val="20"/>
+          <w:lang w:val="en-US"/>
+        </w:rPr>
+        <w:t>}}</w:t>
       </w:r>
     </w:p>
     <w:p>
@@ -1775,18 +2650,71 @@
       <w:r>
         <w:rPr>
           <w:rFonts w:ascii="Aptos" w:hAnsi="Aptos"/>
-          <w:sz w:val="20"/>
-          <w:szCs w:val="20"/>
-        </w:rPr>
-        <w:t xml:space="preserve">Pay Schedule: Compensation earned is paid </w:t>
-      </w:r>
-      <w:r>
-        <w:rPr>
-          <w:rFonts w:ascii="Aptos" w:hAnsi="Aptos"/>
-          <w:sz w:val="20"/>
-          <w:szCs w:val="20"/>
-        </w:rPr>
-        <w:t>{{payScheduleFrequency}}</w:t>
+          <w:b/>
+          <w:bCs/>
+          <w:sz w:val="20"/>
+          <w:szCs w:val="20"/>
+          <w:u w:val="single"/>
+        </w:rPr>
+        <w:t>Pay Schedule:</w:t>
+      </w:r>
+      <w:r>
+        <w:rPr>
+          <w:rFonts w:ascii="Aptos" w:hAnsi="Aptos"/>
+          <w:sz w:val="20"/>
+          <w:szCs w:val="20"/>
+        </w:rPr>
+        <w:t xml:space="preserve"> </w:t>
+      </w:r>
+      <w:r>
+        <w:rPr>
+          <w:rFonts w:ascii="Aptos" w:hAnsi="Aptos"/>
+          <w:sz w:val="20"/>
+          <w:szCs w:val="20"/>
+        </w:rPr>
+        <w:t xml:space="preserve"> </w:t>
+      </w:r>
+      <w:r>
+        <w:rPr>
+          <w:rFonts w:ascii="Aptos" w:hAnsi="Aptos"/>
+          <w:sz w:val="20"/>
+          <w:szCs w:val="20"/>
+        </w:rPr>
+        <w:t xml:space="preserve">Compensation earned is paid </w:t>
+      </w:r>
+      <w:r>
+        <w:rPr>
+          <w:rFonts w:ascii="Aptos" w:hAnsi="Aptos"/>
+          <w:sz w:val="20"/>
+          <w:szCs w:val="20"/>
+        </w:rPr>
+        <w:t>{{</w:t>
+      </w:r>
+      <w:proofErr w:type="spellStart"/>
+      <w:r>
+        <w:rPr>
+          <w:rFonts w:ascii="Aptos" w:hAnsi="Aptos"/>
+          <w:sz w:val="20"/>
+          <w:szCs w:val="20"/>
+        </w:rPr>
+        <w:t>payScheduleFrequency</w:t>
+      </w:r>
+      <w:proofErr w:type="spellEnd"/>
+      <w:r>
+        <w:rPr>
+          <w:rFonts w:ascii="Aptos" w:hAnsi="Aptos"/>
+          <w:sz w:val="20"/>
+          <w:szCs w:val="20"/>
+        </w:rPr>
+        <w:t>}}</w:t>
+      </w:r>
+      <w:r>
+        <w:rPr>
+          <w:rFonts w:ascii="Aptos" w:hAnsi="Aptos"/>
+          <w:sz w:val="20"/>
+          <w:szCs w:val="20"/>
+        </w:rPr>
+        <w:t>.</w:t>
       </w:r>
     </w:p>
     <w:p>
@@ -5837,6 +6765,7 @@
   <w:style w:type="character" w:default="1" w:styleId="DefaultParagraphFont">
     <w:name w:val="Default Paragraph Font"/>
     <w:uiPriority w:val="1"/>
+    <w:semiHidden/>
     <w:unhideWhenUsed/>
   </w:style>
   <w:style w:type="table" w:default="1" w:styleId="TableNormal">
@@ -6440,6 +7369,23 @@
 </file>
 
 <file path=customXml/item1.xml><?xml version="1.0" encoding="utf-8"?>
+<p:properties xmlns:p="http://schemas.microsoft.com/office/2006/metadata/properties" xmlns:xsi="http://www.w3.org/2001/XMLSchema-instance" xmlns:pc="http://schemas.microsoft.com/office/infopath/2007/PartnerControls">
+  <documentManagement>
+    <_activity xmlns="2169045f-e607-4534-844d-fccd73ad8fdf" xsi:nil="true"/>
+  </documentManagement>
+</p:properties>
+</file>
+
+<file path=customXml/item2.xml><?xml version="1.0" encoding="utf-8"?>
+<?mso-contentType ?>
+<FormTemplates xmlns="http://schemas.microsoft.com/sharepoint/v3/contenttype/forms">
+  <Display>DocumentLibraryForm</Display>
+  <Edit>DocumentLibraryForm</Edit>
+  <New>DocumentLibraryForm</New>
+</FormTemplates>
+</file>
+
+<file path=customXml/item3.xml><?xml version="1.0" encoding="utf-8"?>
 <ct:contentTypeSchema xmlns:ct="http://schemas.microsoft.com/office/2006/metadata/contentType" xmlns:ma="http://schemas.microsoft.com/office/2006/metadata/properties/metaAttributes" ct:_="" ma:_="" ma:contentTypeName="Document" ma:contentTypeID="0x010100F3365D30B7BA604CBF10B41D4887A9AD" ma:contentTypeVersion="9" ma:contentTypeDescription="Create a new document." ma:contentTypeScope="" ma:versionID="0039b0dff1a773dffb7957b278b56eef">
   <xsd:schema xmlns:xsd="http://www.w3.org/2001/XMLSchema" xmlns:xs="http://www.w3.org/2001/XMLSchema" xmlns:p="http://schemas.microsoft.com/office/2006/metadata/properties" xmlns:ns3="2169045f-e607-4534-844d-fccd73ad8fdf" targetNamespace="http://schemas.microsoft.com/office/2006/metadata/properties" ma:root="true" ma:fieldsID="2a088f01f83aaa5fd78ab1ee0be9b847" ns3:_="">
     <xsd:import namespace="2169045f-e607-4534-844d-fccd73ad8fdf"/>
@@ -6615,24 +7561,25 @@
 </ct:contentTypeSchema>
 </file>
 
-<file path=customXml/item2.xml><?xml version="1.0" encoding="utf-8"?>
-<?mso-contentType ?>
-<FormTemplates xmlns="http://schemas.microsoft.com/sharepoint/v3/contenttype/forms">
-  <Display>DocumentLibraryForm</Display>
-  <Edit>DocumentLibraryForm</Edit>
-  <New>DocumentLibraryForm</New>
-</FormTemplates>
+<file path=customXml/itemProps1.xml><?xml version="1.0" encoding="utf-8"?>
+<ds:datastoreItem xmlns:ds="http://schemas.openxmlformats.org/officeDocument/2006/customXml" ds:itemID="{D6D565AC-DA50-4173-8B25-C149C30CFA36}">
+  <ds:schemaRefs>
+    <ds:schemaRef ds:uri="http://schemas.microsoft.com/office/2006/metadata/properties"/>
+    <ds:schemaRef ds:uri="http://schemas.microsoft.com/office/infopath/2007/PartnerControls"/>
+    <ds:schemaRef ds:uri="2169045f-e607-4534-844d-fccd73ad8fdf"/>
+  </ds:schemaRefs>
+</ds:datastoreItem>
 </file>
 
-<file path=customXml/item3.xml><?xml version="1.0" encoding="utf-8"?>
-<p:properties xmlns:p="http://schemas.microsoft.com/office/2006/metadata/properties" xmlns:xsi="http://www.w3.org/2001/XMLSchema-instance" xmlns:pc="http://schemas.microsoft.com/office/infopath/2007/PartnerControls">
-  <documentManagement>
-    <_activity xmlns="2169045f-e607-4534-844d-fccd73ad8fdf" xsi:nil="true"/>
-  </documentManagement>
-</p:properties>
+<file path=customXml/itemProps2.xml><?xml version="1.0" encoding="utf-8"?>
+<ds:datastoreItem xmlns:ds="http://schemas.openxmlformats.org/officeDocument/2006/customXml" ds:itemID="{59393987-0C0B-4D6F-A718-E27F3D924901}">
+  <ds:schemaRefs>
+    <ds:schemaRef ds:uri="http://schemas.microsoft.com/sharepoint/v3/contenttype/forms"/>
+  </ds:schemaRefs>
+</ds:datastoreItem>
 </file>
 
-<file path=customXml/itemProps1.xml><?xml version="1.0" encoding="utf-8"?>
+<file path=customXml/itemProps3.xml><?xml version="1.0" encoding="utf-8"?>
 <ds:datastoreItem xmlns:ds="http://schemas.openxmlformats.org/officeDocument/2006/customXml" ds:itemID="{F096A583-D72D-443E-A7C0-05E146F2C94E}">
   <ds:schemaRefs>
     <ds:schemaRef ds:uri="http://schemas.microsoft.com/office/2006/metadata/contentType"/>
@@ -6648,22 +7595,4 @@
     <ds:schemaRef ds:uri="http://schemas.microsoft.com/internal/obd"/>
   </ds:schemaRefs>
 </ds:datastoreItem>
-</file>
-
-<file path=customXml/itemProps2.xml><?xml version="1.0" encoding="utf-8"?>
-<ds:datastoreItem xmlns:ds="http://schemas.openxmlformats.org/officeDocument/2006/customXml" ds:itemID="{59393987-0C0B-4D6F-A718-E27F3D924901}">
-  <ds:schemaRefs>
-    <ds:schemaRef ds:uri="http://schemas.microsoft.com/sharepoint/v3/contenttype/forms"/>
-  </ds:schemaRefs>
-</ds:datastoreItem>
-</file>
-
-<file path=customXml/itemProps3.xml><?xml version="1.0" encoding="utf-8"?>
-<ds:datastoreItem xmlns:ds="http://schemas.openxmlformats.org/officeDocument/2006/customXml" ds:itemID="{D6D565AC-DA50-4173-8B25-C149C30CFA36}">
-  <ds:schemaRefs>
-    <ds:schemaRef ds:uri="http://schemas.microsoft.com/office/2006/metadata/properties"/>
-    <ds:schemaRef ds:uri="http://schemas.microsoft.com/office/infopath/2007/PartnerControls"/>
-    <ds:schemaRef ds:uri="2169045f-e607-4534-844d-fccd73ad8fdf"/>
-  </ds:schemaRefs>
-</ds:datastoreItem>
 </file>
--- a/templates/contract-template.docx
+++ b/templates/contract-template.docx
@@ -108,10 +108,13 @@
           <w:szCs w:val="20"/>
           <w:lang w:val="en-US" w:eastAsia="en-US"/>
         </w:rPr>
-        <w:t>{{</w:t>
-      </w:r>
-      <w:proofErr w:type="spellStart"/>
-      <w:r>
+        <w:t>{{contractorName}}</w:t>
+      </w:r>
+    </w:p>
+    <w:p>
+      <w:pPr>
+        <w:pStyle w:val="Heading2"/>
+        <w:spacing w:before="0" w:after="0" w:line="240" w:lineRule="auto"/>
         <w:rPr>
           <w:rFonts w:ascii="Aptos" w:eastAsiaTheme="minorHAnsi" w:hAnsi="Aptos" w:cstheme="minorBidi"/>
           <w:b w:val="0"/>
@@ -121,9 +124,7 @@
           <w:szCs w:val="20"/>
           <w:lang w:val="en-US" w:eastAsia="en-US"/>
         </w:rPr>
-        <w:t>contractorName</w:t>
-      </w:r>
-      <w:proofErr w:type="spellEnd"/>
+      </w:pPr>
       <w:r>
         <w:rPr>
           <w:rFonts w:ascii="Aptos" w:eastAsiaTheme="minorHAnsi" w:hAnsi="Aptos" w:cstheme="minorBidi"/>
@@ -134,7 +135,7 @@
           <w:szCs w:val="20"/>
           <w:lang w:val="en-US" w:eastAsia="en-US"/>
         </w:rPr>
-        <w:t>}}</w:t>
+        <w:t>{{contractorAddress1}}</w:t>
       </w:r>
     </w:p>
     <w:p>
@@ -161,7 +162,7 @@
           <w:szCs w:val="20"/>
           <w:lang w:val="en-US" w:eastAsia="en-US"/>
         </w:rPr>
-        <w:t>{{contractorAddress1}}</w:t>
+        <w:t>{{contractorAddress2}}</w:t>
       </w:r>
     </w:p>
     <w:p>
@@ -178,7 +179,11 @@
           <w:lang w:val="en-US" w:eastAsia="en-US"/>
         </w:rPr>
       </w:pPr>
-      <w:r>
+    </w:p>
+    <w:p>
+      <w:pPr>
+        <w:pStyle w:val="Heading2"/>
+        <w:spacing w:before="0" w:after="0" w:line="240" w:lineRule="auto"/>
         <w:rPr>
           <w:rFonts w:ascii="Aptos" w:eastAsiaTheme="minorHAnsi" w:hAnsi="Aptos" w:cstheme="minorBidi"/>
           <w:b w:val="0"/>
@@ -188,13 +193,8 @@
           <w:szCs w:val="20"/>
           <w:lang w:val="en-US" w:eastAsia="en-US"/>
         </w:rPr>
-        <w:t>{{contractorAddress2}}</w:t>
-      </w:r>
-    </w:p>
-    <w:p>
-      <w:pPr>
-        <w:pStyle w:val="Heading2"/>
-        <w:spacing w:before="0" w:after="0" w:line="240" w:lineRule="auto"/>
+      </w:pPr>
+      <w:r>
         <w:rPr>
           <w:rFonts w:ascii="Aptos" w:eastAsiaTheme="minorHAnsi" w:hAnsi="Aptos" w:cstheme="minorBidi"/>
           <w:b w:val="0"/>
@@ -204,59 +204,7 @@
           <w:szCs w:val="20"/>
           <w:lang w:val="en-US" w:eastAsia="en-US"/>
         </w:rPr>
-      </w:pPr>
-    </w:p>
-    <w:p>
-      <w:pPr>
-        <w:pStyle w:val="Heading2"/>
-        <w:spacing w:before="0" w:after="0" w:line="240" w:lineRule="auto"/>
-        <w:rPr>
-          <w:rFonts w:ascii="Aptos" w:eastAsiaTheme="minorHAnsi" w:hAnsi="Aptos" w:cstheme="minorBidi"/>
-          <w:b w:val="0"/>
-          <w:bCs w:val="0"/>
-          <w:iCs w:val="0"/>
-          <w:sz w:val="20"/>
-          <w:szCs w:val="20"/>
-          <w:lang w:val="en-US" w:eastAsia="en-US"/>
-        </w:rPr>
-      </w:pPr>
-      <w:r>
-        <w:rPr>
-          <w:rFonts w:ascii="Aptos" w:eastAsiaTheme="minorHAnsi" w:hAnsi="Aptos" w:cstheme="minorBidi"/>
-          <w:b w:val="0"/>
-          <w:bCs w:val="0"/>
-          <w:iCs w:val="0"/>
-          <w:sz w:val="20"/>
-          <w:szCs w:val="20"/>
-          <w:lang w:val="en-US" w:eastAsia="en-US"/>
-        </w:rPr>
-        <w:t>{{</w:t>
-      </w:r>
-      <w:proofErr w:type="spellStart"/>
-      <w:r>
-        <w:rPr>
-          <w:rFonts w:ascii="Aptos" w:eastAsiaTheme="minorHAnsi" w:hAnsi="Aptos" w:cstheme="minorBidi"/>
-          <w:b w:val="0"/>
-          <w:bCs w:val="0"/>
-          <w:iCs w:val="0"/>
-          <w:sz w:val="20"/>
-          <w:szCs w:val="20"/>
-          <w:lang w:val="en-US" w:eastAsia="en-US"/>
-        </w:rPr>
-        <w:t>todaysDate</w:t>
-      </w:r>
-      <w:proofErr w:type="spellEnd"/>
-      <w:r>
-        <w:rPr>
-          <w:rFonts w:ascii="Aptos" w:eastAsiaTheme="minorHAnsi" w:hAnsi="Aptos" w:cstheme="minorBidi"/>
-          <w:b w:val="0"/>
-          <w:bCs w:val="0"/>
-          <w:iCs w:val="0"/>
-          <w:sz w:val="20"/>
-          <w:szCs w:val="20"/>
-          <w:lang w:val="en-US" w:eastAsia="en-US"/>
-        </w:rPr>
-        <w:t>}}</w:t>
+        <w:t>{{todaysDate}}</w:t>
       </w:r>
     </w:p>
     <w:p>
@@ -292,25 +240,7 @@
           <w:sz w:val="20"/>
           <w:szCs w:val="20"/>
         </w:rPr>
-        <w:t xml:space="preserve"> {{</w:t>
-      </w:r>
-      <w:proofErr w:type="spellStart"/>
-      <w:r>
-        <w:rPr>
-          <w:rFonts w:ascii="Aptos" w:hAnsi="Aptos"/>
-          <w:sz w:val="20"/>
-          <w:szCs w:val="20"/>
-        </w:rPr>
-        <w:t>contractorFirstName</w:t>
-      </w:r>
-      <w:proofErr w:type="spellEnd"/>
-      <w:r>
-        <w:rPr>
-          <w:rFonts w:ascii="Aptos" w:hAnsi="Aptos"/>
-          <w:sz w:val="20"/>
-          <w:szCs w:val="20"/>
-        </w:rPr>
-        <w:t>}}</w:t>
+        <w:t xml:space="preserve"> {{contractorFirstName}}</w:t>
       </w:r>
       <w:r>
         <w:rPr>
@@ -390,25 +320,7 @@
           <w:sz w:val="20"/>
           <w:szCs w:val="20"/>
         </w:rPr>
-        <w:t>at {{</w:t>
-      </w:r>
-      <w:proofErr w:type="spellStart"/>
-      <w:r>
-        <w:rPr>
-          <w:rFonts w:ascii="Aptos" w:hAnsi="Aptos"/>
-          <w:sz w:val="20"/>
-          <w:szCs w:val="20"/>
-        </w:rPr>
-        <w:t>facilityName</w:t>
-      </w:r>
-      <w:proofErr w:type="spellEnd"/>
-      <w:r>
-        <w:rPr>
-          <w:rFonts w:ascii="Aptos" w:hAnsi="Aptos"/>
-          <w:sz w:val="20"/>
-          <w:szCs w:val="20"/>
-        </w:rPr>
-        <w:t xml:space="preserve">}}. </w:t>
+        <w:t xml:space="preserve">at {{facilityName}}. </w:t>
       </w:r>
       <w:r>
         <w:rPr>
@@ -672,27 +584,7 @@
           <w:szCs w:val="20"/>
           <w:lang w:val="en-US"/>
         </w:rPr>
-        <w:t>{{</w:t>
-      </w:r>
-      <w:proofErr w:type="spellStart"/>
-      <w:r>
-        <w:rPr>
-          <w:rFonts w:ascii="Aptos" w:hAnsi="Aptos"/>
-          <w:sz w:val="20"/>
-          <w:szCs w:val="20"/>
-          <w:lang w:val="en-US"/>
-        </w:rPr>
-        <w:t>jobTitle</w:t>
-      </w:r>
-      <w:proofErr w:type="spellEnd"/>
-      <w:r>
-        <w:rPr>
-          <w:rFonts w:ascii="Aptos" w:hAnsi="Aptos"/>
-          <w:sz w:val="20"/>
-          <w:szCs w:val="20"/>
-          <w:lang w:val="en-US"/>
-        </w:rPr>
-        <w:t>}}</w:t>
+        <w:t>{{jobTitle}}</w:t>
       </w:r>
     </w:p>
     <w:p>
@@ -753,27 +645,7 @@
           <w:szCs w:val="20"/>
           <w:lang w:val="en-US"/>
         </w:rPr>
-        <w:t>{{</w:t>
-      </w:r>
-      <w:proofErr w:type="spellStart"/>
-      <w:r>
-        <w:rPr>
-          <w:rFonts w:ascii="Aptos" w:hAnsi="Aptos" w:cstheme="minorHAnsi"/>
-          <w:sz w:val="20"/>
-          <w:szCs w:val="20"/>
-          <w:lang w:val="en-US"/>
-        </w:rPr>
-        <w:t>startDate</w:t>
-      </w:r>
-      <w:proofErr w:type="spellEnd"/>
-      <w:r>
-        <w:rPr>
-          <w:rFonts w:ascii="Aptos" w:hAnsi="Aptos" w:cstheme="minorHAnsi"/>
-          <w:sz w:val="20"/>
-          <w:szCs w:val="20"/>
-          <w:lang w:val="en-US"/>
-        </w:rPr>
-        <w:t>}}</w:t>
+        <w:t>{{startDate}}</w:t>
       </w:r>
     </w:p>
     <w:p>
@@ -834,27 +706,7 @@
           <w:szCs w:val="20"/>
           <w:lang w:val="en-US"/>
         </w:rPr>
-        <w:t>{{</w:t>
-      </w:r>
-      <w:proofErr w:type="spellStart"/>
-      <w:r>
-        <w:rPr>
-          <w:rFonts w:ascii="Aptos" w:hAnsi="Aptos" w:cstheme="minorHAnsi"/>
-          <w:sz w:val="20"/>
-          <w:szCs w:val="20"/>
-          <w:lang w:val="en-US"/>
-        </w:rPr>
-        <w:t>endDate</w:t>
-      </w:r>
-      <w:proofErr w:type="spellEnd"/>
-      <w:r>
-        <w:rPr>
-          <w:rFonts w:ascii="Aptos" w:hAnsi="Aptos" w:cstheme="minorHAnsi"/>
-          <w:sz w:val="20"/>
-          <w:szCs w:val="20"/>
-          <w:lang w:val="en-US"/>
-        </w:rPr>
-        <w:t>}}</w:t>
+        <w:t>{{endDate}}</w:t>
       </w:r>
     </w:p>
     <w:p>
@@ -915,27 +767,7 @@
           <w:szCs w:val="20"/>
           <w:lang w:val="en-US"/>
         </w:rPr>
-        <w:t>{{</w:t>
-      </w:r>
-      <w:proofErr w:type="spellStart"/>
-      <w:r>
-        <w:rPr>
-          <w:rFonts w:ascii="Aptos" w:hAnsi="Aptos" w:cstheme="minorHAnsi"/>
-          <w:sz w:val="20"/>
-          <w:szCs w:val="20"/>
-          <w:lang w:val="en-US"/>
-        </w:rPr>
-        <w:t>assignmentWeeks</w:t>
-      </w:r>
-      <w:proofErr w:type="spellEnd"/>
-      <w:r>
-        <w:rPr>
-          <w:rFonts w:ascii="Aptos" w:hAnsi="Aptos" w:cstheme="minorHAnsi"/>
-          <w:sz w:val="20"/>
-          <w:szCs w:val="20"/>
-          <w:lang w:val="en-US"/>
-        </w:rPr>
-        <w:t>}}</w:t>
+        <w:t>{{assignmentWeeks}}</w:t>
       </w:r>
     </w:p>
     <w:p>
@@ -996,27 +828,7 @@
           <w:szCs w:val="20"/>
           <w:lang w:val="en-US"/>
         </w:rPr>
-        <w:t>{{</w:t>
-      </w:r>
-      <w:proofErr w:type="spellStart"/>
-      <w:r>
-        <w:rPr>
-          <w:rFonts w:ascii="Aptos" w:hAnsi="Aptos" w:cstheme="minorHAnsi"/>
-          <w:sz w:val="20"/>
-          <w:szCs w:val="20"/>
-          <w:lang w:val="en-US"/>
-        </w:rPr>
-        <w:t>scheduleLine</w:t>
-      </w:r>
-      <w:proofErr w:type="spellEnd"/>
-      <w:r>
-        <w:rPr>
-          <w:rFonts w:ascii="Aptos" w:hAnsi="Aptos" w:cstheme="minorHAnsi"/>
-          <w:sz w:val="20"/>
-          <w:szCs w:val="20"/>
-          <w:lang w:val="en-US"/>
-        </w:rPr>
-        <w:t>}}</w:t>
+        <w:t>{{scheduleLine}}</w:t>
       </w:r>
     </w:p>
     <w:p>
@@ -1097,27 +909,7 @@
           <w:szCs w:val="20"/>
           <w:lang w:val="en-US"/>
         </w:rPr>
-        <w:t>{{</w:t>
-      </w:r>
-      <w:proofErr w:type="spellStart"/>
-      <w:r>
-        <w:rPr>
-          <w:rFonts w:ascii="Aptos" w:hAnsi="Aptos" w:cstheme="minorHAnsi"/>
-          <w:sz w:val="20"/>
-          <w:szCs w:val="20"/>
-          <w:lang w:val="en-US"/>
-        </w:rPr>
-        <w:t>hoursPerWeek</w:t>
-      </w:r>
-      <w:proofErr w:type="spellEnd"/>
-      <w:r>
-        <w:rPr>
-          <w:rFonts w:ascii="Aptos" w:hAnsi="Aptos" w:cstheme="minorHAnsi"/>
-          <w:sz w:val="20"/>
-          <w:szCs w:val="20"/>
-          <w:lang w:val="en-US"/>
-        </w:rPr>
-        <w:t>}}</w:t>
+        <w:t>{{hoursPerWeek}}</w:t>
       </w:r>
       <w:r>
         <w:rPr>
@@ -1276,27 +1068,32 @@
           <w:szCs w:val="20"/>
           <w:lang w:val="en-US"/>
         </w:rPr>
-        <w:t>{{</w:t>
-      </w:r>
-      <w:proofErr w:type="spellStart"/>
-      <w:r>
-        <w:rPr>
-          <w:rFonts w:ascii="Aptos" w:hAnsi="Aptos" w:cstheme="minorHAnsi"/>
-          <w:sz w:val="20"/>
-          <w:szCs w:val="20"/>
-          <w:lang w:val="en-US"/>
-        </w:rPr>
-        <w:t>requestedTimeOff</w:t>
-      </w:r>
-      <w:proofErr w:type="spellEnd"/>
-      <w:r>
-        <w:rPr>
-          <w:rFonts w:ascii="Aptos" w:hAnsi="Aptos" w:cstheme="minorHAnsi"/>
-          <w:sz w:val="20"/>
-          <w:szCs w:val="20"/>
-          <w:lang w:val="en-US"/>
-        </w:rPr>
-        <w:t>}}</w:t>
+        <w:t>{{requestedTimeOff}}</w:t>
+      </w:r>
+    </w:p>
+    <w:p>
+      <w:pPr>
+        <w:spacing w:after="0" w:line="240" w:lineRule="auto"/>
+        <w:jc w:val="both"/>
+        <w:rPr>
+          <w:rFonts w:ascii="Aptos" w:hAnsi="Aptos"/>
+          <w:b/>
+          <w:bCs/>
+          <w:sz w:val="20"/>
+          <w:szCs w:val="20"/>
+          <w:u w:val="single"/>
+        </w:rPr>
+      </w:pPr>
+      <w:r>
+        <w:rPr>
+          <w:rFonts w:ascii="Aptos" w:hAnsi="Aptos"/>
+          <w:b/>
+          <w:bCs/>
+          <w:sz w:val="20"/>
+          <w:szCs w:val="20"/>
+          <w:u w:val="single"/>
+        </w:rPr>
+        <w:t>Compensation</w:t>
       </w:r>
     </w:p>
     <w:p>
@@ -1309,7 +1106,7 @@
         <w:tabs>
           <w:tab w:val="left" w:pos="3960"/>
         </w:tabs>
-        <w:spacing w:line="240" w:lineRule="auto"/>
+        <w:spacing w:before="120" w:line="240" w:lineRule="auto"/>
         <w:ind w:left="540" w:hanging="180"/>
         <w:jc w:val="both"/>
         <w:rPr>
@@ -1328,7 +1125,7 @@
           <w:sz w:val="20"/>
           <w:szCs w:val="20"/>
         </w:rPr>
-        <w:t>Extension Bonus</w:t>
+        <w:t>Gross Weekly:</w:t>
       </w:r>
       <w:r>
         <w:rPr>
@@ -1357,9 +1154,60 @@
           <w:szCs w:val="20"/>
           <w:lang w:val="en-US"/>
         </w:rPr>
-        <w:t>{{</w:t>
-      </w:r>
-      <w:proofErr w:type="spellStart"/>
+        <w:t>{{weeklyGross}}</w:t>
+      </w:r>
+    </w:p>
+    <w:p>
+      <w:pPr>
+        <w:pStyle w:val="ListParagraph"/>
+        <w:numPr>
+          <w:ilvl w:val="1"/>
+          <w:numId w:val="5"/>
+        </w:numPr>
+        <w:tabs>
+          <w:tab w:val="left" w:pos="3960"/>
+        </w:tabs>
+        <w:spacing w:line="240" w:lineRule="auto"/>
+        <w:ind w:left="900" w:hanging="270"/>
+        <w:jc w:val="both"/>
+        <w:rPr>
+          <w:rFonts w:ascii="Aptos" w:hAnsi="Aptos" w:cstheme="minorHAnsi"/>
+          <w:b/>
+          <w:bCs/>
+          <w:sz w:val="20"/>
+          <w:szCs w:val="20"/>
+        </w:rPr>
+      </w:pPr>
+      <w:r>
+        <w:rPr>
+          <w:rFonts w:ascii="Aptos" w:hAnsi="Aptos" w:cstheme="minorHAnsi"/>
+          <w:b/>
+          <w:bCs/>
+          <w:sz w:val="20"/>
+          <w:szCs w:val="20"/>
+        </w:rPr>
+        <w:t>Taxable:</w:t>
+      </w:r>
+      <w:r>
+        <w:rPr>
+          <w:rFonts w:ascii="Aptos" w:hAnsi="Aptos" w:cstheme="minorHAnsi"/>
+          <w:b/>
+          <w:bCs/>
+          <w:sz w:val="20"/>
+          <w:szCs w:val="20"/>
+        </w:rPr>
+        <w:tab/>
+      </w:r>
+      <w:r>
+        <w:rPr>
+          <w:rFonts w:ascii="Aptos" w:hAnsi="Aptos" w:cstheme="minorHAnsi"/>
+          <w:b/>
+          <w:bCs/>
+          <w:sz w:val="20"/>
+          <w:szCs w:val="20"/>
+        </w:rPr>
+        <w:tab/>
+      </w:r>
       <w:r>
         <w:rPr>
           <w:rFonts w:ascii="Aptos" w:hAnsi="Aptos" w:cstheme="minorHAnsi"/>
@@ -1367,9 +1215,70 @@
           <w:szCs w:val="20"/>
           <w:lang w:val="en-US"/>
         </w:rPr>
-        <w:t>extensionBonus</w:t>
-      </w:r>
-      <w:proofErr w:type="spellEnd"/>
+        <w:t>{{taxableHourly}}</w:t>
+      </w:r>
+    </w:p>
+    <w:p>
+      <w:pPr>
+        <w:pStyle w:val="ListParagraph"/>
+        <w:numPr>
+          <w:ilvl w:val="1"/>
+          <w:numId w:val="5"/>
+        </w:numPr>
+        <w:tabs>
+          <w:tab w:val="left" w:pos="3960"/>
+        </w:tabs>
+        <w:spacing w:line="240" w:lineRule="auto"/>
+        <w:ind w:left="900" w:hanging="270"/>
+        <w:jc w:val="both"/>
+        <w:rPr>
+          <w:rFonts w:ascii="Aptos" w:hAnsi="Aptos" w:cstheme="minorHAnsi"/>
+          <w:b/>
+          <w:bCs/>
+          <w:sz w:val="20"/>
+          <w:szCs w:val="20"/>
+        </w:rPr>
+      </w:pPr>
+      <w:r>
+        <w:rPr>
+          <w:rFonts w:ascii="Aptos" w:hAnsi="Aptos" w:cstheme="minorHAnsi"/>
+          <w:b/>
+          <w:bCs/>
+          <w:sz w:val="20"/>
+          <w:szCs w:val="20"/>
+        </w:rPr>
+        <w:t>Non-Taxable Stipend</w:t>
+      </w:r>
+      <w:r>
+        <w:rPr>
+          <w:rFonts w:ascii="Aptos" w:hAnsi="Aptos" w:cstheme="minorHAnsi"/>
+          <w:b/>
+          <w:bCs/>
+          <w:sz w:val="20"/>
+          <w:szCs w:val="20"/>
+        </w:rPr>
+        <w:t>:</w:t>
+      </w:r>
+      <w:r>
+        <w:rPr>
+          <w:rFonts w:ascii="Aptos" w:hAnsi="Aptos" w:cstheme="minorHAnsi"/>
+          <w:b/>
+          <w:bCs/>
+          <w:sz w:val="20"/>
+          <w:szCs w:val="20"/>
+        </w:rPr>
+        <w:tab/>
+      </w:r>
+      <w:r>
+        <w:rPr>
+          <w:rFonts w:ascii="Aptos" w:hAnsi="Aptos" w:cstheme="minorHAnsi"/>
+          <w:b/>
+          <w:bCs/>
+          <w:sz w:val="20"/>
+          <w:szCs w:val="20"/>
+        </w:rPr>
+        <w:tab/>
+      </w:r>
       <w:r>
         <w:rPr>
           <w:rFonts w:ascii="Aptos" w:hAnsi="Aptos" w:cstheme="minorHAnsi"/>
@@ -1377,32 +1286,15 @@
           <w:szCs w:val="20"/>
           <w:lang w:val="en-US"/>
         </w:rPr>
-        <w:t>}}</w:t>
-      </w:r>
-    </w:p>
-    <w:p>
-      <w:pPr>
-        <w:spacing w:after="0" w:line="240" w:lineRule="auto"/>
-        <w:jc w:val="both"/>
-        <w:rPr>
-          <w:rFonts w:ascii="Aptos" w:hAnsi="Aptos"/>
-          <w:b/>
-          <w:bCs/>
-          <w:sz w:val="20"/>
-          <w:szCs w:val="20"/>
-          <w:u w:val="single"/>
-        </w:rPr>
-      </w:pPr>
-      <w:r>
-        <w:rPr>
-          <w:rFonts w:ascii="Aptos" w:hAnsi="Aptos"/>
-          <w:b/>
-          <w:bCs/>
-          <w:sz w:val="20"/>
-          <w:szCs w:val="20"/>
-          <w:u w:val="single"/>
-        </w:rPr>
-        <w:t>Compensation</w:t>
+        <w:t xml:space="preserve">{{stipend}} </w:t>
+      </w:r>
+      <w:r>
+        <w:rPr>
+          <w:rFonts w:ascii="Aptos" w:hAnsi="Aptos" w:cstheme="minorHAnsi"/>
+          <w:sz w:val="20"/>
+          <w:szCs w:val="20"/>
+        </w:rPr>
+        <w:t>(Housing + Meals and Incidentals)</w:t>
       </w:r>
     </w:p>
     <w:p>
@@ -1415,32 +1307,28 @@
         <w:tabs>
           <w:tab w:val="left" w:pos="3960"/>
         </w:tabs>
-        <w:spacing w:before="120" w:line="240" w:lineRule="auto"/>
+        <w:spacing w:line="240" w:lineRule="auto"/>
         <w:ind w:left="540" w:hanging="180"/>
         <w:jc w:val="both"/>
         <w:rPr>
           <w:rFonts w:ascii="Aptos" w:hAnsi="Aptos" w:cstheme="minorHAnsi"/>
-          <w:b/>
-          <w:bCs/>
-          <w:sz w:val="20"/>
-          <w:szCs w:val="20"/>
-        </w:rPr>
-      </w:pPr>
-      <w:r>
-        <w:rPr>
-          <w:rFonts w:ascii="Aptos" w:hAnsi="Aptos" w:cstheme="minorHAnsi"/>
-          <w:b/>
-          <w:bCs/>
-          <w:sz w:val="20"/>
-          <w:szCs w:val="20"/>
-        </w:rPr>
-        <w:t>Gross Weekly:</w:t>
-      </w:r>
-      <w:r>
-        <w:rPr>
-          <w:rFonts w:ascii="Aptos" w:hAnsi="Aptos" w:cstheme="minorHAnsi"/>
-          <w:b/>
-          <w:bCs/>
+          <w:sz w:val="20"/>
+          <w:szCs w:val="20"/>
+        </w:rPr>
+      </w:pPr>
+      <w:r>
+        <w:rPr>
+          <w:rFonts w:ascii="Aptos" w:hAnsi="Aptos" w:cstheme="minorHAnsi"/>
+          <w:b/>
+          <w:bCs/>
+          <w:sz w:val="20"/>
+          <w:szCs w:val="20"/>
+        </w:rPr>
+        <w:t>Charge Rate:</w:t>
+      </w:r>
+      <w:r>
+        <w:rPr>
+          <w:rFonts w:ascii="Aptos" w:hAnsi="Aptos" w:cstheme="minorHAnsi"/>
           <w:sz w:val="20"/>
           <w:szCs w:val="20"/>
         </w:rPr>
@@ -1449,8 +1337,6 @@
       <w:r>
         <w:rPr>
           <w:rFonts w:ascii="Aptos" w:hAnsi="Aptos" w:cstheme="minorHAnsi"/>
-          <w:b/>
-          <w:bCs/>
           <w:sz w:val="20"/>
           <w:szCs w:val="20"/>
         </w:rPr>
@@ -1463,187 +1349,7 @@
           <w:szCs w:val="20"/>
           <w:lang w:val="en-US"/>
         </w:rPr>
-        <w:t>{{</w:t>
-      </w:r>
-      <w:proofErr w:type="spellStart"/>
-      <w:r>
-        <w:rPr>
-          <w:rFonts w:ascii="Aptos" w:hAnsi="Aptos" w:cstheme="minorHAnsi"/>
-          <w:sz w:val="20"/>
-          <w:szCs w:val="20"/>
-          <w:lang w:val="en-US"/>
-        </w:rPr>
-        <w:t>weeklyGross</w:t>
-      </w:r>
-      <w:proofErr w:type="spellEnd"/>
-      <w:r>
-        <w:rPr>
-          <w:rFonts w:ascii="Aptos" w:hAnsi="Aptos" w:cstheme="minorHAnsi"/>
-          <w:sz w:val="20"/>
-          <w:szCs w:val="20"/>
-          <w:lang w:val="en-US"/>
-        </w:rPr>
-        <w:t>}}</w:t>
-      </w:r>
-    </w:p>
-    <w:p>
-      <w:pPr>
-        <w:pStyle w:val="ListParagraph"/>
-        <w:numPr>
-          <w:ilvl w:val="1"/>
-          <w:numId w:val="5"/>
-        </w:numPr>
-        <w:tabs>
-          <w:tab w:val="left" w:pos="3960"/>
-        </w:tabs>
-        <w:spacing w:line="240" w:lineRule="auto"/>
-        <w:ind w:left="900" w:hanging="270"/>
-        <w:jc w:val="both"/>
-        <w:rPr>
-          <w:rFonts w:ascii="Aptos" w:hAnsi="Aptos" w:cstheme="minorHAnsi"/>
-          <w:b/>
-          <w:bCs/>
-          <w:sz w:val="20"/>
-          <w:szCs w:val="20"/>
-        </w:rPr>
-      </w:pPr>
-      <w:r>
-        <w:rPr>
-          <w:rFonts w:ascii="Aptos" w:hAnsi="Aptos" w:cstheme="minorHAnsi"/>
-          <w:b/>
-          <w:bCs/>
-          <w:sz w:val="20"/>
-          <w:szCs w:val="20"/>
-        </w:rPr>
-        <w:t>Taxable:</w:t>
-      </w:r>
-      <w:r>
-        <w:rPr>
-          <w:rFonts w:ascii="Aptos" w:hAnsi="Aptos" w:cstheme="minorHAnsi"/>
-          <w:b/>
-          <w:bCs/>
-          <w:sz w:val="20"/>
-          <w:szCs w:val="20"/>
-        </w:rPr>
-        <w:tab/>
-      </w:r>
-      <w:r>
-        <w:rPr>
-          <w:rFonts w:ascii="Aptos" w:hAnsi="Aptos" w:cstheme="minorHAnsi"/>
-          <w:b/>
-          <w:bCs/>
-          <w:sz w:val="20"/>
-          <w:szCs w:val="20"/>
-        </w:rPr>
-        <w:tab/>
-      </w:r>
-      <w:r>
-        <w:rPr>
-          <w:rFonts w:ascii="Aptos" w:hAnsi="Aptos" w:cstheme="minorHAnsi"/>
-          <w:sz w:val="20"/>
-          <w:szCs w:val="20"/>
-          <w:lang w:val="en-US"/>
-        </w:rPr>
-        <w:t>{{</w:t>
-      </w:r>
-      <w:proofErr w:type="spellStart"/>
-      <w:r>
-        <w:rPr>
-          <w:rFonts w:ascii="Aptos" w:hAnsi="Aptos" w:cstheme="minorHAnsi"/>
-          <w:sz w:val="20"/>
-          <w:szCs w:val="20"/>
-          <w:lang w:val="en-US"/>
-        </w:rPr>
-        <w:t>taxableHourly</w:t>
-      </w:r>
-      <w:proofErr w:type="spellEnd"/>
-      <w:r>
-        <w:rPr>
-          <w:rFonts w:ascii="Aptos" w:hAnsi="Aptos" w:cstheme="minorHAnsi"/>
-          <w:sz w:val="20"/>
-          <w:szCs w:val="20"/>
-          <w:lang w:val="en-US"/>
-        </w:rPr>
-        <w:t>}}</w:t>
-      </w:r>
-    </w:p>
-    <w:p>
-      <w:pPr>
-        <w:pStyle w:val="ListParagraph"/>
-        <w:numPr>
-          <w:ilvl w:val="1"/>
-          <w:numId w:val="5"/>
-        </w:numPr>
-        <w:tabs>
-          <w:tab w:val="left" w:pos="3960"/>
-        </w:tabs>
-        <w:spacing w:line="240" w:lineRule="auto"/>
-        <w:ind w:left="900" w:hanging="270"/>
-        <w:jc w:val="both"/>
-        <w:rPr>
-          <w:rFonts w:ascii="Aptos" w:hAnsi="Aptos" w:cstheme="minorHAnsi"/>
-          <w:b/>
-          <w:bCs/>
-          <w:sz w:val="20"/>
-          <w:szCs w:val="20"/>
-        </w:rPr>
-      </w:pPr>
-      <w:r>
-        <w:rPr>
-          <w:rFonts w:ascii="Aptos" w:hAnsi="Aptos" w:cstheme="minorHAnsi"/>
-          <w:b/>
-          <w:bCs/>
-          <w:sz w:val="20"/>
-          <w:szCs w:val="20"/>
-        </w:rPr>
-        <w:t>Non-Taxable Stipend</w:t>
-      </w:r>
-      <w:r>
-        <w:rPr>
-          <w:rFonts w:ascii="Aptos" w:hAnsi="Aptos" w:cstheme="minorHAnsi"/>
-          <w:b/>
-          <w:bCs/>
-          <w:sz w:val="20"/>
-          <w:szCs w:val="20"/>
-        </w:rPr>
-        <w:t>:</w:t>
-      </w:r>
-      <w:r>
-        <w:rPr>
-          <w:rFonts w:ascii="Aptos" w:hAnsi="Aptos" w:cstheme="minorHAnsi"/>
-          <w:b/>
-          <w:bCs/>
-          <w:sz w:val="20"/>
-          <w:szCs w:val="20"/>
-        </w:rPr>
-        <w:tab/>
-      </w:r>
-      <w:r>
-        <w:rPr>
-          <w:rFonts w:ascii="Aptos" w:hAnsi="Aptos" w:cstheme="minorHAnsi"/>
-          <w:b/>
-          <w:bCs/>
-          <w:sz w:val="20"/>
-          <w:szCs w:val="20"/>
-        </w:rPr>
-        <w:tab/>
-      </w:r>
-      <w:r>
-        <w:rPr>
-          <w:rFonts w:ascii="Aptos" w:hAnsi="Aptos" w:cstheme="minorHAnsi"/>
-          <w:sz w:val="20"/>
-          <w:szCs w:val="20"/>
-          <w:lang w:val="en-US"/>
-        </w:rPr>
-        <w:t xml:space="preserve">{{stipend}} </w:t>
-      </w:r>
-      <w:r>
-        <w:rPr>
-          <w:rFonts w:ascii="Aptos" w:hAnsi="Aptos" w:cstheme="minorHAnsi"/>
-          <w:sz w:val="20"/>
-          <w:szCs w:val="20"/>
-        </w:rPr>
-        <w:t>(Housing + Meals and Incidentals)</w:t>
+        <w:t>{{chargeRate}} taxed</w:t>
       </w:r>
     </w:p>
     <w:p>
@@ -1673,7 +1379,7 @@
           <w:sz w:val="20"/>
           <w:szCs w:val="20"/>
         </w:rPr>
-        <w:t>Charge Rate:</w:t>
+        <w:t>On Call Rate:</w:t>
       </w:r>
       <w:r>
         <w:rPr>
@@ -1698,27 +1404,7 @@
           <w:szCs w:val="20"/>
           <w:lang w:val="en-US"/>
         </w:rPr>
-        <w:t>{{</w:t>
-      </w:r>
-      <w:proofErr w:type="spellStart"/>
-      <w:r>
-        <w:rPr>
-          <w:rFonts w:ascii="Aptos" w:hAnsi="Aptos" w:cstheme="minorHAnsi"/>
-          <w:sz w:val="20"/>
-          <w:szCs w:val="20"/>
-          <w:lang w:val="en-US"/>
-        </w:rPr>
-        <w:t>chargeRate</w:t>
-      </w:r>
-      <w:proofErr w:type="spellEnd"/>
-      <w:r>
-        <w:rPr>
-          <w:rFonts w:ascii="Aptos" w:hAnsi="Aptos" w:cstheme="minorHAnsi"/>
-          <w:sz w:val="20"/>
-          <w:szCs w:val="20"/>
-          <w:lang w:val="en-US"/>
-        </w:rPr>
-        <w:t>}} taxed</w:t>
+        <w:t>{{onCallPay}} taxed</w:t>
       </w:r>
     </w:p>
     <w:p>
@@ -1748,7 +1434,7 @@
           <w:sz w:val="20"/>
           <w:szCs w:val="20"/>
         </w:rPr>
-        <w:t>On Call Rate:</w:t>
+        <w:t>Call Back Rate:</w:t>
       </w:r>
       <w:r>
         <w:rPr>
@@ -1773,27 +1459,7 @@
           <w:szCs w:val="20"/>
           <w:lang w:val="en-US"/>
         </w:rPr>
-        <w:t>{{</w:t>
-      </w:r>
-      <w:proofErr w:type="spellStart"/>
-      <w:r>
-        <w:rPr>
-          <w:rFonts w:ascii="Aptos" w:hAnsi="Aptos" w:cstheme="minorHAnsi"/>
-          <w:sz w:val="20"/>
-          <w:szCs w:val="20"/>
-          <w:lang w:val="en-US"/>
-        </w:rPr>
-        <w:t>onCallPay</w:t>
-      </w:r>
-      <w:proofErr w:type="spellEnd"/>
-      <w:r>
-        <w:rPr>
-          <w:rFonts w:ascii="Aptos" w:hAnsi="Aptos" w:cstheme="minorHAnsi"/>
-          <w:sz w:val="20"/>
-          <w:szCs w:val="20"/>
-          <w:lang w:val="en-US"/>
-        </w:rPr>
-        <w:t>}} taxed</w:t>
+        <w:t>{{callBackRate}} taxed</w:t>
       </w:r>
     </w:p>
     <w:p>
@@ -1823,11 +1489,13 @@
           <w:sz w:val="20"/>
           <w:szCs w:val="20"/>
         </w:rPr>
-        <w:t>Call Back Rate:</w:t>
-      </w:r>
-      <w:r>
-        <w:rPr>
-          <w:rFonts w:ascii="Aptos" w:hAnsi="Aptos" w:cstheme="minorHAnsi"/>
+        <w:t>Overtime Rate:</w:t>
+      </w:r>
+      <w:r>
+        <w:rPr>
+          <w:rFonts w:ascii="Aptos" w:hAnsi="Aptos" w:cstheme="minorHAnsi"/>
+          <w:b/>
+          <w:bCs/>
           <w:sz w:val="20"/>
           <w:szCs w:val="20"/>
         </w:rPr>
@@ -1836,6 +1504,8 @@
       <w:r>
         <w:rPr>
           <w:rFonts w:ascii="Aptos" w:hAnsi="Aptos" w:cstheme="minorHAnsi"/>
+          <w:b/>
+          <w:bCs/>
           <w:sz w:val="20"/>
           <w:szCs w:val="20"/>
         </w:rPr>
@@ -1848,106 +1518,7 @@
           <w:szCs w:val="20"/>
           <w:lang w:val="en-US"/>
         </w:rPr>
-        <w:t>{{</w:t>
-      </w:r>
-      <w:proofErr w:type="spellStart"/>
-      <w:r>
-        <w:rPr>
-          <w:rFonts w:ascii="Aptos" w:hAnsi="Aptos" w:cstheme="minorHAnsi"/>
-          <w:sz w:val="20"/>
-          <w:szCs w:val="20"/>
-          <w:lang w:val="en-US"/>
-        </w:rPr>
-        <w:t>callBackRate</w:t>
-      </w:r>
-      <w:proofErr w:type="spellEnd"/>
-      <w:r>
-        <w:rPr>
-          <w:rFonts w:ascii="Aptos" w:hAnsi="Aptos" w:cstheme="minorHAnsi"/>
-          <w:sz w:val="20"/>
-          <w:szCs w:val="20"/>
-          <w:lang w:val="en-US"/>
-        </w:rPr>
-        <w:t>}} taxed</w:t>
-      </w:r>
-    </w:p>
-    <w:p>
-      <w:pPr>
-        <w:pStyle w:val="ListParagraph"/>
-        <w:numPr>
-          <w:ilvl w:val="0"/>
-          <w:numId w:val="5"/>
-        </w:numPr>
-        <w:tabs>
-          <w:tab w:val="left" w:pos="3960"/>
-        </w:tabs>
-        <w:spacing w:line="240" w:lineRule="auto"/>
-        <w:ind w:left="540" w:hanging="180"/>
-        <w:jc w:val="both"/>
-        <w:rPr>
-          <w:rFonts w:ascii="Aptos" w:hAnsi="Aptos" w:cstheme="minorHAnsi"/>
-          <w:sz w:val="20"/>
-          <w:szCs w:val="20"/>
-        </w:rPr>
-      </w:pPr>
-      <w:r>
-        <w:rPr>
-          <w:rFonts w:ascii="Aptos" w:hAnsi="Aptos" w:cstheme="minorHAnsi"/>
-          <w:b/>
-          <w:bCs/>
-          <w:sz w:val="20"/>
-          <w:szCs w:val="20"/>
-        </w:rPr>
-        <w:t>Overtime Rate:</w:t>
-      </w:r>
-      <w:r>
-        <w:rPr>
-          <w:rFonts w:ascii="Aptos" w:hAnsi="Aptos" w:cstheme="minorHAnsi"/>
-          <w:b/>
-          <w:bCs/>
-          <w:sz w:val="20"/>
-          <w:szCs w:val="20"/>
-        </w:rPr>
-        <w:tab/>
-      </w:r>
-      <w:r>
-        <w:rPr>
-          <w:rFonts w:ascii="Aptos" w:hAnsi="Aptos" w:cstheme="minorHAnsi"/>
-          <w:b/>
-          <w:bCs/>
-          <w:sz w:val="20"/>
-          <w:szCs w:val="20"/>
-        </w:rPr>
-        <w:tab/>
-      </w:r>
-      <w:r>
-        <w:rPr>
-          <w:rFonts w:ascii="Aptos" w:hAnsi="Aptos" w:cstheme="minorHAnsi"/>
-          <w:sz w:val="20"/>
-          <w:szCs w:val="20"/>
-          <w:lang w:val="en-US"/>
-        </w:rPr>
-        <w:t>{{</w:t>
-      </w:r>
-      <w:proofErr w:type="spellStart"/>
-      <w:r>
-        <w:rPr>
-          <w:rFonts w:ascii="Aptos" w:hAnsi="Aptos" w:cstheme="minorHAnsi"/>
-          <w:sz w:val="20"/>
-          <w:szCs w:val="20"/>
-          <w:lang w:val="en-US"/>
-        </w:rPr>
-        <w:t>overtimeRate</w:t>
-      </w:r>
-      <w:proofErr w:type="spellEnd"/>
-      <w:r>
-        <w:rPr>
-          <w:rFonts w:ascii="Aptos" w:hAnsi="Aptos" w:cstheme="minorHAnsi"/>
-          <w:sz w:val="20"/>
-          <w:szCs w:val="20"/>
-          <w:lang w:val="en-US"/>
-        </w:rPr>
-        <w:t>}} taxed</w:t>
+        <w:t>{{overtimeRate}} taxed</w:t>
       </w:r>
     </w:p>
     <w:p>
@@ -2008,9 +1579,60 @@
           <w:szCs w:val="20"/>
           <w:lang w:val="en-US"/>
         </w:rPr>
-        <w:t>{{</w:t>
-      </w:r>
-      <w:proofErr w:type="spellStart"/>
+        <w:t>{{holidayRate}} taxed</w:t>
+      </w:r>
+    </w:p>
+    <w:p>
+      <w:pPr>
+        <w:pStyle w:val="ListParagraph"/>
+        <w:numPr>
+          <w:ilvl w:val="0"/>
+          <w:numId w:val="6"/>
+        </w:numPr>
+        <w:tabs>
+          <w:tab w:val="left" w:pos="3960"/>
+        </w:tabs>
+        <w:spacing w:line="240" w:lineRule="auto"/>
+        <w:ind w:left="540" w:hanging="180"/>
+        <w:jc w:val="both"/>
+        <w:rPr>
+          <w:rFonts w:ascii="Aptos" w:hAnsi="Aptos" w:cstheme="minorHAnsi"/>
+          <w:b/>
+          <w:bCs/>
+          <w:sz w:val="20"/>
+          <w:szCs w:val="20"/>
+        </w:rPr>
+      </w:pPr>
+      <w:r>
+        <w:rPr>
+          <w:rFonts w:ascii="Aptos" w:hAnsi="Aptos" w:cstheme="minorHAnsi"/>
+          <w:b/>
+          <w:bCs/>
+          <w:sz w:val="20"/>
+          <w:szCs w:val="20"/>
+        </w:rPr>
+        <w:t>Extension Bonus</w:t>
+      </w:r>
+      <w:r>
+        <w:rPr>
+          <w:rFonts w:ascii="Aptos" w:hAnsi="Aptos" w:cstheme="minorHAnsi"/>
+          <w:b/>
+          <w:bCs/>
+          <w:sz w:val="20"/>
+          <w:szCs w:val="20"/>
+        </w:rPr>
+        <w:tab/>
+      </w:r>
+      <w:r>
+        <w:rPr>
+          <w:rFonts w:ascii="Aptos" w:hAnsi="Aptos" w:cstheme="minorHAnsi"/>
+          <w:b/>
+          <w:bCs/>
+          <w:sz w:val="20"/>
+          <w:szCs w:val="20"/>
+        </w:rPr>
+        <w:tab/>
+      </w:r>
       <w:r>
         <w:rPr>
           <w:rFonts w:ascii="Aptos" w:hAnsi="Aptos" w:cstheme="minorHAnsi"/>
@@ -2018,17 +1640,7 @@
           <w:szCs w:val="20"/>
           <w:lang w:val="en-US"/>
         </w:rPr>
-        <w:t>holidayRate</w:t>
-      </w:r>
-      <w:proofErr w:type="spellEnd"/>
-      <w:r>
-        <w:rPr>
-          <w:rFonts w:ascii="Aptos" w:hAnsi="Aptos" w:cstheme="minorHAnsi"/>
-          <w:sz w:val="20"/>
-          <w:szCs w:val="20"/>
-          <w:lang w:val="en-US"/>
-        </w:rPr>
-        <w:t>}} taxed</w:t>
+        <w:t>{{extensionBonus}}</w:t>
       </w:r>
     </w:p>
     <w:p>
@@ -2128,27 +1740,7 @@
           <w:szCs w:val="20"/>
           <w:lang w:val="en-US"/>
         </w:rPr>
-        <w:t>{{</w:t>
-      </w:r>
-      <w:proofErr w:type="spellStart"/>
-      <w:r>
-        <w:rPr>
-          <w:rFonts w:ascii="Aptos" w:hAnsi="Aptos"/>
-          <w:sz w:val="20"/>
-          <w:szCs w:val="20"/>
-          <w:lang w:val="en-US"/>
-        </w:rPr>
-        <w:t>facilityName</w:t>
-      </w:r>
-      <w:proofErr w:type="spellEnd"/>
-      <w:r>
-        <w:rPr>
-          <w:rFonts w:ascii="Aptos" w:hAnsi="Aptos"/>
-          <w:sz w:val="20"/>
-          <w:szCs w:val="20"/>
-          <w:lang w:val="en-US"/>
-        </w:rPr>
-        <w:t>}}</w:t>
+        <w:t>{{facilityName}}</w:t>
       </w:r>
     </w:p>
     <w:p>
@@ -2225,27 +1817,7 @@
           <w:szCs w:val="20"/>
           <w:lang w:val="en-US"/>
         </w:rPr>
-        <w:t>{{</w:t>
-      </w:r>
-      <w:proofErr w:type="spellStart"/>
-      <w:r>
-        <w:rPr>
-          <w:rFonts w:ascii="Aptos" w:hAnsi="Aptos"/>
-          <w:sz w:val="20"/>
-          <w:szCs w:val="20"/>
-          <w:lang w:val="en-US"/>
-        </w:rPr>
-        <w:t>facilityAddress</w:t>
-      </w:r>
-      <w:proofErr w:type="spellEnd"/>
-      <w:r>
-        <w:rPr>
-          <w:rFonts w:ascii="Aptos" w:hAnsi="Aptos"/>
-          <w:sz w:val="20"/>
-          <w:szCs w:val="20"/>
-          <w:lang w:val="en-US"/>
-        </w:rPr>
-        <w:t>}}</w:t>
+        <w:t>{{facilityAddress}}</w:t>
       </w:r>
     </w:p>
     <w:p>
@@ -2318,27 +1890,7 @@
           <w:szCs w:val="20"/>
           <w:lang w:val="en-US"/>
         </w:rPr>
-        <w:t>{{</w:t>
-      </w:r>
-      <w:proofErr w:type="spellStart"/>
-      <w:r>
-        <w:rPr>
-          <w:rFonts w:ascii="Aptos" w:hAnsi="Aptos"/>
-          <w:sz w:val="20"/>
-          <w:szCs w:val="20"/>
-          <w:lang w:val="en-US"/>
-        </w:rPr>
-        <w:t>facilityCityStateZip</w:t>
-      </w:r>
-      <w:proofErr w:type="spellEnd"/>
-      <w:r>
-        <w:rPr>
-          <w:rFonts w:ascii="Aptos" w:hAnsi="Aptos"/>
-          <w:sz w:val="20"/>
-          <w:szCs w:val="20"/>
-          <w:lang w:val="en-US"/>
-        </w:rPr>
-        <w:t>}}</w:t>
+        <w:t>{{facilityCityStateZip}}</w:t>
       </w:r>
     </w:p>
     <w:p>
@@ -2466,18 +2018,8 @@
           <w:sz w:val="20"/>
           <w:szCs w:val="20"/>
         </w:rPr>
-        <w:t xml:space="preserve">weekly </w:t>
-      </w:r>
-      <w:proofErr w:type="gramStart"/>
-      <w:r>
-        <w:rPr>
-          <w:rFonts w:ascii="Aptos" w:hAnsi="Aptos"/>
-          <w:sz w:val="20"/>
-          <w:szCs w:val="20"/>
-        </w:rPr>
-        <w:t>by</w:t>
-      </w:r>
-      <w:proofErr w:type="gramEnd"/>
+        <w:t>weekly by</w:t>
+      </w:r>
       <w:r>
         <w:rPr>
           <w:rFonts w:ascii="Aptos" w:hAnsi="Aptos"/>
@@ -2688,25 +2230,7 @@
           <w:sz w:val="20"/>
           <w:szCs w:val="20"/>
         </w:rPr>
-        <w:t>{{</w:t>
-      </w:r>
-      <w:proofErr w:type="spellStart"/>
-      <w:r>
-        <w:rPr>
-          <w:rFonts w:ascii="Aptos" w:hAnsi="Aptos"/>
-          <w:sz w:val="20"/>
-          <w:szCs w:val="20"/>
-        </w:rPr>
-        <w:t>payScheduleFrequency</w:t>
-      </w:r>
-      <w:proofErr w:type="spellEnd"/>
-      <w:r>
-        <w:rPr>
-          <w:rFonts w:ascii="Aptos" w:hAnsi="Aptos"/>
-          <w:sz w:val="20"/>
-          <w:szCs w:val="20"/>
-        </w:rPr>
-        <w:t>}}</w:t>
+        <w:t>{{payScheduleFrequency}}</w:t>
       </w:r>
       <w:r>
         <w:rPr>
@@ -3063,25 +2587,7 @@
           <w:sz w:val="20"/>
           <w:szCs w:val="20"/>
         </w:rPr>
-        <w:t xml:space="preserve">Trailblazer or the Employee may terminate this agreement at any time by providing 14 days' written notice. If the Employee terminates the assignment without the required notice, they may be subject to a $1,000 cancellation fee and/or recovery of any client-assessed penalties or other direct costs incurred by Trailblazer </w:t>
-      </w:r>
-      <w:proofErr w:type="gramStart"/>
-      <w:r>
-        <w:rPr>
-          <w:rFonts w:ascii="Aptos" w:hAnsi="Aptos"/>
-          <w:sz w:val="20"/>
-          <w:szCs w:val="20"/>
-        </w:rPr>
-        <w:t>as a result of</w:t>
-      </w:r>
-      <w:proofErr w:type="gramEnd"/>
-      <w:r>
-        <w:rPr>
-          <w:rFonts w:ascii="Aptos" w:hAnsi="Aptos"/>
-          <w:sz w:val="20"/>
-          <w:szCs w:val="20"/>
-        </w:rPr>
-        <w:t xml:space="preserve"> the Employee's early termination, where permitted by applicable law.</w:t>
+        <w:t>Trailblazer or the Employee may terminate this agreement at any time by providing 14 days' written notice. If the Employee terminates the assignment without the required notice, they may be subject to a $1,000 cancellation fee and/or recovery of any client-assessed penalties or other direct costs incurred by Trailblazer as a result of the Employee's early termination, where permitted by applicable law.</w:t>
       </w:r>
     </w:p>
     <w:p>
@@ -3915,25 +3421,7 @@
           <w:sz w:val="20"/>
           <w:szCs w:val="20"/>
         </w:rPr>
-        <w:t xml:space="preserve">e would like to take this opportunity to thank you for accepting our offer and </w:t>
-      </w:r>
-      <w:proofErr w:type="gramStart"/>
-      <w:r>
-        <w:rPr>
-          <w:rFonts w:ascii="Aptos" w:hAnsi="Aptos"/>
-          <w:sz w:val="20"/>
-          <w:szCs w:val="20"/>
-        </w:rPr>
-        <w:t>welcome</w:t>
-      </w:r>
-      <w:proofErr w:type="gramEnd"/>
-      <w:r>
-        <w:rPr>
-          <w:rFonts w:ascii="Aptos" w:hAnsi="Aptos"/>
-          <w:sz w:val="20"/>
-          <w:szCs w:val="20"/>
-        </w:rPr>
-        <w:t xml:space="preserve"> you to TrailBlazer Staffing Solutions.</w:t>
+        <w:t>e would like to take this opportunity to thank you for accepting our offer and welcome you to TrailBlazer Staffing Solutions.</w:t>
       </w:r>
     </w:p>
     <w:p>
@@ -3971,23 +3459,13 @@
           <w:szCs w:val="36"/>
         </w:rPr>
       </w:pPr>
-      <w:proofErr w:type="spellStart"/>
       <w:r>
         <w:rPr>
           <w:rFonts w:ascii="Bradley Hand ITC" w:hAnsi="Bradley Hand ITC"/>
           <w:sz w:val="36"/>
           <w:szCs w:val="36"/>
         </w:rPr>
-        <w:t>Purba</w:t>
-      </w:r>
-      <w:proofErr w:type="spellEnd"/>
-      <w:r>
-        <w:rPr>
-          <w:rFonts w:ascii="Bradley Hand ITC" w:hAnsi="Bradley Hand ITC"/>
-          <w:sz w:val="36"/>
-          <w:szCs w:val="36"/>
-        </w:rPr>
-        <w:t xml:space="preserve"> Majumder</w:t>
+        <w:t>Purba Majumder</w:t>
       </w:r>
     </w:p>
     <w:p>
@@ -4001,27 +3479,15 @@
           <w:szCs w:val="20"/>
         </w:rPr>
       </w:pPr>
-      <w:proofErr w:type="spellStart"/>
-      <w:r>
-        <w:rPr>
-          <w:rFonts w:ascii="Aptos" w:hAnsi="Aptos"/>
-          <w:b/>
-          <w:bCs/>
-          <w:sz w:val="20"/>
-          <w:szCs w:val="20"/>
-        </w:rPr>
-        <w:t>Purba</w:t>
-      </w:r>
-      <w:proofErr w:type="spellEnd"/>
-      <w:r>
-        <w:rPr>
-          <w:rFonts w:ascii="Aptos" w:hAnsi="Aptos"/>
-          <w:b/>
-          <w:bCs/>
-          <w:sz w:val="20"/>
-          <w:szCs w:val="20"/>
-        </w:rPr>
-        <w:t xml:space="preserve"> B.</w:t>
+      <w:r>
+        <w:rPr>
+          <w:rFonts w:ascii="Aptos" w:hAnsi="Aptos"/>
+          <w:b/>
+          <w:bCs/>
+          <w:sz w:val="20"/>
+          <w:szCs w:val="20"/>
+        </w:rPr>
+        <w:t>Purba B.</w:t>
       </w:r>
       <w:r>
         <w:rPr>
@@ -7369,20 +6835,20 @@
 </file>
 
 <file path=customXml/item1.xml><?xml version="1.0" encoding="utf-8"?>
-<p:properties xmlns:p="http://schemas.microsoft.com/office/2006/metadata/properties" xmlns:xsi="http://www.w3.org/2001/XMLSchema-instance" xmlns:pc="http://schemas.microsoft.com/office/infopath/2007/PartnerControls">
-  <documentManagement>
-    <_activity xmlns="2169045f-e607-4534-844d-fccd73ad8fdf" xsi:nil="true"/>
-  </documentManagement>
-</p:properties>
-</file>
-
-<file path=customXml/item2.xml><?xml version="1.0" encoding="utf-8"?>
 <?mso-contentType ?>
 <FormTemplates xmlns="http://schemas.microsoft.com/sharepoint/v3/contenttype/forms">
   <Display>DocumentLibraryForm</Display>
   <Edit>DocumentLibraryForm</Edit>
   <New>DocumentLibraryForm</New>
 </FormTemplates>
+</file>
+
+<file path=customXml/item2.xml><?xml version="1.0" encoding="utf-8"?>
+<p:properties xmlns:p="http://schemas.microsoft.com/office/2006/metadata/properties" xmlns:xsi="http://www.w3.org/2001/XMLSchema-instance" xmlns:pc="http://schemas.microsoft.com/office/infopath/2007/PartnerControls">
+  <documentManagement>
+    <_activity xmlns="2169045f-e607-4534-844d-fccd73ad8fdf" xsi:nil="true"/>
+  </documentManagement>
+</p:properties>
 </file>
 
 <file path=customXml/item3.xml><?xml version="1.0" encoding="utf-8"?>
@@ -7562,19 +7028,19 @@
 </file>
 
 <file path=customXml/itemProps1.xml><?xml version="1.0" encoding="utf-8"?>
+<ds:datastoreItem xmlns:ds="http://schemas.openxmlformats.org/officeDocument/2006/customXml" ds:itemID="{59393987-0C0B-4D6F-A718-E27F3D924901}">
+  <ds:schemaRefs>
+    <ds:schemaRef ds:uri="http://schemas.microsoft.com/sharepoint/v3/contenttype/forms"/>
+  </ds:schemaRefs>
+</ds:datastoreItem>
+</file>
+
+<file path=customXml/itemProps2.xml><?xml version="1.0" encoding="utf-8"?>
 <ds:datastoreItem xmlns:ds="http://schemas.openxmlformats.org/officeDocument/2006/customXml" ds:itemID="{D6D565AC-DA50-4173-8B25-C149C30CFA36}">
   <ds:schemaRefs>
     <ds:schemaRef ds:uri="http://schemas.microsoft.com/office/2006/metadata/properties"/>
     <ds:schemaRef ds:uri="http://schemas.microsoft.com/office/infopath/2007/PartnerControls"/>
     <ds:schemaRef ds:uri="2169045f-e607-4534-844d-fccd73ad8fdf"/>
-  </ds:schemaRefs>
-</ds:datastoreItem>
-</file>
-
-<file path=customXml/itemProps2.xml><?xml version="1.0" encoding="utf-8"?>
-<ds:datastoreItem xmlns:ds="http://schemas.openxmlformats.org/officeDocument/2006/customXml" ds:itemID="{59393987-0C0B-4D6F-A718-E27F3D924901}">
-  <ds:schemaRefs>
-    <ds:schemaRef ds:uri="http://schemas.microsoft.com/sharepoint/v3/contenttype/forms"/>
   </ds:schemaRefs>
 </ds:datastoreItem>
 </file>

--- a/templates/contract-template.docx
+++ b/templates/contract-template.docx
@@ -1,6 +1,6 @@
 
 <file path=word/document.xml><?xml version="1.0" encoding="utf-8"?>
-<w:document xmlns:wpc="http://schemas.microsoft.com/office/word/2010/wordprocessingCanvas" xmlns:cx="http://schemas.microsoft.com/office/drawing/2014/chartex" xmlns:cx1="http://schemas.microsoft.com/office/drawing/2015/9/8/chartex" xmlns:cx2="http://schemas.microsoft.com/office/drawing/2015/10/21/chartex" xmlns:cx3="http://schemas.microsoft.com/office/drawing/2016/5/9/chartex" xmlns:cx4="http://schemas.microsoft.com/office/drawing/2016/5/10/chartex" xmlns:cx5="http://schemas.microsoft.com/office/drawing/2016/5/11/chartex" xmlns:cx6="http://schemas.microsoft.com/office/drawing/2016/5/12/chartex" xmlns:cx7="http://schemas.microsoft.com/office/drawing/2016/5/13/chartex" xmlns:cx8="http://schemas.microsoft.com/office/drawing/2016/5/14/chartex" xmlns:mc="http://schemas.openxmlformats.org/markup-compatibility/2006" xmlns:aink="http://schemas.microsoft.com/office/drawing/2016/ink" xmlns:am3d="http://schemas.microsoft.com/office/drawing/2017/model3d" xmlns:o="urn:schemas-microsoft-com:office:office" xmlns:oel="http://schemas.microsoft.com/office/2019/extlst" xmlns:r="http://schemas.openxmlformats.org/officeDocument/2006/relationships" xmlns:m="http://schemas.openxmlformats.org/officeDocument/2006/math" xmlns:v="urn:schemas-microsoft-com:vml" xmlns:wp14="http://schemas.microsoft.com/office/word/2010/wordprocessingDrawing" xmlns:wp="http://schemas.openxmlformats.org/drawingml/2006/wordprocessingDrawing" xmlns:w10="urn:schemas-microsoft-com:office:word" xmlns:w="http://schemas.openxmlformats.org/wordprocessingml/2006/main" xmlns:w14="http://schemas.microsoft.com/office/word/2010/wordml" xmlns:w15="http://schemas.microsoft.com/office/word/2012/wordml" xmlns:w16cex="http://schemas.microsoft.com/office/word/2018/wordml/cex" xmlns:w16cid="http://schemas.microsoft.com/office/word/2016/wordml/cid" xmlns:w16="http://schemas.microsoft.com/office/word/2018/wordml" xmlns:w16du="http://schemas.microsoft.com/office/word/2023/wordml/word16du" xmlns:w16sdtdh="http://schemas.microsoft.com/office/word/2020/wordml/sdtdatahash" xmlns:w16sdtfl="http://schemas.microsoft.com/office/word/2024/wordml/sdtformatlock" xmlns:w16se="http://schemas.microsoft.com/office/word/2015/wordml/symex" xmlns:wpg="http://schemas.microsoft.com/office/word/2010/wordprocessingGroup" xmlns:wpi="http://schemas.microsoft.com/office/word/2010/wordprocessingInk" xmlns:wne="http://schemas.microsoft.com/office/word/2006/wordml" xmlns:wps="http://schemas.microsoft.com/office/word/2010/wordprocessingShape" mc:Ignorable="w14 w15 w16se w16cid w16 w16cex w16sdtdh w16sdtfl w16du wp14">
+<w:document xmlns:wpc="http://schemas.microsoft.com/office/word/2010/wordprocessingCanvas" xmlns:cx="http://schemas.microsoft.com/office/drawing/2014/chartex" xmlns:cx1="http://schemas.microsoft.com/office/drawing/2015/9/8/chartex" xmlns:cx2="http://schemas.microsoft.com/office/drawing/2015/10/21/chartex" xmlns:cx3="http://schemas.microsoft.com/office/drawing/2016/5/9/chartex" xmlns:cx4="http://schemas.microsoft.com/office/drawing/2016/5/10/chartex" xmlns:cx5="http://schemas.microsoft.com/office/drawing/2016/5/11/chartex" xmlns:cx6="http://schemas.microsoft.com/office/drawing/2016/5/12/chartex" xmlns:cx7="http://schemas.microsoft.com/office/drawing/2016/5/13/chartex" xmlns:cx8="http://schemas.microsoft.com/office/drawing/2016/5/14/chartex" xmlns:mc="http://schemas.openxmlformats.org/markup-compatibility/2006" xmlns:aink="http://schemas.microsoft.com/office/drawing/2016/ink" xmlns:am3d="http://schemas.microsoft.com/office/drawing/2017/model3d" xmlns:o="urn:schemas-microsoft-com:office:office" xmlns:oel="http://schemas.microsoft.com/office/2019/extlst" xmlns:r="http://schemas.openxmlformats.org/officeDocument/2006/relationships" xmlns:m="http://schemas.openxmlformats.org/officeDocument/2006/math" xmlns:v="urn:schemas-microsoft-com:vml" xmlns:wp14="http://schemas.microsoft.com/office/word/2010/wordprocessingDrawing" xmlns:wp="http://schemas.openxmlformats.org/drawingml/2006/wordprocessingDrawing" xmlns:w10="urn:schemas-microsoft-com:office:word" xmlns:w="http://schemas.openxmlformats.org/wordprocessingml/2006/main" xmlns:w14="http://schemas.microsoft.com/office/word/2010/wordml" xmlns:w15="http://schemas.microsoft.com/office/word/2012/wordml" xmlns:w16cei="http://schemas.microsoft.com/office/word/2026/wordml/cei" xmlns:w16cex="http://schemas.microsoft.com/office/word/2018/wordml/cex" xmlns:w16cid="http://schemas.microsoft.com/office/word/2016/wordml/cid" xmlns:w16="http://schemas.microsoft.com/office/word/2018/wordml" xmlns:w16du="http://schemas.microsoft.com/office/word/2023/wordml/word16du" xmlns:w16sdtdh="http://schemas.microsoft.com/office/word/2020/wordml/sdtdatahash" xmlns:w16sdtfl="http://schemas.microsoft.com/office/word/2024/wordml/sdtformatlock" xmlns:w16se="http://schemas.microsoft.com/office/word/2015/wordml/symex" xmlns:wpg="http://schemas.microsoft.com/office/word/2010/wordprocessingGroup" xmlns:wpi="http://schemas.microsoft.com/office/word/2010/wordprocessingInk" xmlns:wne="http://schemas.microsoft.com/office/word/2006/wordml" xmlns:wps="http://schemas.microsoft.com/office/word/2010/wordprocessingShape" mc:Ignorable="w14 w15 w16se w16cid w16 w16cex w16sdtdh w16sdtfl w16du wp14">
   <w:body>
     <w:p>
       <w:pPr>
@@ -108,13 +108,10 @@
           <w:szCs w:val="20"/>
           <w:lang w:val="en-US" w:eastAsia="en-US"/>
         </w:rPr>
-        <w:t>{{contractorName}}</w:t>
-      </w:r>
-    </w:p>
-    <w:p>
-      <w:pPr>
-        <w:pStyle w:val="Heading2"/>
-        <w:spacing w:before="0" w:after="0" w:line="240" w:lineRule="auto"/>
+        <w:t>{{</w:t>
+      </w:r>
+      <w:proofErr w:type="spellStart"/>
+      <w:r>
         <w:rPr>
           <w:rFonts w:ascii="Aptos" w:eastAsiaTheme="minorHAnsi" w:hAnsi="Aptos" w:cstheme="minorBidi"/>
           <w:b w:val="0"/>
@@ -124,7 +121,9 @@
           <w:szCs w:val="20"/>
           <w:lang w:val="en-US" w:eastAsia="en-US"/>
         </w:rPr>
-      </w:pPr>
+        <w:t>contractorName</w:t>
+      </w:r>
+      <w:proofErr w:type="spellEnd"/>
       <w:r>
         <w:rPr>
           <w:rFonts w:ascii="Aptos" w:eastAsiaTheme="minorHAnsi" w:hAnsi="Aptos" w:cstheme="minorBidi"/>
@@ -135,7 +134,7 @@
           <w:szCs w:val="20"/>
           <w:lang w:val="en-US" w:eastAsia="en-US"/>
         </w:rPr>
-        <w:t>{{contractorAddress1}}</w:t>
+        <w:t>}}</w:t>
       </w:r>
     </w:p>
     <w:p>
@@ -162,7 +161,7 @@
           <w:szCs w:val="20"/>
           <w:lang w:val="en-US" w:eastAsia="en-US"/>
         </w:rPr>
-        <w:t>{{contractorAddress2}}</w:t>
+        <w:t>{{contractorAddress1}}</w:t>
       </w:r>
     </w:p>
     <w:p>
@@ -179,11 +178,7 @@
           <w:lang w:val="en-US" w:eastAsia="en-US"/>
         </w:rPr>
       </w:pPr>
-    </w:p>
-    <w:p>
-      <w:pPr>
-        <w:pStyle w:val="Heading2"/>
-        <w:spacing w:before="0" w:after="0" w:line="240" w:lineRule="auto"/>
+      <w:r>
         <w:rPr>
           <w:rFonts w:ascii="Aptos" w:eastAsiaTheme="minorHAnsi" w:hAnsi="Aptos" w:cstheme="minorBidi"/>
           <w:b w:val="0"/>
@@ -193,8 +188,13 @@
           <w:szCs w:val="20"/>
           <w:lang w:val="en-US" w:eastAsia="en-US"/>
         </w:rPr>
-      </w:pPr>
-      <w:r>
+        <w:t>{{contractorAddress2}}</w:t>
+      </w:r>
+    </w:p>
+    <w:p>
+      <w:pPr>
+        <w:pStyle w:val="Heading2"/>
+        <w:spacing w:before="0" w:after="0" w:line="240" w:lineRule="auto"/>
         <w:rPr>
           <w:rFonts w:ascii="Aptos" w:eastAsiaTheme="minorHAnsi" w:hAnsi="Aptos" w:cstheme="minorBidi"/>
           <w:b w:val="0"/>
@@ -204,9 +204,62 @@
           <w:szCs w:val="20"/>
           <w:lang w:val="en-US" w:eastAsia="en-US"/>
         </w:rPr>
-        <w:t>{{todaysDate}}</w:t>
-      </w:r>
-    </w:p>
+      </w:pPr>
+    </w:p>
+    <w:p>
+      <w:pPr>
+        <w:pStyle w:val="Heading2"/>
+        <w:spacing w:before="0" w:after="0" w:line="240" w:lineRule="auto"/>
+        <w:rPr>
+          <w:rFonts w:ascii="Aptos" w:eastAsiaTheme="minorHAnsi" w:hAnsi="Aptos" w:cstheme="minorBidi"/>
+          <w:b w:val="0"/>
+          <w:bCs w:val="0"/>
+          <w:iCs w:val="0"/>
+          <w:sz w:val="20"/>
+          <w:szCs w:val="20"/>
+          <w:lang w:val="en-US" w:eastAsia="en-US"/>
+        </w:rPr>
+      </w:pPr>
+      <w:r>
+        <w:rPr>
+          <w:rFonts w:ascii="Aptos" w:eastAsiaTheme="minorHAnsi" w:hAnsi="Aptos" w:cstheme="minorBidi"/>
+          <w:b w:val="0"/>
+          <w:bCs w:val="0"/>
+          <w:iCs w:val="0"/>
+          <w:sz w:val="20"/>
+          <w:szCs w:val="20"/>
+          <w:lang w:val="en-US" w:eastAsia="en-US"/>
+        </w:rPr>
+        <w:t>{{</w:t>
+      </w:r>
+      <w:proofErr w:type="spellStart"/>
+      <w:r>
+        <w:rPr>
+          <w:rFonts w:ascii="Aptos" w:eastAsiaTheme="minorHAnsi" w:hAnsi="Aptos" w:cstheme="minorBidi"/>
+          <w:b w:val="0"/>
+          <w:bCs w:val="0"/>
+          <w:iCs w:val="0"/>
+          <w:sz w:val="20"/>
+          <w:szCs w:val="20"/>
+          <w:lang w:val="en-US" w:eastAsia="en-US"/>
+        </w:rPr>
+        <w:t>todaysDate</w:t>
+      </w:r>
+      <w:proofErr w:type="spellEnd"/>
+      <w:r>
+        <w:rPr>
+          <w:rFonts w:ascii="Aptos" w:eastAsiaTheme="minorHAnsi" w:hAnsi="Aptos" w:cstheme="minorBidi"/>
+          <w:b w:val="0"/>
+          <w:bCs w:val="0"/>
+          <w:iCs w:val="0"/>
+          <w:sz w:val="20"/>
+          <w:szCs w:val="20"/>
+          <w:lang w:val="en-US" w:eastAsia="en-US"/>
+        </w:rPr>
+        <w:t>}}</w:t>
+      </w:r>
+    </w:p>
+    <w:p/>
     <w:p>
       <w:pPr>
         <w:jc w:val="both"/>
@@ -216,6 +269,48 @@
           <w:szCs w:val="20"/>
         </w:rPr>
       </w:pPr>
+      <w:r>
+        <w:rPr>
+          <w:rFonts w:ascii="Aptos" w:hAnsi="Aptos"/>
+          <w:sz w:val="20"/>
+          <w:szCs w:val="20"/>
+        </w:rPr>
+        <w:t xml:space="preserve">Dear </w:t>
+      </w:r>
+      <w:r>
+        <w:rPr>
+          <w:rFonts w:ascii="Aptos" w:hAnsi="Aptos"/>
+          <w:sz w:val="20"/>
+          <w:szCs w:val="20"/>
+        </w:rPr>
+        <w:t>{{</w:t>
+      </w:r>
+      <w:proofErr w:type="spellStart"/>
+      <w:r>
+        <w:rPr>
+          <w:rFonts w:ascii="Aptos" w:hAnsi="Aptos"/>
+          <w:sz w:val="20"/>
+          <w:szCs w:val="20"/>
+        </w:rPr>
+        <w:t>contractorFirstName</w:t>
+      </w:r>
+      <w:proofErr w:type="spellEnd"/>
+      <w:r>
+        <w:rPr>
+          <w:rFonts w:ascii="Aptos" w:hAnsi="Aptos"/>
+          <w:sz w:val="20"/>
+          <w:szCs w:val="20"/>
+        </w:rPr>
+        <w:t>}}</w:t>
+      </w:r>
+      <w:r>
+        <w:rPr>
+          <w:rFonts w:ascii="Aptos" w:hAnsi="Aptos"/>
+          <w:sz w:val="20"/>
+          <w:szCs w:val="20"/>
+        </w:rPr>
+        <w:t>,</w:t>
+      </w:r>
     </w:p>
     <w:p>
       <w:pPr>
@@ -232,23 +327,7 @@
           <w:sz w:val="20"/>
           <w:szCs w:val="20"/>
         </w:rPr>
-        <w:t>Congratulations</w:t>
-      </w:r>
-      <w:r>
-        <w:rPr>
-          <w:rFonts w:ascii="Aptos" w:hAnsi="Aptos"/>
-          <w:sz w:val="20"/>
-          <w:szCs w:val="20"/>
-        </w:rPr>
-        <w:t xml:space="preserve"> {{contractorFirstName}}</w:t>
-      </w:r>
-      <w:r>
-        <w:rPr>
-          <w:rFonts w:ascii="Aptos" w:hAnsi="Aptos"/>
-          <w:sz w:val="20"/>
-          <w:szCs w:val="20"/>
-        </w:rPr>
-        <w:t xml:space="preserve">! </w:t>
+        <w:t xml:space="preserve">Congratulations! </w:t>
       </w:r>
       <w:r>
         <w:rPr>
@@ -272,7 +351,7 @@
           <w:sz w:val="20"/>
           <w:szCs w:val="20"/>
         </w:rPr>
-        <w:t>excited</w:t>
+        <w:t>pleased</w:t>
       </w:r>
       <w:r>
         <w:rPr>
@@ -312,15 +391,109 @@
           <w:sz w:val="20"/>
           <w:szCs w:val="20"/>
         </w:rPr>
-        <w:t xml:space="preserve">offer </w:t>
-      </w:r>
-      <w:r>
-        <w:rPr>
-          <w:rFonts w:ascii="Aptos" w:hAnsi="Aptos"/>
-          <w:sz w:val="20"/>
-          <w:szCs w:val="20"/>
-        </w:rPr>
-        <w:t xml:space="preserve">at {{facilityName}}. </w:t>
+        <w:t>offer</w:t>
+      </w:r>
+      <w:r>
+        <w:rPr>
+          <w:rFonts w:ascii="Aptos" w:hAnsi="Aptos"/>
+          <w:sz w:val="20"/>
+          <w:szCs w:val="20"/>
+        </w:rPr>
+        <w:t xml:space="preserve"> as a </w:t>
+      </w:r>
+      <w:r>
+        <w:rPr>
+          <w:rFonts w:ascii="Aptos" w:hAnsi="Aptos"/>
+          <w:sz w:val="20"/>
+          <w:szCs w:val="20"/>
+        </w:rPr>
+        <w:t>{{</w:t>
+      </w:r>
+      <w:proofErr w:type="spellStart"/>
+      <w:r>
+        <w:rPr>
+          <w:rFonts w:ascii="Aptos" w:hAnsi="Aptos"/>
+          <w:sz w:val="20"/>
+          <w:szCs w:val="20"/>
+        </w:rPr>
+        <w:t>jobTitle</w:t>
+      </w:r>
+      <w:proofErr w:type="spellEnd"/>
+      <w:r>
+        <w:rPr>
+          <w:rFonts w:ascii="Aptos" w:hAnsi="Aptos"/>
+          <w:sz w:val="20"/>
+          <w:szCs w:val="20"/>
+        </w:rPr>
+        <w:t>}}</w:t>
+      </w:r>
+      <w:r>
+        <w:rPr>
+          <w:rFonts w:ascii="Aptos" w:hAnsi="Aptos"/>
+          <w:sz w:val="20"/>
+          <w:szCs w:val="20"/>
+        </w:rPr>
+        <w:t xml:space="preserve"> with Trailblazer Staffing Solutions, </w:t>
+      </w:r>
+      <w:r>
+        <w:rPr>
+          <w:rFonts w:ascii="Aptos" w:hAnsi="Aptos"/>
+          <w:sz w:val="20"/>
+          <w:szCs w:val="20"/>
+        </w:rPr>
+        <w:t>at</w:t>
+      </w:r>
+      <w:r>
+        <w:rPr>
+          <w:rFonts w:ascii="Aptos" w:hAnsi="Aptos"/>
+          <w:sz w:val="20"/>
+          <w:szCs w:val="20"/>
+        </w:rPr>
+        <w:t xml:space="preserve"> our client’s </w:t>
+      </w:r>
+      <w:proofErr w:type="gramStart"/>
+      <w:r>
+        <w:rPr>
+          <w:rFonts w:ascii="Aptos" w:hAnsi="Aptos"/>
+          <w:sz w:val="20"/>
+          <w:szCs w:val="20"/>
+        </w:rPr>
+        <w:t>facility,</w:t>
+      </w:r>
+      <w:r>
+        <w:rPr>
+          <w:rFonts w:ascii="Aptos" w:hAnsi="Aptos"/>
+          <w:sz w:val="20"/>
+          <w:szCs w:val="20"/>
+        </w:rPr>
+        <w:t xml:space="preserve"> {{</w:t>
+      </w:r>
+      <w:proofErr w:type="spellStart"/>
+      <w:r>
+        <w:rPr>
+          <w:rFonts w:ascii="Aptos" w:hAnsi="Aptos"/>
+          <w:sz w:val="20"/>
+          <w:szCs w:val="20"/>
+        </w:rPr>
+        <w:t>facilityName</w:t>
+      </w:r>
+      <w:proofErr w:type="spellEnd"/>
+      <w:r>
+        <w:rPr>
+          <w:rFonts w:ascii="Aptos" w:hAnsi="Aptos"/>
+          <w:sz w:val="20"/>
+          <w:szCs w:val="20"/>
+        </w:rPr>
+        <w:t>}}.</w:t>
+      </w:r>
+      <w:proofErr w:type="gramEnd"/>
+      <w:r>
+        <w:rPr>
+          <w:rFonts w:ascii="Aptos" w:hAnsi="Aptos"/>
+          <w:sz w:val="20"/>
+          <w:szCs w:val="20"/>
+        </w:rPr>
+        <w:t xml:space="preserve"> </w:t>
       </w:r>
       <w:r>
         <w:rPr>
@@ -368,95 +541,7 @@
           <w:sz w:val="20"/>
           <w:szCs w:val="20"/>
         </w:rPr>
-        <w:t xml:space="preserve">Failure to </w:t>
-      </w:r>
-      <w:r>
-        <w:rPr>
-          <w:rFonts w:ascii="Aptos" w:hAnsi="Aptos"/>
-          <w:sz w:val="20"/>
-          <w:szCs w:val="20"/>
-        </w:rPr>
-        <w:t>complete</w:t>
-      </w:r>
-      <w:r>
-        <w:rPr>
-          <w:rFonts w:ascii="Aptos" w:hAnsi="Aptos"/>
-          <w:sz w:val="20"/>
-          <w:szCs w:val="20"/>
-        </w:rPr>
-        <w:t xml:space="preserve"> </w:t>
-      </w:r>
-      <w:r>
-        <w:rPr>
-          <w:rFonts w:ascii="Aptos" w:hAnsi="Aptos"/>
-          <w:sz w:val="20"/>
-          <w:szCs w:val="20"/>
-        </w:rPr>
-        <w:t>these</w:t>
-      </w:r>
-      <w:r>
-        <w:rPr>
-          <w:rFonts w:ascii="Aptos" w:hAnsi="Aptos"/>
-          <w:sz w:val="20"/>
-          <w:szCs w:val="20"/>
-        </w:rPr>
-        <w:t xml:space="preserve"> </w:t>
-      </w:r>
-      <w:r>
-        <w:rPr>
-          <w:rFonts w:ascii="Aptos" w:hAnsi="Aptos"/>
-          <w:sz w:val="20"/>
-          <w:szCs w:val="20"/>
-        </w:rPr>
-        <w:t>requirements</w:t>
-      </w:r>
-      <w:r>
-        <w:rPr>
-          <w:rFonts w:ascii="Aptos" w:hAnsi="Aptos"/>
-          <w:sz w:val="20"/>
-          <w:szCs w:val="20"/>
-        </w:rPr>
-        <w:t xml:space="preserve"> </w:t>
-      </w:r>
-      <w:r>
-        <w:rPr>
-          <w:rFonts w:ascii="Aptos" w:hAnsi="Aptos"/>
-          <w:sz w:val="20"/>
-          <w:szCs w:val="20"/>
-        </w:rPr>
-        <w:t>may</w:t>
-      </w:r>
-      <w:r>
-        <w:rPr>
-          <w:rFonts w:ascii="Aptos" w:hAnsi="Aptos"/>
-          <w:sz w:val="20"/>
-          <w:szCs w:val="20"/>
-        </w:rPr>
-        <w:t xml:space="preserve"> result in immediate withdrawal of this offer. </w:t>
-      </w:r>
-      <w:r>
-        <w:rPr>
-          <w:rFonts w:ascii="Aptos" w:hAnsi="Aptos"/>
-          <w:sz w:val="20"/>
-          <w:szCs w:val="20"/>
-        </w:rPr>
-        <w:t xml:space="preserve">Completion of these items is a prerequisite </w:t>
-      </w:r>
-      <w:r>
-        <w:rPr>
-          <w:rFonts w:ascii="Aptos" w:hAnsi="Aptos"/>
-          <w:sz w:val="20"/>
-          <w:szCs w:val="20"/>
-        </w:rPr>
-        <w:t>for</w:t>
-      </w:r>
-      <w:r>
-        <w:rPr>
-          <w:rFonts w:ascii="Aptos" w:hAnsi="Aptos"/>
-          <w:sz w:val="20"/>
-          <w:szCs w:val="20"/>
-        </w:rPr>
-        <w:t xml:space="preserve"> employment and therefore not compensable.</w:t>
+        <w:t>Failure to complete all tests successfully will result in the immediate withdrawal of this offer. Participation in all tests and assessments is considered part of the pre-employment qualification process and is not eligible for compensation.</w:t>
       </w:r>
     </w:p>
     <w:p>
@@ -584,7 +669,27 @@
           <w:szCs w:val="20"/>
           <w:lang w:val="en-US"/>
         </w:rPr>
-        <w:t>{{jobTitle}}</w:t>
+        <w:t>{{</w:t>
+      </w:r>
+      <w:proofErr w:type="spellStart"/>
+      <w:r>
+        <w:rPr>
+          <w:rFonts w:ascii="Aptos" w:hAnsi="Aptos"/>
+          <w:sz w:val="20"/>
+          <w:szCs w:val="20"/>
+          <w:lang w:val="en-US"/>
+        </w:rPr>
+        <w:t>jobTitle</w:t>
+      </w:r>
+      <w:proofErr w:type="spellEnd"/>
+      <w:r>
+        <w:rPr>
+          <w:rFonts w:ascii="Aptos" w:hAnsi="Aptos"/>
+          <w:sz w:val="20"/>
+          <w:szCs w:val="20"/>
+          <w:lang w:val="en-US"/>
+        </w:rPr>
+        <w:t>}}</w:t>
       </w:r>
     </w:p>
     <w:p>
@@ -645,7 +750,27 @@
           <w:szCs w:val="20"/>
           <w:lang w:val="en-US"/>
         </w:rPr>
-        <w:t>{{startDate}}</w:t>
+        <w:t>{{</w:t>
+      </w:r>
+      <w:proofErr w:type="spellStart"/>
+      <w:r>
+        <w:rPr>
+          <w:rFonts w:ascii="Aptos" w:hAnsi="Aptos" w:cstheme="minorHAnsi"/>
+          <w:sz w:val="20"/>
+          <w:szCs w:val="20"/>
+          <w:lang w:val="en-US"/>
+        </w:rPr>
+        <w:t>startDate</w:t>
+      </w:r>
+      <w:proofErr w:type="spellEnd"/>
+      <w:r>
+        <w:rPr>
+          <w:rFonts w:ascii="Aptos" w:hAnsi="Aptos" w:cstheme="minorHAnsi"/>
+          <w:sz w:val="20"/>
+          <w:szCs w:val="20"/>
+          <w:lang w:val="en-US"/>
+        </w:rPr>
+        <w:t>}}</w:t>
       </w:r>
     </w:p>
     <w:p>
@@ -706,7 +831,27 @@
           <w:szCs w:val="20"/>
           <w:lang w:val="en-US"/>
         </w:rPr>
-        <w:t>{{endDate}}</w:t>
+        <w:t>{{</w:t>
+      </w:r>
+      <w:proofErr w:type="spellStart"/>
+      <w:r>
+        <w:rPr>
+          <w:rFonts w:ascii="Aptos" w:hAnsi="Aptos" w:cstheme="minorHAnsi"/>
+          <w:sz w:val="20"/>
+          <w:szCs w:val="20"/>
+          <w:lang w:val="en-US"/>
+        </w:rPr>
+        <w:t>endDate</w:t>
+      </w:r>
+      <w:proofErr w:type="spellEnd"/>
+      <w:r>
+        <w:rPr>
+          <w:rFonts w:ascii="Aptos" w:hAnsi="Aptos" w:cstheme="minorHAnsi"/>
+          <w:sz w:val="20"/>
+          <w:szCs w:val="20"/>
+          <w:lang w:val="en-US"/>
+        </w:rPr>
+        <w:t>}}</w:t>
       </w:r>
     </w:p>
     <w:p>
@@ -767,7 +912,27 @@
           <w:szCs w:val="20"/>
           <w:lang w:val="en-US"/>
         </w:rPr>
-        <w:t>{{assignmentWeeks}}</w:t>
+        <w:t>{{</w:t>
+      </w:r>
+      <w:proofErr w:type="spellStart"/>
+      <w:r>
+        <w:rPr>
+          <w:rFonts w:ascii="Aptos" w:hAnsi="Aptos" w:cstheme="minorHAnsi"/>
+          <w:sz w:val="20"/>
+          <w:szCs w:val="20"/>
+          <w:lang w:val="en-US"/>
+        </w:rPr>
+        <w:t>assignmentWeeks</w:t>
+      </w:r>
+      <w:proofErr w:type="spellEnd"/>
+      <w:r>
+        <w:rPr>
+          <w:rFonts w:ascii="Aptos" w:hAnsi="Aptos" w:cstheme="minorHAnsi"/>
+          <w:sz w:val="20"/>
+          <w:szCs w:val="20"/>
+          <w:lang w:val="en-US"/>
+        </w:rPr>
+        <w:t>}}</w:t>
       </w:r>
     </w:p>
     <w:p>
@@ -828,7 +993,27 @@
           <w:szCs w:val="20"/>
           <w:lang w:val="en-US"/>
         </w:rPr>
-        <w:t>{{scheduleLine}}</w:t>
+        <w:t>{{</w:t>
+      </w:r>
+      <w:proofErr w:type="spellStart"/>
+      <w:r>
+        <w:rPr>
+          <w:rFonts w:ascii="Aptos" w:hAnsi="Aptos" w:cstheme="minorHAnsi"/>
+          <w:sz w:val="20"/>
+          <w:szCs w:val="20"/>
+          <w:lang w:val="en-US"/>
+        </w:rPr>
+        <w:t>scheduleLine</w:t>
+      </w:r>
+      <w:proofErr w:type="spellEnd"/>
+      <w:r>
+        <w:rPr>
+          <w:rFonts w:ascii="Aptos" w:hAnsi="Aptos" w:cstheme="minorHAnsi"/>
+          <w:sz w:val="20"/>
+          <w:szCs w:val="20"/>
+          <w:lang w:val="en-US"/>
+        </w:rPr>
+        <w:t>}}</w:t>
       </w:r>
     </w:p>
     <w:p>
@@ -909,7 +1094,27 @@
           <w:szCs w:val="20"/>
           <w:lang w:val="en-US"/>
         </w:rPr>
-        <w:t>{{hoursPerWeek}}</w:t>
+        <w:t>{{</w:t>
+      </w:r>
+      <w:proofErr w:type="spellStart"/>
+      <w:r>
+        <w:rPr>
+          <w:rFonts w:ascii="Aptos" w:hAnsi="Aptos" w:cstheme="minorHAnsi"/>
+          <w:sz w:val="20"/>
+          <w:szCs w:val="20"/>
+          <w:lang w:val="en-US"/>
+        </w:rPr>
+        <w:t>hoursPerWeek</w:t>
+      </w:r>
+      <w:proofErr w:type="spellEnd"/>
+      <w:r>
+        <w:rPr>
+          <w:rFonts w:ascii="Aptos" w:hAnsi="Aptos" w:cstheme="minorHAnsi"/>
+          <w:sz w:val="20"/>
+          <w:szCs w:val="20"/>
+          <w:lang w:val="en-US"/>
+        </w:rPr>
+        <w:t>}}</w:t>
       </w:r>
       <w:r>
         <w:rPr>
@@ -1068,7 +1273,27 @@
           <w:szCs w:val="20"/>
           <w:lang w:val="en-US"/>
         </w:rPr>
-        <w:t>{{requestedTimeOff}}</w:t>
+        <w:t>{{</w:t>
+      </w:r>
+      <w:proofErr w:type="spellStart"/>
+      <w:r>
+        <w:rPr>
+          <w:rFonts w:ascii="Aptos" w:hAnsi="Aptos" w:cstheme="minorHAnsi"/>
+          <w:sz w:val="20"/>
+          <w:szCs w:val="20"/>
+          <w:lang w:val="en-US"/>
+        </w:rPr>
+        <w:t>requestedTimeOff</w:t>
+      </w:r>
+      <w:proofErr w:type="spellEnd"/>
+      <w:r>
+        <w:rPr>
+          <w:rFonts w:ascii="Aptos" w:hAnsi="Aptos" w:cstheme="minorHAnsi"/>
+          <w:sz w:val="20"/>
+          <w:szCs w:val="20"/>
+          <w:lang w:val="en-US"/>
+        </w:rPr>
+        <w:t>}}</w:t>
       </w:r>
     </w:p>
     <w:p>
@@ -1154,7 +1379,27 @@
           <w:szCs w:val="20"/>
           <w:lang w:val="en-US"/>
         </w:rPr>
-        <w:t>{{weeklyGross}}</w:t>
+        <w:t>{{</w:t>
+      </w:r>
+      <w:proofErr w:type="spellStart"/>
+      <w:r>
+        <w:rPr>
+          <w:rFonts w:ascii="Aptos" w:hAnsi="Aptos" w:cstheme="minorHAnsi"/>
+          <w:sz w:val="20"/>
+          <w:szCs w:val="20"/>
+          <w:lang w:val="en-US"/>
+        </w:rPr>
+        <w:t>weeklyGross</w:t>
+      </w:r>
+      <w:proofErr w:type="spellEnd"/>
+      <w:r>
+        <w:rPr>
+          <w:rFonts w:ascii="Aptos" w:hAnsi="Aptos" w:cstheme="minorHAnsi"/>
+          <w:sz w:val="20"/>
+          <w:szCs w:val="20"/>
+          <w:lang w:val="en-US"/>
+        </w:rPr>
+        <w:t>}}</w:t>
       </w:r>
     </w:p>
     <w:p>
@@ -1215,7 +1460,27 @@
           <w:szCs w:val="20"/>
           <w:lang w:val="en-US"/>
         </w:rPr>
-        <w:t>{{taxableHourly}}</w:t>
+        <w:t>{{</w:t>
+      </w:r>
+      <w:proofErr w:type="spellStart"/>
+      <w:r>
+        <w:rPr>
+          <w:rFonts w:ascii="Aptos" w:hAnsi="Aptos" w:cstheme="minorHAnsi"/>
+          <w:sz w:val="20"/>
+          <w:szCs w:val="20"/>
+          <w:lang w:val="en-US"/>
+        </w:rPr>
+        <w:t>taxableHourly</w:t>
+      </w:r>
+      <w:proofErr w:type="spellEnd"/>
+      <w:r>
+        <w:rPr>
+          <w:rFonts w:ascii="Aptos" w:hAnsi="Aptos" w:cstheme="minorHAnsi"/>
+          <w:sz w:val="20"/>
+          <w:szCs w:val="20"/>
+          <w:lang w:val="en-US"/>
+        </w:rPr>
+        <w:t>}}</w:t>
       </w:r>
     </w:p>
     <w:p>
@@ -1349,7 +1614,27 @@
           <w:szCs w:val="20"/>
           <w:lang w:val="en-US"/>
         </w:rPr>
-        <w:t>{{chargeRate}} taxed</w:t>
+        <w:t>{{</w:t>
+      </w:r>
+      <w:proofErr w:type="spellStart"/>
+      <w:r>
+        <w:rPr>
+          <w:rFonts w:ascii="Aptos" w:hAnsi="Aptos" w:cstheme="minorHAnsi"/>
+          <w:sz w:val="20"/>
+          <w:szCs w:val="20"/>
+          <w:lang w:val="en-US"/>
+        </w:rPr>
+        <w:t>chargeRate</w:t>
+      </w:r>
+      <w:proofErr w:type="spellEnd"/>
+      <w:r>
+        <w:rPr>
+          <w:rFonts w:ascii="Aptos" w:hAnsi="Aptos" w:cstheme="minorHAnsi"/>
+          <w:sz w:val="20"/>
+          <w:szCs w:val="20"/>
+          <w:lang w:val="en-US"/>
+        </w:rPr>
+        <w:t>}} taxed</w:t>
       </w:r>
     </w:p>
     <w:p>
@@ -1404,7 +1689,27 @@
           <w:szCs w:val="20"/>
           <w:lang w:val="en-US"/>
         </w:rPr>
-        <w:t>{{onCallPay}} taxed</w:t>
+        <w:t>{{</w:t>
+      </w:r>
+      <w:proofErr w:type="spellStart"/>
+      <w:r>
+        <w:rPr>
+          <w:rFonts w:ascii="Aptos" w:hAnsi="Aptos" w:cstheme="minorHAnsi"/>
+          <w:sz w:val="20"/>
+          <w:szCs w:val="20"/>
+          <w:lang w:val="en-US"/>
+        </w:rPr>
+        <w:t>onCallPay</w:t>
+      </w:r>
+      <w:proofErr w:type="spellEnd"/>
+      <w:r>
+        <w:rPr>
+          <w:rFonts w:ascii="Aptos" w:hAnsi="Aptos" w:cstheme="minorHAnsi"/>
+          <w:sz w:val="20"/>
+          <w:szCs w:val="20"/>
+          <w:lang w:val="en-US"/>
+        </w:rPr>
+        <w:t>}} taxed</w:t>
       </w:r>
     </w:p>
     <w:p>
@@ -1459,7 +1764,27 @@
           <w:szCs w:val="20"/>
           <w:lang w:val="en-US"/>
         </w:rPr>
-        <w:t>{{callBackRate}} taxed</w:t>
+        <w:t>{{</w:t>
+      </w:r>
+      <w:proofErr w:type="spellStart"/>
+      <w:r>
+        <w:rPr>
+          <w:rFonts w:ascii="Aptos" w:hAnsi="Aptos" w:cstheme="minorHAnsi"/>
+          <w:sz w:val="20"/>
+          <w:szCs w:val="20"/>
+          <w:lang w:val="en-US"/>
+        </w:rPr>
+        <w:t>callBackRate</w:t>
+      </w:r>
+      <w:proofErr w:type="spellEnd"/>
+      <w:r>
+        <w:rPr>
+          <w:rFonts w:ascii="Aptos" w:hAnsi="Aptos" w:cstheme="minorHAnsi"/>
+          <w:sz w:val="20"/>
+          <w:szCs w:val="20"/>
+          <w:lang w:val="en-US"/>
+        </w:rPr>
+        <w:t>}} taxed</w:t>
       </w:r>
     </w:p>
     <w:p>
@@ -1518,7 +1843,27 @@
           <w:szCs w:val="20"/>
           <w:lang w:val="en-US"/>
         </w:rPr>
-        <w:t>{{overtimeRate}} taxed</w:t>
+        <w:t>{{</w:t>
+      </w:r>
+      <w:proofErr w:type="spellStart"/>
+      <w:r>
+        <w:rPr>
+          <w:rFonts w:ascii="Aptos" w:hAnsi="Aptos" w:cstheme="minorHAnsi"/>
+          <w:sz w:val="20"/>
+          <w:szCs w:val="20"/>
+          <w:lang w:val="en-US"/>
+        </w:rPr>
+        <w:t>overtimeRate</w:t>
+      </w:r>
+      <w:proofErr w:type="spellEnd"/>
+      <w:r>
+        <w:rPr>
+          <w:rFonts w:ascii="Aptos" w:hAnsi="Aptos" w:cstheme="minorHAnsi"/>
+          <w:sz w:val="20"/>
+          <w:szCs w:val="20"/>
+          <w:lang w:val="en-US"/>
+        </w:rPr>
+        <w:t>}} taxed</w:t>
       </w:r>
     </w:p>
     <w:p>
@@ -1579,7 +1924,27 @@
           <w:szCs w:val="20"/>
           <w:lang w:val="en-US"/>
         </w:rPr>
-        <w:t>{{holidayRate}} taxed</w:t>
+        <w:t>{{</w:t>
+      </w:r>
+      <w:proofErr w:type="spellStart"/>
+      <w:r>
+        <w:rPr>
+          <w:rFonts w:ascii="Aptos" w:hAnsi="Aptos" w:cstheme="minorHAnsi"/>
+          <w:sz w:val="20"/>
+          <w:szCs w:val="20"/>
+          <w:lang w:val="en-US"/>
+        </w:rPr>
+        <w:t>holidayRate</w:t>
+      </w:r>
+      <w:proofErr w:type="spellEnd"/>
+      <w:r>
+        <w:rPr>
+          <w:rFonts w:ascii="Aptos" w:hAnsi="Aptos" w:cstheme="minorHAnsi"/>
+          <w:sz w:val="20"/>
+          <w:szCs w:val="20"/>
+          <w:lang w:val="en-US"/>
+        </w:rPr>
+        <w:t>}} taxed</w:t>
       </w:r>
     </w:p>
     <w:p>
@@ -1640,7 +2005,27 @@
           <w:szCs w:val="20"/>
           <w:lang w:val="en-US"/>
         </w:rPr>
-        <w:t>{{extensionBonus}}</w:t>
+        <w:t>{{</w:t>
+      </w:r>
+      <w:proofErr w:type="spellStart"/>
+      <w:r>
+        <w:rPr>
+          <w:rFonts w:ascii="Aptos" w:hAnsi="Aptos" w:cstheme="minorHAnsi"/>
+          <w:sz w:val="20"/>
+          <w:szCs w:val="20"/>
+          <w:lang w:val="en-US"/>
+        </w:rPr>
+        <w:t>extensionBonus</w:t>
+      </w:r>
+      <w:proofErr w:type="spellEnd"/>
+      <w:r>
+        <w:rPr>
+          <w:rFonts w:ascii="Aptos" w:hAnsi="Aptos" w:cstheme="minorHAnsi"/>
+          <w:sz w:val="20"/>
+          <w:szCs w:val="20"/>
+          <w:lang w:val="en-US"/>
+        </w:rPr>
+        <w:t>}}</w:t>
       </w:r>
     </w:p>
     <w:p>
@@ -1740,7 +2125,27 @@
           <w:szCs w:val="20"/>
           <w:lang w:val="en-US"/>
         </w:rPr>
-        <w:t>{{facilityName}}</w:t>
+        <w:t>{{</w:t>
+      </w:r>
+      <w:proofErr w:type="spellStart"/>
+      <w:r>
+        <w:rPr>
+          <w:rFonts w:ascii="Aptos" w:hAnsi="Aptos"/>
+          <w:sz w:val="20"/>
+          <w:szCs w:val="20"/>
+          <w:lang w:val="en-US"/>
+        </w:rPr>
+        <w:t>facilityName</w:t>
+      </w:r>
+      <w:proofErr w:type="spellEnd"/>
+      <w:r>
+        <w:rPr>
+          <w:rFonts w:ascii="Aptos" w:hAnsi="Aptos"/>
+          <w:sz w:val="20"/>
+          <w:szCs w:val="20"/>
+          <w:lang w:val="en-US"/>
+        </w:rPr>
+        <w:t>}}</w:t>
       </w:r>
     </w:p>
     <w:p>
@@ -1817,7 +2222,27 @@
           <w:szCs w:val="20"/>
           <w:lang w:val="en-US"/>
         </w:rPr>
-        <w:t>{{facilityAddress}}</w:t>
+        <w:t>{{</w:t>
+      </w:r>
+      <w:proofErr w:type="spellStart"/>
+      <w:r>
+        <w:rPr>
+          <w:rFonts w:ascii="Aptos" w:hAnsi="Aptos"/>
+          <w:sz w:val="20"/>
+          <w:szCs w:val="20"/>
+          <w:lang w:val="en-US"/>
+        </w:rPr>
+        <w:t>facilityAddress</w:t>
+      </w:r>
+      <w:proofErr w:type="spellEnd"/>
+      <w:r>
+        <w:rPr>
+          <w:rFonts w:ascii="Aptos" w:hAnsi="Aptos"/>
+          <w:sz w:val="20"/>
+          <w:szCs w:val="20"/>
+          <w:lang w:val="en-US"/>
+        </w:rPr>
+        <w:t>}}</w:t>
       </w:r>
     </w:p>
     <w:p>
@@ -1890,34 +2315,28 @@
           <w:szCs w:val="20"/>
           <w:lang w:val="en-US"/>
         </w:rPr>
-        <w:t>{{facilityCityStateZip}}</w:t>
-      </w:r>
-    </w:p>
-    <w:p>
-      <w:pPr>
-        <w:spacing w:after="120"/>
-        <w:rPr>
-          <w:rFonts w:ascii="Aptos" w:hAnsi="Aptos"/>
-          <w:b/>
-          <w:bCs/>
-          <w:sz w:val="20"/>
-          <w:szCs w:val="20"/>
-          <w:u w:val="single"/>
-        </w:rPr>
-      </w:pPr>
-    </w:p>
-    <w:p>
-      <w:pPr>
-        <w:spacing w:after="120"/>
-        <w:rPr>
-          <w:rFonts w:ascii="Aptos" w:hAnsi="Aptos"/>
-          <w:b/>
-          <w:bCs/>
-          <w:sz w:val="20"/>
-          <w:szCs w:val="20"/>
-          <w:u w:val="single"/>
-        </w:rPr>
-      </w:pPr>
+        <w:t>{{</w:t>
+      </w:r>
+      <w:proofErr w:type="spellStart"/>
+      <w:r>
+        <w:rPr>
+          <w:rFonts w:ascii="Aptos" w:hAnsi="Aptos"/>
+          <w:sz w:val="20"/>
+          <w:szCs w:val="20"/>
+          <w:lang w:val="en-US"/>
+        </w:rPr>
+        <w:t>facilityCityStateZip</w:t>
+      </w:r>
+      <w:proofErr w:type="spellEnd"/>
+      <w:r>
+        <w:rPr>
+          <w:rFonts w:ascii="Aptos" w:hAnsi="Aptos"/>
+          <w:sz w:val="20"/>
+          <w:szCs w:val="20"/>
+          <w:lang w:val="en-US"/>
+        </w:rPr>
+        <w:t>}}</w:t>
+      </w:r>
     </w:p>
     <w:p>
       <w:pPr>
@@ -1998,6 +2417,8 @@
       <w:r>
         <w:rPr>
           <w:rFonts w:ascii="Aptos" w:hAnsi="Aptos"/>
+          <w:b/>
+          <w:bCs/>
           <w:sz w:val="20"/>
           <w:szCs w:val="20"/>
         </w:rPr>
@@ -2007,6 +2428,8 @@
       <w:r>
         <w:rPr>
           <w:rFonts w:ascii="Aptos" w:hAnsi="Aptos"/>
+          <w:b/>
+          <w:bCs/>
           <w:sz w:val="20"/>
           <w:szCs w:val="20"/>
         </w:rPr>
@@ -2015,14 +2438,30 @@
       <w:r>
         <w:rPr>
           <w:rFonts w:ascii="Aptos" w:hAnsi="Aptos"/>
-          <w:sz w:val="20"/>
-          <w:szCs w:val="20"/>
-        </w:rPr>
-        <w:t>weekly by</w:t>
-      </w:r>
-      <w:r>
-        <w:rPr>
-          <w:rFonts w:ascii="Aptos" w:hAnsi="Aptos"/>
+          <w:b/>
+          <w:bCs/>
+          <w:sz w:val="20"/>
+          <w:szCs w:val="20"/>
+        </w:rPr>
+        <w:t xml:space="preserve">weekly </w:t>
+      </w:r>
+      <w:proofErr w:type="gramStart"/>
+      <w:r>
+        <w:rPr>
+          <w:rFonts w:ascii="Aptos" w:hAnsi="Aptos"/>
+          <w:b/>
+          <w:bCs/>
+          <w:sz w:val="20"/>
+          <w:szCs w:val="20"/>
+        </w:rPr>
+        <w:t>by</w:t>
+      </w:r>
+      <w:proofErr w:type="gramEnd"/>
+      <w:r>
+        <w:rPr>
+          <w:rFonts w:ascii="Aptos" w:hAnsi="Aptos"/>
+          <w:b/>
+          <w:bCs/>
           <w:sz w:val="20"/>
           <w:szCs w:val="20"/>
         </w:rPr>
@@ -2031,6 +2470,8 @@
       <w:r>
         <w:rPr>
           <w:rFonts w:ascii="Aptos" w:hAnsi="Aptos"/>
+          <w:b/>
+          <w:bCs/>
           <w:sz w:val="20"/>
           <w:szCs w:val="20"/>
         </w:rPr>
@@ -2039,10 +2480,20 @@
       <w:r>
         <w:rPr>
           <w:rFonts w:ascii="Aptos" w:hAnsi="Aptos"/>
-          <w:sz w:val="20"/>
-          <w:szCs w:val="20"/>
-        </w:rPr>
-        <w:t xml:space="preserve"> 12:00 noon </w:t>
+          <w:b/>
+          <w:bCs/>
+          <w:sz w:val="20"/>
+          <w:szCs w:val="20"/>
+        </w:rPr>
+        <w:t xml:space="preserve"> 12:00 noon</w:t>
+      </w:r>
+      <w:r>
+        <w:rPr>
+          <w:rFonts w:ascii="Aptos" w:hAnsi="Aptos"/>
+          <w:sz w:val="20"/>
+          <w:szCs w:val="20"/>
+        </w:rPr>
+        <w:t xml:space="preserve"> </w:t>
       </w:r>
       <w:r>
         <w:rPr>
@@ -2230,7 +2681,25 @@
           <w:sz w:val="20"/>
           <w:szCs w:val="20"/>
         </w:rPr>
-        <w:t>{{payScheduleFrequency}}</w:t>
+        <w:t>{{</w:t>
+      </w:r>
+      <w:proofErr w:type="spellStart"/>
+      <w:r>
+        <w:rPr>
+          <w:rFonts w:ascii="Aptos" w:hAnsi="Aptos"/>
+          <w:sz w:val="20"/>
+          <w:szCs w:val="20"/>
+        </w:rPr>
+        <w:t>payScheduleFrequency</w:t>
+      </w:r>
+      <w:proofErr w:type="spellEnd"/>
+      <w:r>
+        <w:rPr>
+          <w:rFonts w:ascii="Aptos" w:hAnsi="Aptos"/>
+          <w:sz w:val="20"/>
+          <w:szCs w:val="20"/>
+        </w:rPr>
+        <w:t>}}</w:t>
       </w:r>
       <w:r>
         <w:rPr>
@@ -2587,7 +3056,25 @@
           <w:sz w:val="20"/>
           <w:szCs w:val="20"/>
         </w:rPr>
-        <w:t>Trailblazer or the Employee may terminate this agreement at any time by providing 14 days' written notice. If the Employee terminates the assignment without the required notice, they may be subject to a $1,000 cancellation fee and/or recovery of any client-assessed penalties or other direct costs incurred by Trailblazer as a result of the Employee's early termination, where permitted by applicable law.</w:t>
+        <w:t xml:space="preserve">Trailblazer or the Employee may terminate this agreement at any time by providing 14 days' written notice. If the Employee terminates the assignment without the required notice, they may be subject to a $1,000 cancellation fee and/or recovery of any client-assessed penalties or other direct costs incurred by Trailblazer </w:t>
+      </w:r>
+      <w:proofErr w:type="gramStart"/>
+      <w:r>
+        <w:rPr>
+          <w:rFonts w:ascii="Aptos" w:hAnsi="Aptos"/>
+          <w:sz w:val="20"/>
+          <w:szCs w:val="20"/>
+        </w:rPr>
+        <w:t>as a result of</w:t>
+      </w:r>
+      <w:proofErr w:type="gramEnd"/>
+      <w:r>
+        <w:rPr>
+          <w:rFonts w:ascii="Aptos" w:hAnsi="Aptos"/>
+          <w:sz w:val="20"/>
+          <w:szCs w:val="20"/>
+        </w:rPr>
+        <w:t xml:space="preserve"> the Employee's early termination, where permitted by applicable law.</w:t>
       </w:r>
     </w:p>
     <w:p>
@@ -3397,6 +3884,55 @@
           <w:szCs w:val="20"/>
         </w:rPr>
       </w:pPr>
+      <w:r>
+        <w:rPr>
+          <w:rFonts w:ascii="Aptos" w:hAnsi="Aptos"/>
+          <w:b/>
+          <w:bCs/>
+          <w:sz w:val="20"/>
+          <w:szCs w:val="20"/>
+          <w:u w:val="single"/>
+        </w:rPr>
+        <w:t>Contract Binding</w:t>
+      </w:r>
+      <w:r>
+        <w:rPr>
+          <w:rFonts w:ascii="Aptos" w:eastAsia="Times New Roman" w:hAnsi="Aptos" w:cs="Arial"/>
+          <w:b/>
+          <w:bCs/>
+          <w:sz w:val="20"/>
+          <w:szCs w:val="20"/>
+          <w:u w:val="single"/>
+          <w:lang w:eastAsia="en-AU"/>
+        </w:rPr>
+        <w:t xml:space="preserve"> Authority:</w:t>
+      </w:r>
+      <w:r>
+        <w:rPr>
+          <w:rFonts w:ascii="Aptos" w:eastAsia="Times New Roman" w:hAnsi="Aptos" w:cs="Arial"/>
+          <w:b/>
+          <w:bCs/>
+          <w:sz w:val="20"/>
+          <w:szCs w:val="20"/>
+          <w:lang w:eastAsia="en-AU"/>
+        </w:rPr>
+        <w:t xml:space="preserve"> </w:t>
+      </w:r>
+      <w:r>
+        <w:rPr>
+          <w:rFonts w:ascii="Aptos" w:hAnsi="Aptos"/>
+          <w:sz w:val="20"/>
+          <w:szCs w:val="20"/>
+        </w:rPr>
+        <w:t>Notwithstanding any other term or condition expressed or implied in this offer letter to the contrary, you will not have the authority to enter into any contracts or commitments for or on behalf of TrailBlazer without first obtaining the express written consent of TrailBlazer.</w:t>
+      </w:r>
+    </w:p>
+    <w:p>
+      <w:pPr>
+        <w:rPr>
+          <w:lang w:val="en-AU" w:eastAsia="en-AU"/>
+        </w:rPr>
+      </w:pPr>
     </w:p>
     <w:p>
       <w:pPr>
@@ -3421,7 +3957,25 @@
           <w:sz w:val="20"/>
           <w:szCs w:val="20"/>
         </w:rPr>
-        <w:t>e would like to take this opportunity to thank you for accepting our offer and welcome you to TrailBlazer Staffing Solutions.</w:t>
+        <w:t xml:space="preserve">e would like to take this opportunity to thank you for accepting our offer and </w:t>
+      </w:r>
+      <w:proofErr w:type="gramStart"/>
+      <w:r>
+        <w:rPr>
+          <w:rFonts w:ascii="Aptos" w:hAnsi="Aptos"/>
+          <w:sz w:val="20"/>
+          <w:szCs w:val="20"/>
+        </w:rPr>
+        <w:t>welcome</w:t>
+      </w:r>
+      <w:proofErr w:type="gramEnd"/>
+      <w:r>
+        <w:rPr>
+          <w:rFonts w:ascii="Aptos" w:hAnsi="Aptos"/>
+          <w:sz w:val="20"/>
+          <w:szCs w:val="20"/>
+        </w:rPr>
+        <w:t xml:space="preserve"> you to TrailBlazer Staffing Solutions.</w:t>
       </w:r>
     </w:p>
     <w:p>
@@ -3459,13 +4013,23 @@
           <w:szCs w:val="36"/>
         </w:rPr>
       </w:pPr>
+      <w:proofErr w:type="spellStart"/>
       <w:r>
         <w:rPr>
           <w:rFonts w:ascii="Bradley Hand ITC" w:hAnsi="Bradley Hand ITC"/>
           <w:sz w:val="36"/>
           <w:szCs w:val="36"/>
         </w:rPr>
-        <w:t>Purba Majumder</w:t>
+        <w:t>Purba</w:t>
+      </w:r>
+      <w:proofErr w:type="spellEnd"/>
+      <w:r>
+        <w:rPr>
+          <w:rFonts w:ascii="Bradley Hand ITC" w:hAnsi="Bradley Hand ITC"/>
+          <w:sz w:val="36"/>
+          <w:szCs w:val="36"/>
+        </w:rPr>
+        <w:t xml:space="preserve"> Majumder</w:t>
       </w:r>
     </w:p>
     <w:p>
@@ -3479,15 +4043,27 @@
           <w:szCs w:val="20"/>
         </w:rPr>
       </w:pPr>
-      <w:r>
-        <w:rPr>
-          <w:rFonts w:ascii="Aptos" w:hAnsi="Aptos"/>
-          <w:b/>
-          <w:bCs/>
-          <w:sz w:val="20"/>
-          <w:szCs w:val="20"/>
-        </w:rPr>
-        <w:t>Purba B.</w:t>
+      <w:proofErr w:type="spellStart"/>
+      <w:r>
+        <w:rPr>
+          <w:rFonts w:ascii="Aptos" w:hAnsi="Aptos"/>
+          <w:b/>
+          <w:bCs/>
+          <w:sz w:val="20"/>
+          <w:szCs w:val="20"/>
+        </w:rPr>
+        <w:t>Purba</w:t>
+      </w:r>
+      <w:proofErr w:type="spellEnd"/>
+      <w:r>
+        <w:rPr>
+          <w:rFonts w:ascii="Aptos" w:hAnsi="Aptos"/>
+          <w:b/>
+          <w:bCs/>
+          <w:sz w:val="20"/>
+          <w:szCs w:val="20"/>
+        </w:rPr>
+        <w:t xml:space="preserve"> B.</w:t>
       </w:r>
       <w:r>
         <w:rPr>
@@ -3638,7 +4214,7 @@
 </file>
 
 <file path=word/endnotes.xml><?xml version="1.0" encoding="utf-8"?>
-<w:endnotes xmlns:wpc="http://schemas.microsoft.com/office/word/2010/wordprocessingCanvas" xmlns:cx="http://schemas.microsoft.com/office/drawing/2014/chartex" xmlns:cx1="http://schemas.microsoft.com/office/drawing/2015/9/8/chartex" xmlns:cx2="http://schemas.microsoft.com/office/drawing/2015/10/21/chartex" xmlns:cx3="http://schemas.microsoft.com/office/drawing/2016/5/9/chartex" xmlns:cx4="http://schemas.microsoft.com/office/drawing/2016/5/10/chartex" xmlns:cx5="http://schemas.microsoft.com/office/drawing/2016/5/11/chartex" xmlns:cx6="http://schemas.microsoft.com/office/drawing/2016/5/12/chartex" xmlns:cx7="http://schemas.microsoft.com/office/drawing/2016/5/13/chartex" xmlns:cx8="http://schemas.microsoft.com/office/drawing/2016/5/14/chartex" xmlns:mc="http://schemas.openxmlformats.org/markup-compatibility/2006" xmlns:aink="http://schemas.microsoft.com/office/drawing/2016/ink" xmlns:am3d="http://schemas.microsoft.com/office/drawing/2017/model3d" xmlns:o="urn:schemas-microsoft-com:office:office" xmlns:oel="http://schemas.microsoft.com/office/2019/extlst" xmlns:r="http://schemas.openxmlformats.org/officeDocument/2006/relationships" xmlns:m="http://schemas.openxmlformats.org/officeDocument/2006/math" xmlns:v="urn:schemas-microsoft-com:vml" xmlns:wp14="http://schemas.microsoft.com/office/word/2010/wordprocessingDrawing" xmlns:wp="http://schemas.openxmlformats.org/drawingml/2006/wordprocessingDrawing" xmlns:w10="urn:schemas-microsoft-com:office:word" xmlns:w="http://schemas.openxmlformats.org/wordprocessingml/2006/main" xmlns:w14="http://schemas.microsoft.com/office/word/2010/wordml" xmlns:w15="http://schemas.microsoft.com/office/word/2012/wordml" xmlns:w16cex="http://schemas.microsoft.com/office/word/2018/wordml/cex" xmlns:w16cid="http://schemas.microsoft.com/office/word/2016/wordml/cid" xmlns:w16="http://schemas.microsoft.com/office/word/2018/wordml" xmlns:w16du="http://schemas.microsoft.com/office/word/2023/wordml/word16du" xmlns:w16sdtdh="http://schemas.microsoft.com/office/word/2020/wordml/sdtdatahash" xmlns:w16sdtfl="http://schemas.microsoft.com/office/word/2024/wordml/sdtformatlock" xmlns:w16se="http://schemas.microsoft.com/office/word/2015/wordml/symex" xmlns:wpg="http://schemas.microsoft.com/office/word/2010/wordprocessingGroup" xmlns:wpi="http://schemas.microsoft.com/office/word/2010/wordprocessingInk" xmlns:wne="http://schemas.microsoft.com/office/word/2006/wordml" xmlns:wps="http://schemas.microsoft.com/office/word/2010/wordprocessingShape" mc:Ignorable="w14 w15 w16se w16cid w16 w16cex w16sdtdh w16sdtfl w16du wp14">
+<w:endnotes xmlns:wpc="http://schemas.microsoft.com/office/word/2010/wordprocessingCanvas" xmlns:cx="http://schemas.microsoft.com/office/drawing/2014/chartex" xmlns:cx1="http://schemas.microsoft.com/office/drawing/2015/9/8/chartex" xmlns:cx2="http://schemas.microsoft.com/office/drawing/2015/10/21/chartex" xmlns:cx3="http://schemas.microsoft.com/office/drawing/2016/5/9/chartex" xmlns:cx4="http://schemas.microsoft.com/office/drawing/2016/5/10/chartex" xmlns:cx5="http://schemas.microsoft.com/office/drawing/2016/5/11/chartex" xmlns:cx6="http://schemas.microsoft.com/office/drawing/2016/5/12/chartex" xmlns:cx7="http://schemas.microsoft.com/office/drawing/2016/5/13/chartex" xmlns:cx8="http://schemas.microsoft.com/office/drawing/2016/5/14/chartex" xmlns:mc="http://schemas.openxmlformats.org/markup-compatibility/2006" xmlns:aink="http://schemas.microsoft.com/office/drawing/2016/ink" xmlns:am3d="http://schemas.microsoft.com/office/drawing/2017/model3d" xmlns:o="urn:schemas-microsoft-com:office:office" xmlns:oel="http://schemas.microsoft.com/office/2019/extlst" xmlns:r="http://schemas.openxmlformats.org/officeDocument/2006/relationships" xmlns:m="http://schemas.openxmlformats.org/officeDocument/2006/math" xmlns:v="urn:schemas-microsoft-com:vml" xmlns:wp14="http://schemas.microsoft.com/office/word/2010/wordprocessingDrawing" xmlns:wp="http://schemas.openxmlformats.org/drawingml/2006/wordprocessingDrawing" xmlns:w10="urn:schemas-microsoft-com:office:word" xmlns:w="http://schemas.openxmlformats.org/wordprocessingml/2006/main" xmlns:w14="http://schemas.microsoft.com/office/word/2010/wordml" xmlns:w15="http://schemas.microsoft.com/office/word/2012/wordml" xmlns:w16cei="http://schemas.microsoft.com/office/word/2026/wordml/cei" xmlns:w16cex="http://schemas.microsoft.com/office/word/2018/wordml/cex" xmlns:w16cid="http://schemas.microsoft.com/office/word/2016/wordml/cid" xmlns:w16="http://schemas.microsoft.com/office/word/2018/wordml" xmlns:w16du="http://schemas.microsoft.com/office/word/2023/wordml/word16du" xmlns:w16sdtdh="http://schemas.microsoft.com/office/word/2020/wordml/sdtdatahash" xmlns:w16sdtfl="http://schemas.microsoft.com/office/word/2024/wordml/sdtformatlock" xmlns:w16se="http://schemas.microsoft.com/office/word/2015/wordml/symex" xmlns:wpg="http://schemas.microsoft.com/office/word/2010/wordprocessingGroup" xmlns:wpi="http://schemas.microsoft.com/office/word/2010/wordprocessingInk" xmlns:wne="http://schemas.microsoft.com/office/word/2006/wordml" xmlns:wps="http://schemas.microsoft.com/office/word/2010/wordprocessingShape" mc:Ignorable="w14 w15 w16se w16cid w16 w16cex w16sdtdh w16sdtfl w16du wp14">
   <w:endnote w:type="separator" w:id="-1">
     <w:p>
       <w:pPr>
@@ -3663,7 +4239,7 @@
 </file>
 
 <file path=word/footer1.xml><?xml version="1.0" encoding="utf-8"?>
-<w:ftr xmlns:wpc="http://schemas.microsoft.com/office/word/2010/wordprocessingCanvas" xmlns:cx="http://schemas.microsoft.com/office/drawing/2014/chartex" xmlns:cx1="http://schemas.microsoft.com/office/drawing/2015/9/8/chartex" xmlns:cx2="http://schemas.microsoft.com/office/drawing/2015/10/21/chartex" xmlns:cx3="http://schemas.microsoft.com/office/drawing/2016/5/9/chartex" xmlns:cx4="http://schemas.microsoft.com/office/drawing/2016/5/10/chartex" xmlns:cx5="http://schemas.microsoft.com/office/drawing/2016/5/11/chartex" xmlns:cx6="http://schemas.microsoft.com/office/drawing/2016/5/12/chartex" xmlns:cx7="http://schemas.microsoft.com/office/drawing/2016/5/13/chartex" xmlns:cx8="http://schemas.microsoft.com/office/drawing/2016/5/14/chartex" xmlns:mc="http://schemas.openxmlformats.org/markup-compatibility/2006" xmlns:aink="http://schemas.microsoft.com/office/drawing/2016/ink" xmlns:am3d="http://schemas.microsoft.com/office/drawing/2017/model3d" xmlns:o="urn:schemas-microsoft-com:office:office" xmlns:oel="http://schemas.microsoft.com/office/2019/extlst" xmlns:r="http://schemas.openxmlformats.org/officeDocument/2006/relationships" xmlns:m="http://schemas.openxmlformats.org/officeDocument/2006/math" xmlns:v="urn:schemas-microsoft-com:vml" xmlns:wp14="http://schemas.microsoft.com/office/word/2010/wordprocessingDrawing" xmlns:wp="http://schemas.openxmlformats.org/drawingml/2006/wordprocessingDrawing" xmlns:w10="urn:schemas-microsoft-com:office:word" xmlns:w="http://schemas.openxmlformats.org/wordprocessingml/2006/main" xmlns:w14="http://schemas.microsoft.com/office/word/2010/wordml" xmlns:w15="http://schemas.microsoft.com/office/word/2012/wordml" xmlns:w16cex="http://schemas.microsoft.com/office/word/2018/wordml/cex" xmlns:w16cid="http://schemas.microsoft.com/office/word/2016/wordml/cid" xmlns:w16="http://schemas.microsoft.com/office/word/2018/wordml" xmlns:w16du="http://schemas.microsoft.com/office/word/2023/wordml/word16du" xmlns:w16sdtdh="http://schemas.microsoft.com/office/word/2020/wordml/sdtdatahash" xmlns:w16sdtfl="http://schemas.microsoft.com/office/word/2024/wordml/sdtformatlock" xmlns:w16se="http://schemas.microsoft.com/office/word/2015/wordml/symex" xmlns:wpg="http://schemas.microsoft.com/office/word/2010/wordprocessingGroup" xmlns:wpi="http://schemas.microsoft.com/office/word/2010/wordprocessingInk" xmlns:wne="http://schemas.microsoft.com/office/word/2006/wordml" xmlns:wps="http://schemas.microsoft.com/office/word/2010/wordprocessingShape" mc:Ignorable="w14 w15 w16se w16cid w16 w16cex w16sdtdh w16sdtfl w16du wp14">
+<w:ftr xmlns:wpc="http://schemas.microsoft.com/office/word/2010/wordprocessingCanvas" xmlns:cx="http://schemas.microsoft.com/office/drawing/2014/chartex" xmlns:cx1="http://schemas.microsoft.com/office/drawing/2015/9/8/chartex" xmlns:cx2="http://schemas.microsoft.com/office/drawing/2015/10/21/chartex" xmlns:cx3="http://schemas.microsoft.com/office/drawing/2016/5/9/chartex" xmlns:cx4="http://schemas.microsoft.com/office/drawing/2016/5/10/chartex" xmlns:cx5="http://schemas.microsoft.com/office/drawing/2016/5/11/chartex" xmlns:cx6="http://schemas.microsoft.com/office/drawing/2016/5/12/chartex" xmlns:cx7="http://schemas.microsoft.com/office/drawing/2016/5/13/chartex" xmlns:cx8="http://schemas.microsoft.com/office/drawing/2016/5/14/chartex" xmlns:mc="http://schemas.openxmlformats.org/markup-compatibility/2006" xmlns:aink="http://schemas.microsoft.com/office/drawing/2016/ink" xmlns:am3d="http://schemas.microsoft.com/office/drawing/2017/model3d" xmlns:o="urn:schemas-microsoft-com:office:office" xmlns:oel="http://schemas.microsoft.com/office/2019/extlst" xmlns:r="http://schemas.openxmlformats.org/officeDocument/2006/relationships" xmlns:m="http://schemas.openxmlformats.org/officeDocument/2006/math" xmlns:v="urn:schemas-microsoft-com:vml" xmlns:wp14="http://schemas.microsoft.com/office/word/2010/wordprocessingDrawing" xmlns:wp="http://schemas.openxmlformats.org/drawingml/2006/wordprocessingDrawing" xmlns:w10="urn:schemas-microsoft-com:office:word" xmlns:w="http://schemas.openxmlformats.org/wordprocessingml/2006/main" xmlns:w14="http://schemas.microsoft.com/office/word/2010/wordml" xmlns:w15="http://schemas.microsoft.com/office/word/2012/wordml" xmlns:w16cei="http://schemas.microsoft.com/office/word/2026/wordml/cei" xmlns:w16cex="http://schemas.microsoft.com/office/word/2018/wordml/cex" xmlns:w16cid="http://schemas.microsoft.com/office/word/2016/wordml/cid" xmlns:w16="http://schemas.microsoft.com/office/word/2018/wordml" xmlns:w16du="http://schemas.microsoft.com/office/word/2023/wordml/word16du" xmlns:w16sdtdh="http://schemas.microsoft.com/office/word/2020/wordml/sdtdatahash" xmlns:w16sdtfl="http://schemas.microsoft.com/office/word/2024/wordml/sdtformatlock" xmlns:w16se="http://schemas.microsoft.com/office/word/2015/wordml/symex" xmlns:wpg="http://schemas.microsoft.com/office/word/2010/wordprocessingGroup" xmlns:wpi="http://schemas.microsoft.com/office/word/2010/wordprocessingInk" xmlns:wne="http://schemas.microsoft.com/office/word/2006/wordml" xmlns:wps="http://schemas.microsoft.com/office/word/2010/wordprocessingShape" mc:Ignorable="w14 w15 w16se w16cid w16 w16cex w16sdtdh w16sdtfl w16du wp14">
   <w:p>
     <w:pPr>
       <w:pStyle w:val="Footer"/>
@@ -3940,7 +4516,7 @@
 </file>
 
 <file path=word/footnotes.xml><?xml version="1.0" encoding="utf-8"?>
-<w:footnotes xmlns:wpc="http://schemas.microsoft.com/office/word/2010/wordprocessingCanvas" xmlns:cx="http://schemas.microsoft.com/office/drawing/2014/chartex" xmlns:cx1="http://schemas.microsoft.com/office/drawing/2015/9/8/chartex" xmlns:cx2="http://schemas.microsoft.com/office/drawing/2015/10/21/chartex" xmlns:cx3="http://schemas.microsoft.com/office/drawing/2016/5/9/chartex" xmlns:cx4="http://schemas.microsoft.com/office/drawing/2016/5/10/chartex" xmlns:cx5="http://schemas.microsoft.com/office/drawing/2016/5/11/chartex" xmlns:cx6="http://schemas.microsoft.com/office/drawing/2016/5/12/chartex" xmlns:cx7="http://schemas.microsoft.com/office/drawing/2016/5/13/chartex" xmlns:cx8="http://schemas.microsoft.com/office/drawing/2016/5/14/chartex" xmlns:mc="http://schemas.openxmlformats.org/markup-compatibility/2006" xmlns:aink="http://schemas.microsoft.com/office/drawing/2016/ink" xmlns:am3d="http://schemas.microsoft.com/office/drawing/2017/model3d" xmlns:o="urn:schemas-microsoft-com:office:office" xmlns:oel="http://schemas.microsoft.com/office/2019/extlst" xmlns:r="http://schemas.openxmlformats.org/officeDocument/2006/relationships" xmlns:m="http://schemas.openxmlformats.org/officeDocument/2006/math" xmlns:v="urn:schemas-microsoft-com:vml" xmlns:wp14="http://schemas.microsoft.com/office/word/2010/wordprocessingDrawing" xmlns:wp="http://schemas.openxmlformats.org/drawingml/2006/wordprocessingDrawing" xmlns:w10="urn:schemas-microsoft-com:office:word" xmlns:w="http://schemas.openxmlformats.org/wordprocessingml/2006/main" xmlns:w14="http://schemas.microsoft.com/office/word/2010/wordml" xmlns:w15="http://schemas.microsoft.com/office/word/2012/wordml" xmlns:w16cex="http://schemas.microsoft.com/office/word/2018/wordml/cex" xmlns:w16cid="http://schemas.microsoft.com/office/word/2016/wordml/cid" xmlns:w16="http://schemas.microsoft.com/office/word/2018/wordml" xmlns:w16du="http://schemas.microsoft.com/office/word/2023/wordml/word16du" xmlns:w16sdtdh="http://schemas.microsoft.com/office/word/2020/wordml/sdtdatahash" xmlns:w16sdtfl="http://schemas.microsoft.com/office/word/2024/wordml/sdtformatlock" xmlns:w16se="http://schemas.microsoft.com/office/word/2015/wordml/symex" xmlns:wpg="http://schemas.microsoft.com/office/word/2010/wordprocessingGroup" xmlns:wpi="http://schemas.microsoft.com/office/word/2010/wordprocessingInk" xmlns:wne="http://schemas.microsoft.com/office/word/2006/wordml" xmlns:wps="http://schemas.microsoft.com/office/word/2010/wordprocessingShape" mc:Ignorable="w14 w15 w16se w16cid w16 w16cex w16sdtdh w16sdtfl w16du wp14">
+<w:footnotes xmlns:wpc="http://schemas.microsoft.com/office/word/2010/wordprocessingCanvas" xmlns:cx="http://schemas.microsoft.com/office/drawing/2014/chartex" xmlns:cx1="http://schemas.microsoft.com/office/drawing/2015/9/8/chartex" xmlns:cx2="http://schemas.microsoft.com/office/drawing/2015/10/21/chartex" xmlns:cx3="http://schemas.microsoft.com/office/drawing/2016/5/9/chartex" xmlns:cx4="http://schemas.microsoft.com/office/drawing/2016/5/10/chartex" xmlns:cx5="http://schemas.microsoft.com/office/drawing/2016/5/11/chartex" xmlns:cx6="http://schemas.microsoft.com/office/drawing/2016/5/12/chartex" xmlns:cx7="http://schemas.microsoft.com/office/drawing/2016/5/13/chartex" xmlns:cx8="http://schemas.microsoft.com/office/drawing/2016/5/14/chartex" xmlns:mc="http://schemas.openxmlformats.org/markup-compatibility/2006" xmlns:aink="http://schemas.microsoft.com/office/drawing/2016/ink" xmlns:am3d="http://schemas.microsoft.com/office/drawing/2017/model3d" xmlns:o="urn:schemas-microsoft-com:office:office" xmlns:oel="http://schemas.microsoft.com/office/2019/extlst" xmlns:r="http://schemas.openxmlformats.org/officeDocument/2006/relationships" xmlns:m="http://schemas.openxmlformats.org/officeDocument/2006/math" xmlns:v="urn:schemas-microsoft-com:vml" xmlns:wp14="http://schemas.microsoft.com/office/word/2010/wordprocessingDrawing" xmlns:wp="http://schemas.openxmlformats.org/drawingml/2006/wordprocessingDrawing" xmlns:w10="urn:schemas-microsoft-com:office:word" xmlns:w="http://schemas.openxmlformats.org/wordprocessingml/2006/main" xmlns:w14="http://schemas.microsoft.com/office/word/2010/wordml" xmlns:w15="http://schemas.microsoft.com/office/word/2012/wordml" xmlns:w16cei="http://schemas.microsoft.com/office/word/2026/wordml/cei" xmlns:w16cex="http://schemas.microsoft.com/office/word/2018/wordml/cex" xmlns:w16cid="http://schemas.microsoft.com/office/word/2016/wordml/cid" xmlns:w16="http://schemas.microsoft.com/office/word/2018/wordml" xmlns:w16du="http://schemas.microsoft.com/office/word/2023/wordml/word16du" xmlns:w16sdtdh="http://schemas.microsoft.com/office/word/2020/wordml/sdtdatahash" xmlns:w16sdtfl="http://schemas.microsoft.com/office/word/2024/wordml/sdtformatlock" xmlns:w16se="http://schemas.microsoft.com/office/word/2015/wordml/symex" xmlns:wpg="http://schemas.microsoft.com/office/word/2010/wordprocessingGroup" xmlns:wpi="http://schemas.microsoft.com/office/word/2010/wordprocessingInk" xmlns:wne="http://schemas.microsoft.com/office/word/2006/wordml" xmlns:wps="http://schemas.microsoft.com/office/word/2010/wordprocessingShape" mc:Ignorable="w14 w15 w16se w16cid w16 w16cex w16sdtdh w16sdtfl w16du wp14">
   <w:footnote w:type="separator" w:id="-1">
     <w:p>
       <w:pPr>
@@ -3965,7 +4541,7 @@
 </file>
 
 <file path=word/numbering.xml><?xml version="1.0" encoding="utf-8"?>
-<w:numbering xmlns:wpc="http://schemas.microsoft.com/office/word/2010/wordprocessingCanvas" xmlns:cx="http://schemas.microsoft.com/office/drawing/2014/chartex" xmlns:cx1="http://schemas.microsoft.com/office/drawing/2015/9/8/chartex" xmlns:cx2="http://schemas.microsoft.com/office/drawing/2015/10/21/chartex" xmlns:cx3="http://schemas.microsoft.com/office/drawing/2016/5/9/chartex" xmlns:cx4="http://schemas.microsoft.com/office/drawing/2016/5/10/chartex" xmlns:cx5="http://schemas.microsoft.com/office/drawing/2016/5/11/chartex" xmlns:cx6="http://schemas.microsoft.com/office/drawing/2016/5/12/chartex" xmlns:cx7="http://schemas.microsoft.com/office/drawing/2016/5/13/chartex" xmlns:cx8="http://schemas.microsoft.com/office/drawing/2016/5/14/chartex" xmlns:mc="http://schemas.openxmlformats.org/markup-compatibility/2006" xmlns:aink="http://schemas.microsoft.com/office/drawing/2016/ink" xmlns:am3d="http://schemas.microsoft.com/office/drawing/2017/model3d" xmlns:o="urn:schemas-microsoft-com:office:office" xmlns:oel="http://schemas.microsoft.com/office/2019/extlst" xmlns:r="http://schemas.openxmlformats.org/officeDocument/2006/relationships" xmlns:m="http://schemas.openxmlformats.org/officeDocument/2006/math" xmlns:v="urn:schemas-microsoft-com:vml" xmlns:wp14="http://schemas.microsoft.com/office/word/2010/wordprocessingDrawing" xmlns:wp="http://schemas.openxmlformats.org/drawingml/2006/wordprocessingDrawing" xmlns:w10="urn:schemas-microsoft-com:office:word" xmlns:w="http://schemas.openxmlformats.org/wordprocessingml/2006/main" xmlns:w14="http://schemas.microsoft.com/office/word/2010/wordml" xmlns:w15="http://schemas.microsoft.com/office/word/2012/wordml" xmlns:w16cex="http://schemas.microsoft.com/office/word/2018/wordml/cex" xmlns:w16cid="http://schemas.microsoft.com/office/word/2016/wordml/cid" xmlns:w16="http://schemas.microsoft.com/office/word/2018/wordml" xmlns:w16du="http://schemas.microsoft.com/office/word/2023/wordml/word16du" xmlns:w16sdtdh="http://schemas.microsoft.com/office/word/2020/wordml/sdtdatahash" xmlns:w16sdtfl="http://schemas.microsoft.com/office/word/2024/wordml/sdtformatlock" xmlns:w16se="http://schemas.microsoft.com/office/word/2015/wordml/symex" xmlns:wpg="http://schemas.microsoft.com/office/word/2010/wordprocessingGroup" xmlns:wpi="http://schemas.microsoft.com/office/word/2010/wordprocessingInk" xmlns:wne="http://schemas.microsoft.com/office/word/2006/wordml" xmlns:wps="http://schemas.microsoft.com/office/word/2010/wordprocessingShape" mc:Ignorable="w14 w15 w16se w16cid w16 w16cex w16sdtdh w16sdtfl w16du wp14">
+<w:numbering xmlns:wpc="http://schemas.microsoft.com/office/word/2010/wordprocessingCanvas" xmlns:cx="http://schemas.microsoft.com/office/drawing/2014/chartex" xmlns:cx1="http://schemas.microsoft.com/office/drawing/2015/9/8/chartex" xmlns:cx2="http://schemas.microsoft.com/office/drawing/2015/10/21/chartex" xmlns:cx3="http://schemas.microsoft.com/office/drawing/2016/5/9/chartex" xmlns:cx4="http://schemas.microsoft.com/office/drawing/2016/5/10/chartex" xmlns:cx5="http://schemas.microsoft.com/office/drawing/2016/5/11/chartex" xmlns:cx6="http://schemas.microsoft.com/office/drawing/2016/5/12/chartex" xmlns:cx7="http://schemas.microsoft.com/office/drawing/2016/5/13/chartex" xmlns:cx8="http://schemas.microsoft.com/office/drawing/2016/5/14/chartex" xmlns:mc="http://schemas.openxmlformats.org/markup-compatibility/2006" xmlns:aink="http://schemas.microsoft.com/office/drawing/2016/ink" xmlns:am3d="http://schemas.microsoft.com/office/drawing/2017/model3d" xmlns:o="urn:schemas-microsoft-com:office:office" xmlns:oel="http://schemas.microsoft.com/office/2019/extlst" xmlns:r="http://schemas.openxmlformats.org/officeDocument/2006/relationships" xmlns:m="http://schemas.openxmlformats.org/officeDocument/2006/math" xmlns:v="urn:schemas-microsoft-com:vml" xmlns:wp14="http://schemas.microsoft.com/office/word/2010/wordprocessingDrawing" xmlns:wp="http://schemas.openxmlformats.org/drawingml/2006/wordprocessingDrawing" xmlns:w10="urn:schemas-microsoft-com:office:word" xmlns:w="http://schemas.openxmlformats.org/wordprocessingml/2006/main" xmlns:w14="http://schemas.microsoft.com/office/word/2010/wordml" xmlns:w15="http://schemas.microsoft.com/office/word/2012/wordml" xmlns:w16cei="http://schemas.microsoft.com/office/word/2026/wordml/cei" xmlns:w16cex="http://schemas.microsoft.com/office/word/2018/wordml/cex" xmlns:w16cid="http://schemas.microsoft.com/office/word/2016/wordml/cid" xmlns:w16="http://schemas.microsoft.com/office/word/2018/wordml" xmlns:w16du="http://schemas.microsoft.com/office/word/2023/wordml/word16du" xmlns:w16sdtdh="http://schemas.microsoft.com/office/word/2020/wordml/sdtdatahash" xmlns:w16sdtfl="http://schemas.microsoft.com/office/word/2024/wordml/sdtformatlock" xmlns:w16se="http://schemas.microsoft.com/office/word/2015/wordml/symex" xmlns:wpg="http://schemas.microsoft.com/office/word/2010/wordprocessingGroup" xmlns:wpi="http://schemas.microsoft.com/office/word/2010/wordprocessingInk" xmlns:wne="http://schemas.microsoft.com/office/word/2006/wordml" xmlns:wps="http://schemas.microsoft.com/office/word/2010/wordprocessingShape" mc:Ignorable="w14 w15 w16se w16cid w16 w16cex w16sdtdh w16sdtfl w16du wp14">
   <w:abstractNum w:abstractNumId="0" w15:restartNumberingAfterBreak="0">
     <w:nsid w:val="1B6D4E71"/>
     <w:multiLevelType w:val="multilevel"/>
@@ -6835,23 +7411,6 @@
 </file>
 
 <file path=customXml/item1.xml><?xml version="1.0" encoding="utf-8"?>
-<?mso-contentType ?>
-<FormTemplates xmlns="http://schemas.microsoft.com/sharepoint/v3/contenttype/forms">
-  <Display>DocumentLibraryForm</Display>
-  <Edit>DocumentLibraryForm</Edit>
-  <New>DocumentLibraryForm</New>
-</FormTemplates>
-</file>
-
-<file path=customXml/item2.xml><?xml version="1.0" encoding="utf-8"?>
-<p:properties xmlns:p="http://schemas.microsoft.com/office/2006/metadata/properties" xmlns:xsi="http://www.w3.org/2001/XMLSchema-instance" xmlns:pc="http://schemas.microsoft.com/office/infopath/2007/PartnerControls">
-  <documentManagement>
-    <_activity xmlns="2169045f-e607-4534-844d-fccd73ad8fdf" xsi:nil="true"/>
-  </documentManagement>
-</p:properties>
-</file>
-
-<file path=customXml/item3.xml><?xml version="1.0" encoding="utf-8"?>
 <ct:contentTypeSchema xmlns:ct="http://schemas.microsoft.com/office/2006/metadata/contentType" xmlns:ma="http://schemas.microsoft.com/office/2006/metadata/properties/metaAttributes" ct:_="" ma:_="" ma:contentTypeName="Document" ma:contentTypeID="0x010100F3365D30B7BA604CBF10B41D4887A9AD" ma:contentTypeVersion="9" ma:contentTypeDescription="Create a new document." ma:contentTypeScope="" ma:versionID="0039b0dff1a773dffb7957b278b56eef">
   <xsd:schema xmlns:xsd="http://www.w3.org/2001/XMLSchema" xmlns:xs="http://www.w3.org/2001/XMLSchema" xmlns:p="http://schemas.microsoft.com/office/2006/metadata/properties" xmlns:ns3="2169045f-e607-4534-844d-fccd73ad8fdf" targetNamespace="http://schemas.microsoft.com/office/2006/metadata/properties" ma:root="true" ma:fieldsID="2a088f01f83aaa5fd78ab1ee0be9b847" ns3:_="">
     <xsd:import namespace="2169045f-e607-4534-844d-fccd73ad8fdf"/>
@@ -7027,10 +7586,37 @@
 </ct:contentTypeSchema>
 </file>
 
+<file path=customXml/item2.xml><?xml version="1.0" encoding="utf-8"?>
+<p:properties xmlns:p="http://schemas.microsoft.com/office/2006/metadata/properties" xmlns:xsi="http://www.w3.org/2001/XMLSchema-instance" xmlns:pc="http://schemas.microsoft.com/office/infopath/2007/PartnerControls">
+  <documentManagement>
+    <_activity xmlns="2169045f-e607-4534-844d-fccd73ad8fdf" xsi:nil="true"/>
+  </documentManagement>
+</p:properties>
+</file>
+
+<file path=customXml/item3.xml><?xml version="1.0" encoding="utf-8"?>
+<?mso-contentType ?>
+<FormTemplates xmlns="http://schemas.microsoft.com/sharepoint/v3/contenttype/forms">
+  <Display>DocumentLibraryForm</Display>
+  <Edit>DocumentLibraryForm</Edit>
+  <New>DocumentLibraryForm</New>
+</FormTemplates>
+</file>
+
 <file path=customXml/itemProps1.xml><?xml version="1.0" encoding="utf-8"?>
-<ds:datastoreItem xmlns:ds="http://schemas.openxmlformats.org/officeDocument/2006/customXml" ds:itemID="{59393987-0C0B-4D6F-A718-E27F3D924901}">
+<ds:datastoreItem xmlns:ds="http://schemas.openxmlformats.org/officeDocument/2006/customXml" ds:itemID="{F096A583-D72D-443E-A7C0-05E146F2C94E}">
   <ds:schemaRefs>
-    <ds:schemaRef ds:uri="http://schemas.microsoft.com/sharepoint/v3/contenttype/forms"/>
+    <ds:schemaRef ds:uri="http://schemas.microsoft.com/office/2006/metadata/contentType"/>
+    <ds:schemaRef ds:uri="http://schemas.microsoft.com/office/2006/metadata/properties/metaAttributes"/>
+    <ds:schemaRef ds:uri="http://www.w3.org/2001/XMLSchema"/>
+    <ds:schemaRef ds:uri="http://schemas.microsoft.com/office/2006/metadata/properties"/>
+    <ds:schemaRef ds:uri="2169045f-e607-4534-844d-fccd73ad8fdf"/>
+    <ds:schemaRef ds:uri="http://schemas.microsoft.com/office/2006/documentManagement/types"/>
+    <ds:schemaRef ds:uri="http://schemas.microsoft.com/office/infopath/2007/PartnerControls"/>
+    <ds:schemaRef ds:uri="http://schemas.openxmlformats.org/package/2006/metadata/core-properties"/>
+    <ds:schemaRef ds:uri="http://purl.org/dc/elements/1.1/"/>
+    <ds:schemaRef ds:uri="http://purl.org/dc/terms/"/>
+    <ds:schemaRef ds:uri="http://schemas.microsoft.com/internal/obd"/>
   </ds:schemaRefs>
 </ds:datastoreItem>
 </file>
@@ -7046,19 +7632,9 @@
 </file>
 
 <file path=customXml/itemProps3.xml><?xml version="1.0" encoding="utf-8"?>
-<ds:datastoreItem xmlns:ds="http://schemas.openxmlformats.org/officeDocument/2006/customXml" ds:itemID="{F096A583-D72D-443E-A7C0-05E146F2C94E}">
+<ds:datastoreItem xmlns:ds="http://schemas.openxmlformats.org/officeDocument/2006/customXml" ds:itemID="{59393987-0C0B-4D6F-A718-E27F3D924901}">
   <ds:schemaRefs>
-    <ds:schemaRef ds:uri="http://schemas.microsoft.com/office/2006/metadata/contentType"/>
-    <ds:schemaRef ds:uri="http://schemas.microsoft.com/office/2006/metadata/properties/metaAttributes"/>
-    <ds:schemaRef ds:uri="http://www.w3.org/2001/XMLSchema"/>
-    <ds:schemaRef ds:uri="http://schemas.microsoft.com/office/2006/metadata/properties"/>
-    <ds:schemaRef ds:uri="2169045f-e607-4534-844d-fccd73ad8fdf"/>
-    <ds:schemaRef ds:uri="http://schemas.microsoft.com/office/2006/documentManagement/types"/>
-    <ds:schemaRef ds:uri="http://schemas.microsoft.com/office/infopath/2007/PartnerControls"/>
-    <ds:schemaRef ds:uri="http://schemas.openxmlformats.org/package/2006/metadata/core-properties"/>
-    <ds:schemaRef ds:uri="http://purl.org/dc/elements/1.1/"/>
-    <ds:schemaRef ds:uri="http://purl.org/dc/terms/"/>
-    <ds:schemaRef ds:uri="http://schemas.microsoft.com/internal/obd"/>
+    <ds:schemaRef ds:uri="http://schemas.microsoft.com/sharepoint/v3/contenttype/forms"/>
   </ds:schemaRefs>
 </ds:datastoreItem>
 </file>